--- a/01_教材_Textbooks/RWKV大模型入门教材_初中生版.docx
+++ b/01_教材_Textbooks/RWKV大模型入门教材_初中生版.docx
@@ -2037,6 +2037,25 @@
         </w:p>
         <w:p>
           <w:pPr>
+            <w:pStyle w:val="11"/>
+            <w:ind w:left="360"/>
+            <w:tabs>
+              <w:tab w:val="right" w:leader="dot" w:pos="9026"/>
+            </w:tabs>
+            <w:spacing w:before="120" w:after="60"/>
+          </w:pPr>
+          <w:r>
+            <w:t>24.5 提示词层的暗坑：一个空格值 63 道题（2026.10 社区实测）</w:t>
+          </w:r>
+          <w:r>
+            <w:tab/>
+          </w:r>
+          <w:r>
+            <w:t>47</w:t>
+          </w:r>
+        </w:p>
+        <w:p>
+          <w:pPr>
             <w:pStyle w:val="9"/>
             <w:tabs>
               <w:tab w:val="right" w:leader="dot" w:pos="9026"/>
@@ -2088,7 +2107,7 @@
             <w:tab/>
           </w:r>
           <w:r>
-            <w:t>47</w:t>
+            <w:t>48</w:t>
           </w:r>
         </w:p>
         <w:p>
@@ -2107,7 +2126,7 @@
             <w:tab/>
           </w:r>
           <w:r>
-            <w:t>47</w:t>
+            <w:t>48</w:t>
           </w:r>
         </w:p>
         <w:p>
@@ -2125,7 +2144,7 @@
             <w:tab/>
           </w:r>
           <w:r>
-            <w:t>48</w:t>
+            <w:t>49</w:t>
           </w:r>
         </w:p>
         <w:p>
@@ -2144,7 +2163,7 @@
             <w:tab/>
           </w:r>
           <w:r>
-            <w:t>48</w:t>
+            <w:t>49</w:t>
           </w:r>
         </w:p>
         <w:p>
@@ -2200,7 +2219,7 @@
             <w:tab/>
           </w:r>
           <w:r>
-            <w:t>49</w:t>
+            <w:t>50</w:t>
           </w:r>
         </w:p>
         <w:p>
@@ -2218,7 +2237,7 @@
             <w:tab/>
           </w:r>
           <w:r>
-            <w:t>49</w:t>
+            <w:t>50</w:t>
           </w:r>
         </w:p>
         <w:p>
@@ -2254,7 +2273,7 @@
             <w:tab/>
           </w:r>
           <w:r>
-            <w:t>50</w:t>
+            <w:t>51</w:t>
           </w:r>
         </w:p>
         <w:p>
@@ -2272,7 +2291,7 @@
             <w:tab/>
           </w:r>
           <w:r>
-            <w:t>50</w:t>
+            <w:t>51</w:t>
           </w:r>
         </w:p>
         <w:p>
@@ -2310,7 +2329,7 @@
             <w:tab/>
           </w:r>
           <w:r>
-            <w:t>51</w:t>
+            <w:t>52</w:t>
           </w:r>
         </w:p>
         <w:p>
@@ -2329,7 +2348,7 @@
             <w:tab/>
           </w:r>
           <w:r>
-            <w:t>51</w:t>
+            <w:t>52</w:t>
           </w:r>
         </w:p>
         <w:p>
@@ -2367,7 +2386,7 @@
             <w:tab/>
           </w:r>
           <w:r>
-            <w:t>52</w:t>
+            <w:t>53</w:t>
           </w:r>
         </w:p>
         <w:p>
@@ -2386,7 +2405,7 @@
             <w:tab/>
           </w:r>
           <w:r>
-            <w:t>52</w:t>
+            <w:t>53</w:t>
           </w:r>
         </w:p>
         <w:p>
@@ -2424,7 +2443,7 @@
             <w:tab/>
           </w:r>
           <w:r>
-            <w:t>53</w:t>
+            <w:t>54</w:t>
           </w:r>
         </w:p>
         <w:p>
@@ -2462,7 +2481,7 @@
             <w:tab/>
           </w:r>
           <w:r>
-            <w:t>54</w:t>
+            <w:t>55</w:t>
           </w:r>
         </w:p>
         <w:p>
@@ -2500,7 +2519,7 @@
             <w:tab/>
           </w:r>
           <w:r>
-            <w:t>55</w:t>
+            <w:t>56</w:t>
           </w:r>
         </w:p>
         <w:p>
@@ -2519,7 +2538,7 @@
             <w:tab/>
           </w:r>
           <w:r>
-            <w:t>55</w:t>
+            <w:t>56</w:t>
           </w:r>
         </w:p>
         <w:p>
@@ -2557,7 +2576,7 @@
             <w:tab/>
           </w:r>
           <w:r>
-            <w:t>56</w:t>
+            <w:t>57</w:t>
           </w:r>
         </w:p>
         <w:p>
@@ -2576,7 +2595,7 @@
             <w:tab/>
           </w:r>
           <w:r>
-            <w:t>56</w:t>
+            <w:t>57</w:t>
           </w:r>
         </w:p>
         <w:p>
@@ -2614,7 +2633,7 @@
             <w:tab/>
           </w:r>
           <w:r>
-            <w:t>57</w:t>
+            <w:t>58</w:t>
           </w:r>
         </w:p>
         <w:p>
@@ -2651,7 +2670,7 @@
             <w:tab/>
           </w:r>
           <w:r>
-            <w:t>58</w:t>
+            <w:t>59</w:t>
           </w:r>
         </w:p>
         <w:p>
@@ -2670,7 +2689,7 @@
             <w:tab/>
           </w:r>
           <w:r>
-            <w:t>59</w:t>
+            <w:t>60</w:t>
           </w:r>
         </w:p>
         <w:p>
@@ -2689,7 +2708,7 @@
             <w:tab/>
           </w:r>
           <w:r>
-            <w:t>60</w:t>
+            <w:t>61</w:t>
           </w:r>
         </w:p>
         <w:p>
@@ -2708,7 +2727,7 @@
             <w:tab/>
           </w:r>
           <w:r>
-            <w:t>61</w:t>
+            <w:t>62</w:t>
           </w:r>
         </w:p>
         <w:p>
@@ -2745,7 +2764,7 @@
             <w:tab/>
           </w:r>
           <w:r>
-            <w:t>62</w:t>
+            <w:t>63</w:t>
           </w:r>
         </w:p>
         <w:p>
@@ -2764,7 +2783,7 @@
             <w:tab/>
           </w:r>
           <w:r>
-            <w:t>62</w:t>
+            <w:t>63</w:t>
           </w:r>
         </w:p>
         <w:p>
@@ -26634,157 +26653,6 @@
         <w:t xml:space="preserve">遇到问题按四步走：(1) 读报错最后一行（Python 报错从下往上读，第一行是人话，最后几行是现场）；(2) 最小复现——把问题缩到 10 行代码以内；(3) 二分定位——换模型？换数据？换参数？一次只换一个；(4) 搜 GitHub 的 issue 区——你 99% 不是第一个踩坑的人。学会提问的艺术：贴完整报错、说明环境（显卡/系统/版本）、给出最小复现代码。</w:t>
       </w:r>
     </w:p>
-    <w:tbl>
-      <w:tblPr>
-        <w:tblW w:type="pct" w:w="5000"/>
-        <w:tblBorders>
-          <w:top w:val="none" w:color="FFFFFF" w:sz="0"/>
-          <w:left w:val="single" w:color="1B6B7A" w:sz="18"/>
-          <w:bottom w:val="none" w:color="FFFFFF" w:sz="0"/>
-          <w:right w:val="none" w:color="FFFFFF" w:sz="0"/>
-          <w:insideH w:val="none" w:color="FFFFFF" w:sz="0"/>
-          <w:insideV w:val="none" w:color="FFFFFF" w:sz="0"/>
-        </w:tblBorders>
-        <w:tblLayout w:type="fixed"/>
-      </w:tblPr>
-      <w:tblGrid>
-        <w:gridCol w:w="8788"/>
-      </w:tblGrid>
-      <w:tr>
-        <w:tc>
-          <w:tcPr>
-            <w:shd w:fill="EEF4F7" w:val="clear"/>
-            <w:tcMar>
-              <w:top w:type="dxa" w:w="120"/>
-              <w:left w:type="dxa" w:w="200"/>
-              <w:bottom w:type="dxa" w:w="120"/>
-              <w:right w:type="dxa" w:w="200"/>
-            </w:tcMar>
-          </w:tcPr>
-          <w:p>
-            <w:pPr>
-              <w:spacing w:after="60" w:line="300"/>
-            </w:pPr>
-            <w:r>
-              <w:rPr>
-                <w:rFonts w:ascii="Arial" w:eastAsia="SimHei"/>
-                <w:b/>
-                <w:bCs/>
-                <w:color w:val="0F3A44"/>
-                <w:sz w:val="24"/>
-                <w:szCs w:val="24"/>
-              </w:rPr>
-              <w:t xml:space="preserve">随堂测试</w:t>
-            </w:r>
-          </w:p>
-          <w:p>
-            <w:pPr>
-              <w:spacing w:after="50" w:line="300"/>
-              <w:ind w:left="200" w:hanging="200"/>
-            </w:pPr>
-            <w:r>
-              <w:rPr>
-                <w:rFonts w:ascii="Times New Roman" w:eastAsia="SimSun"/>
-                <w:color w:val="1F2933"/>
-                <w:sz w:val="21"/>
-                <w:szCs w:val="21"/>
-              </w:rPr>
-              <w:t xml:space="preserve">【选择】输出乱码最常见的原因是？A. 显卡太差  B. 分词器与模型不配套  C. 温度设太高</w:t>
-            </w:r>
-          </w:p>
-          <w:p>
-            <w:pPr>
-              <w:spacing w:after="50" w:line="300"/>
-              <w:ind w:left="200" w:hanging="200"/>
-            </w:pPr>
-            <w:r>
-              <w:rPr>
-                <w:rFonts w:ascii="Times New Roman" w:eastAsia="SimSun"/>
-                <w:color w:val="1F2933"/>
-                <w:sz w:val="21"/>
-                <w:szCs w:val="21"/>
-              </w:rPr>
-              <w:t xml:space="preserve">【简答】为什么论文要专门写“数值稳定版公式”？用 fp16 溢出解释。</w:t>
-            </w:r>
-          </w:p>
-          <w:p>
-            <w:pPr>
-              <w:spacing w:after="0" w:line="300"/>
-              <w:ind w:left="200" w:hanging="200"/>
-            </w:pPr>
-            <w:r>
-              <w:rPr>
-                <w:rFonts w:ascii="Times New Roman" w:eastAsia="SimSun"/>
-                <w:color w:val="1F2933"/>
-                <w:sz w:val="21"/>
-                <w:szCs w:val="21"/>
-              </w:rPr>
-              <w:t xml:space="preserve">【动手】把 24.4 的四步排坑法抄在便签上，贴到你的电脑边上——下次出 bug 按顺序走一遍。</w:t>
-            </w:r>
-          </w:p>
-          <w:p>
-            <w:pPr>
-              <w:spacing w:after="0" w:before="60" w:line="280"/>
-            </w:pPr>
-            <w:r>
-              <w:rPr>
-                <w:rFonts w:ascii="Times New Roman" w:eastAsia="SimSun"/>
-                <w:i/>
-                <w:iCs/>
-                <w:color w:val="8A9BA8"/>
-                <w:sz w:val="18"/>
-                <w:szCs w:val="18"/>
-              </w:rPr>
-              <w:t xml:space="preserve">（参考答案见附录 F；动手题以跑通代码为通过标准）</w:t>
-            </w:r>
-          </w:p>
-        </w:tc>
-      </w:tr>
-    </w:tbl>
-    <w:p>
-      <w:pPr>
-        <w:spacing w:after="120"/>
-      </w:pPr>
-    </w:p>
-    <w:p>
-      <w:pPr>
-        <w:pStyle w:val="Heading1"/>
-        <w:pBdr>
-          <w:bottom w:val="single" w:color="9FB6C6" w:sz="12" w:space="6"/>
-        </w:pBdr>
-        <w:spacing w:after="240" w:before="480" w:line="340"/>
-        <w:outlineLvl w:val="0"/>
-      </w:pPr>
-      <w:bookmarkStart w:name="_Toc93" w:id="93"/>
-      <w:r>
-        <w:rPr>
-          <w:rFonts w:ascii="Arial" w:eastAsia="SimHei"/>
-          <w:b/>
-          <w:bCs/>
-          <w:color w:val="1B6B7A"/>
-          <w:sz w:val="32"/>
-          <w:szCs w:val="32"/>
-        </w:rPr>
-        <w:t xml:space="preserve">第 25 章 全设备地图：RWKV 能跑在哪里</w:t>
-      </w:r>
-      <w:bookmarkEnd w:id="93"/>
-    </w:p>
-    <w:p>
-      <w:pPr>
-        <w:spacing w:after="140" w:line="336"/>
-        <w:ind w:firstLine="480"/>
-        <w:jc w:val="both"/>
-      </w:pPr>
-      <w:r>
-        <w:rPr>
-          <w:rFonts w:ascii="Times New Roman" w:eastAsia="SimSun"/>
-          <w:color w:val="262626"/>
-          <w:sz w:val="24"/>
-          <w:szCs w:val="24"/>
-        </w:rPr>
-        <w:t xml:space="preserve">RWKV 的“小本本”架构（推理内存恒定、无 KV 缓存）让它天生适合“哪里都能跑”。本章是一张全家福：从你兜里的手机到云上的算力集群，每一类设备都有现成的社区项目可用。</w:t>
-      </w:r>
-    </w:p>
     <w:p>
       <w:pPr>
         <w:pStyle w:val="Heading2"/>
@@ -26794,7 +26662,7 @@
         <w:spacing w:after="170" w:before="340" w:line="320"/>
         <w:outlineLvl w:val="1"/>
       </w:pPr>
-      <w:bookmarkStart w:name="_Toc94" w:id="94"/>
+      <w:bookmarkStart w:name="_Toc93" w:id="93"/>
       <w:r>
         <w:rPr>
           <w:rFonts w:ascii="Arial" w:eastAsia="SimHei"/>
@@ -26804,9 +26672,25 @@
           <w:sz w:val="27"/>
           <w:szCs w:val="27"/>
         </w:rPr>
-        <w:t xml:space="preserve">25.1 六类终端 × 可用项目</w:t>
-      </w:r>
-      <w:bookmarkEnd w:id="94"/>
+        <w:t xml:space="preserve">24.5 提示词层的暗坑：一个空格值 63 道题（2026.10 社区实测）</w:t>
+      </w:r>
+      <w:bookmarkEnd w:id="93"/>
+    </w:p>
+    <w:p>
+      <w:pPr>
+        <w:spacing w:after="140" w:line="336"/>
+        <w:ind w:firstLine="480"/>
+        <w:jc w:val="both"/>
+      </w:pPr>
+      <w:r>
+        <w:rPr>
+          <w:rFonts w:ascii="Times New Roman" w:eastAsia="SimSun"/>
+          <w:color w:val="262626"/>
+          <w:sz w:val="24"/>
+          <w:szCs w:val="24"/>
+        </w:rPr>
+        <w:t xml:space="preserve">2026 年 10 月，社区项目 RWKV-Agent 的作者 No.22 发布了一份硬核评测：用 568 道题的 Agent 考卷（让模型读文件、搜网页、算数、写文件），对 RWKV-7 G1l 7B 预览版跑了 17 组对照实验，共 40 遍、22,720 题次，逐题配对做统计检验。这份实测把“提示词怎么写”从玄学变成了科学，最经典的四个暗坑值得印在第 25 页。</w:t>
+      </w:r>
     </w:p>
     <w:tbl>
       <w:tblPr>
@@ -26856,7 +26740,7 @@
                 <w:sz w:val="21"/>
                 <w:szCs w:val="21"/>
               </w:rPr>
-              <w:t xml:space="preserve">终端</w:t>
+              <w:t xml:space="preserve">暗坑</w:t>
             </w:r>
           </w:p>
         </w:tc>
@@ -26885,7 +26769,7 @@
                 <w:sz w:val="21"/>
                 <w:szCs w:val="21"/>
               </w:rPr>
-              <w:t xml:space="preserve">代表项目</w:t>
+              <w:t xml:space="preserve">实测后果</w:t>
             </w:r>
           </w:p>
         </w:tc>
@@ -26914,7 +26798,7 @@
                 <w:sz w:val="21"/>
                 <w:szCs w:val="21"/>
               </w:rPr>
-              <w:t xml:space="preserve">体验什么</w:t>
+              <w:t xml:space="preserve">背后的原理</w:t>
             </w:r>
           </w:p>
         </w:tc>
@@ -26948,7 +26832,7 @@
                 <w:sz w:val="20"/>
                 <w:szCs w:val="20"/>
               </w:rPr>
-              <w:t xml:space="preserve">浏览器（任何电脑）</w:t>
+              <w:t xml:space="preserve">`Assistant:` 冒号后加了空格</w:t>
             </w:r>
           </w:p>
         </w:tc>
@@ -26977,7 +26861,7 @@
                 <w:sz w:val="20"/>
                 <w:szCs w:val="20"/>
               </w:rPr>
-              <w:t xml:space="preserve">RWKV WebGPU Demo／WebLLM</w:t>
+              <w:t xml:space="preserve">成绩掉 36%（175→112 题）；英文题 97.8% 用中文回答</w:t>
             </w:r>
           </w:p>
         </w:tc>
@@ -27006,7 +26890,7 @@
                 <w:sz w:val="20"/>
                 <w:szCs w:val="20"/>
               </w:rPr>
-              <w:t xml:space="preserve">免下载，网页里本地跑 RWKV-7：聊天、华容道、作曲</w:t>
+              <w:t xml:space="preserve">词表里没有“冒号+空格”这个 token。英文词自带前导空格（` Hello`），你多给的空格逼模型生成训练时几乎没见过的“无前导空格”版本</w:t>
             </w:r>
           </w:p>
         </w:tc>
@@ -27040,7 +26924,7 @@
                 <w:sz w:val="20"/>
                 <w:szCs w:val="20"/>
               </w:rPr>
-              <w:t xml:space="preserve">Windows／Mac／Linux 桌面</w:t>
+              <w:t xml:space="preserve">把“我先查一下”当最终答案</w:t>
             </w:r>
           </w:p>
         </w:tc>
@@ -27069,7 +26953,7 @@
                 <w:sz w:val="20"/>
                 <w:szCs w:val="20"/>
               </w:rPr>
-              <w:t xml:space="preserve">RWKV Runner（社区成员 josStorer 开发，仅 8MB）</w:t>
+              <w:t xml:space="preserve">损失约三成题</w:t>
             </w:r>
           </w:p>
         </w:tc>
@@ -27098,7 +26982,7 @@
                 <w:sz w:val="20"/>
                 <w:szCs w:val="20"/>
               </w:rPr>
-              <w:t xml:space="preserve">开箱即用：聊天、续写、作曲、MIDI 输入；一键 LoRA 微调</w:t>
+              <w:t xml:space="preserve">G1 系列习惯先说一句话再输出工具调用；解析器要能容忍“说明＋调用”</w:t>
             </w:r>
           </w:p>
         </w:tc>
@@ -27132,7 +27016,7 @@
                 <w:sz w:val="20"/>
                 <w:szCs w:val="20"/>
               </w:rPr>
-              <w:t xml:space="preserve">手机／平板</w:t>
+              <w:t xml:space="preserve">工具结果和提醒合并成一条消息</w:t>
             </w:r>
           </w:p>
         </w:tc>
@@ -27161,7 +27045,7 @@
                 <w:sz w:val="20"/>
                 <w:szCs w:val="20"/>
               </w:rPr>
-              <w:t xml:space="preserve">RWKV APP（Flutter 跨平台）</w:t>
+              <w:t xml:space="preserve">少对 14.5 题（p=0.018）</w:t>
             </w:r>
           </w:p>
         </w:tc>
@@ -27190,7 +27074,7 @@
                 <w:sz w:val="20"/>
                 <w:szCs w:val="20"/>
               </w:rPr>
-              <w:t xml:space="preserve">完全本地化运行，离线可用——把大模型装进口袋</w:t>
+              <w:t xml:space="preserve">实测最优是“两条连续 User 消息、提醒放最后”——不合规范却最有效，RNN“越近越新鲜”的直觉在这里失灵</w:t>
             </w:r>
           </w:p>
         </w:tc>
@@ -27224,7 +27108,7 @@
                 <w:sz w:val="20"/>
                 <w:szCs w:val="20"/>
               </w:rPr>
-              <w:t xml:space="preserve">低配电脑（无独显）</w:t>
+              <w:t xml:space="preserve">照抄官方 demo 的 T=1 采样</w:t>
             </w:r>
           </w:p>
         </w:tc>
@@ -27253,7 +27137,7 @@
                 <w:sz w:val="20"/>
                 <w:szCs w:val="20"/>
               </w:rPr>
-              <w:t xml:space="preserve">rwkv.cpp（C++ 量化推理）</w:t>
+              <w:t xml:space="preserve">Agent 场景明显变差</w:t>
             </w:r>
           </w:p>
         </w:tc>
@@ -27282,191 +27166,7 @@
                 <w:sz w:val="20"/>
                 <w:szCs w:val="20"/>
               </w:rPr>
-              <w:t xml:space="preserve">CPU 也能流畅跑量化后的模型</w:t>
-            </w:r>
-          </w:p>
-        </w:tc>
-      </w:tr>
-      <w:tr>
-        <w:trPr>
-          <w:cantSplit/>
-        </w:trPr>
-        <w:tc>
-          <w:tcPr>
-            <w:shd w:fill="FFFFFF" w:val="clear"/>
-            <w:tcMar>
-              <w:top w:type="dxa" w:w="80"/>
-              <w:left w:type="dxa" w:w="120"/>
-              <w:bottom w:type="dxa" w:w="80"/>
-              <w:right w:type="dxa" w:w="120"/>
-            </w:tcMar>
-            <w:vAlign w:val="center"/>
-          </w:tcPr>
-          <w:p>
-            <w:pPr>
-              <w:spacing w:after="0" w:line="280"/>
-              <w:jc w:val="left"/>
-            </w:pPr>
-            <w:r>
-              <w:rPr>
-                <w:rFonts w:ascii="Times New Roman" w:eastAsia="SimSun"/>
-                <w:b w:val="false"/>
-                <w:bCs w:val="false"/>
-                <w:color w:val="262626"/>
-                <w:sz w:val="20"/>
-                <w:szCs w:val="20"/>
-              </w:rPr>
-              <w:t xml:space="preserve">家用游戏本／工作站</w:t>
-            </w:r>
-          </w:p>
-        </w:tc>
-        <w:tc>
-          <w:tcPr>
-            <w:shd w:fill="FAFCFD" w:val="clear"/>
-            <w:tcMar>
-              <w:top w:type="dxa" w:w="80"/>
-              <w:left w:type="dxa" w:w="120"/>
-              <w:bottom w:type="dxa" w:w="80"/>
-              <w:right w:type="dxa" w:w="120"/>
-            </w:tcMar>
-            <w:vAlign w:val="center"/>
-          </w:tcPr>
-          <w:p>
-            <w:pPr>
-              <w:spacing w:after="0" w:line="280"/>
-              <w:jc w:val="left"/>
-            </w:pPr>
-            <w:r>
-              <w:rPr>
-                <w:rFonts w:ascii="Times New Roman" w:eastAsia="SimSun"/>
-                <w:b w:val="false"/>
-                <w:bCs w:val="false"/>
-                <w:color w:val="262626"/>
-                <w:sz w:val="20"/>
-                <w:szCs w:val="20"/>
-              </w:rPr>
-              <w:t xml:space="preserve">ai00_server（本地推理服务）</w:t>
-            </w:r>
-          </w:p>
-        </w:tc>
-        <w:tc>
-          <w:tcPr>
-            <w:shd w:fill="FFFFFF" w:val="clear"/>
-            <w:tcMar>
-              <w:top w:type="dxa" w:w="80"/>
-              <w:left w:type="dxa" w:w="120"/>
-              <w:bottom w:type="dxa" w:w="80"/>
-              <w:right w:type="dxa" w:w="120"/>
-            </w:tcMar>
-            <w:vAlign w:val="center"/>
-          </w:tcPr>
-          <w:p>
-            <w:pPr>
-              <w:spacing w:after="0" w:line="280"/>
-              <w:jc w:val="left"/>
-            </w:pPr>
-            <w:r>
-              <w:rPr>
-                <w:rFonts w:ascii="Times New Roman" w:eastAsia="SimSun"/>
-                <w:b w:val="false"/>
-                <w:bCs w:val="false"/>
-                <w:color w:val="262626"/>
-                <w:sz w:val="20"/>
-                <w:szCs w:val="20"/>
-              </w:rPr>
-              <w:t xml:space="preserve">显卡直跑，速度快；可搭自己的本地聊天服务</w:t>
-            </w:r>
-          </w:p>
-        </w:tc>
-      </w:tr>
-      <w:tr>
-        <w:trPr>
-          <w:cantSplit/>
-        </w:trPr>
-        <w:tc>
-          <w:tcPr>
-            <w:shd w:fill="FFFFFF" w:val="clear"/>
-            <w:tcMar>
-              <w:top w:type="dxa" w:w="80"/>
-              <w:left w:type="dxa" w:w="120"/>
-              <w:bottom w:type="dxa" w:w="80"/>
-              <w:right w:type="dxa" w:w="120"/>
-            </w:tcMar>
-            <w:vAlign w:val="center"/>
-          </w:tcPr>
-          <w:p>
-            <w:pPr>
-              <w:spacing w:after="0" w:line="280"/>
-              <w:jc w:val="left"/>
-            </w:pPr>
-            <w:r>
-              <w:rPr>
-                <w:rFonts w:ascii="Times New Roman" w:eastAsia="SimSun"/>
-                <w:b w:val="false"/>
-                <w:bCs w:val="false"/>
-                <w:color w:val="262626"/>
-                <w:sz w:val="20"/>
-                <w:szCs w:val="20"/>
-              </w:rPr>
-              <w:t xml:space="preserve">边缘模组（农机、物联网）</w:t>
-            </w:r>
-          </w:p>
-        </w:tc>
-        <w:tc>
-          <w:tcPr>
-            <w:shd w:fill="FAFCFD" w:val="clear"/>
-            <w:tcMar>
-              <w:top w:type="dxa" w:w="80"/>
-              <w:left w:type="dxa" w:w="120"/>
-              <w:bottom w:type="dxa" w:w="80"/>
-              <w:right w:type="dxa" w:w="120"/>
-            </w:tcMar>
-            <w:vAlign w:val="center"/>
-          </w:tcPr>
-          <w:p>
-            <w:pPr>
-              <w:spacing w:after="0" w:line="280"/>
-              <w:jc w:val="left"/>
-            </w:pPr>
-            <w:r>
-              <w:rPr>
-                <w:rFonts w:ascii="Times New Roman" w:eastAsia="SimSun"/>
-                <w:b w:val="false"/>
-                <w:bCs w:val="false"/>
-                <w:color w:val="262626"/>
-                <w:sz w:val="20"/>
-                <w:szCs w:val="20"/>
-              </w:rPr>
-              <w:t xml:space="preserve">移远通信高算力模组（WAIC 2025 已亮相）</w:t>
-            </w:r>
-          </w:p>
-        </w:tc>
-        <w:tc>
-          <w:tcPr>
-            <w:shd w:fill="FFFFFF" w:val="clear"/>
-            <w:tcMar>
-              <w:top w:type="dxa" w:w="80"/>
-              <w:left w:type="dxa" w:w="120"/>
-              <w:bottom w:type="dxa" w:w="80"/>
-              <w:right w:type="dxa" w:w="120"/>
-            </w:tcMar>
-            <w:vAlign w:val="center"/>
-          </w:tcPr>
-          <w:p>
-            <w:pPr>
-              <w:spacing w:after="0" w:line="280"/>
-              <w:jc w:val="left"/>
-            </w:pPr>
-            <w:r>
-              <w:rPr>
-                <w:rFonts w:ascii="Times New Roman" w:eastAsia="SimSun"/>
-                <w:b w:val="false"/>
-                <w:bCs w:val="false"/>
-                <w:color w:val="262626"/>
-                <w:sz w:val="20"/>
-                <w:szCs w:val="20"/>
-              </w:rPr>
-              <w:t xml:space="preserve">把 RWKV 装进拖拉机、摄像头、传感器</w:t>
+              <w:t xml:space="preserve">Agent 要稳定执行：T=0.3、top_p=0.5、presence 0.5、frequency 0.1、decay 0.996 才是实测配方</w:t>
             </w:r>
           </w:p>
         </w:tc>
@@ -27476,29 +27176,6 @@
       <w:pPr>
         <w:spacing w:after="120"/>
       </w:pPr>
-    </w:p>
-    <w:p>
-      <w:pPr>
-        <w:pStyle w:val="Heading2"/>
-        <w:pBdr>
-          <w:left w:val="single" w:color="4E8CAD" w:sz="22" w:space="10"/>
-        </w:pBdr>
-        <w:spacing w:after="170" w:before="340" w:line="320"/>
-        <w:outlineLvl w:val="1"/>
-      </w:pPr>
-      <w:bookmarkStart w:name="_Toc95" w:id="95"/>
-      <w:r>
-        <w:rPr>
-          <w:rFonts w:ascii="Arial" w:eastAsia="SimHei"/>
-          <w:b/>
-          <w:bCs/>
-          <w:color w:val="2C3E50"/>
-          <w:sz w:val="27"/>
-          <w:szCs w:val="27"/>
-        </w:rPr>
-        <w:t xml:space="preserve">25.2 为什么 RWKV 是“端侧之王”</w:t>
-      </w:r>
-      <w:bookmarkEnd w:id="95"/>
     </w:p>
     <w:p>
       <w:pPr>
@@ -27513,134 +27190,7 @@
           <w:sz w:val="24"/>
           <w:szCs w:val="24"/>
         </w:rPr>
-        <w:t xml:space="preserve">把第 9 章的三条优势放到设备地图上看：内存恒定——手机 4GB 内存也敢跑长对话；无 KV 缓存——浏览器标签页不会越聊越卡；串行推理——不需要海量并行算力，CPU 和边缘芯片就能伺候。对比：Transformer 的显存账单随长度线性膨胀（图 4），端侧设备最缺的恰恰是内存。这就是为什么端侧合作（移远）和芯片计划（RPU，第 17 章）都选择了 RWKV。</w:t>
-      </w:r>
-    </w:p>
-    <w:p>
-      <w:pPr>
-        <w:pStyle w:val="Heading2"/>
-        <w:pBdr>
-          <w:left w:val="single" w:color="4E8CAD" w:sz="22" w:space="10"/>
-        </w:pBdr>
-        <w:spacing w:after="170" w:before="340" w:line="320"/>
-        <w:outlineLvl w:val="1"/>
-      </w:pPr>
-      <w:bookmarkStart w:name="_Toc96" w:id="96"/>
-      <w:r>
-        <w:rPr>
-          <w:rFonts w:ascii="Arial" w:eastAsia="SimHei"/>
-          <w:b/>
-          <w:bCs/>
-          <w:color w:val="2C3E50"/>
-          <w:sz w:val="27"/>
-          <w:szCs w:val="27"/>
-        </w:rPr>
-        <w:t xml:space="preserve">25.3 体验路线推荐（从易到难）</w:t>
-      </w:r>
-      <w:bookmarkEnd w:id="96"/>
-    </w:p>
-    <w:p>
-      <w:pPr>
-        <w:spacing w:after="80" w:line="312"/>
-        <w:ind w:left="640" w:hanging="240"/>
-      </w:pPr>
-      <w:r>
-        <w:rPr>
-          <w:rFonts w:ascii="Times New Roman" w:eastAsia="SimSun"/>
-          <w:b/>
-          <w:bCs/>
-          <w:color w:val="1B6B7A"/>
-          <w:sz w:val="24"/>
-          <w:szCs w:val="24"/>
-        </w:rPr>
-        <w:t xml:space="preserve">• </w:t>
-      </w:r>
-      <w:r>
-        <w:rPr>
-          <w:rFonts w:ascii="Times New Roman" w:eastAsia="SimSun"/>
-          <w:color w:val="262626"/>
-          <w:sz w:val="24"/>
-          <w:szCs w:val="24"/>
-        </w:rPr>
-        <w:t xml:space="preserve">第一站（5 分钟）：浏览器打开 WebGPU Demo——零安装，先看看“网页里的大模型”长什么样。</w:t>
-      </w:r>
-    </w:p>
-    <w:p>
-      <w:pPr>
-        <w:spacing w:after="80" w:line="312"/>
-        <w:ind w:left="640" w:hanging="240"/>
-      </w:pPr>
-      <w:r>
-        <w:rPr>
-          <w:rFonts w:ascii="Times New Roman" w:eastAsia="SimSun"/>
-          <w:b/>
-          <w:bCs/>
-          <w:color w:val="1B6B7A"/>
-          <w:sz w:val="24"/>
-          <w:szCs w:val="24"/>
-        </w:rPr>
-        <w:t xml:space="preserve">• </w:t>
-      </w:r>
-      <w:r>
-        <w:rPr>
-          <w:rFonts w:ascii="Times New Roman" w:eastAsia="SimSun"/>
-          <w:color w:val="262626"/>
-          <w:sz w:val="24"/>
-          <w:szCs w:val="24"/>
-        </w:rPr>
-        <w:t xml:space="preserve">第二站（半小时）：下载 RWKV Runner，自动下载模型，开始本地聊天。</w:t>
-      </w:r>
-    </w:p>
-    <w:p>
-      <w:pPr>
-        <w:spacing w:after="80" w:line="312"/>
-        <w:ind w:left="640" w:hanging="240"/>
-      </w:pPr>
-      <w:r>
-        <w:rPr>
-          <w:rFonts w:ascii="Times New Roman" w:eastAsia="SimSun"/>
-          <w:b/>
-          <w:bCs/>
-          <w:color w:val="1B6B7A"/>
-          <w:sz w:val="24"/>
-          <w:szCs w:val="24"/>
-        </w:rPr>
-        <w:t xml:space="preserve">• </w:t>
-      </w:r>
-      <w:r>
-        <w:rPr>
-          <w:rFonts w:ascii="Times New Roman" w:eastAsia="SimSun"/>
-          <w:color w:val="262626"/>
-          <w:sz w:val="24"/>
-          <w:szCs w:val="24"/>
-        </w:rPr>
-        <w:t xml:space="preserve">第三站（一个下午）：用 ai00 或 rwkv.cpp 换着跑同一个模型，对比速度差异，体会“推理引擎”的价值。</w:t>
-      </w:r>
-    </w:p>
-    <w:p>
-      <w:pPr>
-        <w:spacing w:after="80" w:line="312"/>
-        <w:ind w:left="640" w:hanging="240"/>
-      </w:pPr>
-      <w:r>
-        <w:rPr>
-          <w:rFonts w:ascii="Times New Roman" w:eastAsia="SimSun"/>
-          <w:b/>
-          <w:bCs/>
-          <w:color w:val="1B6B7A"/>
-          <w:sz w:val="24"/>
-          <w:szCs w:val="24"/>
-        </w:rPr>
-        <w:t xml:space="preserve">• </w:t>
-      </w:r>
-      <w:r>
-        <w:rPr>
-          <w:rFonts w:ascii="Times New Roman" w:eastAsia="SimSun"/>
-          <w:color w:val="262626"/>
-          <w:sz w:val="24"/>
-          <w:szCs w:val="24"/>
-        </w:rPr>
-        <w:t xml:space="preserve">第四站（一个周末）：跟着第 20~21 章训练自己的迷你模型，再用自己的 Runner 加载它——全链路闭环。</w:t>
+        <w:t xml:space="preserve">还有三个经验值得记住：(1) 模型会照抄自己上一次的工具调用——去掉“不需要工具”的出口工具后，重复调用暴涨 30%，这类毛病提示词治不了，只能靠训练数据；(2) 停止条件要同时设 EOS 和 `User` 标记，基模常常不发 EOS 会自己续写下一轮；(3) 改提示词别只看总分——两种提示总分接近时，做对的可能是两批完全不同的题，要看行为分布。原文见附录 A 的评测文档条目。</w:t>
       </w:r>
     </w:p>
     <w:tbl>
@@ -27698,7 +27248,7 @@
                 <w:sz w:val="21"/>
                 <w:szCs w:val="21"/>
               </w:rPr>
-              <w:t xml:space="preserve">【选择】哪类设备最能体现 RWKV 相对 Transformer 的端侧优势？A. 云端千卡集群  B. 内存受限的手机／边缘设备  C. 量子计算机</w:t>
+              <w:t xml:space="preserve">【选择】输出乱码最常见的原因是？A. 显卡太差  B. 分词器与模型不配套  C. 温度设太高</w:t>
             </w:r>
           </w:p>
           <w:p>
@@ -27713,12 +27263,12 @@
                 <w:sz w:val="21"/>
                 <w:szCs w:val="21"/>
               </w:rPr>
-              <w:t xml:space="preserve">【简答】用“内存恒定 + 无 KV 缓存”解释：为什么浏览器标签页跑 RWKV 不会越聊越卡？</w:t>
-            </w:r>
-          </w:p>
-          <w:p>
-            <w:pPr>
-              <w:spacing w:after="0" w:line="300"/>
+              <w:t xml:space="preserve">【简答】为什么论文要专门写“数值稳定版公式”？用 fp16 溢出解释。</w:t>
+            </w:r>
+          </w:p>
+          <w:p>
+            <w:pPr>
+              <w:spacing w:after="50" w:line="300"/>
               <w:ind w:left="200" w:hanging="200"/>
             </w:pPr>
             <w:r>
@@ -27728,7 +27278,22 @@
                 <w:sz w:val="21"/>
                 <w:szCs w:val="21"/>
               </w:rPr>
-              <w:t xml:space="preserve">【动手】走完 25.3 的第一站和第二站，各截一张图，写三句话体验笔记（速度／质量／惊喜或不足）。</w:t>
+              <w:t xml:space="preserve">【简答】`Assistant:` 后多一个空格，为什么英文题会变成中文回答？用第 19 章分词器的“前导空格”知识解释。</w:t>
+            </w:r>
+          </w:p>
+          <w:p>
+            <w:pPr>
+              <w:spacing w:after="0" w:line="300"/>
+              <w:ind w:left="200" w:hanging="200"/>
+            </w:pPr>
+            <w:r>
+              <w:rPr>
+                <w:rFonts w:ascii="Times New Roman" w:eastAsia="SimSun"/>
+                <w:color w:val="1F2933"/>
+                <w:sz w:val="21"/>
+                <w:szCs w:val="21"/>
+              </w:rPr>
+              <w:t xml:space="preserve">【动手】把 24.4 的四步排坑法抄在便签上，贴到你的电脑边上——下次出 bug 按顺序走一遍。</w:t>
             </w:r>
           </w:p>
           <w:p>
@@ -27764,7 +27329,7 @@
         <w:spacing w:after="240" w:before="480" w:line="340"/>
         <w:outlineLvl w:val="0"/>
       </w:pPr>
-      <w:bookmarkStart w:name="_Toc97" w:id="97"/>
+      <w:bookmarkStart w:name="_Toc94" w:id="94"/>
       <w:r>
         <w:rPr>
           <w:rFonts w:ascii="Arial" w:eastAsia="SimHei"/>
@@ -27774,9 +27339,25 @@
           <w:sz w:val="32"/>
           <w:szCs w:val="32"/>
         </w:rPr>
-        <w:t xml:space="preserve">第 26 章 RWKV 的全景布局：一个人的实验，一个生态的野心</w:t>
-      </w:r>
-      <w:bookmarkEnd w:id="97"/>
+        <w:t xml:space="preserve">第 25 章 全设备地图：RWKV 能跑在哪里</w:t>
+      </w:r>
+      <w:bookmarkEnd w:id="94"/>
+    </w:p>
+    <w:p>
+      <w:pPr>
+        <w:spacing w:after="140" w:line="336"/>
+        <w:ind w:firstLine="480"/>
+        <w:jc w:val="both"/>
+      </w:pPr>
+      <w:r>
+        <w:rPr>
+          <w:rFonts w:ascii="Times New Roman" w:eastAsia="SimSun"/>
+          <w:color w:val="262626"/>
+          <w:sz w:val="24"/>
+          <w:szCs w:val="24"/>
+        </w:rPr>
+        <w:t xml:space="preserve">RWKV 的“小本本”架构（推理内存恒定、无 KV 缓存）让它天生适合“哪里都能跑”。本章是一张全家福：从你兜里的手机到云上的算力集群，每一类设备都有现成的社区项目可用。</w:t>
+      </w:r>
     </w:p>
     <w:p>
       <w:pPr>
@@ -27787,7 +27368,7 @@
         <w:spacing w:after="170" w:before="340" w:line="320"/>
         <w:outlineLvl w:val="1"/>
       </w:pPr>
-      <w:bookmarkStart w:name="_Toc98" w:id="98"/>
+      <w:bookmarkStart w:name="_Toc95" w:id="95"/>
       <w:r>
         <w:rPr>
           <w:rFonts w:ascii="Arial" w:eastAsia="SimHei"/>
@@ -27797,9 +27378,9 @@
           <w:sz w:val="27"/>
           <w:szCs w:val="27"/>
         </w:rPr>
-        <w:t xml:space="preserve">26.1 五条战线</w:t>
-      </w:r>
-      <w:bookmarkEnd w:id="98"/>
+        <w:t xml:space="preserve">25.1 六类终端 × 可用项目</w:t>
+      </w:r>
+      <w:bookmarkEnd w:id="95"/>
     </w:p>
     <w:tbl>
       <w:tblPr>
@@ -27849,7 +27430,7 @@
                 <w:sz w:val="21"/>
                 <w:szCs w:val="21"/>
               </w:rPr>
-              <w:t xml:space="preserve">战线</w:t>
+              <w:t xml:space="preserve">终端</w:t>
             </w:r>
           </w:p>
         </w:tc>
@@ -27878,7 +27459,7 @@
                 <w:sz w:val="21"/>
                 <w:szCs w:val="21"/>
               </w:rPr>
-              <w:t xml:space="preserve">现状</w:t>
+              <w:t xml:space="preserve">代表项目</w:t>
             </w:r>
           </w:p>
         </w:tc>
@@ -27907,7 +27488,7 @@
                 <w:sz w:val="21"/>
                 <w:szCs w:val="21"/>
               </w:rPr>
-              <w:t xml:space="preserve">关键节点</w:t>
+              <w:t xml:space="preserve">体验什么</w:t>
             </w:r>
           </w:p>
         </w:tc>
@@ -27941,7 +27522,7 @@
                 <w:sz w:val="20"/>
                 <w:szCs w:val="20"/>
               </w:rPr>
-              <w:t xml:space="preserve">模型</w:t>
+              <w:t xml:space="preserve">浏览器（任何电脑）</w:t>
             </w:r>
           </w:p>
         </w:tc>
@@ -27970,7 +27551,7 @@
                 <w:sz w:val="20"/>
                 <w:szCs w:val="20"/>
               </w:rPr>
-              <w:t xml:space="preserve">语言（World 系列）＋多模态（ModRWKV）＋基底模型 G1（推理／代码／数学）</w:t>
+              <w:t xml:space="preserve">RWKV WebGPU Demo／WebLLM</w:t>
             </w:r>
           </w:p>
         </w:tc>
@@ -27999,7 +27580,7 @@
                 <w:sz w:val="20"/>
                 <w:szCs w:val="20"/>
               </w:rPr>
-              <w:t xml:space="preserve">RWKV-7 发布 G1 系列，持续更新</w:t>
+              <w:t xml:space="preserve">免下载，网页里本地跑 RWKV-7：聊天、华容道、作曲</w:t>
             </w:r>
           </w:p>
         </w:tc>
@@ -28033,7 +27614,7 @@
                 <w:sz w:val="20"/>
                 <w:szCs w:val="20"/>
               </w:rPr>
-              <w:t xml:space="preserve">学术</w:t>
+              <w:t xml:space="preserve">Windows／Mac／Linux 桌面</w:t>
             </w:r>
           </w:p>
         </w:tc>
@@ -28062,7 +27643,7 @@
                 <w:sz w:val="20"/>
                 <w:szCs w:val="20"/>
               </w:rPr>
-              <w:t xml:space="preserve">266 篇相关论文；架构论文登上 EMNLP／TMLR／ICLR／IJCAI／EMNLP 五个舞台</w:t>
+              <w:t xml:space="preserve">RWKV Runner（社区成员 josStorer 开发，仅 8MB）</w:t>
             </w:r>
           </w:p>
         </w:tc>
@@ -28091,7 +27672,7 @@
                 <w:sz w:val="20"/>
                 <w:szCs w:val="20"/>
               </w:rPr>
-              <w:t xml:space="preserve">RWKV-7 获 ICLR 2025 认可（第 14 章表达力金牌）</w:t>
+              <w:t xml:space="preserve">开箱即用：聊天、续写、作曲、MIDI 输入；一键 LoRA 微调</w:t>
             </w:r>
           </w:p>
         </w:tc>
@@ -28125,7 +27706,7 @@
                 <w:sz w:val="20"/>
                 <w:szCs w:val="20"/>
               </w:rPr>
-              <w:t xml:space="preserve">开源社区</w:t>
+              <w:t xml:space="preserve">手机／平板</w:t>
             </w:r>
           </w:p>
         </w:tc>
@@ -28154,7 +27735,7 @@
                 <w:sz w:val="20"/>
                 <w:szCs w:val="20"/>
               </w:rPr>
-              <w:t xml:space="preserve">Apache 2.0 协议全开放；LFAI &amp; Data 基金会孵化项目；全球志愿者接力</w:t>
+              <w:t xml:space="preserve">RWKV APP（Flutter 跨平台）</w:t>
             </w:r>
           </w:p>
         </w:tc>
@@ -28183,7 +27764,7 @@
                 <w:sz w:val="20"/>
                 <w:szCs w:val="20"/>
               </w:rPr>
-              <w:t xml:space="preserve">RWKV-Runner／ai00／rwkv.cpp 等项目自发涌现</w:t>
+              <w:t xml:space="preserve">完全本地化运行，离线可用——把大模型装进口袋</w:t>
             </w:r>
           </w:p>
         </w:tc>
@@ -28217,7 +27798,7 @@
                 <w:sz w:val="20"/>
                 <w:szCs w:val="20"/>
               </w:rPr>
-              <w:t xml:space="preserve">产业（端侧）</w:t>
+              <w:t xml:space="preserve">低配电脑（无独显）</w:t>
             </w:r>
           </w:p>
         </w:tc>
@@ -28246,7 +27827,7 @@
                 <w:sz w:val="20"/>
                 <w:szCs w:val="20"/>
               </w:rPr>
-              <w:t xml:space="preserve">移远通信合作模组落地物联网；Flutter APP 覆盖手机桌面</w:t>
+              <w:t xml:space="preserve">rwkv.cpp（C++ 量化推理）</w:t>
             </w:r>
           </w:p>
         </w:tc>
@@ -28275,7 +27856,7 @@
                 <w:sz w:val="20"/>
                 <w:szCs w:val="20"/>
               </w:rPr>
-              <w:t xml:space="preserve">WAIC 2025 亮相端侧方案</w:t>
+              <w:t xml:space="preserve">CPU 也能流畅跑量化后的模型</w:t>
             </w:r>
           </w:p>
         </w:tc>
@@ -28309,7 +27890,7 @@
                 <w:sz w:val="20"/>
                 <w:szCs w:val="20"/>
               </w:rPr>
-              <w:t xml:space="preserve">产业（芯片）</w:t>
+              <w:t xml:space="preserve">家用游戏本／工作站</w:t>
             </w:r>
           </w:p>
         </w:tc>
@@ -28338,7 +27919,7 @@
                 <w:sz w:val="20"/>
                 <w:szCs w:val="20"/>
               </w:rPr>
-              <w:t xml:space="preserve">RPU 专用芯片计划推进中</w:t>
+              <w:t xml:space="preserve">ai00_server（本地推理服务）</w:t>
             </w:r>
           </w:p>
         </w:tc>
@@ -28367,7 +27948,99 @@
                 <w:sz w:val="20"/>
                 <w:szCs w:val="20"/>
               </w:rPr>
-              <w:t xml:space="preserve">彭博 2023 年的“决战在硬件”宣言正在兑现（第 17 章）</w:t>
+              <w:t xml:space="preserve">显卡直跑，速度快；可搭自己的本地聊天服务</w:t>
+            </w:r>
+          </w:p>
+        </w:tc>
+      </w:tr>
+      <w:tr>
+        <w:trPr>
+          <w:cantSplit/>
+        </w:trPr>
+        <w:tc>
+          <w:tcPr>
+            <w:shd w:fill="FFFFFF" w:val="clear"/>
+            <w:tcMar>
+              <w:top w:type="dxa" w:w="80"/>
+              <w:left w:type="dxa" w:w="120"/>
+              <w:bottom w:type="dxa" w:w="80"/>
+              <w:right w:type="dxa" w:w="120"/>
+            </w:tcMar>
+            <w:vAlign w:val="center"/>
+          </w:tcPr>
+          <w:p>
+            <w:pPr>
+              <w:spacing w:after="0" w:line="280"/>
+              <w:jc w:val="left"/>
+            </w:pPr>
+            <w:r>
+              <w:rPr>
+                <w:rFonts w:ascii="Times New Roman" w:eastAsia="SimSun"/>
+                <w:b w:val="false"/>
+                <w:bCs w:val="false"/>
+                <w:color w:val="262626"/>
+                <w:sz w:val="20"/>
+                <w:szCs w:val="20"/>
+              </w:rPr>
+              <w:t xml:space="preserve">边缘模组（农机、物联网）</w:t>
+            </w:r>
+          </w:p>
+        </w:tc>
+        <w:tc>
+          <w:tcPr>
+            <w:shd w:fill="FAFCFD" w:val="clear"/>
+            <w:tcMar>
+              <w:top w:type="dxa" w:w="80"/>
+              <w:left w:type="dxa" w:w="120"/>
+              <w:bottom w:type="dxa" w:w="80"/>
+              <w:right w:type="dxa" w:w="120"/>
+            </w:tcMar>
+            <w:vAlign w:val="center"/>
+          </w:tcPr>
+          <w:p>
+            <w:pPr>
+              <w:spacing w:after="0" w:line="280"/>
+              <w:jc w:val="left"/>
+            </w:pPr>
+            <w:r>
+              <w:rPr>
+                <w:rFonts w:ascii="Times New Roman" w:eastAsia="SimSun"/>
+                <w:b w:val="false"/>
+                <w:bCs w:val="false"/>
+                <w:color w:val="262626"/>
+                <w:sz w:val="20"/>
+                <w:szCs w:val="20"/>
+              </w:rPr>
+              <w:t xml:space="preserve">移远通信高算力模组（WAIC 2025 已亮相）</w:t>
+            </w:r>
+          </w:p>
+        </w:tc>
+        <w:tc>
+          <w:tcPr>
+            <w:shd w:fill="FFFFFF" w:val="clear"/>
+            <w:tcMar>
+              <w:top w:type="dxa" w:w="80"/>
+              <w:left w:type="dxa" w:w="120"/>
+              <w:bottom w:type="dxa" w:w="80"/>
+              <w:right w:type="dxa" w:w="120"/>
+            </w:tcMar>
+            <w:vAlign w:val="center"/>
+          </w:tcPr>
+          <w:p>
+            <w:pPr>
+              <w:spacing w:after="0" w:line="280"/>
+              <w:jc w:val="left"/>
+            </w:pPr>
+            <w:r>
+              <w:rPr>
+                <w:rFonts w:ascii="Times New Roman" w:eastAsia="SimSun"/>
+                <w:b w:val="false"/>
+                <w:bCs w:val="false"/>
+                <w:color w:val="262626"/>
+                <w:sz w:val="20"/>
+                <w:szCs w:val="20"/>
+              </w:rPr>
+              <w:t xml:space="preserve">把 RWKV 装进拖拉机、摄像头、传感器</w:t>
             </w:r>
           </w:p>
         </w:tc>
@@ -28387,7 +28060,7 @@
         <w:spacing w:after="170" w:before="340" w:line="320"/>
         <w:outlineLvl w:val="1"/>
       </w:pPr>
-      <w:bookmarkStart w:name="_Toc99" w:id="99"/>
+      <w:bookmarkStart w:name="_Toc96" w:id="96"/>
       <w:r>
         <w:rPr>
           <w:rFonts w:ascii="Arial" w:eastAsia="SimHei"/>
@@ -28397,9 +28070,9 @@
           <w:sz w:val="27"/>
           <w:szCs w:val="27"/>
         </w:rPr>
-        <w:t xml:space="preserve">26.2 “AI 时代的安卓”</w:t>
-      </w:r>
-      <w:bookmarkEnd w:id="99"/>
+        <w:t xml:space="preserve">25.2 为什么 RWKV 是“端侧之王”</w:t>
+      </w:r>
+      <w:bookmarkEnd w:id="96"/>
     </w:p>
     <w:p>
       <w:pPr>
@@ -28414,7 +28087,7 @@
           <w:sz w:val="24"/>
           <w:szCs w:val="24"/>
         </w:rPr>
-        <w:t xml:space="preserve">2023 年彭博接受采访时说过一个野心：做“AI 时代的安卓”。安卓的打法不是造最快的手机，而是把系统开源给所有厂商，让生态自己长。RWKV 走的是同一条路：架构与模型全部 Apache 2.0 开源，任何人可以免费商用；端侧、云侧、芯片侧全布局；多语言公平（World 数据覆盖 100+ 语言，不偏科英语）。当 Transformer 的训练和推理账单越堆越高时，“又快又省又开放”的路线就有了自己的生存空间。</w:t>
+        <w:t xml:space="preserve">把第 9 章的三条优势放到设备地图上看：内存恒定——手机 4GB 内存也敢跑长对话；无 KV 缓存——浏览器标签页不会越聊越卡；串行推理——不需要海量并行算力，CPU 和边缘芯片就能伺候。对比：Transformer 的显存账单随长度线性膨胀（图 4），端侧设备最缺的恰恰是内存。这就是为什么端侧合作（移远）和芯片计划（RPU，第 17 章）都选择了 RWKV。</w:t>
       </w:r>
     </w:p>
     <w:p>
@@ -28426,7 +28099,7 @@
         <w:spacing w:after="170" w:before="340" w:line="320"/>
         <w:outlineLvl w:val="1"/>
       </w:pPr>
-      <w:bookmarkStart w:name="_Toc100" w:id="100"/>
+      <w:bookmarkStart w:name="_Toc97" w:id="97"/>
       <w:r>
         <w:rPr>
           <w:rFonts w:ascii="Arial" w:eastAsia="SimHei"/>
@@ -28436,16 +28109,26 @@
           <w:sz w:val="27"/>
           <w:szCs w:val="27"/>
         </w:rPr>
-        <w:t xml:space="preserve">26.3 给你的位置</w:t>
-      </w:r>
-      <w:bookmarkEnd w:id="100"/>
-    </w:p>
-    <w:p>
-      <w:pPr>
-        <w:spacing w:after="140" w:line="336"/>
-        <w:ind w:firstLine="480"/>
-        <w:jc w:val="both"/>
-      </w:pPr>
+        <w:t xml:space="preserve">25.3 体验路线推荐（从易到难）</w:t>
+      </w:r>
+      <w:bookmarkEnd w:id="97"/>
+    </w:p>
+    <w:p>
+      <w:pPr>
+        <w:spacing w:after="80" w:line="312"/>
+        <w:ind w:left="640" w:hanging="240"/>
+      </w:pPr>
+      <w:r>
+        <w:rPr>
+          <w:rFonts w:ascii="Times New Roman" w:eastAsia="SimSun"/>
+          <w:b/>
+          <w:bCs/>
+          <w:color w:val="1B6B7A"/>
+          <w:sz w:val="24"/>
+          <w:szCs w:val="24"/>
+        </w:rPr>
+        <w:t xml:space="preserve">• </w:t>
+      </w:r>
       <w:r>
         <w:rPr>
           <w:rFonts w:ascii="Times New Roman" w:eastAsia="SimSun"/>
@@ -28453,7 +28136,85 @@
           <w:sz w:val="24"/>
           <w:szCs w:val="24"/>
         </w:rPr>
-        <w:t xml:space="preserve">看懂了布局，再想你能站在哪：喜欢动手——第 18~23 章的造模链路加上第 25 章的设备地图，足够你做出第一个“自己的 AI 产品”；喜欢研究——附录 C 的 266 篇论文里挑一条线（视觉／时序／医学）深挖；喜欢工程——附录 G 高阶路线的算子和推理引擎方向，社区项目永远欢迎新血。生态的野心，要靠一代代新人的手上功夫来兑现。</w:t>
+        <w:t xml:space="preserve">第一站（5 分钟）：浏览器打开 WebGPU Demo——零安装，先看看“网页里的大模型”长什么样。</w:t>
+      </w:r>
+    </w:p>
+    <w:p>
+      <w:pPr>
+        <w:spacing w:after="80" w:line="312"/>
+        <w:ind w:left="640" w:hanging="240"/>
+      </w:pPr>
+      <w:r>
+        <w:rPr>
+          <w:rFonts w:ascii="Times New Roman" w:eastAsia="SimSun"/>
+          <w:b/>
+          <w:bCs/>
+          <w:color w:val="1B6B7A"/>
+          <w:sz w:val="24"/>
+          <w:szCs w:val="24"/>
+        </w:rPr>
+        <w:t xml:space="preserve">• </w:t>
+      </w:r>
+      <w:r>
+        <w:rPr>
+          <w:rFonts w:ascii="Times New Roman" w:eastAsia="SimSun"/>
+          <w:color w:val="262626"/>
+          <w:sz w:val="24"/>
+          <w:szCs w:val="24"/>
+        </w:rPr>
+        <w:t xml:space="preserve">第二站（半小时）：下载 RWKV Runner，自动下载模型，开始本地聊天。</w:t>
+      </w:r>
+    </w:p>
+    <w:p>
+      <w:pPr>
+        <w:spacing w:after="80" w:line="312"/>
+        <w:ind w:left="640" w:hanging="240"/>
+      </w:pPr>
+      <w:r>
+        <w:rPr>
+          <w:rFonts w:ascii="Times New Roman" w:eastAsia="SimSun"/>
+          <w:b/>
+          <w:bCs/>
+          <w:color w:val="1B6B7A"/>
+          <w:sz w:val="24"/>
+          <w:szCs w:val="24"/>
+        </w:rPr>
+        <w:t xml:space="preserve">• </w:t>
+      </w:r>
+      <w:r>
+        <w:rPr>
+          <w:rFonts w:ascii="Times New Roman" w:eastAsia="SimSun"/>
+          <w:color w:val="262626"/>
+          <w:sz w:val="24"/>
+          <w:szCs w:val="24"/>
+        </w:rPr>
+        <w:t xml:space="preserve">第三站（一个下午）：用 ai00 或 rwkv.cpp 换着跑同一个模型，对比速度差异，体会“推理引擎”的价值。</w:t>
+      </w:r>
+    </w:p>
+    <w:p>
+      <w:pPr>
+        <w:spacing w:after="80" w:line="312"/>
+        <w:ind w:left="640" w:hanging="240"/>
+      </w:pPr>
+      <w:r>
+        <w:rPr>
+          <w:rFonts w:ascii="Times New Roman" w:eastAsia="SimSun"/>
+          <w:b/>
+          <w:bCs/>
+          <w:color w:val="1B6B7A"/>
+          <w:sz w:val="24"/>
+          <w:szCs w:val="24"/>
+        </w:rPr>
+        <w:t xml:space="preserve">• </w:t>
+      </w:r>
+      <w:r>
+        <w:rPr>
+          <w:rFonts w:ascii="Times New Roman" w:eastAsia="SimSun"/>
+          <w:color w:val="262626"/>
+          <w:sz w:val="24"/>
+          <w:szCs w:val="24"/>
+        </w:rPr>
+        <w:t xml:space="preserve">第四站（一个周末）：跟着第 20~21 章训练自己的迷你模型，再用自己的 Runner 加载它——全链路闭环。</w:t>
       </w:r>
     </w:p>
     <w:tbl>
@@ -28511,7 +28272,7 @@
                 <w:sz w:val="21"/>
                 <w:szCs w:val="21"/>
               </w:rPr>
-              <w:t xml:space="preserve">【选择】“AI 时代的安卓”比喻的核心是？A. 造最快模型  B. 开放生态全布局  C. 只做手机系统</w:t>
+              <w:t xml:space="preserve">【选择】哪类设备最能体现 RWKV 相对 Transformer 的端侧优势？A. 云端千卡集群  B. 内存受限的手机／边缘设备  C. 量子计算机</w:t>
             </w:r>
           </w:p>
           <w:p>
@@ -28526,7 +28287,7 @@
                 <w:sz w:val="21"/>
                 <w:szCs w:val="21"/>
               </w:rPr>
-              <w:t xml:space="preserve">【简答】RWKV 开源用 Apache 2.0 协议，对生态扩张意味着什么？（对比“闭源收费”）</w:t>
+              <w:t xml:space="preserve">【简答】用“内存恒定 + 无 KV 缓存”解释：为什么浏览器标签页跑 RWKV 不会越聊越卡？</w:t>
             </w:r>
           </w:p>
           <w:p>
@@ -28541,7 +28302,7 @@
                 <w:sz w:val="21"/>
                 <w:szCs w:val="21"/>
               </w:rPr>
-              <w:t xml:space="preserve">【动手】对照 26.1 的五条战线，各写一句你最感兴趣的具体项目/论文/方向，圈出其中一个作为你的“入门切入点”。</w:t>
+              <w:t xml:space="preserve">【动手】走完 25.3 的第一站和第二站，各截一张图，写三句话体验笔记（速度／质量／惊喜或不足）。</w:t>
             </w:r>
           </w:p>
           <w:p>
@@ -28577,7 +28338,7 @@
         <w:spacing w:after="240" w:before="480" w:line="340"/>
         <w:outlineLvl w:val="0"/>
       </w:pPr>
-      <w:bookmarkStart w:name="_Toc101" w:id="101"/>
+      <w:bookmarkStart w:name="_Toc98" w:id="98"/>
       <w:r>
         <w:rPr>
           <w:rFonts w:ascii="Arial" w:eastAsia="SimHei"/>
@@ -28587,9 +28348,914 @@
           <w:sz w:val="32"/>
           <w:szCs w:val="32"/>
         </w:rPr>
+        <w:t xml:space="preserve">第 26 章 RWKV 的全景布局：一个人的实验，一个生态的野心</w:t>
+      </w:r>
+      <w:bookmarkEnd w:id="98"/>
+    </w:p>
+    <w:p>
+      <w:pPr>
+        <w:pStyle w:val="Heading2"/>
+        <w:pBdr>
+          <w:left w:val="single" w:color="4E8CAD" w:sz="22" w:space="10"/>
+        </w:pBdr>
+        <w:spacing w:after="170" w:before="340" w:line="320"/>
+        <w:outlineLvl w:val="1"/>
+      </w:pPr>
+      <w:bookmarkStart w:name="_Toc99" w:id="99"/>
+      <w:r>
+        <w:rPr>
+          <w:rFonts w:ascii="Arial" w:eastAsia="SimHei"/>
+          <w:b/>
+          <w:bCs/>
+          <w:color w:val="2C3E50"/>
+          <w:sz w:val="27"/>
+          <w:szCs w:val="27"/>
+        </w:rPr>
+        <w:t xml:space="preserve">26.1 五条战线</w:t>
+      </w:r>
+      <w:bookmarkEnd w:id="99"/>
+    </w:p>
+    <w:tbl>
+      <w:tblPr>
+        <w:tblW w:type="pct" w:w="5000"/>
+        <w:tblBorders>
+          <w:top w:val="single" w:color="1B6B7A" w:sz="8"/>
+          <w:left w:val="none" w:color="FFFFFF" w:sz="0"/>
+          <w:bottom w:val="single" w:color="1B6B7A" w:sz="8"/>
+          <w:right w:val="none" w:color="FFFFFF" w:sz="0"/>
+          <w:insideH w:val="single" w:color="C8DDE2" w:sz="4"/>
+          <w:insideV w:val="single" w:color="C8DDE2" w:sz="4"/>
+        </w:tblBorders>
+        <w:tblLayout w:type="fixed"/>
+      </w:tblPr>
+      <w:tblGrid>
+        <w:gridCol w:w="2929"/>
+        <w:gridCol w:w="2929"/>
+        <w:gridCol w:w="2929"/>
+      </w:tblGrid>
+      <w:tr>
+        <w:trPr>
+          <w:cantSplit/>
+          <w:tblHeader/>
+        </w:trPr>
+        <w:tc>
+          <w:tcPr>
+            <w:shd w:fill="1B6B7A" w:val="clear"/>
+            <w:tcMar>
+              <w:top w:type="dxa" w:w="80"/>
+              <w:left w:type="dxa" w:w="120"/>
+              <w:bottom w:type="dxa" w:w="80"/>
+              <w:right w:type="dxa" w:w="120"/>
+            </w:tcMar>
+            <w:vAlign w:val="center"/>
+          </w:tcPr>
+          <w:p>
+            <w:pPr>
+              <w:spacing w:after="0" w:line="280"/>
+              <w:jc w:val="center"/>
+            </w:pPr>
+            <w:r>
+              <w:rPr>
+                <w:rFonts w:ascii="Times New Roman" w:eastAsia="SimSun"/>
+                <w:b/>
+                <w:bCs/>
+                <w:color w:val="FFFFFF"/>
+                <w:sz w:val="21"/>
+                <w:szCs w:val="21"/>
+              </w:rPr>
+              <w:t xml:space="preserve">战线</w:t>
+            </w:r>
+          </w:p>
+        </w:tc>
+        <w:tc>
+          <w:tcPr>
+            <w:shd w:fill="1B6B7A" w:val="clear"/>
+            <w:tcMar>
+              <w:top w:type="dxa" w:w="80"/>
+              <w:left w:type="dxa" w:w="120"/>
+              <w:bottom w:type="dxa" w:w="80"/>
+              <w:right w:type="dxa" w:w="120"/>
+            </w:tcMar>
+            <w:vAlign w:val="center"/>
+          </w:tcPr>
+          <w:p>
+            <w:pPr>
+              <w:spacing w:after="0" w:line="280"/>
+              <w:jc w:val="center"/>
+            </w:pPr>
+            <w:r>
+              <w:rPr>
+                <w:rFonts w:ascii="Times New Roman" w:eastAsia="SimSun"/>
+                <w:b/>
+                <w:bCs/>
+                <w:color w:val="FFFFFF"/>
+                <w:sz w:val="21"/>
+                <w:szCs w:val="21"/>
+              </w:rPr>
+              <w:t xml:space="preserve">现状</w:t>
+            </w:r>
+          </w:p>
+        </w:tc>
+        <w:tc>
+          <w:tcPr>
+            <w:shd w:fill="1B6B7A" w:val="clear"/>
+            <w:tcMar>
+              <w:top w:type="dxa" w:w="80"/>
+              <w:left w:type="dxa" w:w="120"/>
+              <w:bottom w:type="dxa" w:w="80"/>
+              <w:right w:type="dxa" w:w="120"/>
+            </w:tcMar>
+            <w:vAlign w:val="center"/>
+          </w:tcPr>
+          <w:p>
+            <w:pPr>
+              <w:spacing w:after="0" w:line="280"/>
+              <w:jc w:val="center"/>
+            </w:pPr>
+            <w:r>
+              <w:rPr>
+                <w:rFonts w:ascii="Times New Roman" w:eastAsia="SimSun"/>
+                <w:b/>
+                <w:bCs/>
+                <w:color w:val="FFFFFF"/>
+                <w:sz w:val="21"/>
+                <w:szCs w:val="21"/>
+              </w:rPr>
+              <w:t xml:space="preserve">关键节点</w:t>
+            </w:r>
+          </w:p>
+        </w:tc>
+      </w:tr>
+      <w:tr>
+        <w:trPr>
+          <w:cantSplit/>
+        </w:trPr>
+        <w:tc>
+          <w:tcPr>
+            <w:shd w:fill="FFFFFF" w:val="clear"/>
+            <w:tcMar>
+              <w:top w:type="dxa" w:w="80"/>
+              <w:left w:type="dxa" w:w="120"/>
+              <w:bottom w:type="dxa" w:w="80"/>
+              <w:right w:type="dxa" w:w="120"/>
+            </w:tcMar>
+            <w:vAlign w:val="center"/>
+          </w:tcPr>
+          <w:p>
+            <w:pPr>
+              <w:spacing w:after="0" w:line="280"/>
+              <w:jc w:val="left"/>
+            </w:pPr>
+            <w:r>
+              <w:rPr>
+                <w:rFonts w:ascii="Times New Roman" w:eastAsia="SimSun"/>
+                <w:b w:val="false"/>
+                <w:bCs w:val="false"/>
+                <w:color w:val="262626"/>
+                <w:sz w:val="20"/>
+                <w:szCs w:val="20"/>
+              </w:rPr>
+              <w:t xml:space="preserve">模型</w:t>
+            </w:r>
+          </w:p>
+        </w:tc>
+        <w:tc>
+          <w:tcPr>
+            <w:shd w:fill="FAFCFD" w:val="clear"/>
+            <w:tcMar>
+              <w:top w:type="dxa" w:w="80"/>
+              <w:left w:type="dxa" w:w="120"/>
+              <w:bottom w:type="dxa" w:w="80"/>
+              <w:right w:type="dxa" w:w="120"/>
+            </w:tcMar>
+            <w:vAlign w:val="center"/>
+          </w:tcPr>
+          <w:p>
+            <w:pPr>
+              <w:spacing w:after="0" w:line="280"/>
+              <w:jc w:val="left"/>
+            </w:pPr>
+            <w:r>
+              <w:rPr>
+                <w:rFonts w:ascii="Times New Roman" w:eastAsia="SimSun"/>
+                <w:b w:val="false"/>
+                <w:bCs w:val="false"/>
+                <w:color w:val="262626"/>
+                <w:sz w:val="20"/>
+                <w:szCs w:val="20"/>
+              </w:rPr>
+              <w:t xml:space="preserve">语言（World 系列）＋多模态（ModRWKV）＋基底模型 G1（推理／代码／数学）</w:t>
+            </w:r>
+          </w:p>
+        </w:tc>
+        <w:tc>
+          <w:tcPr>
+            <w:shd w:fill="FFFFFF" w:val="clear"/>
+            <w:tcMar>
+              <w:top w:type="dxa" w:w="80"/>
+              <w:left w:type="dxa" w:w="120"/>
+              <w:bottom w:type="dxa" w:w="80"/>
+              <w:right w:type="dxa" w:w="120"/>
+            </w:tcMar>
+            <w:vAlign w:val="center"/>
+          </w:tcPr>
+          <w:p>
+            <w:pPr>
+              <w:spacing w:after="0" w:line="280"/>
+              <w:jc w:val="left"/>
+            </w:pPr>
+            <w:r>
+              <w:rPr>
+                <w:rFonts w:ascii="Times New Roman" w:eastAsia="SimSun"/>
+                <w:b w:val="false"/>
+                <w:bCs w:val="false"/>
+                <w:color w:val="262626"/>
+                <w:sz w:val="20"/>
+                <w:szCs w:val="20"/>
+              </w:rPr>
+              <w:t xml:space="preserve">RWKV-7 发布 G1 系列，持续更新</w:t>
+            </w:r>
+          </w:p>
+        </w:tc>
+      </w:tr>
+      <w:tr>
+        <w:trPr>
+          <w:cantSplit/>
+        </w:trPr>
+        <w:tc>
+          <w:tcPr>
+            <w:shd w:fill="FFFFFF" w:val="clear"/>
+            <w:tcMar>
+              <w:top w:type="dxa" w:w="80"/>
+              <w:left w:type="dxa" w:w="120"/>
+              <w:bottom w:type="dxa" w:w="80"/>
+              <w:right w:type="dxa" w:w="120"/>
+            </w:tcMar>
+            <w:vAlign w:val="center"/>
+          </w:tcPr>
+          <w:p>
+            <w:pPr>
+              <w:spacing w:after="0" w:line="280"/>
+              <w:jc w:val="left"/>
+            </w:pPr>
+            <w:r>
+              <w:rPr>
+                <w:rFonts w:ascii="Times New Roman" w:eastAsia="SimSun"/>
+                <w:b w:val="false"/>
+                <w:bCs w:val="false"/>
+                <w:color w:val="262626"/>
+                <w:sz w:val="20"/>
+                <w:szCs w:val="20"/>
+              </w:rPr>
+              <w:t xml:space="preserve">学术</w:t>
+            </w:r>
+          </w:p>
+        </w:tc>
+        <w:tc>
+          <w:tcPr>
+            <w:shd w:fill="FAFCFD" w:val="clear"/>
+            <w:tcMar>
+              <w:top w:type="dxa" w:w="80"/>
+              <w:left w:type="dxa" w:w="120"/>
+              <w:bottom w:type="dxa" w:w="80"/>
+              <w:right w:type="dxa" w:w="120"/>
+            </w:tcMar>
+            <w:vAlign w:val="center"/>
+          </w:tcPr>
+          <w:p>
+            <w:pPr>
+              <w:spacing w:after="0" w:line="280"/>
+              <w:jc w:val="left"/>
+            </w:pPr>
+            <w:r>
+              <w:rPr>
+                <w:rFonts w:ascii="Times New Roman" w:eastAsia="SimSun"/>
+                <w:b w:val="false"/>
+                <w:bCs w:val="false"/>
+                <w:color w:val="262626"/>
+                <w:sz w:val="20"/>
+                <w:szCs w:val="20"/>
+              </w:rPr>
+              <w:t xml:space="preserve">266 篇相关论文；架构论文登上 EMNLP／TMLR／ICLR／IJCAI／EMNLP 五个舞台</w:t>
+            </w:r>
+          </w:p>
+        </w:tc>
+        <w:tc>
+          <w:tcPr>
+            <w:shd w:fill="FFFFFF" w:val="clear"/>
+            <w:tcMar>
+              <w:top w:type="dxa" w:w="80"/>
+              <w:left w:type="dxa" w:w="120"/>
+              <w:bottom w:type="dxa" w:w="80"/>
+              <w:right w:type="dxa" w:w="120"/>
+            </w:tcMar>
+            <w:vAlign w:val="center"/>
+          </w:tcPr>
+          <w:p>
+            <w:pPr>
+              <w:spacing w:after="0" w:line="280"/>
+              <w:jc w:val="left"/>
+            </w:pPr>
+            <w:r>
+              <w:rPr>
+                <w:rFonts w:ascii="Times New Roman" w:eastAsia="SimSun"/>
+                <w:b w:val="false"/>
+                <w:bCs w:val="false"/>
+                <w:color w:val="262626"/>
+                <w:sz w:val="20"/>
+                <w:szCs w:val="20"/>
+              </w:rPr>
+              <w:t xml:space="preserve">RWKV-7 获 ICLR 2025 认可（第 14 章表达力金牌）</w:t>
+            </w:r>
+          </w:p>
+        </w:tc>
+      </w:tr>
+      <w:tr>
+        <w:trPr>
+          <w:cantSplit/>
+        </w:trPr>
+        <w:tc>
+          <w:tcPr>
+            <w:shd w:fill="FFFFFF" w:val="clear"/>
+            <w:tcMar>
+              <w:top w:type="dxa" w:w="80"/>
+              <w:left w:type="dxa" w:w="120"/>
+              <w:bottom w:type="dxa" w:w="80"/>
+              <w:right w:type="dxa" w:w="120"/>
+            </w:tcMar>
+            <w:vAlign w:val="center"/>
+          </w:tcPr>
+          <w:p>
+            <w:pPr>
+              <w:spacing w:after="0" w:line="280"/>
+              <w:jc w:val="left"/>
+            </w:pPr>
+            <w:r>
+              <w:rPr>
+                <w:rFonts w:ascii="Times New Roman" w:eastAsia="SimSun"/>
+                <w:b w:val="false"/>
+                <w:bCs w:val="false"/>
+                <w:color w:val="262626"/>
+                <w:sz w:val="20"/>
+                <w:szCs w:val="20"/>
+              </w:rPr>
+              <w:t xml:space="preserve">开源社区</w:t>
+            </w:r>
+          </w:p>
+        </w:tc>
+        <w:tc>
+          <w:tcPr>
+            <w:shd w:fill="FAFCFD" w:val="clear"/>
+            <w:tcMar>
+              <w:top w:type="dxa" w:w="80"/>
+              <w:left w:type="dxa" w:w="120"/>
+              <w:bottom w:type="dxa" w:w="80"/>
+              <w:right w:type="dxa" w:w="120"/>
+            </w:tcMar>
+            <w:vAlign w:val="center"/>
+          </w:tcPr>
+          <w:p>
+            <w:pPr>
+              <w:spacing w:after="0" w:line="280"/>
+              <w:jc w:val="left"/>
+            </w:pPr>
+            <w:r>
+              <w:rPr>
+                <w:rFonts w:ascii="Times New Roman" w:eastAsia="SimSun"/>
+                <w:b w:val="false"/>
+                <w:bCs w:val="false"/>
+                <w:color w:val="262626"/>
+                <w:sz w:val="20"/>
+                <w:szCs w:val="20"/>
+              </w:rPr>
+              <w:t xml:space="preserve">Apache 2.0 协议全开放；LFAI &amp; Data 基金会孵化项目；全球志愿者接力</w:t>
+            </w:r>
+          </w:p>
+        </w:tc>
+        <w:tc>
+          <w:tcPr>
+            <w:shd w:fill="FFFFFF" w:val="clear"/>
+            <w:tcMar>
+              <w:top w:type="dxa" w:w="80"/>
+              <w:left w:type="dxa" w:w="120"/>
+              <w:bottom w:type="dxa" w:w="80"/>
+              <w:right w:type="dxa" w:w="120"/>
+            </w:tcMar>
+            <w:vAlign w:val="center"/>
+          </w:tcPr>
+          <w:p>
+            <w:pPr>
+              <w:spacing w:after="0" w:line="280"/>
+              <w:jc w:val="left"/>
+            </w:pPr>
+            <w:r>
+              <w:rPr>
+                <w:rFonts w:ascii="Times New Roman" w:eastAsia="SimSun"/>
+                <w:b w:val="false"/>
+                <w:bCs w:val="false"/>
+                <w:color w:val="262626"/>
+                <w:sz w:val="20"/>
+                <w:szCs w:val="20"/>
+              </w:rPr>
+              <w:t xml:space="preserve">RWKV-Runner／ai00／rwkv.cpp 等项目自发涌现</w:t>
+            </w:r>
+          </w:p>
+        </w:tc>
+      </w:tr>
+      <w:tr>
+        <w:trPr>
+          <w:cantSplit/>
+        </w:trPr>
+        <w:tc>
+          <w:tcPr>
+            <w:shd w:fill="FFFFFF" w:val="clear"/>
+            <w:tcMar>
+              <w:top w:type="dxa" w:w="80"/>
+              <w:left w:type="dxa" w:w="120"/>
+              <w:bottom w:type="dxa" w:w="80"/>
+              <w:right w:type="dxa" w:w="120"/>
+            </w:tcMar>
+            <w:vAlign w:val="center"/>
+          </w:tcPr>
+          <w:p>
+            <w:pPr>
+              <w:spacing w:after="0" w:line="280"/>
+              <w:jc w:val="left"/>
+            </w:pPr>
+            <w:r>
+              <w:rPr>
+                <w:rFonts w:ascii="Times New Roman" w:eastAsia="SimSun"/>
+                <w:b w:val="false"/>
+                <w:bCs w:val="false"/>
+                <w:color w:val="262626"/>
+                <w:sz w:val="20"/>
+                <w:szCs w:val="20"/>
+              </w:rPr>
+              <w:t xml:space="preserve">产业（端侧）</w:t>
+            </w:r>
+          </w:p>
+        </w:tc>
+        <w:tc>
+          <w:tcPr>
+            <w:shd w:fill="FAFCFD" w:val="clear"/>
+            <w:tcMar>
+              <w:top w:type="dxa" w:w="80"/>
+              <w:left w:type="dxa" w:w="120"/>
+              <w:bottom w:type="dxa" w:w="80"/>
+              <w:right w:type="dxa" w:w="120"/>
+            </w:tcMar>
+            <w:vAlign w:val="center"/>
+          </w:tcPr>
+          <w:p>
+            <w:pPr>
+              <w:spacing w:after="0" w:line="280"/>
+              <w:jc w:val="left"/>
+            </w:pPr>
+            <w:r>
+              <w:rPr>
+                <w:rFonts w:ascii="Times New Roman" w:eastAsia="SimSun"/>
+                <w:b w:val="false"/>
+                <w:bCs w:val="false"/>
+                <w:color w:val="262626"/>
+                <w:sz w:val="20"/>
+                <w:szCs w:val="20"/>
+              </w:rPr>
+              <w:t xml:space="preserve">移远通信合作模组落地物联网；Flutter APP 覆盖手机桌面</w:t>
+            </w:r>
+          </w:p>
+        </w:tc>
+        <w:tc>
+          <w:tcPr>
+            <w:shd w:fill="FFFFFF" w:val="clear"/>
+            <w:tcMar>
+              <w:top w:type="dxa" w:w="80"/>
+              <w:left w:type="dxa" w:w="120"/>
+              <w:bottom w:type="dxa" w:w="80"/>
+              <w:right w:type="dxa" w:w="120"/>
+            </w:tcMar>
+            <w:vAlign w:val="center"/>
+          </w:tcPr>
+          <w:p>
+            <w:pPr>
+              <w:spacing w:after="0" w:line="280"/>
+              <w:jc w:val="left"/>
+            </w:pPr>
+            <w:r>
+              <w:rPr>
+                <w:rFonts w:ascii="Times New Roman" w:eastAsia="SimSun"/>
+                <w:b w:val="false"/>
+                <w:bCs w:val="false"/>
+                <w:color w:val="262626"/>
+                <w:sz w:val="20"/>
+                <w:szCs w:val="20"/>
+              </w:rPr>
+              <w:t xml:space="preserve">WAIC 2025 亮相端侧方案</w:t>
+            </w:r>
+          </w:p>
+        </w:tc>
+      </w:tr>
+      <w:tr>
+        <w:trPr>
+          <w:cantSplit/>
+        </w:trPr>
+        <w:tc>
+          <w:tcPr>
+            <w:shd w:fill="FFFFFF" w:val="clear"/>
+            <w:tcMar>
+              <w:top w:type="dxa" w:w="80"/>
+              <w:left w:type="dxa" w:w="120"/>
+              <w:bottom w:type="dxa" w:w="80"/>
+              <w:right w:type="dxa" w:w="120"/>
+            </w:tcMar>
+            <w:vAlign w:val="center"/>
+          </w:tcPr>
+          <w:p>
+            <w:pPr>
+              <w:spacing w:after="0" w:line="280"/>
+              <w:jc w:val="left"/>
+            </w:pPr>
+            <w:r>
+              <w:rPr>
+                <w:rFonts w:ascii="Times New Roman" w:eastAsia="SimSun"/>
+                <w:b w:val="false"/>
+                <w:bCs w:val="false"/>
+                <w:color w:val="262626"/>
+                <w:sz w:val="20"/>
+                <w:szCs w:val="20"/>
+              </w:rPr>
+              <w:t xml:space="preserve">产业（芯片）</w:t>
+            </w:r>
+          </w:p>
+        </w:tc>
+        <w:tc>
+          <w:tcPr>
+            <w:shd w:fill="FAFCFD" w:val="clear"/>
+            <w:tcMar>
+              <w:top w:type="dxa" w:w="80"/>
+              <w:left w:type="dxa" w:w="120"/>
+              <w:bottom w:type="dxa" w:w="80"/>
+              <w:right w:type="dxa" w:w="120"/>
+            </w:tcMar>
+            <w:vAlign w:val="center"/>
+          </w:tcPr>
+          <w:p>
+            <w:pPr>
+              <w:spacing w:after="0" w:line="280"/>
+              <w:jc w:val="left"/>
+            </w:pPr>
+            <w:r>
+              <w:rPr>
+                <w:rFonts w:ascii="Times New Roman" w:eastAsia="SimSun"/>
+                <w:b w:val="false"/>
+                <w:bCs w:val="false"/>
+                <w:color w:val="262626"/>
+                <w:sz w:val="20"/>
+                <w:szCs w:val="20"/>
+              </w:rPr>
+              <w:t xml:space="preserve">RPU 专用芯片计划推进中</w:t>
+            </w:r>
+          </w:p>
+        </w:tc>
+        <w:tc>
+          <w:tcPr>
+            <w:shd w:fill="FFFFFF" w:val="clear"/>
+            <w:tcMar>
+              <w:top w:type="dxa" w:w="80"/>
+              <w:left w:type="dxa" w:w="120"/>
+              <w:bottom w:type="dxa" w:w="80"/>
+              <w:right w:type="dxa" w:w="120"/>
+            </w:tcMar>
+            <w:vAlign w:val="center"/>
+          </w:tcPr>
+          <w:p>
+            <w:pPr>
+              <w:spacing w:after="0" w:line="280"/>
+              <w:jc w:val="left"/>
+            </w:pPr>
+            <w:r>
+              <w:rPr>
+                <w:rFonts w:ascii="Times New Roman" w:eastAsia="SimSun"/>
+                <w:b w:val="false"/>
+                <w:bCs w:val="false"/>
+                <w:color w:val="262626"/>
+                <w:sz w:val="20"/>
+                <w:szCs w:val="20"/>
+              </w:rPr>
+              <w:t xml:space="preserve">彭博 2023 年的“决战在硬件”宣言正在兑现（第 17 章）</w:t>
+            </w:r>
+          </w:p>
+        </w:tc>
+      </w:tr>
+      <w:tr>
+        <w:trPr>
+          <w:cantSplit/>
+        </w:trPr>
+        <w:tc>
+          <w:tcPr>
+            <w:shd w:fill="FFFFFF" w:val="clear"/>
+            <w:tcMar>
+              <w:top w:type="dxa" w:w="80"/>
+              <w:left w:type="dxa" w:w="120"/>
+              <w:bottom w:type="dxa" w:w="80"/>
+              <w:right w:type="dxa" w:w="120"/>
+            </w:tcMar>
+            <w:vAlign w:val="center"/>
+          </w:tcPr>
+          <w:p>
+            <w:pPr>
+              <w:spacing w:after="0" w:line="280"/>
+              <w:jc w:val="left"/>
+            </w:pPr>
+            <w:r>
+              <w:rPr>
+                <w:rFonts w:ascii="Times New Roman" w:eastAsia="SimSun"/>
+                <w:b w:val="false"/>
+                <w:bCs w:val="false"/>
+                <w:color w:val="262626"/>
+                <w:sz w:val="20"/>
+                <w:szCs w:val="20"/>
+              </w:rPr>
+              <w:t xml:space="preserve">Agent 生态</w:t>
+            </w:r>
+          </w:p>
+        </w:tc>
+        <w:tc>
+          <w:tcPr>
+            <w:shd w:fill="FAFCFD" w:val="clear"/>
+            <w:tcMar>
+              <w:top w:type="dxa" w:w="80"/>
+              <w:left w:type="dxa" w:w="120"/>
+              <w:bottom w:type="dxa" w:w="80"/>
+              <w:right w:type="dxa" w:w="120"/>
+            </w:tcMar>
+            <w:vAlign w:val="center"/>
+          </w:tcPr>
+          <w:p>
+            <w:pPr>
+              <w:spacing w:after="0" w:line="280"/>
+              <w:jc w:val="left"/>
+            </w:pPr>
+            <w:r>
+              <w:rPr>
+                <w:rFonts w:ascii="Times New Roman" w:eastAsia="SimSun"/>
+                <w:b w:val="false"/>
+                <w:bCs w:val="false"/>
+                <w:color w:val="262626"/>
+                <w:sz w:val="20"/>
+                <w:szCs w:val="20"/>
+              </w:rPr>
+              <w:t xml:space="preserve">RWKV-Agent 等社区项目让 G1 系列学会用工具：读文件、搜网页、写文件</w:t>
+            </w:r>
+          </w:p>
+        </w:tc>
+        <w:tc>
+          <w:tcPr>
+            <w:shd w:fill="FFFFFF" w:val="clear"/>
+            <w:tcMar>
+              <w:top w:type="dxa" w:w="80"/>
+              <w:left w:type="dxa" w:w="120"/>
+              <w:bottom w:type="dxa" w:w="80"/>
+              <w:right w:type="dxa" w:w="120"/>
+            </w:tcMar>
+            <w:vAlign w:val="center"/>
+          </w:tcPr>
+          <w:p>
+            <w:pPr>
+              <w:spacing w:after="0" w:line="280"/>
+              <w:jc w:val="left"/>
+            </w:pPr>
+            <w:r>
+              <w:rPr>
+                <w:rFonts w:ascii="Times New Roman" w:eastAsia="SimSun"/>
+                <w:b w:val="false"/>
+                <w:bCs w:val="false"/>
+                <w:color w:val="262626"/>
+                <w:sz w:val="20"/>
+                <w:szCs w:val="20"/>
+              </w:rPr>
+              <w:t xml:space="preserve">2026.10 的 568 题实测把提示词格式与采样调成了科学（第 24.5 节）</w:t>
+            </w:r>
+          </w:p>
+        </w:tc>
+      </w:tr>
+    </w:tbl>
+    <w:p>
+      <w:pPr>
+        <w:spacing w:after="120"/>
+      </w:pPr>
+    </w:p>
+    <w:p>
+      <w:pPr>
+        <w:pStyle w:val="Heading2"/>
+        <w:pBdr>
+          <w:left w:val="single" w:color="4E8CAD" w:sz="22" w:space="10"/>
+        </w:pBdr>
+        <w:spacing w:after="170" w:before="340" w:line="320"/>
+        <w:outlineLvl w:val="1"/>
+      </w:pPr>
+      <w:bookmarkStart w:name="_Toc100" w:id="100"/>
+      <w:r>
+        <w:rPr>
+          <w:rFonts w:ascii="Arial" w:eastAsia="SimHei"/>
+          <w:b/>
+          <w:bCs/>
+          <w:color w:val="2C3E50"/>
+          <w:sz w:val="27"/>
+          <w:szCs w:val="27"/>
+        </w:rPr>
+        <w:t xml:space="preserve">26.2 “AI 时代的安卓”</w:t>
+      </w:r>
+      <w:bookmarkEnd w:id="100"/>
+    </w:p>
+    <w:p>
+      <w:pPr>
+        <w:spacing w:after="140" w:line="336"/>
+        <w:ind w:firstLine="480"/>
+        <w:jc w:val="both"/>
+      </w:pPr>
+      <w:r>
+        <w:rPr>
+          <w:rFonts w:ascii="Times New Roman" w:eastAsia="SimSun"/>
+          <w:color w:val="262626"/>
+          <w:sz w:val="24"/>
+          <w:szCs w:val="24"/>
+        </w:rPr>
+        <w:t xml:space="preserve">2023 年彭博接受采访时说过一个野心：做“AI 时代的安卓”。安卓的打法不是造最快的手机，而是把系统开源给所有厂商，让生态自己长。RWKV 走的是同一条路：架构与模型全部 Apache 2.0 开源，任何人可以免费商用；端侧、云侧、芯片侧全布局；多语言公平（World 数据覆盖 100+ 语言，不偏科英语）。当 Transformer 的训练和推理账单越堆越高时，“又快又省又开放”的路线就有了自己的生存空间。</w:t>
+      </w:r>
+    </w:p>
+    <w:p>
+      <w:pPr>
+        <w:pStyle w:val="Heading2"/>
+        <w:pBdr>
+          <w:left w:val="single" w:color="4E8CAD" w:sz="22" w:space="10"/>
+        </w:pBdr>
+        <w:spacing w:after="170" w:before="340" w:line="320"/>
+        <w:outlineLvl w:val="1"/>
+      </w:pPr>
+      <w:bookmarkStart w:name="_Toc101" w:id="101"/>
+      <w:r>
+        <w:rPr>
+          <w:rFonts w:ascii="Arial" w:eastAsia="SimHei"/>
+          <w:b/>
+          <w:bCs/>
+          <w:color w:val="2C3E50"/>
+          <w:sz w:val="27"/>
+          <w:szCs w:val="27"/>
+        </w:rPr>
+        <w:t xml:space="preserve">26.3 给你的位置</w:t>
+      </w:r>
+      <w:bookmarkEnd w:id="101"/>
+    </w:p>
+    <w:p>
+      <w:pPr>
+        <w:spacing w:after="140" w:line="336"/>
+        <w:ind w:firstLine="480"/>
+        <w:jc w:val="both"/>
+      </w:pPr>
+      <w:r>
+        <w:rPr>
+          <w:rFonts w:ascii="Times New Roman" w:eastAsia="SimSun"/>
+          <w:color w:val="262626"/>
+          <w:sz w:val="24"/>
+          <w:szCs w:val="24"/>
+        </w:rPr>
+        <w:t xml:space="preserve">看懂了布局，再想你能站在哪：喜欢动手——第 18~23 章的造模链路加上第 25 章的设备地图，足够你做出第一个“自己的 AI 产品”；喜欢研究——附录 C 的 266 篇论文里挑一条线（视觉／时序／医学）深挖；喜欢工程——附录 G 高阶路线的算子和推理引擎方向，社区项目永远欢迎新血。生态的野心，要靠一代代新人的手上功夫来兑现。</w:t>
+      </w:r>
+    </w:p>
+    <w:tbl>
+      <w:tblPr>
+        <w:tblW w:type="pct" w:w="5000"/>
+        <w:tblBorders>
+          <w:top w:val="none" w:color="FFFFFF" w:sz="0"/>
+          <w:left w:val="single" w:color="1B6B7A" w:sz="18"/>
+          <w:bottom w:val="none" w:color="FFFFFF" w:sz="0"/>
+          <w:right w:val="none" w:color="FFFFFF" w:sz="0"/>
+          <w:insideH w:val="none" w:color="FFFFFF" w:sz="0"/>
+          <w:insideV w:val="none" w:color="FFFFFF" w:sz="0"/>
+        </w:tblBorders>
+        <w:tblLayout w:type="fixed"/>
+      </w:tblPr>
+      <w:tblGrid>
+        <w:gridCol w:w="8788"/>
+      </w:tblGrid>
+      <w:tr>
+        <w:tc>
+          <w:tcPr>
+            <w:shd w:fill="EEF4F7" w:val="clear"/>
+            <w:tcMar>
+              <w:top w:type="dxa" w:w="120"/>
+              <w:left w:type="dxa" w:w="200"/>
+              <w:bottom w:type="dxa" w:w="120"/>
+              <w:right w:type="dxa" w:w="200"/>
+            </w:tcMar>
+          </w:tcPr>
+          <w:p>
+            <w:pPr>
+              <w:spacing w:after="60" w:line="300"/>
+            </w:pPr>
+            <w:r>
+              <w:rPr>
+                <w:rFonts w:ascii="Arial" w:eastAsia="SimHei"/>
+                <w:b/>
+                <w:bCs/>
+                <w:color w:val="0F3A44"/>
+                <w:sz w:val="24"/>
+                <w:szCs w:val="24"/>
+              </w:rPr>
+              <w:t xml:space="preserve">随堂测试</w:t>
+            </w:r>
+          </w:p>
+          <w:p>
+            <w:pPr>
+              <w:spacing w:after="50" w:line="300"/>
+              <w:ind w:left="200" w:hanging="200"/>
+            </w:pPr>
+            <w:r>
+              <w:rPr>
+                <w:rFonts w:ascii="Times New Roman" w:eastAsia="SimSun"/>
+                <w:color w:val="1F2933"/>
+                <w:sz w:val="21"/>
+                <w:szCs w:val="21"/>
+              </w:rPr>
+              <w:t xml:space="preserve">【选择】“AI 时代的安卓”比喻的核心是？A. 造最快模型  B. 开放生态全布局  C. 只做手机系统</w:t>
+            </w:r>
+          </w:p>
+          <w:p>
+            <w:pPr>
+              <w:spacing w:after="50" w:line="300"/>
+              <w:ind w:left="200" w:hanging="200"/>
+            </w:pPr>
+            <w:r>
+              <w:rPr>
+                <w:rFonts w:ascii="Times New Roman" w:eastAsia="SimSun"/>
+                <w:color w:val="1F2933"/>
+                <w:sz w:val="21"/>
+                <w:szCs w:val="21"/>
+              </w:rPr>
+              <w:t xml:space="preserve">【简答】RWKV 开源用 Apache 2.0 协议，对生态扩张意味着什么？（对比“闭源收费”）</w:t>
+            </w:r>
+          </w:p>
+          <w:p>
+            <w:pPr>
+              <w:spacing w:after="0" w:line="300"/>
+              <w:ind w:left="200" w:hanging="200"/>
+            </w:pPr>
+            <w:r>
+              <w:rPr>
+                <w:rFonts w:ascii="Times New Roman" w:eastAsia="SimSun"/>
+                <w:color w:val="1F2933"/>
+                <w:sz w:val="21"/>
+                <w:szCs w:val="21"/>
+              </w:rPr>
+              <w:t xml:space="preserve">【动手】对照 26.1 的五条战线，各写一句你最感兴趣的具体项目/论文/方向，圈出其中一个作为你的“入门切入点”。</w:t>
+            </w:r>
+          </w:p>
+          <w:p>
+            <w:pPr>
+              <w:spacing w:after="0" w:before="60" w:line="280"/>
+            </w:pPr>
+            <w:r>
+              <w:rPr>
+                <w:rFonts w:ascii="Times New Roman" w:eastAsia="SimSun"/>
+                <w:i/>
+                <w:iCs/>
+                <w:color w:val="8A9BA8"/>
+                <w:sz w:val="18"/>
+                <w:szCs w:val="18"/>
+              </w:rPr>
+              <w:t xml:space="preserve">（参考答案见附录 F；动手题以跑通代码为通过标准）</w:t>
+            </w:r>
+          </w:p>
+        </w:tc>
+      </w:tr>
+    </w:tbl>
+    <w:p>
+      <w:pPr>
+        <w:spacing w:after="120"/>
+      </w:pPr>
+    </w:p>
+    <w:p>
+      <w:pPr>
+        <w:pStyle w:val="Heading1"/>
+        <w:pBdr>
+          <w:bottom w:val="single" w:color="9FB6C6" w:sz="12" w:space="6"/>
+        </w:pBdr>
+        <w:spacing w:after="240" w:before="480" w:line="340"/>
+        <w:outlineLvl w:val="0"/>
+      </w:pPr>
+      <w:bookmarkStart w:name="_Toc102" w:id="102"/>
+      <w:r>
+        <w:rPr>
+          <w:rFonts w:ascii="Arial" w:eastAsia="SimHei"/>
+          <w:b/>
+          <w:bCs/>
+          <w:color w:val="1B6B7A"/>
+          <w:sz w:val="32"/>
+          <w:szCs w:val="32"/>
+        </w:rPr>
         <w:t xml:space="preserve">附录 A：核心论文速查表</w:t>
       </w:r>
-      <w:bookmarkEnd w:id="101"/>
+      <w:bookmarkEnd w:id="102"/>
     </w:p>
     <w:tbl>
       <w:tblPr>
@@ -29820,6 +30486,22 @@
     </w:p>
     <w:p>
       <w:pPr>
+        <w:spacing w:after="140" w:line="336"/>
+        <w:ind w:firstLine="480"/>
+        <w:jc w:val="both"/>
+      </w:pPr>
+      <w:r>
+        <w:rPr>
+          <w:rFonts w:ascii="Times New Roman" w:eastAsia="SimSun"/>
+          <w:color w:val="262626"/>
+          <w:sz w:val="24"/>
+          <w:szCs w:val="24"/>
+        </w:rPr>
+        <w:t xml:space="preserve">补充资料（社区实测文档）：RWKV-Agent 项目的《基于 G1l 预览版：RWKV Agent 提示词、工具格式与采样分析》（No.22，2026-10-24，github.com/No-22-Github/RWKV-Agent · docs/evaluations）——568 题考卷 × 17 组对照实验，把 Agent 场景的提示词格式与采样参数做成科学；第 24.5 节的四个暗坑全部来自它。</w:t>
+      </w:r>
+    </w:p>
+    <w:p>
+      <w:pPr>
         <w:pStyle w:val="Heading1"/>
         <w:pBdr>
           <w:bottom w:val="single" w:color="9FB6C6" w:sz="12" w:space="6"/>
@@ -29827,7 +30509,7 @@
         <w:spacing w:after="240" w:before="480" w:line="340"/>
         <w:outlineLvl w:val="0"/>
       </w:pPr>
-      <w:bookmarkStart w:name="_Toc102" w:id="102"/>
+      <w:bookmarkStart w:name="_Toc103" w:id="103"/>
       <w:r>
         <w:rPr>
           <w:rFonts w:ascii="Arial" w:eastAsia="SimHei"/>
@@ -29839,7 +30521,7 @@
         </w:rPr>
         <w:t xml:space="preserve">附录 B：术语表（按拼音排序）</w:t>
       </w:r>
-      <w:bookmarkEnd w:id="102"/>
+      <w:bookmarkEnd w:id="103"/>
     </w:p>
     <w:tbl>
       <w:tblPr>
@@ -31071,7 +31753,7 @@
         <w:spacing w:after="240" w:before="480" w:line="340"/>
         <w:outlineLvl w:val="0"/>
       </w:pPr>
-      <w:bookmarkStart w:name="_Toc103" w:id="103"/>
+      <w:bookmarkStart w:name="_Toc104" w:id="104"/>
       <w:r>
         <w:rPr>
           <w:rFonts w:ascii="Arial" w:eastAsia="SimHei"/>
@@ -31083,7 +31765,7 @@
         </w:rPr>
         <w:t xml:space="preserve">附录 C：266 篇生态论文分类索引（每类代表）</w:t>
       </w:r>
-      <w:bookmarkEnd w:id="103"/>
+      <w:bookmarkEnd w:id="104"/>
     </w:p>
     <w:p>
       <w:pPr>
@@ -32147,7 +32829,7 @@
         <w:spacing w:after="240" w:before="480" w:line="340"/>
         <w:outlineLvl w:val="0"/>
       </w:pPr>
-      <w:bookmarkStart w:name="_Toc104" w:id="104"/>
+      <w:bookmarkStart w:name="_Toc105" w:id="105"/>
       <w:r>
         <w:rPr>
           <w:rFonts w:ascii="Arial" w:eastAsia="SimHei"/>
@@ -32159,7 +32841,7 @@
         </w:rPr>
         <w:t xml:space="preserve">附录 D：四个实验的预期输出参考</w:t>
       </w:r>
-      <w:bookmarkEnd w:id="104"/>
+      <w:bookmarkEnd w:id="105"/>
     </w:p>
     <w:p>
       <w:pPr>
@@ -32186,7 +32868,7 @@
         <w:spacing w:after="240" w:before="480" w:line="340"/>
         <w:outlineLvl w:val="0"/>
       </w:pPr>
-      <w:bookmarkStart w:name="_Toc105" w:id="105"/>
+      <w:bookmarkStart w:name="_Toc106" w:id="106"/>
       <w:r>
         <w:rPr>
           <w:rFonts w:ascii="Arial" w:eastAsia="SimHei"/>
@@ -32198,7 +32880,7 @@
         </w:rPr>
         <w:t xml:space="preserve">附录 E：公式手册（训练与推理全公式 · 逐个验算）</w:t>
       </w:r>
-      <w:bookmarkEnd w:id="105"/>
+      <w:bookmarkEnd w:id="106"/>
     </w:p>
     <w:p>
       <w:pPr>
@@ -32225,7 +32907,7 @@
         <w:spacing w:after="170" w:before="340" w:line="320"/>
         <w:outlineLvl w:val="1"/>
       </w:pPr>
-      <w:bookmarkStart w:name="_Toc106" w:id="106"/>
+      <w:bookmarkStart w:name="_Toc107" w:id="107"/>
       <w:r>
         <w:rPr>
           <w:rFonts w:ascii="Arial" w:eastAsia="SimHei"/>
@@ -32237,7 +32919,7 @@
         </w:rPr>
         <w:t xml:space="preserve">E.1 softmax：把分数变概率</w:t>
       </w:r>
-      <w:bookmarkEnd w:id="106"/>
+      <w:bookmarkEnd w:id="107"/>
     </w:p>
     <w:tbl>
       <w:tblPr>
@@ -32316,7 +32998,7 @@
         <w:spacing w:after="170" w:before="340" w:line="320"/>
         <w:outlineLvl w:val="1"/>
       </w:pPr>
-      <w:bookmarkStart w:name="_Toc107" w:id="107"/>
+      <w:bookmarkStart w:name="_Toc108" w:id="108"/>
       <w:r>
         <w:rPr>
           <w:rFonts w:ascii="Arial" w:eastAsia="SimHei"/>
@@ -32328,7 +33010,7 @@
         </w:rPr>
         <w:t xml:space="preserve">E.2 交叉熵：罚错的力度</w:t>
       </w:r>
-      <w:bookmarkEnd w:id="107"/>
+      <w:bookmarkEnd w:id="108"/>
     </w:p>
     <w:tbl>
       <w:tblPr>
@@ -32407,7 +33089,7 @@
         <w:spacing w:after="170" w:before="340" w:line="320"/>
         <w:outlineLvl w:val="1"/>
       </w:pPr>
-      <w:bookmarkStart w:name="_Toc108" w:id="108"/>
+      <w:bookmarkStart w:name="_Toc109" w:id="109"/>
       <w:r>
         <w:rPr>
           <w:rFonts w:ascii="Arial" w:eastAsia="SimHei"/>
@@ -32419,7 +33101,7 @@
         </w:rPr>
         <w:t xml:space="preserve">E.3 困惑度：体温计</w:t>
       </w:r>
-      <w:bookmarkEnd w:id="108"/>
+      <w:bookmarkEnd w:id="109"/>
     </w:p>
     <w:tbl>
       <w:tblPr>
@@ -32498,7 +33180,7 @@
         <w:spacing w:after="170" w:before="340" w:line="320"/>
         <w:outlineLvl w:val="1"/>
       </w:pPr>
-      <w:bookmarkStart w:name="_Toc109" w:id="109"/>
+      <w:bookmarkStart w:name="_Toc110" w:id="110"/>
       <w:r>
         <w:rPr>
           <w:rFonts w:ascii="Arial" w:eastAsia="SimHei"/>
@@ -32510,7 +33192,7 @@
         </w:rPr>
         <w:t xml:space="preserve">E.4 Token-Shift：新旧混搭</w:t>
       </w:r>
-      <w:bookmarkEnd w:id="109"/>
+      <w:bookmarkEnd w:id="110"/>
     </w:p>
     <w:tbl>
       <w:tblPr>
@@ -32589,7 +33271,7 @@
         <w:spacing w:after="170" w:before="340" w:line="320"/>
         <w:outlineLvl w:val="1"/>
       </w:pPr>
-      <w:bookmarkStart w:name="_Toc110" w:id="110"/>
+      <w:bookmarkStart w:name="_Toc111" w:id="111"/>
       <w:r>
         <w:rPr>
           <w:rFonts w:ascii="Arial" w:eastAsia="SimHei"/>
@@ -32601,7 +33283,7 @@
         </w:rPr>
         <w:t xml:space="preserve">E.5 时间混合·读账（输出）</w:t>
       </w:r>
-      <w:bookmarkEnd w:id="110"/>
+      <w:bookmarkEnd w:id="111"/>
     </w:p>
     <w:tbl>
       <w:tblPr>
@@ -32680,7 +33362,7 @@
         <w:spacing w:after="170" w:before="340" w:line="320"/>
         <w:outlineLvl w:val="1"/>
       </w:pPr>
-      <w:bookmarkStart w:name="_Toc111" w:id="111"/>
+      <w:bookmarkStart w:name="_Toc112" w:id="112"/>
       <w:r>
         <w:rPr>
           <w:rFonts w:ascii="Arial" w:eastAsia="SimHei"/>
@@ -32692,7 +33374,7 @@
         </w:rPr>
         <w:t xml:space="preserve">E.6 时间混合·记账（状态更新）</w:t>
       </w:r>
-      <w:bookmarkEnd w:id="111"/>
+      <w:bookmarkEnd w:id="112"/>
     </w:p>
     <w:tbl>
       <w:tblPr>
@@ -32771,7 +33453,7 @@
         <w:spacing w:after="170" w:before="340" w:line="320"/>
         <w:outlineLvl w:val="1"/>
       </w:pPr>
-      <w:bookmarkStart w:name="_Toc112" w:id="112"/>
+      <w:bookmarkStart w:name="_Toc113" w:id="113"/>
       <w:r>
         <w:rPr>
           <w:rFonts w:ascii="Arial" w:eastAsia="SimHei"/>
@@ -32783,7 +33465,7 @@
         </w:rPr>
         <w:t xml:space="preserve">E.7 时间混合·并行形式（训练脸）</w:t>
       </w:r>
-      <w:bookmarkEnd w:id="112"/>
+      <w:bookmarkEnd w:id="113"/>
     </w:p>
     <w:tbl>
       <w:tblPr>
@@ -33085,7 +33767,7 @@
         <w:spacing w:after="170" w:before="340" w:line="320"/>
         <w:outlineLvl w:val="1"/>
       </w:pPr>
-      <w:bookmarkStart w:name="_Toc113" w:id="113"/>
+      <w:bookmarkStart w:name="_Toc114" w:id="114"/>
       <w:r>
         <w:rPr>
           <w:rFonts w:ascii="Arial" w:eastAsia="SimHei"/>
@@ -33097,7 +33779,7 @@
         </w:rPr>
         <w:t xml:space="preserve">E.8 通道混合·三个零件</w:t>
       </w:r>
-      <w:bookmarkEnd w:id="113"/>
+      <w:bookmarkEnd w:id="114"/>
     </w:p>
     <w:tbl>
       <w:tblPr>
@@ -33176,7 +33858,7 @@
         <w:spacing w:after="170" w:before="340" w:line="320"/>
         <w:outlineLvl w:val="1"/>
       </w:pPr>
-      <w:bookmarkStart w:name="_Toc114" w:id="114"/>
+      <w:bookmarkStart w:name="_Toc115" w:id="115"/>
       <w:r>
         <w:rPr>
           <w:rFonts w:ascii="Arial" w:eastAsia="SimHei"/>
@@ -33188,7 +33870,7 @@
         </w:rPr>
         <w:t xml:space="preserve">E.9 Sigmoid 与 SiLU</w:t>
       </w:r>
-      <w:bookmarkEnd w:id="114"/>
+      <w:bookmarkEnd w:id="115"/>
     </w:p>
     <w:tbl>
       <w:tblPr>
@@ -33267,7 +33949,7 @@
         <w:spacing w:after="170" w:before="340" w:line="320"/>
         <w:outlineLvl w:val="1"/>
       </w:pPr>
-      <w:bookmarkStart w:name="_Toc115" w:id="115"/>
+      <w:bookmarkStart w:name="_Toc116" w:id="116"/>
       <w:r>
         <w:rPr>
           <w:rFonts w:ascii="Arial" w:eastAsia="SimHei"/>
@@ -33279,7 +33961,7 @@
         </w:rPr>
         <w:t xml:space="preserve">E.10 外积：标签×内容生卡片</w:t>
       </w:r>
-      <w:bookmarkEnd w:id="115"/>
+      <w:bookmarkEnd w:id="116"/>
     </w:p>
     <w:tbl>
       <w:tblPr>
@@ -33358,7 +34040,7 @@
         <w:spacing w:after="170" w:before="340" w:line="320"/>
         <w:outlineLvl w:val="1"/>
       </w:pPr>
-      <w:bookmarkStart w:name="_Toc116" w:id="116"/>
+      <w:bookmarkStart w:name="_Toc117" w:id="117"/>
       <w:r>
         <w:rPr>
           <w:rFonts w:ascii="Arial" w:eastAsia="SimHei"/>
@@ -33370,7 +34052,7 @@
         </w:rPr>
         <w:t xml:space="preserve">E.11 Eagle 矩阵状态更新</w:t>
       </w:r>
-      <w:bookmarkEnd w:id="116"/>
+      <w:bookmarkEnd w:id="117"/>
     </w:p>
     <w:tbl>
       <w:tblPr>
@@ -33449,7 +34131,7 @@
         <w:spacing w:after="170" w:before="340" w:line="320"/>
         <w:outlineLvl w:val="1"/>
       </w:pPr>
-      <w:bookmarkStart w:name="_Toc117" w:id="117"/>
+      <w:bookmarkStart w:name="_Toc118" w:id="118"/>
       <w:r>
         <w:rPr>
           <w:rFonts w:ascii="Arial" w:eastAsia="SimHei"/>
@@ -33461,7 +34143,7 @@
         </w:rPr>
         <w:t xml:space="preserve">E.12 Finch 数据依赖折扣</w:t>
       </w:r>
-      <w:bookmarkEnd w:id="117"/>
+      <w:bookmarkEnd w:id="118"/>
     </w:p>
     <w:tbl>
       <w:tblPr>
@@ -33540,7 +34222,7 @@
         <w:spacing w:after="170" w:before="340" w:line="320"/>
         <w:outlineLvl w:val="1"/>
       </w:pPr>
-      <w:bookmarkStart w:name="_Toc118" w:id="118"/>
+      <w:bookmarkStart w:name="_Toc119" w:id="119"/>
       <w:r>
         <w:rPr>
           <w:rFonts w:ascii="Arial" w:eastAsia="SimHei"/>
@@ -33552,7 +34234,7 @@
         </w:rPr>
         <w:t xml:space="preserve">E.13 RWKV-7 广义 Delta（简化可算版）</w:t>
       </w:r>
-      <w:bookmarkEnd w:id="118"/>
+      <w:bookmarkEnd w:id="119"/>
     </w:p>
     <w:tbl>
       <w:tblPr>
@@ -33631,7 +34313,7 @@
         <w:spacing w:after="170" w:before="340" w:line="320"/>
         <w:outlineLvl w:val="1"/>
       </w:pPr>
-      <w:bookmarkStart w:name="_Toc119" w:id="119"/>
+      <w:bookmarkStart w:name="_Toc120" w:id="120"/>
       <w:r>
         <w:rPr>
           <w:rFonts w:ascii="Arial" w:eastAsia="SimHei"/>
@@ -33643,7 +34325,7 @@
         </w:rPr>
         <w:t xml:space="preserve">E.14 Chinchilla 配比</w:t>
       </w:r>
-      <w:bookmarkEnd w:id="119"/>
+      <w:bookmarkEnd w:id="120"/>
     </w:p>
     <w:tbl>
       <w:tblPr>
@@ -33722,7 +34404,7 @@
         <w:spacing w:after="170" w:before="340" w:line="320"/>
         <w:outlineLvl w:val="1"/>
       </w:pPr>
-      <w:bookmarkStart w:name="_Toc120" w:id="120"/>
+      <w:bookmarkStart w:name="_Toc121" w:id="121"/>
       <w:r>
         <w:rPr>
           <w:rFonts w:ascii="Arial" w:eastAsia="SimHei"/>
@@ -33734,7 +34416,7 @@
         </w:rPr>
         <w:t xml:space="preserve">E.15 学习率三段式</w:t>
       </w:r>
-      <w:bookmarkEnd w:id="120"/>
+      <w:bookmarkEnd w:id="121"/>
     </w:p>
     <w:tbl>
       <w:tblPr>
@@ -33813,7 +34495,7 @@
         <w:spacing w:after="170" w:before="340" w:line="320"/>
         <w:outlineLvl w:val="1"/>
       </w:pPr>
-      <w:bookmarkStart w:name="_Toc121" w:id="121"/>
+      <w:bookmarkStart w:name="_Toc122" w:id="122"/>
       <w:r>
         <w:rPr>
           <w:rFonts w:ascii="Arial" w:eastAsia="SimHei"/>
@@ -33825,7 +34507,7 @@
         </w:rPr>
         <w:t xml:space="preserve">E.16 AdamW 更新（简版）</w:t>
       </w:r>
-      <w:bookmarkEnd w:id="121"/>
+      <w:bookmarkEnd w:id="122"/>
     </w:p>
     <w:tbl>
       <w:tblPr>
@@ -33904,7 +34586,7 @@
         <w:spacing w:after="170" w:before="340" w:line="320"/>
         <w:outlineLvl w:val="1"/>
       </w:pPr>
-      <w:bookmarkStart w:name="_Toc122" w:id="122"/>
+      <w:bookmarkStart w:name="_Toc123" w:id="123"/>
       <w:r>
         <w:rPr>
           <w:rFonts w:ascii="Arial" w:eastAsia="SimHei"/>
@@ -33916,7 +34598,7 @@
         </w:rPr>
         <w:t xml:space="preserve">E.17 温度采样</w:t>
       </w:r>
-      <w:bookmarkEnd w:id="122"/>
+      <w:bookmarkEnd w:id="123"/>
     </w:p>
     <w:tbl>
       <w:tblPr>
@@ -33995,7 +34677,7 @@
         <w:spacing w:after="170" w:before="340" w:line="320"/>
         <w:outlineLvl w:val="1"/>
       </w:pPr>
-      <w:bookmarkStart w:name="_Toc123" w:id="123"/>
+      <w:bookmarkStart w:name="_Toc124" w:id="124"/>
       <w:r>
         <w:rPr>
           <w:rFonts w:ascii="Arial" w:eastAsia="SimHei"/>
@@ -34007,7 +34689,7 @@
         </w:rPr>
         <w:t xml:space="preserve">E.18 验算总则</w:t>
       </w:r>
-      <w:bookmarkEnd w:id="123"/>
+      <w:bookmarkEnd w:id="124"/>
     </w:p>
     <w:p>
       <w:pPr>
@@ -34122,7 +34804,7 @@
         <w:spacing w:after="240" w:before="480" w:line="340"/>
         <w:outlineLvl w:val="0"/>
       </w:pPr>
-      <w:bookmarkStart w:name="_Toc124" w:id="124"/>
+      <w:bookmarkStart w:name="_Toc125" w:id="125"/>
       <w:r>
         <w:rPr>
           <w:rFonts w:ascii="Arial" w:eastAsia="SimHei"/>
@@ -34134,7 +34816,7 @@
         </w:rPr>
         <w:t xml:space="preserve">附录 F：随堂测试参考答案</w:t>
       </w:r>
-      <w:bookmarkEnd w:id="124"/>
+      <w:bookmarkEnd w:id="125"/>
     </w:p>
     <w:p>
       <w:pPr>
@@ -34161,7 +34843,7 @@
         <w:spacing w:after="170" w:before="340" w:line="320"/>
         <w:outlineLvl w:val="1"/>
       </w:pPr>
-      <w:bookmarkStart w:name="_Toc125" w:id="125"/>
+      <w:bookmarkStart w:name="_Toc126" w:id="126"/>
       <w:r>
         <w:rPr>
           <w:rFonts w:ascii="Arial" w:eastAsia="SimHei"/>
@@ -34173,7 +34855,7 @@
         </w:rPr>
         <w:t xml:space="preserve">第 1~9 章</w:t>
       </w:r>
-      <w:bookmarkEnd w:id="125"/>
+      <w:bookmarkEnd w:id="126"/>
     </w:p>
     <w:p>
       <w:pPr>
@@ -34418,7 +35100,7 @@
         <w:spacing w:after="170" w:before="340" w:line="320"/>
         <w:outlineLvl w:val="1"/>
       </w:pPr>
-      <w:bookmarkStart w:name="_Toc126" w:id="126"/>
+      <w:bookmarkStart w:name="_Toc127" w:id="127"/>
       <w:r>
         <w:rPr>
           <w:rFonts w:ascii="Arial" w:eastAsia="SimHei"/>
@@ -34430,7 +35112,7 @@
         </w:rPr>
         <w:t xml:space="preserve">第 10~17 章</w:t>
       </w:r>
-      <w:bookmarkEnd w:id="126"/>
+      <w:bookmarkEnd w:id="127"/>
     </w:p>
     <w:p>
       <w:pPr>
@@ -34649,7 +35331,7 @@
         <w:spacing w:after="170" w:before="340" w:line="320"/>
         <w:outlineLvl w:val="1"/>
       </w:pPr>
-      <w:bookmarkStart w:name="_Toc127" w:id="127"/>
+      <w:bookmarkStart w:name="_Toc128" w:id="128"/>
       <w:r>
         <w:rPr>
           <w:rFonts w:ascii="Arial" w:eastAsia="SimHei"/>
@@ -34661,7 +35343,7 @@
         </w:rPr>
         <w:t xml:space="preserve">第 18~23 章</w:t>
       </w:r>
-      <w:bookmarkEnd w:id="127"/>
+      <w:bookmarkEnd w:id="128"/>
     </w:p>
     <w:p>
       <w:pPr>
@@ -34828,7 +35510,7 @@
         <w:spacing w:after="170" w:before="340" w:line="320"/>
         <w:outlineLvl w:val="1"/>
       </w:pPr>
-      <w:bookmarkStart w:name="_Toc128" w:id="128"/>
+      <w:bookmarkStart w:name="_Toc129" w:id="129"/>
       <w:r>
         <w:rPr>
           <w:rFonts w:ascii="Arial" w:eastAsia="SimHei"/>
@@ -34840,7 +35522,7 @@
         </w:rPr>
         <w:t xml:space="preserve">第 24~26 章</w:t>
       </w:r>
-      <w:bookmarkEnd w:id="128"/>
+      <w:bookmarkEnd w:id="129"/>
     </w:p>
     <w:p>
       <w:pPr>
@@ -34929,7 +35611,7 @@
         <w:spacing w:after="240" w:before="480" w:line="340"/>
         <w:outlineLvl w:val="0"/>
       </w:pPr>
-      <w:bookmarkStart w:name="_Toc129" w:id="129"/>
+      <w:bookmarkStart w:name="_Toc130" w:id="130"/>
       <w:r>
         <w:rPr>
           <w:rFonts w:ascii="Arial" w:eastAsia="SimHei"/>
@@ -34941,7 +35623,7 @@
         </w:rPr>
         <w:t xml:space="preserve">附录 G：学完这本之后——进阶与高阶路线图</w:t>
       </w:r>
-      <w:bookmarkEnd w:id="129"/>
+      <w:bookmarkEnd w:id="130"/>
     </w:p>
     <w:p>
       <w:pPr>
@@ -34952,7 +35634,7 @@
         <w:spacing w:after="170" w:before="340" w:line="320"/>
         <w:outlineLvl w:val="1"/>
       </w:pPr>
-      <w:bookmarkStart w:name="_Toc130" w:id="130"/>
+      <w:bookmarkStart w:name="_Toc131" w:id="131"/>
       <w:r>
         <w:rPr>
           <w:rFonts w:ascii="Arial" w:eastAsia="SimHei"/>
@@ -34964,7 +35646,7 @@
         </w:rPr>
         <w:t xml:space="preserve">G.1 进阶课程：让模型变得“好用”</w:t>
       </w:r>
-      <w:bookmarkEnd w:id="130"/>
+      <w:bookmarkEnd w:id="131"/>
     </w:p>
     <w:tbl>
       <w:tblPr>
@@ -35552,7 +36234,7 @@
         <w:spacing w:after="170" w:before="340" w:line="320"/>
         <w:outlineLvl w:val="1"/>
       </w:pPr>
-      <w:bookmarkStart w:name="_Toc131" w:id="131"/>
+      <w:bookmarkStart w:name="_Toc132" w:id="132"/>
       <w:r>
         <w:rPr>
           <w:rFonts w:ascii="Arial" w:eastAsia="SimHei"/>
@@ -35564,7 +36246,7 @@
         </w:rPr>
         <w:t xml:space="preserve">G.2 高阶教材：向底层进军</w:t>
       </w:r>
-      <w:bookmarkEnd w:id="131"/>
+      <w:bookmarkEnd w:id="132"/>
     </w:p>
     <w:tbl>
       <w:tblPr>

--- a/01_教材_Textbooks/RWKV大模型入门教材_初中生版.docx
+++ b/01_教材_Textbooks/RWKV大模型入门教材_初中生版.docx
@@ -2056,14 +2056,15 @@
         </w:p>
         <w:p>
           <w:pPr>
-            <w:pStyle w:val="9"/>
+            <w:pStyle w:val="11"/>
+            <w:ind w:left="360"/>
             <w:tabs>
               <w:tab w:val="right" w:leader="dot" w:pos="9026"/>
             </w:tabs>
             <w:spacing w:before="120" w:after="60"/>
           </w:pPr>
           <w:r>
-            <w:t>第 25 章 全设备地图：RWKV 能跑在哪里</w:t>
+            <w:t>24.6 后训练：教模型真正学会用工具</w:t>
           </w:r>
           <w:r>
             <w:tab/>
@@ -2082,13 +2083,31 @@
             <w:spacing w:before="120" w:after="60"/>
           </w:pPr>
           <w:r>
-            <w:t>25.1 六类终端 × 可用项目</w:t>
+            <w:t>24.7 适配度调优：让应用和模型互相咬合</w:t>
           </w:r>
           <w:r>
             <w:tab/>
           </w:r>
           <w:r>
-            <w:t>47</w:t>
+            <w:t>48</w:t>
+          </w:r>
+        </w:p>
+        <w:p>
+          <w:pPr>
+            <w:pStyle w:val="9"/>
+            <w:tabs>
+              <w:tab w:val="right" w:leader="dot" w:pos="9026"/>
+            </w:tabs>
+            <w:spacing w:before="120" w:after="60"/>
+          </w:pPr>
+          <w:r>
+            <w:t>第 25 章 全设备地图：RWKV 能跑在哪里</w:t>
+          </w:r>
+          <w:r>
+            <w:tab/>
+          </w:r>
+          <w:r>
+            <w:t>49</w:t>
           </w:r>
         </w:p>
         <w:p>
@@ -2101,13 +2120,13 @@
             <w:spacing w:before="120" w:after="60"/>
           </w:pPr>
           <w:r>
-            <w:t>25.2 为什么 RWKV 是“端侧之王”</w:t>
+            <w:t>25.1 六类终端 × 可用项目</w:t>
           </w:r>
           <w:r>
             <w:tab/>
           </w:r>
           <w:r>
-            <w:t>48</w:t>
+            <w:t>49</w:t>
           </w:r>
         </w:p>
         <w:p>
@@ -2120,25 +2139,7 @@
             <w:spacing w:before="120" w:after="60"/>
           </w:pPr>
           <w:r>
-            <w:t>25.3 体验路线推荐（从易到难）</w:t>
-          </w:r>
-          <w:r>
-            <w:tab/>
-          </w:r>
-          <w:r>
-            <w:t>48</w:t>
-          </w:r>
-        </w:p>
-        <w:p>
-          <w:pPr>
-            <w:pStyle w:val="9"/>
-            <w:tabs>
-              <w:tab w:val="right" w:leader="dot" w:pos="9026"/>
-            </w:tabs>
-            <w:spacing w:before="120" w:after="60"/>
-          </w:pPr>
-          <w:r>
-            <w:t>第 26 章 RWKV 的全景布局：一个人的实验，一个生态的野心</w:t>
+            <w:t>25.2 为什么 RWKV 是“端侧之王”</w:t>
           </w:r>
           <w:r>
             <w:tab/>
@@ -2157,13 +2158,31 @@
             <w:spacing w:before="120" w:after="60"/>
           </w:pPr>
           <w:r>
-            <w:t>26.1 五条战线</w:t>
+            <w:t>25.3 体验路线推荐（从易到难）</w:t>
           </w:r>
           <w:r>
             <w:tab/>
           </w:r>
           <w:r>
-            <w:t>49</w:t>
+            <w:t>50</w:t>
+          </w:r>
+        </w:p>
+        <w:p>
+          <w:pPr>
+            <w:pStyle w:val="9"/>
+            <w:tabs>
+              <w:tab w:val="right" w:leader="dot" w:pos="9026"/>
+            </w:tabs>
+            <w:spacing w:before="120" w:after="60"/>
+          </w:pPr>
+          <w:r>
+            <w:t>第 26 章 RWKV 的全景布局：一个人的实验，一个生态的野心</w:t>
+          </w:r>
+          <w:r>
+            <w:tab/>
+          </w:r>
+          <w:r>
+            <w:t>50</w:t>
           </w:r>
         </w:p>
         <w:p>
@@ -2176,13 +2195,13 @@
             <w:spacing w:before="120" w:after="60"/>
           </w:pPr>
           <w:r>
-            <w:t>26.2 “AI 时代的安卓”</w:t>
+            <w:t>26.1 五条战线</w:t>
           </w:r>
           <w:r>
             <w:tab/>
           </w:r>
           <w:r>
-            <w:t>49</w:t>
+            <w:t>51</w:t>
           </w:r>
         </w:p>
         <w:p>
@@ -2195,97 +2214,7 @@
             <w:spacing w:before="120" w:after="60"/>
           </w:pPr>
           <w:r>
-            <w:t>26.3 给你的位置</w:t>
-          </w:r>
-          <w:r>
-            <w:tab/>
-          </w:r>
-          <w:r>
-            <w:t>49</w:t>
-          </w:r>
-        </w:p>
-        <w:p>
-          <w:pPr>
-            <w:pStyle w:val="9"/>
-            <w:tabs>
-              <w:tab w:val="right" w:leader="dot" w:pos="9026"/>
-            </w:tabs>
-            <w:spacing w:before="120" w:after="60"/>
-          </w:pPr>
-          <w:r>
-            <w:t>附录 A：核心论文速查表</w:t>
-          </w:r>
-          <w:r>
-            <w:tab/>
-          </w:r>
-          <w:r>
-            <w:t>50</w:t>
-          </w:r>
-        </w:p>
-        <w:p>
-          <w:pPr>
-            <w:pStyle w:val="9"/>
-            <w:tabs>
-              <w:tab w:val="right" w:leader="dot" w:pos="9026"/>
-            </w:tabs>
-            <w:spacing w:before="120" w:after="60"/>
-          </w:pPr>
-          <w:r>
-            <w:t>附录 B：术语表（按拼音排序）</w:t>
-          </w:r>
-          <w:r>
-            <w:tab/>
-          </w:r>
-          <w:r>
-            <w:t>50</w:t>
-          </w:r>
-        </w:p>
-        <w:p>
-          <w:pPr>
-            <w:pStyle w:val="9"/>
-            <w:tabs>
-              <w:tab w:val="right" w:leader="dot" w:pos="9026"/>
-            </w:tabs>
-            <w:spacing w:before="120" w:after="60"/>
-          </w:pPr>
-          <w:r>
-            <w:t>附录 C：266 篇生态论文分类索引（每类代表）</w:t>
-          </w:r>
-          <w:r>
-            <w:tab/>
-          </w:r>
-          <w:r>
-            <w:t>50</w:t>
-          </w:r>
-        </w:p>
-        <w:p>
-          <w:pPr>
-            <w:pStyle w:val="9"/>
-            <w:tabs>
-              <w:tab w:val="right" w:leader="dot" w:pos="9026"/>
-            </w:tabs>
-            <w:spacing w:before="120" w:after="60"/>
-          </w:pPr>
-          <w:r>
-            <w:t>附录 D：四个实验的预期输出参考</w:t>
-          </w:r>
-          <w:r>
-            <w:tab/>
-          </w:r>
-          <w:r>
-            <w:t>51</w:t>
-          </w:r>
-        </w:p>
-        <w:p>
-          <w:pPr>
-            <w:pStyle w:val="9"/>
-            <w:tabs>
-              <w:tab w:val="right" w:leader="dot" w:pos="9026"/>
-            </w:tabs>
-            <w:spacing w:before="120" w:after="60"/>
-          </w:pPr>
-          <w:r>
-            <w:t>附录 E：公式手册（训练与推理全公式 · 逐个验算）</w:t>
+            <w:t>26.2 “AI 时代的安卓”</w:t>
           </w:r>
           <w:r>
             <w:tab/>
@@ -2304,13 +2233,103 @@
             <w:spacing w:before="120" w:after="60"/>
           </w:pPr>
           <w:r>
-            <w:t>E.1 softmax：把分数变概率</w:t>
+            <w:t>26.3 给你的位置</w:t>
           </w:r>
           <w:r>
             <w:tab/>
           </w:r>
           <w:r>
             <w:t>51</w:t>
+          </w:r>
+        </w:p>
+        <w:p>
+          <w:pPr>
+            <w:pStyle w:val="9"/>
+            <w:tabs>
+              <w:tab w:val="right" w:leader="dot" w:pos="9026"/>
+            </w:tabs>
+            <w:spacing w:before="120" w:after="60"/>
+          </w:pPr>
+          <w:r>
+            <w:t>附录 A：核心论文速查表</w:t>
+          </w:r>
+          <w:r>
+            <w:tab/>
+          </w:r>
+          <w:r>
+            <w:t>51</w:t>
+          </w:r>
+        </w:p>
+        <w:p>
+          <w:pPr>
+            <w:pStyle w:val="9"/>
+            <w:tabs>
+              <w:tab w:val="right" w:leader="dot" w:pos="9026"/>
+            </w:tabs>
+            <w:spacing w:before="120" w:after="60"/>
+          </w:pPr>
+          <w:r>
+            <w:t>附录 B：术语表（按拼音排序）</w:t>
+          </w:r>
+          <w:r>
+            <w:tab/>
+          </w:r>
+          <w:r>
+            <w:t>52</w:t>
+          </w:r>
+        </w:p>
+        <w:p>
+          <w:pPr>
+            <w:pStyle w:val="9"/>
+            <w:tabs>
+              <w:tab w:val="right" w:leader="dot" w:pos="9026"/>
+            </w:tabs>
+            <w:spacing w:before="120" w:after="60"/>
+          </w:pPr>
+          <w:r>
+            <w:t>附录 C：266 篇生态论文分类索引（每类代表）</w:t>
+          </w:r>
+          <w:r>
+            <w:tab/>
+          </w:r>
+          <w:r>
+            <w:t>52</w:t>
+          </w:r>
+        </w:p>
+        <w:p>
+          <w:pPr>
+            <w:pStyle w:val="9"/>
+            <w:tabs>
+              <w:tab w:val="right" w:leader="dot" w:pos="9026"/>
+            </w:tabs>
+            <w:spacing w:before="120" w:after="60"/>
+          </w:pPr>
+          <w:r>
+            <w:t>附录 D：四个实验的预期输出参考</w:t>
+          </w:r>
+          <w:r>
+            <w:tab/>
+          </w:r>
+          <w:r>
+            <w:t>52</w:t>
+          </w:r>
+        </w:p>
+        <w:p>
+          <w:pPr>
+            <w:pStyle w:val="9"/>
+            <w:tabs>
+              <w:tab w:val="right" w:leader="dot" w:pos="9026"/>
+            </w:tabs>
+            <w:spacing w:before="120" w:after="60"/>
+          </w:pPr>
+          <w:r>
+            <w:t>附录 E：公式手册（训练与推理全公式 · 逐个验算）</w:t>
+          </w:r>
+          <w:r>
+            <w:tab/>
+          </w:r>
+          <w:r>
+            <w:t>53</w:t>
           </w:r>
         </w:p>
         <w:p>
@@ -2323,13 +2342,13 @@
             <w:spacing w:before="120" w:after="60"/>
           </w:pPr>
           <w:r>
-            <w:t>E.2 交叉熵：罚错的力度</w:t>
+            <w:t>E.1 softmax：把分数变概率</w:t>
           </w:r>
           <w:r>
             <w:tab/>
           </w:r>
           <w:r>
-            <w:t>52</w:t>
+            <w:t>53</w:t>
           </w:r>
         </w:p>
         <w:p>
@@ -2342,13 +2361,13 @@
             <w:spacing w:before="120" w:after="60"/>
           </w:pPr>
           <w:r>
-            <w:t>E.3 困惑度：体温计</w:t>
+            <w:t>E.2 交叉熵：罚错的力度</w:t>
           </w:r>
           <w:r>
             <w:tab/>
           </w:r>
           <w:r>
-            <w:t>52</w:t>
+            <w:t>53</w:t>
           </w:r>
         </w:p>
         <w:p>
@@ -2361,13 +2380,13 @@
             <w:spacing w:before="120" w:after="60"/>
           </w:pPr>
           <w:r>
-            <w:t>E.4 Token-Shift：新旧混搭</w:t>
+            <w:t>E.3 困惑度：体温计</w:t>
           </w:r>
           <w:r>
             <w:tab/>
           </w:r>
           <w:r>
-            <w:t>52</w:t>
+            <w:t>54</w:t>
           </w:r>
         </w:p>
         <w:p>
@@ -2380,13 +2399,13 @@
             <w:spacing w:before="120" w:after="60"/>
           </w:pPr>
           <w:r>
-            <w:t>E.5 时间混合·读账（输出）</w:t>
+            <w:t>E.4 Token-Shift：新旧混搭</w:t>
           </w:r>
           <w:r>
             <w:tab/>
           </w:r>
           <w:r>
-            <w:t>53</w:t>
+            <w:t>54</w:t>
           </w:r>
         </w:p>
         <w:p>
@@ -2399,13 +2418,13 @@
             <w:spacing w:before="120" w:after="60"/>
           </w:pPr>
           <w:r>
-            <w:t>E.6 时间混合·记账（状态更新）</w:t>
+            <w:t>E.5 时间混合·读账（输出）</w:t>
           </w:r>
           <w:r>
             <w:tab/>
           </w:r>
           <w:r>
-            <w:t>53</w:t>
+            <w:t>54</w:t>
           </w:r>
         </w:p>
         <w:p>
@@ -2418,13 +2437,13 @@
             <w:spacing w:before="120" w:after="60"/>
           </w:pPr>
           <w:r>
-            <w:t>E.7 时间混合·并行形式（训练脸）</w:t>
+            <w:t>E.6 时间混合·记账（状态更新）</w:t>
           </w:r>
           <w:r>
             <w:tab/>
           </w:r>
           <w:r>
-            <w:t>53</w:t>
+            <w:t>55</w:t>
           </w:r>
         </w:p>
         <w:p>
@@ -2437,13 +2456,13 @@
             <w:spacing w:before="120" w:after="60"/>
           </w:pPr>
           <w:r>
-            <w:t>E.8 通道混合·三个零件</w:t>
+            <w:t>E.7 时间混合·并行形式（训练脸）</w:t>
           </w:r>
           <w:r>
             <w:tab/>
           </w:r>
           <w:r>
-            <w:t>54</w:t>
+            <w:t>55</w:t>
           </w:r>
         </w:p>
         <w:p>
@@ -2456,13 +2475,13 @@
             <w:spacing w:before="120" w:after="60"/>
           </w:pPr>
           <w:r>
-            <w:t>E.9 Sigmoid 与 SiLU</w:t>
+            <w:t>E.8 通道混合·三个零件</w:t>
           </w:r>
           <w:r>
             <w:tab/>
           </w:r>
           <w:r>
-            <w:t>54</w:t>
+            <w:t>56</w:t>
           </w:r>
         </w:p>
         <w:p>
@@ -2475,13 +2494,13 @@
             <w:spacing w:before="120" w:after="60"/>
           </w:pPr>
           <w:r>
-            <w:t>E.10 外积：标签×内容生卡片</w:t>
+            <w:t>E.9 Sigmoid 与 SiLU</w:t>
           </w:r>
           <w:r>
             <w:tab/>
           </w:r>
           <w:r>
-            <w:t>55</w:t>
+            <w:t>56</w:t>
           </w:r>
         </w:p>
         <w:p>
@@ -2494,13 +2513,13 @@
             <w:spacing w:before="120" w:after="60"/>
           </w:pPr>
           <w:r>
-            <w:t>E.11 Eagle 矩阵状态更新</w:t>
+            <w:t>E.10 外积：标签×内容生卡片</w:t>
           </w:r>
           <w:r>
             <w:tab/>
           </w:r>
           <w:r>
-            <w:t>55</w:t>
+            <w:t>57</w:t>
           </w:r>
         </w:p>
         <w:p>
@@ -2513,13 +2532,13 @@
             <w:spacing w:before="120" w:after="60"/>
           </w:pPr>
           <w:r>
-            <w:t>E.12 Finch 数据依赖折扣</w:t>
+            <w:t>E.11 Eagle 矩阵状态更新</w:t>
           </w:r>
           <w:r>
             <w:tab/>
           </w:r>
           <w:r>
-            <w:t>56</w:t>
+            <w:t>57</w:t>
           </w:r>
         </w:p>
         <w:p>
@@ -2532,13 +2551,13 @@
             <w:spacing w:before="120" w:after="60"/>
           </w:pPr>
           <w:r>
-            <w:t>E.13 RWKV-7 广义 Delta（简化可算版）</w:t>
+            <w:t>E.12 Finch 数据依赖折扣</w:t>
           </w:r>
           <w:r>
             <w:tab/>
           </w:r>
           <w:r>
-            <w:t>56</w:t>
+            <w:t>57</w:t>
           </w:r>
         </w:p>
         <w:p>
@@ -2551,13 +2570,13 @@
             <w:spacing w:before="120" w:after="60"/>
           </w:pPr>
           <w:r>
-            <w:t>E.14 Chinchilla 配比</w:t>
+            <w:t>E.13 RWKV-7 广义 Delta（简化可算版）</w:t>
           </w:r>
           <w:r>
             <w:tab/>
           </w:r>
           <w:r>
-            <w:t>56</w:t>
+            <w:t>58</w:t>
           </w:r>
         </w:p>
         <w:p>
@@ -2570,13 +2589,13 @@
             <w:spacing w:before="120" w:after="60"/>
           </w:pPr>
           <w:r>
-            <w:t>E.15 学习率三段式</w:t>
+            <w:t>E.14 Chinchilla 配比</w:t>
           </w:r>
           <w:r>
             <w:tab/>
           </w:r>
           <w:r>
-            <w:t>57</w:t>
+            <w:t>58</w:t>
           </w:r>
         </w:p>
         <w:p>
@@ -2589,13 +2608,13 @@
             <w:spacing w:before="120" w:after="60"/>
           </w:pPr>
           <w:r>
-            <w:t>E.16 AdamW 更新（简版）</w:t>
+            <w:t>E.15 学习率三段式</w:t>
           </w:r>
           <w:r>
             <w:tab/>
           </w:r>
           <w:r>
-            <w:t>57</w:t>
+            <w:t>58</w:t>
           </w:r>
         </w:p>
         <w:p>
@@ -2608,13 +2627,13 @@
             <w:spacing w:before="120" w:after="60"/>
           </w:pPr>
           <w:r>
-            <w:t>E.17 温度采样</w:t>
+            <w:t>E.16 AdamW 更新（简版）</w:t>
           </w:r>
           <w:r>
             <w:tab/>
           </w:r>
           <w:r>
-            <w:t>57</w:t>
+            <w:t>59</w:t>
           </w:r>
         </w:p>
         <w:p>
@@ -2627,31 +2646,13 @@
             <w:spacing w:before="120" w:after="60"/>
           </w:pPr>
           <w:r>
-            <w:t>E.18 验算总则</w:t>
+            <w:t>E.17 温度采样</w:t>
           </w:r>
           <w:r>
             <w:tab/>
           </w:r>
           <w:r>
-            <w:t>58</w:t>
-          </w:r>
-        </w:p>
-        <w:p>
-          <w:pPr>
-            <w:pStyle w:val="9"/>
-            <w:tabs>
-              <w:tab w:val="right" w:leader="dot" w:pos="9026"/>
-            </w:tabs>
-            <w:spacing w:before="120" w:after="60"/>
-          </w:pPr>
-          <w:r>
-            <w:t>附录 F：随堂测试参考答案</w:t>
-          </w:r>
-          <w:r>
-            <w:tab/>
-          </w:r>
-          <w:r>
-            <w:t>58</w:t>
+            <w:t>59</w:t>
           </w:r>
         </w:p>
         <w:p>
@@ -2664,13 +2665,31 @@
             <w:spacing w:before="120" w:after="60"/>
           </w:pPr>
           <w:r>
-            <w:t>第 1~9 章</w:t>
+            <w:t>E.18 验算总则</w:t>
           </w:r>
           <w:r>
             <w:tab/>
           </w:r>
           <w:r>
-            <w:t>59</w:t>
+            <w:t>60</w:t>
+          </w:r>
+        </w:p>
+        <w:p>
+          <w:pPr>
+            <w:pStyle w:val="9"/>
+            <w:tabs>
+              <w:tab w:val="right" w:leader="dot" w:pos="9026"/>
+            </w:tabs>
+            <w:spacing w:before="120" w:after="60"/>
+          </w:pPr>
+          <w:r>
+            <w:t>附录 F：随堂测试参考答案</w:t>
+          </w:r>
+          <w:r>
+            <w:tab/>
+          </w:r>
+          <w:r>
+            <w:t>60</w:t>
           </w:r>
         </w:p>
         <w:p>
@@ -2683,7 +2702,7 @@
             <w:spacing w:before="120" w:after="60"/>
           </w:pPr>
           <w:r>
-            <w:t>第 10~17 章</w:t>
+            <w:t>第 1~9 章</w:t>
           </w:r>
           <w:r>
             <w:tab/>
@@ -2702,13 +2721,13 @@
             <w:spacing w:before="120" w:after="60"/>
           </w:pPr>
           <w:r>
-            <w:t>第 18~23 章</w:t>
+            <w:t>第 10~17 章</w:t>
           </w:r>
           <w:r>
             <w:tab/>
           </w:r>
           <w:r>
-            <w:t>61</w:t>
+            <w:t>62</w:t>
           </w:r>
         </w:p>
         <w:p>
@@ -2721,31 +2740,13 @@
             <w:spacing w:before="120" w:after="60"/>
           </w:pPr>
           <w:r>
-            <w:t>第 24~26 章</w:t>
+            <w:t>第 18~23 章</w:t>
           </w:r>
           <w:r>
             <w:tab/>
           </w:r>
           <w:r>
-            <w:t>62</w:t>
-          </w:r>
-        </w:p>
-        <w:p>
-          <w:pPr>
-            <w:pStyle w:val="9"/>
-            <w:tabs>
-              <w:tab w:val="right" w:leader="dot" w:pos="9026"/>
-            </w:tabs>
-            <w:spacing w:before="120" w:after="60"/>
-          </w:pPr>
-          <w:r>
-            <w:t>附录 G：学完这本之后——进阶与高阶路线图</w:t>
-          </w:r>
-          <w:r>
-            <w:tab/>
-          </w:r>
-          <w:r>
-            <w:t>62</w:t>
+            <w:t>63</w:t>
           </w:r>
         </w:p>
         <w:p>
@@ -2758,13 +2759,31 @@
             <w:spacing w:before="120" w:after="60"/>
           </w:pPr>
           <w:r>
-            <w:t>G.1 进阶课程：让模型变得“好用”</w:t>
+            <w:t>第 24~26 章</w:t>
           </w:r>
           <w:r>
             <w:tab/>
           </w:r>
           <w:r>
-            <w:t>63</w:t>
+            <w:t>64</w:t>
+          </w:r>
+        </w:p>
+        <w:p>
+          <w:pPr>
+            <w:pStyle w:val="9"/>
+            <w:tabs>
+              <w:tab w:val="right" w:leader="dot" w:pos="9026"/>
+            </w:tabs>
+            <w:spacing w:before="120" w:after="60"/>
+          </w:pPr>
+          <w:r>
+            <w:t>附录 G：学完这本之后——进阶与高阶路线图</w:t>
+          </w:r>
+          <w:r>
+            <w:tab/>
+          </w:r>
+          <w:r>
+            <w:t>64</w:t>
           </w:r>
         </w:p>
         <w:p>
@@ -2777,13 +2796,32 @@
             <w:spacing w:before="120" w:after="60"/>
           </w:pPr>
           <w:r>
+            <w:t>G.1 进阶课程：让模型变得“好用”</w:t>
+          </w:r>
+          <w:r>
+            <w:tab/>
+          </w:r>
+          <w:r>
+            <w:t>64</w:t>
+          </w:r>
+        </w:p>
+        <w:p>
+          <w:pPr>
+            <w:pStyle w:val="11"/>
+            <w:ind w:left="360"/>
+            <w:tabs>
+              <w:tab w:val="right" w:leader="dot" w:pos="9026"/>
+            </w:tabs>
+            <w:spacing w:before="120" w:after="60"/>
+          </w:pPr>
+          <w:r>
             <w:t>G.2 高阶教材：向底层进军</w:t>
           </w:r>
           <w:r>
             <w:tab/>
           </w:r>
           <w:r>
-            <w:t>63</w:t>
+            <w:t>65</w:t>
           </w:r>
         </w:p>
         <w:p>
@@ -27193,172 +27231,6 @@
         <w:t xml:space="preserve">还有三个经验值得记住：(1) 模型会照抄自己上一次的工具调用——去掉“不需要工具”的出口工具后，重复调用暴涨 30%，这类毛病提示词治不了，只能靠训练数据；(2) 停止条件要同时设 EOS 和 `User` 标记，基模常常不发 EOS 会自己续写下一轮；(3) 改提示词别只看总分——两种提示总分接近时，做对的可能是两批完全不同的题，要看行为分布。原文见附录 A 的评测文档条目。</w:t>
       </w:r>
     </w:p>
-    <w:tbl>
-      <w:tblPr>
-        <w:tblW w:type="pct" w:w="5000"/>
-        <w:tblBorders>
-          <w:top w:val="none" w:color="FFFFFF" w:sz="0"/>
-          <w:left w:val="single" w:color="1B6B7A" w:sz="18"/>
-          <w:bottom w:val="none" w:color="FFFFFF" w:sz="0"/>
-          <w:right w:val="none" w:color="FFFFFF" w:sz="0"/>
-          <w:insideH w:val="none" w:color="FFFFFF" w:sz="0"/>
-          <w:insideV w:val="none" w:color="FFFFFF" w:sz="0"/>
-        </w:tblBorders>
-        <w:tblLayout w:type="fixed"/>
-      </w:tblPr>
-      <w:tblGrid>
-        <w:gridCol w:w="8788"/>
-      </w:tblGrid>
-      <w:tr>
-        <w:tc>
-          <w:tcPr>
-            <w:shd w:fill="EEF4F7" w:val="clear"/>
-            <w:tcMar>
-              <w:top w:type="dxa" w:w="120"/>
-              <w:left w:type="dxa" w:w="200"/>
-              <w:bottom w:type="dxa" w:w="120"/>
-              <w:right w:type="dxa" w:w="200"/>
-            </w:tcMar>
-          </w:tcPr>
-          <w:p>
-            <w:pPr>
-              <w:spacing w:after="60" w:line="300"/>
-            </w:pPr>
-            <w:r>
-              <w:rPr>
-                <w:rFonts w:ascii="Arial" w:eastAsia="SimHei"/>
-                <w:b/>
-                <w:bCs/>
-                <w:color w:val="0F3A44"/>
-                <w:sz w:val="24"/>
-                <w:szCs w:val="24"/>
-              </w:rPr>
-              <w:t xml:space="preserve">随堂测试</w:t>
-            </w:r>
-          </w:p>
-          <w:p>
-            <w:pPr>
-              <w:spacing w:after="50" w:line="300"/>
-              <w:ind w:left="200" w:hanging="200"/>
-            </w:pPr>
-            <w:r>
-              <w:rPr>
-                <w:rFonts w:ascii="Times New Roman" w:eastAsia="SimSun"/>
-                <w:color w:val="1F2933"/>
-                <w:sz w:val="21"/>
-                <w:szCs w:val="21"/>
-              </w:rPr>
-              <w:t xml:space="preserve">【选择】输出乱码最常见的原因是？A. 显卡太差  B. 分词器与模型不配套  C. 温度设太高</w:t>
-            </w:r>
-          </w:p>
-          <w:p>
-            <w:pPr>
-              <w:spacing w:after="50" w:line="300"/>
-              <w:ind w:left="200" w:hanging="200"/>
-            </w:pPr>
-            <w:r>
-              <w:rPr>
-                <w:rFonts w:ascii="Times New Roman" w:eastAsia="SimSun"/>
-                <w:color w:val="1F2933"/>
-                <w:sz w:val="21"/>
-                <w:szCs w:val="21"/>
-              </w:rPr>
-              <w:t xml:space="preserve">【简答】为什么论文要专门写“数值稳定版公式”？用 fp16 溢出解释。</w:t>
-            </w:r>
-          </w:p>
-          <w:p>
-            <w:pPr>
-              <w:spacing w:after="50" w:line="300"/>
-              <w:ind w:left="200" w:hanging="200"/>
-            </w:pPr>
-            <w:r>
-              <w:rPr>
-                <w:rFonts w:ascii="Times New Roman" w:eastAsia="SimSun"/>
-                <w:color w:val="1F2933"/>
-                <w:sz w:val="21"/>
-                <w:szCs w:val="21"/>
-              </w:rPr>
-              <w:t xml:space="preserve">【简答】`Assistant:` 后多一个空格，为什么英文题会变成中文回答？用第 19 章分词器的“前导空格”知识解释。</w:t>
-            </w:r>
-          </w:p>
-          <w:p>
-            <w:pPr>
-              <w:spacing w:after="0" w:line="300"/>
-              <w:ind w:left="200" w:hanging="200"/>
-            </w:pPr>
-            <w:r>
-              <w:rPr>
-                <w:rFonts w:ascii="Times New Roman" w:eastAsia="SimSun"/>
-                <w:color w:val="1F2933"/>
-                <w:sz w:val="21"/>
-                <w:szCs w:val="21"/>
-              </w:rPr>
-              <w:t xml:space="preserve">【动手】把 24.4 的四步排坑法抄在便签上，贴到你的电脑边上——下次出 bug 按顺序走一遍。</w:t>
-            </w:r>
-          </w:p>
-          <w:p>
-            <w:pPr>
-              <w:spacing w:after="0" w:before="60" w:line="280"/>
-            </w:pPr>
-            <w:r>
-              <w:rPr>
-                <w:rFonts w:ascii="Times New Roman" w:eastAsia="SimSun"/>
-                <w:i/>
-                <w:iCs/>
-                <w:color w:val="8A9BA8"/>
-                <w:sz w:val="18"/>
-                <w:szCs w:val="18"/>
-              </w:rPr>
-              <w:t xml:space="preserve">（参考答案见附录 F；动手题以跑通代码为通过标准）</w:t>
-            </w:r>
-          </w:p>
-        </w:tc>
-      </w:tr>
-    </w:tbl>
-    <w:p>
-      <w:pPr>
-        <w:spacing w:after="120"/>
-      </w:pPr>
-    </w:p>
-    <w:p>
-      <w:pPr>
-        <w:pStyle w:val="Heading1"/>
-        <w:pBdr>
-          <w:bottom w:val="single" w:color="9FB6C6" w:sz="12" w:space="6"/>
-        </w:pBdr>
-        <w:spacing w:after="240" w:before="480" w:line="340"/>
-        <w:outlineLvl w:val="0"/>
-      </w:pPr>
-      <w:bookmarkStart w:name="_Toc94" w:id="94"/>
-      <w:r>
-        <w:rPr>
-          <w:rFonts w:ascii="Arial" w:eastAsia="SimHei"/>
-          <w:b/>
-          <w:bCs/>
-          <w:color w:val="1B6B7A"/>
-          <w:sz w:val="32"/>
-          <w:szCs w:val="32"/>
-        </w:rPr>
-        <w:t xml:space="preserve">第 25 章 全设备地图：RWKV 能跑在哪里</w:t>
-      </w:r>
-      <w:bookmarkEnd w:id="94"/>
-    </w:p>
-    <w:p>
-      <w:pPr>
-        <w:spacing w:after="140" w:line="336"/>
-        <w:ind w:firstLine="480"/>
-        <w:jc w:val="both"/>
-      </w:pPr>
-      <w:r>
-        <w:rPr>
-          <w:rFonts w:ascii="Times New Roman" w:eastAsia="SimSun"/>
-          <w:color w:val="262626"/>
-          <w:sz w:val="24"/>
-          <w:szCs w:val="24"/>
-        </w:rPr>
-        <w:t xml:space="preserve">RWKV 的“小本本”架构（推理内存恒定、无 KV 缓存）让它天生适合“哪里都能跑”。本章是一张全家福：从你兜里的手机到云上的算力集群，每一类设备都有现成的社区项目可用。</w:t>
-      </w:r>
-    </w:p>
     <w:p>
       <w:pPr>
         <w:pStyle w:val="Heading2"/>
@@ -27368,7 +27240,7 @@
         <w:spacing w:after="170" w:before="340" w:line="320"/>
         <w:outlineLvl w:val="1"/>
       </w:pPr>
-      <w:bookmarkStart w:name="_Toc95" w:id="95"/>
+      <w:bookmarkStart w:name="_Toc94" w:id="94"/>
       <w:r>
         <w:rPr>
           <w:rFonts w:ascii="Arial" w:eastAsia="SimHei"/>
@@ -27378,9 +27250,41 @@
           <w:sz w:val="27"/>
           <w:szCs w:val="27"/>
         </w:rPr>
-        <w:t xml:space="preserve">25.1 六类终端 × 可用项目</w:t>
-      </w:r>
-      <w:bookmarkEnd w:id="95"/>
+        <w:t xml:space="preserve">24.6 后训练：教模型真正学会用工具</w:t>
+      </w:r>
+      <w:bookmarkEnd w:id="94"/>
+    </w:p>
+    <w:p>
+      <w:pPr>
+        <w:spacing w:after="140" w:line="336"/>
+        <w:ind w:firstLine="480"/>
+        <w:jc w:val="both"/>
+      </w:pPr>
+      <w:r>
+        <w:rPr>
+          <w:rFonts w:ascii="Times New Roman" w:eastAsia="SimSun"/>
+          <w:color w:val="262626"/>
+          <w:sz w:val="24"/>
+          <w:szCs w:val="24"/>
+        </w:rPr>
+        <w:t xml:space="preserve">24.5 的第六个发现留了一个尾巴：模型照抄上一次工具调用，提示词治不了。为什么？因为基模的本质是“接话茬冠军”——它见过的文本里，上一条是工具调用，下一条长得像工具调用的概率就高，于是它顺着惯性抄了。要治这个病，得给模型“上补课”，也就是后训练（post-training）。G1 系列的迭代史就是一部后训练教科书：G1i（2026-08）→ G1k（2026-09）→ G1l 预览版，每一代都是“发现毛病 → 造对症数据 → 重新训练”。</w:t>
+      </w:r>
+    </w:p>
+    <w:p>
+      <w:pPr>
+        <w:spacing w:after="140" w:line="336"/>
+        <w:ind w:firstLine="480"/>
+        <w:jc w:val="both"/>
+      </w:pPr>
+      <w:r>
+        <w:rPr>
+          <w:rFonts w:ascii="Times New Roman" w:eastAsia="SimSun"/>
+          <w:color w:val="262626"/>
+          <w:sz w:val="24"/>
+          <w:szCs w:val="24"/>
+        </w:rPr>
+        <w:t xml:space="preserve">后训练的核心武器是 SFT（监督微调，第 15 章讲过 LoRA 就是它的省钱版）。普通 SFT 教的是“聊天”，Agent SFT 教的是“干活”——训练数据的单位不是一句话，而是一条完整轨迹（trajectory）。</w:t>
+      </w:r>
     </w:p>
     <w:tbl>
       <w:tblPr>
@@ -27430,7 +27334,7 @@
                 <w:sz w:val="21"/>
                 <w:szCs w:val="21"/>
               </w:rPr>
-              <w:t xml:space="preserve">终端</w:t>
+              <w:t xml:space="preserve">轨迹的六拍</w:t>
             </w:r>
           </w:p>
         </w:tc>
@@ -27459,7 +27363,7 @@
                 <w:sz w:val="21"/>
                 <w:szCs w:val="21"/>
               </w:rPr>
-              <w:t xml:space="preserve">代表项目</w:t>
+              <w:t xml:space="preserve">示例</w:t>
             </w:r>
           </w:p>
         </w:tc>
@@ -27488,7 +27392,7 @@
                 <w:sz w:val="21"/>
                 <w:szCs w:val="21"/>
               </w:rPr>
-              <w:t xml:space="preserve">体验什么</w:t>
+              <w:t xml:space="preserve">模型学到的技能</w:t>
             </w:r>
           </w:p>
         </w:tc>
@@ -27522,7 +27426,7 @@
                 <w:sz w:val="20"/>
                 <w:szCs w:val="20"/>
               </w:rPr>
-              <w:t xml:space="preserve">浏览器（任何电脑）</w:t>
+              <w:t xml:space="preserve">① 拿到任务</w:t>
             </w:r>
           </w:p>
         </w:tc>
@@ -27551,7 +27455,7 @@
                 <w:sz w:val="20"/>
                 <w:szCs w:val="20"/>
               </w:rPr>
-              <w:t xml:space="preserve">RWKV WebGPU Demo／WebLLM</w:t>
+              <w:t xml:space="preserve">User：staging 环境里 dispatch-router 的 hold_queue_depth 是多少？</w:t>
             </w:r>
           </w:p>
         </w:tc>
@@ -27580,7 +27484,7 @@
                 <w:sz w:val="20"/>
                 <w:szCs w:val="20"/>
               </w:rPr>
-              <w:t xml:space="preserve">免下载，网页里本地跑 RWKV-7：聊天、华容道、作曲</w:t>
+              <w:t xml:space="preserve">读懂任务</w:t>
             </w:r>
           </w:p>
         </w:tc>
@@ -27614,7 +27518,7 @@
                 <w:sz w:val="20"/>
                 <w:szCs w:val="20"/>
               </w:rPr>
-              <w:t xml:space="preserve">Windows／Mac／Linux 桌面</w:t>
+              <w:t xml:space="preserve">② 决定调用</w:t>
             </w:r>
           </w:p>
         </w:tc>
@@ -27643,7 +27547,7 @@
                 <w:sz w:val="20"/>
                 <w:szCs w:val="20"/>
               </w:rPr>
-              <w:t xml:space="preserve">RWKV Runner（社区成员 josStorer 开发，仅 8MB）</w:t>
+              <w:t xml:space="preserve">Assistant：我先查一下配置文件。 &lt;tool&gt;{\"name\":\"read_file\",\"arguments\":{\"path\":\"configs/dispatch-router.yaml\"}}&lt;/tool&gt;</w:t>
             </w:r>
           </w:p>
         </w:tc>
@@ -27672,7 +27576,7 @@
                 <w:sz w:val="20"/>
                 <w:szCs w:val="20"/>
               </w:rPr>
-              <w:t xml:space="preserve">开箱即用：聊天、续写、作曲、MIDI 输入；一键 LoRA 微调</w:t>
+              <w:t xml:space="preserve">判断“该不该用工具、用哪个”</w:t>
             </w:r>
           </w:p>
         </w:tc>
@@ -27706,7 +27610,7 @@
                 <w:sz w:val="20"/>
                 <w:szCs w:val="20"/>
               </w:rPr>
-              <w:t xml:space="preserve">手机／平板</w:t>
+              <w:t xml:space="preserve">③ 收到结果</w:t>
             </w:r>
           </w:p>
         </w:tc>
@@ -27735,7 +27639,7 @@
                 <w:sz w:val="20"/>
                 <w:szCs w:val="20"/>
               </w:rPr>
-              <w:t xml:space="preserve">RWKV APP（Flutter 跨平台）</w:t>
+              <w:t xml:space="preserve">User（工具结果）：hold_queue_depth: 128</w:t>
             </w:r>
           </w:p>
         </w:tc>
@@ -27764,7 +27668,7 @@
                 <w:sz w:val="20"/>
                 <w:szCs w:val="20"/>
               </w:rPr>
-              <w:t xml:space="preserve">完全本地化运行，离线可用——把大模型装进口袋</w:t>
+              <w:t xml:space="preserve">把证据读进来</w:t>
             </w:r>
           </w:p>
         </w:tc>
@@ -27798,7 +27702,7 @@
                 <w:sz w:val="20"/>
                 <w:szCs w:val="20"/>
               </w:rPr>
-              <w:t xml:space="preserve">低配电脑（无独显）</w:t>
+              <w:t xml:space="preserve">④ 收尾作答</w:t>
             </w:r>
           </w:p>
         </w:tc>
@@ -27827,7 +27731,7 @@
                 <w:sz w:val="20"/>
                 <w:szCs w:val="20"/>
               </w:rPr>
-              <w:t xml:space="preserve">rwkv.cpp（C++ 量化推理）</w:t>
+              <w:t xml:space="preserve">Assistant：hold_queue_depth 的值是 128。</w:t>
             </w:r>
           </w:p>
         </w:tc>
@@ -27856,7 +27760,7 @@
                 <w:sz w:val="20"/>
                 <w:szCs w:val="20"/>
               </w:rPr>
-              <w:t xml:space="preserve">CPU 也能流畅跑量化后的模型</w:t>
+              <w:t xml:space="preserve">“拿到结果就回答，不再调用”</w:t>
             </w:r>
           </w:p>
         </w:tc>
@@ -27890,7 +27794,7 @@
                 <w:sz w:val="20"/>
                 <w:szCs w:val="20"/>
               </w:rPr>
-              <w:t xml:space="preserve">家用游戏本／工作站</w:t>
+              <w:t xml:space="preserve">⑤ 直接作答</w:t>
             </w:r>
           </w:p>
         </w:tc>
@@ -27919,7 +27823,7 @@
                 <w:sz w:val="20"/>
                 <w:szCs w:val="20"/>
               </w:rPr>
-              <w:t xml:space="preserve">ai00_server（本地推理服务）</w:t>
+              <w:t xml:space="preserve">User：你好！  Assistant：你好，有什么可以帮你？</w:t>
             </w:r>
           </w:p>
         </w:tc>
@@ -27948,7 +27852,7 @@
                 <w:sz w:val="20"/>
                 <w:szCs w:val="20"/>
               </w:rPr>
-              <w:t xml:space="preserve">显卡直跑，速度快；可搭自己的本地聊天服务</w:t>
+              <w:t xml:space="preserve">“不需要工具时别乱调用”</w:t>
             </w:r>
           </w:p>
         </w:tc>
@@ -27982,7 +27886,7 @@
                 <w:sz w:val="20"/>
                 <w:szCs w:val="20"/>
               </w:rPr>
-              <w:t xml:space="preserve">边缘模组（农机、物联网）</w:t>
+              <w:t xml:space="preserve">⑥ 坏样本（反例）</w:t>
             </w:r>
           </w:p>
         </w:tc>
@@ -28011,7 +27915,7 @@
                 <w:sz w:val="20"/>
                 <w:szCs w:val="20"/>
               </w:rPr>
-              <w:t xml:space="preserve">移远通信高算力模组（WAIC 2025 已亮相）</w:t>
+              <w:t xml:space="preserve">重复调用同一个工具、JSON 括号断裂、拿到结果继续调工具</w:t>
             </w:r>
           </w:p>
         </w:tc>
@@ -28040,7 +27944,7 @@
                 <w:sz w:val="20"/>
                 <w:szCs w:val="20"/>
               </w:rPr>
-              <w:t xml:space="preserve">把 RWKV 装进拖拉机、摄像头、传感器</w:t>
+              <w:t xml:space="preserve">从反面学会“什么不该做”</w:t>
             </w:r>
           </w:p>
         </w:tc>
@@ -28050,6 +27954,54 @@
       <w:pPr>
         <w:spacing w:after="120"/>
       </w:pPr>
+    </w:p>
+    <w:p>
+      <w:pPr>
+        <w:spacing w:after="140" w:line="336"/>
+        <w:ind w:firstLine="480"/>
+        <w:jc w:val="both"/>
+      </w:pPr>
+      <w:r>
+        <w:rPr>
+          <w:rFonts w:ascii="Times New Roman" w:eastAsia="SimSun"/>
+          <w:color w:val="262626"/>
+          <w:sz w:val="24"/>
+          <w:szCs w:val="24"/>
+        </w:rPr>
+        <w:t xml:space="preserve">前三拍教“会调”，第四拍专治“停不下来”（照抄惯性），第五拍治“手痒乱调”，第六拍是反例——研究反复证明：只喂好样本，模型学得慢；好样本+标注了错误的反例一起喂（或用偏好对比的方式），收敛快得多。24.5 实测里“函数调用 40→49/60”的跃升，正来自 G1k 时代往训练集里加了这类对症数据。</w:t>
+      </w:r>
+    </w:p>
+    <w:p>
+      <w:pPr>
+        <w:spacing w:after="140" w:line="336"/>
+        <w:ind w:firstLine="480"/>
+        <w:jc w:val="both"/>
+      </w:pPr>
+      <w:r>
+        <w:rPr>
+          <w:rFonts w:ascii="Times New Roman" w:eastAsia="SimSun"/>
+          <w:color w:val="262626"/>
+          <w:sz w:val="24"/>
+          <w:szCs w:val="24"/>
+        </w:rPr>
+        <w:t xml:space="preserve">数据从哪来？人工标注一条轨迹要好几分钟，标 5 万条是天价。社区的实战打法是三管齐下：(1) 合成——让强模型（教师）按模板生成任务和轨迹，规则脚本自动判分过滤（JSON 能否解析、工具名是否真实存在、答案是否命中）；(2) 回流——把线上真实失败案例（比如照抄调用那一刻的完整上下文）记下来，改造成反例或修正样本，这是最宝贵的数据；(3) 蒸馏——用现成的开源 Agent 轨迹数据集（如 ToolBench、AgentInstruct 类）做底，再用自家格式模板重写。注意 24.5 的教训在这里反过来用：训练数据里的格式，必须和推理时用的格式一模一样（`Assistant:` 不带空格、两条 User 消息、信封包工具调用）——训练格式和线上格式错位，等于白练。</w:t>
+      </w:r>
+    </w:p>
+    <w:p>
+      <w:pPr>
+        <w:spacing w:after="140" w:line="336"/>
+        <w:ind w:firstLine="480"/>
+        <w:jc w:val="both"/>
+      </w:pPr>
+      <w:r>
+        <w:rPr>
+          <w:rFonts w:ascii="Times New Roman" w:eastAsia="SimSun"/>
+          <w:color w:val="262626"/>
+          <w:sz w:val="24"/>
+          <w:szCs w:val="24"/>
+        </w:rPr>
+        <w:t xml:space="preserve">SFT 之上还有一层“选修课”：偏好优化（DPO/RLHF，第 15 章 RLHF 的近亲）。做法是给同一个任务造两条轨迹：一条干净利落（调一次工具→收尾作答），一条拖泥带水（重复调用/该直答却调用），然后告诉模型“第一条比第二条好”。模型不用重学知识，只调整“选择倾向”，参数改动量小，适合在 SFT 之后做最后打磨。RWKV 生态里这层还在早期，但 G1 正式版的路线图上已经写了它的名字。</w:t>
+      </w:r>
     </w:p>
     <w:p>
       <w:pPr>
@@ -28060,7 +28012,7 @@
         <w:spacing w:after="170" w:before="340" w:line="320"/>
         <w:outlineLvl w:val="1"/>
       </w:pPr>
-      <w:bookmarkStart w:name="_Toc96" w:id="96"/>
+      <w:bookmarkStart w:name="_Toc95" w:id="95"/>
       <w:r>
         <w:rPr>
           <w:rFonts w:ascii="Arial" w:eastAsia="SimHei"/>
@@ -28070,9 +28022,9 @@
           <w:sz w:val="27"/>
           <w:szCs w:val="27"/>
         </w:rPr>
-        <w:t xml:space="preserve">25.2 为什么 RWKV 是“端侧之王”</w:t>
-      </w:r>
-      <w:bookmarkEnd w:id="96"/>
+        <w:t xml:space="preserve">24.7 适配度调优：让应用和模型互相咬合</w:t>
+      </w:r>
+      <w:bookmarkEnd w:id="95"/>
     </w:p>
     <w:p>
       <w:pPr>
@@ -28087,48 +28039,15 @@
           <w:sz w:val="24"/>
           <w:szCs w:val="24"/>
         </w:rPr>
-        <w:t xml:space="preserve">把第 9 章的三条优势放到设备地图上看：内存恒定——手机 4GB 内存也敢跑长对话；无 KV 缓存——浏览器标签页不会越聊越卡；串行推理——不需要海量并行算力，CPU 和边缘芯片就能伺候。对比：Transformer 的显存账单随长度线性膨胀（图 4），端侧设备最缺的恰恰是内存。这就是为什么端侧合作（移远）和芯片计划（RPU，第 17 章）都选择了 RWKV。</w:t>
-      </w:r>
-    </w:p>
-    <w:p>
-      <w:pPr>
-        <w:pStyle w:val="Heading2"/>
-        <w:pBdr>
-          <w:left w:val="single" w:color="4E8CAD" w:sz="22" w:space="10"/>
-        </w:pBdr>
-        <w:spacing w:after="170" w:before="340" w:line="320"/>
-        <w:outlineLvl w:val="1"/>
-      </w:pPr>
-      <w:bookmarkStart w:name="_Toc97" w:id="97"/>
-      <w:r>
-        <w:rPr>
-          <w:rFonts w:ascii="Arial" w:eastAsia="SimHei"/>
-          <w:b/>
-          <w:bCs/>
-          <w:color w:val="2C3E50"/>
-          <w:sz w:val="27"/>
-          <w:szCs w:val="27"/>
-        </w:rPr>
-        <w:t xml:space="preserve">25.3 体验路线推荐（从易到难）</w:t>
-      </w:r>
-      <w:bookmarkEnd w:id="97"/>
-    </w:p>
-    <w:p>
-      <w:pPr>
-        <w:spacing w:after="80" w:line="312"/>
-        <w:ind w:left="640" w:hanging="240"/>
-      </w:pPr>
-      <w:r>
-        <w:rPr>
-          <w:rFonts w:ascii="Times New Roman" w:eastAsia="SimSun"/>
-          <w:b/>
-          <w:bCs/>
-          <w:color w:val="1B6B7A"/>
-          <w:sz w:val="24"/>
-          <w:szCs w:val="24"/>
-        </w:rPr>
-        <w:t xml:space="preserve">• </w:t>
-      </w:r>
+        <w:t xml:space="preserve">后训练改模型，应用侧也不是闲着的。真正的高手做 Agent，是把“模型能力”和“应用工程”当成两个可以互相调的齿轮：模型不够乖，应用来兜底；应用兜不住，反过来给模型造训练数据。我们把这门手艺叫适配度调优——它的目标是让模型的输出结构和应用能消费的结构严丝合缝。</w:t>
+      </w:r>
+    </w:p>
+    <w:p>
+      <w:pPr>
+        <w:spacing w:after="140" w:line="336"/>
+        <w:ind w:firstLine="480"/>
+        <w:jc w:val="both"/>
+      </w:pPr>
       <w:r>
         <w:rPr>
           <w:rFonts w:ascii="Times New Roman" w:eastAsia="SimSun"/>
@@ -28136,244 +28055,8 @@
           <w:sz w:val="24"/>
           <w:szCs w:val="24"/>
         </w:rPr>
-        <w:t xml:space="preserve">第一站（5 分钟）：浏览器打开 WebGPU Demo——零安装，先看看“网页里的大模型”长什么样。</w:t>
-      </w:r>
-    </w:p>
-    <w:p>
-      <w:pPr>
-        <w:spacing w:after="80" w:line="312"/>
-        <w:ind w:left="640" w:hanging="240"/>
-      </w:pPr>
-      <w:r>
-        <w:rPr>
-          <w:rFonts w:ascii="Times New Roman" w:eastAsia="SimSun"/>
-          <w:b/>
-          <w:bCs/>
-          <w:color w:val="1B6B7A"/>
-          <w:sz w:val="24"/>
-          <w:szCs w:val="24"/>
-        </w:rPr>
-        <w:t xml:space="preserve">• </w:t>
-      </w:r>
-      <w:r>
-        <w:rPr>
-          <w:rFonts w:ascii="Times New Roman" w:eastAsia="SimSun"/>
-          <w:color w:val="262626"/>
-          <w:sz w:val="24"/>
-          <w:szCs w:val="24"/>
-        </w:rPr>
-        <w:t xml:space="preserve">第二站（半小时）：下载 RWKV Runner，自动下载模型，开始本地聊天。</w:t>
-      </w:r>
-    </w:p>
-    <w:p>
-      <w:pPr>
-        <w:spacing w:after="80" w:line="312"/>
-        <w:ind w:left="640" w:hanging="240"/>
-      </w:pPr>
-      <w:r>
-        <w:rPr>
-          <w:rFonts w:ascii="Times New Roman" w:eastAsia="SimSun"/>
-          <w:b/>
-          <w:bCs/>
-          <w:color w:val="1B6B7A"/>
-          <w:sz w:val="24"/>
-          <w:szCs w:val="24"/>
-        </w:rPr>
-        <w:t xml:space="preserve">• </w:t>
-      </w:r>
-      <w:r>
-        <w:rPr>
-          <w:rFonts w:ascii="Times New Roman" w:eastAsia="SimSun"/>
-          <w:color w:val="262626"/>
-          <w:sz w:val="24"/>
-          <w:szCs w:val="24"/>
-        </w:rPr>
-        <w:t xml:space="preserve">第三站（一个下午）：用 ai00 或 rwkv.cpp 换着跑同一个模型，对比速度差异，体会“推理引擎”的价值。</w:t>
-      </w:r>
-    </w:p>
-    <w:p>
-      <w:pPr>
-        <w:spacing w:after="80" w:line="312"/>
-        <w:ind w:left="640" w:hanging="240"/>
-      </w:pPr>
-      <w:r>
-        <w:rPr>
-          <w:rFonts w:ascii="Times New Roman" w:eastAsia="SimSun"/>
-          <w:b/>
-          <w:bCs/>
-          <w:color w:val="1B6B7A"/>
-          <w:sz w:val="24"/>
-          <w:szCs w:val="24"/>
-        </w:rPr>
-        <w:t xml:space="preserve">• </w:t>
-      </w:r>
-      <w:r>
-        <w:rPr>
-          <w:rFonts w:ascii="Times New Roman" w:eastAsia="SimSun"/>
-          <w:color w:val="262626"/>
-          <w:sz w:val="24"/>
-          <w:szCs w:val="24"/>
-        </w:rPr>
-        <w:t xml:space="preserve">第四站（一个周末）：跟着第 20~21 章训练自己的迷你模型，再用自己的 Runner 加载它——全链路闭环。</w:t>
-      </w:r>
-    </w:p>
-    <w:tbl>
-      <w:tblPr>
-        <w:tblW w:type="pct" w:w="5000"/>
-        <w:tblBorders>
-          <w:top w:val="none" w:color="FFFFFF" w:sz="0"/>
-          <w:left w:val="single" w:color="1B6B7A" w:sz="18"/>
-          <w:bottom w:val="none" w:color="FFFFFF" w:sz="0"/>
-          <w:right w:val="none" w:color="FFFFFF" w:sz="0"/>
-          <w:insideH w:val="none" w:color="FFFFFF" w:sz="0"/>
-          <w:insideV w:val="none" w:color="FFFFFF" w:sz="0"/>
-        </w:tblBorders>
-        <w:tblLayout w:type="fixed"/>
-      </w:tblPr>
-      <w:tblGrid>
-        <w:gridCol w:w="8788"/>
-      </w:tblGrid>
-      <w:tr>
-        <w:tc>
-          <w:tcPr>
-            <w:shd w:fill="EEF4F7" w:val="clear"/>
-            <w:tcMar>
-              <w:top w:type="dxa" w:w="120"/>
-              <w:left w:type="dxa" w:w="200"/>
-              <w:bottom w:type="dxa" w:w="120"/>
-              <w:right w:type="dxa" w:w="200"/>
-            </w:tcMar>
-          </w:tcPr>
-          <w:p>
-            <w:pPr>
-              <w:spacing w:after="60" w:line="300"/>
-            </w:pPr>
-            <w:r>
-              <w:rPr>
-                <w:rFonts w:ascii="Arial" w:eastAsia="SimHei"/>
-                <w:b/>
-                <w:bCs/>
-                <w:color w:val="0F3A44"/>
-                <w:sz w:val="24"/>
-                <w:szCs w:val="24"/>
-              </w:rPr>
-              <w:t xml:space="preserve">随堂测试</w:t>
-            </w:r>
-          </w:p>
-          <w:p>
-            <w:pPr>
-              <w:spacing w:after="50" w:line="300"/>
-              <w:ind w:left="200" w:hanging="200"/>
-            </w:pPr>
-            <w:r>
-              <w:rPr>
-                <w:rFonts w:ascii="Times New Roman" w:eastAsia="SimSun"/>
-                <w:color w:val="1F2933"/>
-                <w:sz w:val="21"/>
-                <w:szCs w:val="21"/>
-              </w:rPr>
-              <w:t xml:space="preserve">【选择】哪类设备最能体现 RWKV 相对 Transformer 的端侧优势？A. 云端千卡集群  B. 内存受限的手机／边缘设备  C. 量子计算机</w:t>
-            </w:r>
-          </w:p>
-          <w:p>
-            <w:pPr>
-              <w:spacing w:after="50" w:line="300"/>
-              <w:ind w:left="200" w:hanging="200"/>
-            </w:pPr>
-            <w:r>
-              <w:rPr>
-                <w:rFonts w:ascii="Times New Roman" w:eastAsia="SimSun"/>
-                <w:color w:val="1F2933"/>
-                <w:sz w:val="21"/>
-                <w:szCs w:val="21"/>
-              </w:rPr>
-              <w:t xml:space="preserve">【简答】用“内存恒定 + 无 KV 缓存”解释：为什么浏览器标签页跑 RWKV 不会越聊越卡？</w:t>
-            </w:r>
-          </w:p>
-          <w:p>
-            <w:pPr>
-              <w:spacing w:after="0" w:line="300"/>
-              <w:ind w:left="200" w:hanging="200"/>
-            </w:pPr>
-            <w:r>
-              <w:rPr>
-                <w:rFonts w:ascii="Times New Roman" w:eastAsia="SimSun"/>
-                <w:color w:val="1F2933"/>
-                <w:sz w:val="21"/>
-                <w:szCs w:val="21"/>
-              </w:rPr>
-              <w:t xml:space="preserve">【动手】走完 25.3 的第一站和第二站，各截一张图，写三句话体验笔记（速度／质量／惊喜或不足）。</w:t>
-            </w:r>
-          </w:p>
-          <w:p>
-            <w:pPr>
-              <w:spacing w:after="0" w:before="60" w:line="280"/>
-            </w:pPr>
-            <w:r>
-              <w:rPr>
-                <w:rFonts w:ascii="Times New Roman" w:eastAsia="SimSun"/>
-                <w:i/>
-                <w:iCs/>
-                <w:color w:val="8A9BA8"/>
-                <w:sz w:val="18"/>
-                <w:szCs w:val="18"/>
-              </w:rPr>
-              <w:t xml:space="preserve">（参考答案见附录 F；动手题以跑通代码为通过标准）</w:t>
-            </w:r>
-          </w:p>
-        </w:tc>
-      </w:tr>
-    </w:tbl>
-    <w:p>
-      <w:pPr>
-        <w:spacing w:after="120"/>
-      </w:pPr>
-    </w:p>
-    <w:p>
-      <w:pPr>
-        <w:pStyle w:val="Heading1"/>
-        <w:pBdr>
-          <w:bottom w:val="single" w:color="9FB6C6" w:sz="12" w:space="6"/>
-        </w:pBdr>
-        <w:spacing w:after="240" w:before="480" w:line="340"/>
-        <w:outlineLvl w:val="0"/>
-      </w:pPr>
-      <w:bookmarkStart w:name="_Toc98" w:id="98"/>
-      <w:r>
-        <w:rPr>
-          <w:rFonts w:ascii="Arial" w:eastAsia="SimHei"/>
-          <w:b/>
-          <w:bCs/>
-          <w:color w:val="1B6B7A"/>
-          <w:sz w:val="32"/>
-          <w:szCs w:val="32"/>
-        </w:rPr>
-        <w:t xml:space="preserve">第 26 章 RWKV 的全景布局：一个人的实验，一个生态的野心</w:t>
-      </w:r>
-      <w:bookmarkEnd w:id="98"/>
-    </w:p>
-    <w:p>
-      <w:pPr>
-        <w:pStyle w:val="Heading2"/>
-        <w:pBdr>
-          <w:left w:val="single" w:color="4E8CAD" w:sz="22" w:space="10"/>
-        </w:pBdr>
-        <w:spacing w:after="170" w:before="340" w:line="320"/>
-        <w:outlineLvl w:val="1"/>
-      </w:pPr>
-      <w:bookmarkStart w:name="_Toc99" w:id="99"/>
-      <w:r>
-        <w:rPr>
-          <w:rFonts w:ascii="Arial" w:eastAsia="SimHei"/>
-          <w:b/>
-          <w:bCs/>
-          <w:color w:val="2C3E50"/>
-          <w:sz w:val="27"/>
-          <w:szCs w:val="27"/>
-        </w:rPr>
-        <w:t xml:space="preserve">26.1 五条战线</w:t>
-      </w:r>
-      <w:bookmarkEnd w:id="99"/>
+        <w:t xml:space="preserve">第一步：把“感觉好用”变成分数。建一张小考卷（50~100 题就够起步），覆盖你产品的真实场景（查天气、读文件、算账……），再写一个自动判分器。判分器盯三个数：正确率（答案对不对）、格式合法率（输出能不能被解析器吃进去）、调用效率（平均每个任务调了几次工具、有没有重复调用）。有了这三个数，“适配度”就从形容词变成了仪表盘。</w:t>
+      </w:r>
     </w:p>
     <w:tbl>
       <w:tblPr>
@@ -28423,7 +28106,7 @@
                 <w:sz w:val="21"/>
                 <w:szCs w:val="21"/>
               </w:rPr>
-              <w:t xml:space="preserve">战线</w:t>
+              <w:t xml:space="preserve">闭环五步</w:t>
             </w:r>
           </w:p>
         </w:tc>
@@ -28452,7 +28135,7 @@
                 <w:sz w:val="21"/>
                 <w:szCs w:val="21"/>
               </w:rPr>
-              <w:t xml:space="preserve">现状</w:t>
+              <w:t xml:space="preserve">做什么</w:t>
             </w:r>
           </w:p>
         </w:tc>
@@ -28481,7 +28164,7 @@
                 <w:sz w:val="21"/>
                 <w:szCs w:val="21"/>
               </w:rPr>
-              <w:t xml:space="preserve">关键节点</w:t>
+              <w:t xml:space="preserve">反例（常见错误）</w:t>
             </w:r>
           </w:p>
         </w:tc>
@@ -28515,7 +28198,7 @@
                 <w:sz w:val="20"/>
                 <w:szCs w:val="20"/>
               </w:rPr>
-              <w:t xml:space="preserve">模型</w:t>
+              <w:t xml:space="preserve">① 固定考卷</w:t>
             </w:r>
           </w:p>
         </w:tc>
@@ -28544,7 +28227,7 @@
                 <w:sz w:val="20"/>
                 <w:szCs w:val="20"/>
               </w:rPr>
-              <w:t xml:space="preserve">语言（World 系列）＋多模态（ModRWKV）＋基底模型 G1（推理／代码／数学）</w:t>
+              <w:t xml:space="preserve">题集+判分器写好就锁死，别边跑边改题</w:t>
             </w:r>
           </w:p>
         </w:tc>
@@ -28573,7 +28256,7 @@
                 <w:sz w:val="20"/>
                 <w:szCs w:val="20"/>
               </w:rPr>
-              <w:t xml:space="preserve">RWKV-7 发布 G1 系列，持续更新</w:t>
+              <w:t xml:space="preserve">每次顺手加几道题，历史分数全作废</w:t>
             </w:r>
           </w:p>
         </w:tc>
@@ -28607,7 +28290,7 @@
                 <w:sz w:val="20"/>
                 <w:szCs w:val="20"/>
               </w:rPr>
-              <w:t xml:space="preserve">学术</w:t>
+              <w:t xml:space="preserve">② 单变量对照</w:t>
             </w:r>
           </w:p>
         </w:tc>
@@ -28636,7 +28319,7 @@
                 <w:sz w:val="20"/>
                 <w:szCs w:val="20"/>
               </w:rPr>
-              <w:t xml:space="preserve">266 篇相关论文；架构论文登上 EMNLP／TMLR／ICLR／IJCAI／EMNLP 五个舞台</w:t>
+              <w:t xml:space="preserve">一次只改一个东西（提示词/格式/采样/模型版本），对照组和实验组各跑 2~4 遍</w:t>
             </w:r>
           </w:p>
         </w:tc>
@@ -28665,7 +28348,7 @@
                 <w:sz w:val="20"/>
                 <w:szCs w:val="20"/>
               </w:rPr>
-              <w:t xml:space="preserve">RWKV-7 获 ICLR 2025 认可（第 14 章表达力金牌）</w:t>
+              <w:t xml:space="preserve">一口气换三个配置，分数涨了也不知道是谁的功劳</w:t>
             </w:r>
           </w:p>
         </w:tc>
@@ -28699,7 +28382,7 @@
                 <w:sz w:val="20"/>
                 <w:szCs w:val="20"/>
               </w:rPr>
-              <w:t xml:space="preserve">开源社区</w:t>
+              <w:t xml:space="preserve">③ 看行为分布</w:t>
             </w:r>
           </w:p>
         </w:tc>
@@ -28728,7 +28411,7 @@
                 <w:sz w:val="20"/>
                 <w:szCs w:val="20"/>
               </w:rPr>
-              <w:t xml:space="preserve">Apache 2.0 协议全开放；LFAI &amp; Data 基金会孵化项目；全球志愿者接力</w:t>
+              <w:t xml:space="preserve">正确率相近的两个配置，对比调用率/格式错误率/重复率——对的题可能是完全不同的两批</w:t>
             </w:r>
           </w:p>
         </w:tc>
@@ -28757,7 +28440,7 @@
                 <w:sz w:val="20"/>
                 <w:szCs w:val="20"/>
               </w:rPr>
-              <w:t xml:space="preserve">RWKV-Runner／ai00／rwkv.cpp 等项目自发涌现</w:t>
+              <w:t xml:space="preserve">只看总分，选了个“闲聊好、干活差”的配置（24.5 结论 5 的教训）</w:t>
             </w:r>
           </w:p>
         </w:tc>
@@ -28791,7 +28474,7 @@
                 <w:sz w:val="20"/>
                 <w:szCs w:val="20"/>
               </w:rPr>
-              <w:t xml:space="preserve">产业（端侧）</w:t>
+              <w:t xml:space="preserve">④ 双侧修理</w:t>
             </w:r>
           </w:p>
         </w:tc>
@@ -28820,7 +28503,7 @@
                 <w:sz w:val="20"/>
                 <w:szCs w:val="20"/>
               </w:rPr>
-              <w:t xml:space="preserve">移远通信合作模组落地物联网；Flutter APP 覆盖手机桌面</w:t>
+              <w:t xml:space="preserve">应用侧：解析容错、格式信封、重试策略；模型侧：失败案例回流成训练数据</w:t>
             </w:r>
           </w:p>
         </w:tc>
@@ -28849,7 +28532,7 @@
                 <w:sz w:val="20"/>
                 <w:szCs w:val="20"/>
               </w:rPr>
-              <w:t xml:space="preserve">WAIC 2025 亮相端侧方案</w:t>
+              <w:t xml:space="preserve">所有问题都堆给提示词，越调越玄学</w:t>
             </w:r>
           </w:p>
         </w:tc>
@@ -28883,7 +28566,7 @@
                 <w:sz w:val="20"/>
                 <w:szCs w:val="20"/>
               </w:rPr>
-              <w:t xml:space="preserve">产业（芯片）</w:t>
+              <w:t xml:space="preserve">⑤ 回归测试</w:t>
             </w:r>
           </w:p>
         </w:tc>
@@ -28912,7 +28595,7 @@
                 <w:sz w:val="20"/>
                 <w:szCs w:val="20"/>
               </w:rPr>
-              <w:t xml:space="preserve">RPU 专用芯片计划推进中</w:t>
+              <w:t xml:space="preserve">每次改动跑全考卷，分数倒退就回滚（像第 21 章 checkpoint 回滚）</w:t>
             </w:r>
           </w:p>
         </w:tc>
@@ -28941,7 +28624,140 @@
                 <w:sz w:val="20"/>
                 <w:szCs w:val="20"/>
               </w:rPr>
-              <w:t xml:space="preserve">彭博 2023 年的“决战在硬件”宣言正在兑现（第 17 章）</w:t>
+              <w:t xml:space="preserve">改好一个 bug、弄坏三个，没人发现</w:t>
+            </w:r>
+          </w:p>
+        </w:tc>
+      </w:tr>
+    </w:tbl>
+    <w:p>
+      <w:pPr>
+        <w:spacing w:after="120"/>
+      </w:pPr>
+    </w:p>
+    <w:p>
+      <w:pPr>
+        <w:spacing w:after="140" w:line="336"/>
+        <w:ind w:firstLine="480"/>
+        <w:jc w:val="both"/>
+      </w:pPr>
+      <w:r>
+        <w:rPr>
+          <w:rFonts w:ascii="Times New Roman" w:eastAsia="SimSun"/>
+          <w:color w:val="262626"/>
+          <w:sz w:val="24"/>
+          <w:szCs w:val="24"/>
+        </w:rPr>
+        <w:t xml:space="preserve">输出结构的匹配度靠三层防线，缺一层都漏风：提示词层（格式说明书＋“不需要工具”出口工具——24.5 实测去掉出口后重复调用 +30%）、解码层（停止条件同时盯 EOS 和 `User` 标记；低温采样；预填合法前缀）、解析层（容错正则剥掉“我先查一下”这类说明语、修复断裂的 JSON、失败触发一次带格式提醒的重试）。G1l 评测的“解析器要容忍说明+调用”就是解析层的经典容错：应用宽容一分，模型的表现就多一分。</w:t>
+      </w:r>
+    </w:p>
+    <w:tbl>
+      <w:tblPr>
+        <w:tblW w:type="pct" w:w="5000"/>
+        <w:tblBorders>
+          <w:top w:val="single" w:color="1B6B7A" w:sz="8"/>
+          <w:left w:val="none" w:color="FFFFFF" w:sz="0"/>
+          <w:bottom w:val="single" w:color="1B6B7A" w:sz="8"/>
+          <w:right w:val="none" w:color="FFFFFF" w:sz="0"/>
+          <w:insideH w:val="single" w:color="C8DDE2" w:sz="4"/>
+          <w:insideV w:val="single" w:color="C8DDE2" w:sz="4"/>
+        </w:tblBorders>
+        <w:tblLayout w:type="fixed"/>
+      </w:tblPr>
+      <w:tblGrid>
+        <w:gridCol w:w="2929"/>
+        <w:gridCol w:w="2929"/>
+        <w:gridCol w:w="2929"/>
+      </w:tblGrid>
+      <w:tr>
+        <w:trPr>
+          <w:cantSplit/>
+          <w:tblHeader/>
+        </w:trPr>
+        <w:tc>
+          <w:tcPr>
+            <w:shd w:fill="1B6B7A" w:val="clear"/>
+            <w:tcMar>
+              <w:top w:type="dxa" w:w="80"/>
+              <w:left w:type="dxa" w:w="120"/>
+              <w:bottom w:type="dxa" w:w="80"/>
+              <w:right w:type="dxa" w:w="120"/>
+            </w:tcMar>
+            <w:vAlign w:val="center"/>
+          </w:tcPr>
+          <w:p>
+            <w:pPr>
+              <w:spacing w:after="0" w:line="280"/>
+              <w:jc w:val="center"/>
+            </w:pPr>
+            <w:r>
+              <w:rPr>
+                <w:rFonts w:ascii="Times New Roman" w:eastAsia="SimSun"/>
+                <w:b/>
+                <w:bCs/>
+                <w:color w:val="FFFFFF"/>
+                <w:sz w:val="21"/>
+                <w:szCs w:val="21"/>
+              </w:rPr>
+              <w:t xml:space="preserve">常见症状</w:t>
+            </w:r>
+          </w:p>
+        </w:tc>
+        <w:tc>
+          <w:tcPr>
+            <w:shd w:fill="1B6B7A" w:val="clear"/>
+            <w:tcMar>
+              <w:top w:type="dxa" w:w="80"/>
+              <w:left w:type="dxa" w:w="120"/>
+              <w:bottom w:type="dxa" w:w="80"/>
+              <w:right w:type="dxa" w:w="120"/>
+            </w:tcMar>
+            <w:vAlign w:val="center"/>
+          </w:tcPr>
+          <w:p>
+            <w:pPr>
+              <w:spacing w:after="0" w:line="280"/>
+              <w:jc w:val="center"/>
+            </w:pPr>
+            <w:r>
+              <w:rPr>
+                <w:rFonts w:ascii="Times New Roman" w:eastAsia="SimSun"/>
+                <w:b/>
+                <w:bCs/>
+                <w:color w:val="FFFFFF"/>
+                <w:sz w:val="21"/>
+                <w:szCs w:val="21"/>
+              </w:rPr>
+              <w:t xml:space="preserve">先试应用侧（便宜）</w:t>
+            </w:r>
+          </w:p>
+        </w:tc>
+        <w:tc>
+          <w:tcPr>
+            <w:shd w:fill="1B6B7A" w:val="clear"/>
+            <w:tcMar>
+              <w:top w:type="dxa" w:w="80"/>
+              <w:left w:type="dxa" w:w="120"/>
+              <w:bottom w:type="dxa" w:w="80"/>
+              <w:right w:type="dxa" w:w="120"/>
+            </w:tcMar>
+            <w:vAlign w:val="center"/>
+          </w:tcPr>
+          <w:p>
+            <w:pPr>
+              <w:spacing w:after="0" w:line="280"/>
+              <w:jc w:val="center"/>
+            </w:pPr>
+            <w:r>
+              <w:rPr>
+                <w:rFonts w:ascii="Times New Roman" w:eastAsia="SimSun"/>
+                <w:b/>
+                <w:bCs/>
+                <w:color w:val="FFFFFF"/>
+                <w:sz w:val="21"/>
+                <w:szCs w:val="21"/>
+              </w:rPr>
+              <w:t xml:space="preserve">不行再上模型侧（贵但治本）</w:t>
             </w:r>
           </w:p>
         </w:tc>
@@ -28975,7 +28791,7 @@
                 <w:sz w:val="20"/>
                 <w:szCs w:val="20"/>
               </w:rPr>
-              <w:t xml:space="preserve">Agent 生态</w:t>
+              <w:t xml:space="preserve">重复调用同一工具</w:t>
             </w:r>
           </w:p>
         </w:tc>
@@ -29004,7 +28820,7 @@
                 <w:sz w:val="20"/>
                 <w:szCs w:val="20"/>
               </w:rPr>
-              <w:t xml:space="preserve">RWKV-Agent 等社区项目让 G1 系列学会用工具：读文件、搜网页、写文件</w:t>
+              <w:t xml:space="preserve">结果后面加一条 User 提醒；给重复调用设硬上限（第 3 次直接截断）</w:t>
             </w:r>
           </w:p>
         </w:tc>
@@ -29033,7 +28849,375 @@
                 <w:sz w:val="20"/>
                 <w:szCs w:val="20"/>
               </w:rPr>
-              <w:t xml:space="preserve">2026.10 的 568 题实测把提示词格式与采样调成了科学（第 24.5 节）</w:t>
+              <w:t xml:space="preserve">轨迹反例进训练集（专治照抄惯性）</w:t>
+            </w:r>
+          </w:p>
+        </w:tc>
+      </w:tr>
+      <w:tr>
+        <w:trPr>
+          <w:cantSplit/>
+        </w:trPr>
+        <w:tc>
+          <w:tcPr>
+            <w:shd w:fill="FFFFFF" w:val="clear"/>
+            <w:tcMar>
+              <w:top w:type="dxa" w:w="80"/>
+              <w:left w:type="dxa" w:w="120"/>
+              <w:bottom w:type="dxa" w:w="80"/>
+              <w:right w:type="dxa" w:w="120"/>
+            </w:tcMar>
+            <w:vAlign w:val="center"/>
+          </w:tcPr>
+          <w:p>
+            <w:pPr>
+              <w:spacing w:after="0" w:line="280"/>
+              <w:jc w:val="left"/>
+            </w:pPr>
+            <w:r>
+              <w:rPr>
+                <w:rFonts w:ascii="Times New Roman" w:eastAsia="SimSun"/>
+                <w:b w:val="false"/>
+                <w:bCs w:val="false"/>
+                <w:color w:val="262626"/>
+                <w:sz w:val="20"/>
+                <w:szCs w:val="20"/>
+              </w:rPr>
+              <w:t xml:space="preserve">JSON 括号断裂</w:t>
+            </w:r>
+          </w:p>
+        </w:tc>
+        <w:tc>
+          <w:tcPr>
+            <w:shd w:fill="FAFCFD" w:val="clear"/>
+            <w:tcMar>
+              <w:top w:type="dxa" w:w="80"/>
+              <w:left w:type="dxa" w:w="120"/>
+              <w:bottom w:type="dxa" w:w="80"/>
+              <w:right w:type="dxa" w:w="120"/>
+            </w:tcMar>
+            <w:vAlign w:val="center"/>
+          </w:tcPr>
+          <w:p>
+            <w:pPr>
+              <w:spacing w:after="0" w:line="280"/>
+              <w:jc w:val="left"/>
+            </w:pPr>
+            <w:r>
+              <w:rPr>
+                <w:rFonts w:ascii="Times New Roman" w:eastAsia="SimSun"/>
+                <w:b w:val="false"/>
+                <w:bCs w:val="false"/>
+                <w:color w:val="262626"/>
+                <w:sz w:val="20"/>
+                <w:szCs w:val="20"/>
+              </w:rPr>
+              <w:t xml:space="preserve">解析层修复：补右括号、重新格式化；失败重试一次</w:t>
+            </w:r>
+          </w:p>
+        </w:tc>
+        <w:tc>
+          <w:tcPr>
+            <w:shd w:fill="FFFFFF" w:val="clear"/>
+            <w:tcMar>
+              <w:top w:type="dxa" w:w="80"/>
+              <w:left w:type="dxa" w:w="120"/>
+              <w:bottom w:type="dxa" w:w="80"/>
+              <w:right w:type="dxa" w:w="120"/>
+            </w:tcMar>
+            <w:vAlign w:val="center"/>
+          </w:tcPr>
+          <w:p>
+            <w:pPr>
+              <w:spacing w:after="0" w:line="280"/>
+              <w:jc w:val="left"/>
+            </w:pPr>
+            <w:r>
+              <w:rPr>
+                <w:rFonts w:ascii="Times New Roman" w:eastAsia="SimSun"/>
+                <w:b w:val="false"/>
+                <w:bCs w:val="false"/>
+                <w:color w:val="262626"/>
+                <w:sz w:val="20"/>
+                <w:szCs w:val="20"/>
+              </w:rPr>
+              <w:t xml:space="preserve">SFT 数据保证格式稳定</w:t>
+            </w:r>
+          </w:p>
+        </w:tc>
+      </w:tr>
+      <w:tr>
+        <w:trPr>
+          <w:cantSplit/>
+        </w:trPr>
+        <w:tc>
+          <w:tcPr>
+            <w:shd w:fill="FFFFFF" w:val="clear"/>
+            <w:tcMar>
+              <w:top w:type="dxa" w:w="80"/>
+              <w:left w:type="dxa" w:w="120"/>
+              <w:bottom w:type="dxa" w:w="80"/>
+              <w:right w:type="dxa" w:w="120"/>
+            </w:tcMar>
+            <w:vAlign w:val="center"/>
+          </w:tcPr>
+          <w:p>
+            <w:pPr>
+              <w:spacing w:after="0" w:line="280"/>
+              <w:jc w:val="left"/>
+            </w:pPr>
+            <w:r>
+              <w:rPr>
+                <w:rFonts w:ascii="Times New Roman" w:eastAsia="SimSun"/>
+                <w:b w:val="false"/>
+                <w:bCs w:val="false"/>
+                <w:color w:val="262626"/>
+                <w:sz w:val="20"/>
+                <w:szCs w:val="20"/>
+              </w:rPr>
+              <w:t xml:space="preserve">英文问题中文回答</w:t>
+            </w:r>
+          </w:p>
+        </w:tc>
+        <w:tc>
+          <w:tcPr>
+            <w:shd w:fill="FAFCFD" w:val="clear"/>
+            <w:tcMar>
+              <w:top w:type="dxa" w:w="80"/>
+              <w:left w:type="dxa" w:w="120"/>
+              <w:bottom w:type="dxa" w:w="80"/>
+              <w:right w:type="dxa" w:w="120"/>
+            </w:tcMar>
+            <w:vAlign w:val="center"/>
+          </w:tcPr>
+          <w:p>
+            <w:pPr>
+              <w:spacing w:after="0" w:line="280"/>
+              <w:jc w:val="left"/>
+            </w:pPr>
+            <w:r>
+              <w:rPr>
+                <w:rFonts w:ascii="Times New Roman" w:eastAsia="SimSun"/>
+                <w:b w:val="false"/>
+                <w:bCs w:val="false"/>
+                <w:color w:val="262626"/>
+                <w:sz w:val="20"/>
+                <w:szCs w:val="20"/>
+              </w:rPr>
+              <w:t xml:space="preserve">检查 `Assistant:` 后有没有多空格（24.5 第一坑）</w:t>
+            </w:r>
+          </w:p>
+        </w:tc>
+        <w:tc>
+          <w:tcPr>
+            <w:shd w:fill="FFFFFF" w:val="clear"/>
+            <w:tcMar>
+              <w:top w:type="dxa" w:w="80"/>
+              <w:left w:type="dxa" w:w="120"/>
+              <w:bottom w:type="dxa" w:w="80"/>
+              <w:right w:type="dxa" w:w="120"/>
+            </w:tcMar>
+            <w:vAlign w:val="center"/>
+          </w:tcPr>
+          <w:p>
+            <w:pPr>
+              <w:spacing w:after="0" w:line="280"/>
+              <w:jc w:val="left"/>
+            </w:pPr>
+            <w:r>
+              <w:rPr>
+                <w:rFonts w:ascii="Times New Roman" w:eastAsia="SimSun"/>
+                <w:b w:val="false"/>
+                <w:bCs w:val="false"/>
+                <w:color w:val="262626"/>
+                <w:sz w:val="20"/>
+                <w:szCs w:val="20"/>
+              </w:rPr>
+              <w:t xml:space="preserve">混语言轨迹数据补量</w:t>
+            </w:r>
+          </w:p>
+        </w:tc>
+      </w:tr>
+      <w:tr>
+        <w:trPr>
+          <w:cantSplit/>
+        </w:trPr>
+        <w:tc>
+          <w:tcPr>
+            <w:shd w:fill="FFFFFF" w:val="clear"/>
+            <w:tcMar>
+              <w:top w:type="dxa" w:w="80"/>
+              <w:left w:type="dxa" w:w="120"/>
+              <w:bottom w:type="dxa" w:w="80"/>
+              <w:right w:type="dxa" w:w="120"/>
+            </w:tcMar>
+            <w:vAlign w:val="center"/>
+          </w:tcPr>
+          <w:p>
+            <w:pPr>
+              <w:spacing w:after="0" w:line="280"/>
+              <w:jc w:val="left"/>
+            </w:pPr>
+            <w:r>
+              <w:rPr>
+                <w:rFonts w:ascii="Times New Roman" w:eastAsia="SimSun"/>
+                <w:b w:val="false"/>
+                <w:bCs w:val="false"/>
+                <w:color w:val="262626"/>
+                <w:sz w:val="20"/>
+                <w:szCs w:val="20"/>
+              </w:rPr>
+              <w:t xml:space="preserve">从不调用工具</w:t>
+            </w:r>
+          </w:p>
+        </w:tc>
+        <w:tc>
+          <w:tcPr>
+            <w:shd w:fill="FAFCFD" w:val="clear"/>
+            <w:tcMar>
+              <w:top w:type="dxa" w:w="80"/>
+              <w:left w:type="dxa" w:w="120"/>
+              <w:bottom w:type="dxa" w:w="80"/>
+              <w:right w:type="dxa" w:w="120"/>
+            </w:tcMar>
+            <w:vAlign w:val="center"/>
+          </w:tcPr>
+          <w:p>
+            <w:pPr>
+              <w:spacing w:after="0" w:line="280"/>
+              <w:jc w:val="left"/>
+            </w:pPr>
+            <w:r>
+              <w:rPr>
+                <w:rFonts w:ascii="Times New Roman" w:eastAsia="SimSun"/>
+                <w:b w:val="false"/>
+                <w:bCs w:val="false"/>
+                <w:color w:val="262626"/>
+                <w:sz w:val="20"/>
+                <w:szCs w:val="20"/>
+              </w:rPr>
+              <w:t xml:space="preserve">系统提示里明确“哪些问题必须查证”</w:t>
+            </w:r>
+          </w:p>
+        </w:tc>
+        <w:tc>
+          <w:tcPr>
+            <w:shd w:fill="FFFFFF" w:val="clear"/>
+            <w:tcMar>
+              <w:top w:type="dxa" w:w="80"/>
+              <w:left w:type="dxa" w:w="120"/>
+              <w:bottom w:type="dxa" w:w="80"/>
+              <w:right w:type="dxa" w:w="120"/>
+            </w:tcMar>
+            <w:vAlign w:val="center"/>
+          </w:tcPr>
+          <w:p>
+            <w:pPr>
+              <w:spacing w:after="0" w:line="280"/>
+              <w:jc w:val="left"/>
+            </w:pPr>
+            <w:r>
+              <w:rPr>
+                <w:rFonts w:ascii="Times New Roman" w:eastAsia="SimSun"/>
+                <w:b w:val="false"/>
+                <w:bCs w:val="false"/>
+                <w:color w:val="262626"/>
+                <w:sz w:val="20"/>
+                <w:szCs w:val="20"/>
+              </w:rPr>
+              <w:t xml:space="preserve">正向轨迹（② 拍）补量</w:t>
+            </w:r>
+          </w:p>
+        </w:tc>
+      </w:tr>
+      <w:tr>
+        <w:trPr>
+          <w:cantSplit/>
+        </w:trPr>
+        <w:tc>
+          <w:tcPr>
+            <w:shd w:fill="FFFFFF" w:val="clear"/>
+            <w:tcMar>
+              <w:top w:type="dxa" w:w="80"/>
+              <w:left w:type="dxa" w:w="120"/>
+              <w:bottom w:type="dxa" w:w="80"/>
+              <w:right w:type="dxa" w:w="120"/>
+            </w:tcMar>
+            <w:vAlign w:val="center"/>
+          </w:tcPr>
+          <w:p>
+            <w:pPr>
+              <w:spacing w:after="0" w:line="280"/>
+              <w:jc w:val="left"/>
+            </w:pPr>
+            <w:r>
+              <w:rPr>
+                <w:rFonts w:ascii="Times New Roman" w:eastAsia="SimSun"/>
+                <w:b w:val="false"/>
+                <w:bCs w:val="false"/>
+                <w:color w:val="262626"/>
+                <w:sz w:val="20"/>
+                <w:szCs w:val="20"/>
+              </w:rPr>
+              <w:t xml:space="preserve">拿到结果不自答</w:t>
+            </w:r>
+          </w:p>
+        </w:tc>
+        <w:tc>
+          <w:tcPr>
+            <w:shd w:fill="FAFCFD" w:val="clear"/>
+            <w:tcMar>
+              <w:top w:type="dxa" w:w="80"/>
+              <w:left w:type="dxa" w:w="120"/>
+              <w:bottom w:type="dxa" w:w="80"/>
+              <w:right w:type="dxa" w:w="120"/>
+            </w:tcMar>
+            <w:vAlign w:val="center"/>
+          </w:tcPr>
+          <w:p>
+            <w:pPr>
+              <w:spacing w:after="0" w:line="280"/>
+              <w:jc w:val="left"/>
+            </w:pPr>
+            <w:r>
+              <w:rPr>
+                <w:rFonts w:ascii="Times New Roman" w:eastAsia="SimSun"/>
+                <w:b w:val="false"/>
+                <w:bCs w:val="false"/>
+                <w:color w:val="262626"/>
+                <w:sz w:val="20"/>
+                <w:szCs w:val="20"/>
+              </w:rPr>
+              <w:t xml:space="preserve">提醒消息放最后一条 User（24.5 结论 3）</w:t>
+            </w:r>
+          </w:p>
+        </w:tc>
+        <w:tc>
+          <w:tcPr>
+            <w:shd w:fill="FFFFFF" w:val="clear"/>
+            <w:tcMar>
+              <w:top w:type="dxa" w:w="80"/>
+              <w:left w:type="dxa" w:w="120"/>
+              <w:bottom w:type="dxa" w:w="80"/>
+              <w:right w:type="dxa" w:w="120"/>
+            </w:tcMar>
+            <w:vAlign w:val="center"/>
+          </w:tcPr>
+          <w:p>
+            <w:pPr>
+              <w:spacing w:after="0" w:line="280"/>
+              <w:jc w:val="left"/>
+            </w:pPr>
+            <w:r>
+              <w:rPr>
+                <w:rFonts w:ascii="Times New Roman" w:eastAsia="SimSun"/>
+                <w:b w:val="false"/>
+                <w:bCs w:val="false"/>
+                <w:color w:val="262626"/>
+                <w:sz w:val="20"/>
+                <w:szCs w:val="20"/>
+              </w:rPr>
+              <w:t xml:space="preserve">④ 拍收尾样本补量</w:t>
             </w:r>
           </w:p>
         </w:tc>
@@ -29043,29 +29227,6 @@
       <w:pPr>
         <w:spacing w:after="120"/>
       </w:pPr>
-    </w:p>
-    <w:p>
-      <w:pPr>
-        <w:pStyle w:val="Heading2"/>
-        <w:pBdr>
-          <w:left w:val="single" w:color="4E8CAD" w:sz="22" w:space="10"/>
-        </w:pBdr>
-        <w:spacing w:after="170" w:before="340" w:line="320"/>
-        <w:outlineLvl w:val="1"/>
-      </w:pPr>
-      <w:bookmarkStart w:name="_Toc100" w:id="100"/>
-      <w:r>
-        <w:rPr>
-          <w:rFonts w:ascii="Arial" w:eastAsia="SimHei"/>
-          <w:b/>
-          <w:bCs/>
-          <w:color w:val="2C3E50"/>
-          <w:sz w:val="27"/>
-          <w:szCs w:val="27"/>
-        </w:rPr>
-        <w:t xml:space="preserve">26.2 “AI 时代的安卓”</w:t>
-      </w:r>
-      <w:bookmarkEnd w:id="100"/>
     </w:p>
     <w:p>
       <w:pPr>
@@ -29080,46 +29241,7 @@
           <w:sz w:val="24"/>
           <w:szCs w:val="24"/>
         </w:rPr>
-        <w:t xml:space="preserve">2023 年彭博接受采访时说过一个野心：做“AI 时代的安卓”。安卓的打法不是造最快的手机，而是把系统开源给所有厂商，让生态自己长。RWKV 走的是同一条路：架构与模型全部 Apache 2.0 开源，任何人可以免费商用；端侧、云侧、芯片侧全布局；多语言公平（World 数据覆盖 100+ 语言，不偏科英语）。当 Transformer 的训练和推理账单越堆越高时，“又快又省又开放”的路线就有了自己的生存空间。</w:t>
-      </w:r>
-    </w:p>
-    <w:p>
-      <w:pPr>
-        <w:pStyle w:val="Heading2"/>
-        <w:pBdr>
-          <w:left w:val="single" w:color="4E8CAD" w:sz="22" w:space="10"/>
-        </w:pBdr>
-        <w:spacing w:after="170" w:before="340" w:line="320"/>
-        <w:outlineLvl w:val="1"/>
-      </w:pPr>
-      <w:bookmarkStart w:name="_Toc101" w:id="101"/>
-      <w:r>
-        <w:rPr>
-          <w:rFonts w:ascii="Arial" w:eastAsia="SimHei"/>
-          <w:b/>
-          <w:bCs/>
-          <w:color w:val="2C3E50"/>
-          <w:sz w:val="27"/>
-          <w:szCs w:val="27"/>
-        </w:rPr>
-        <w:t xml:space="preserve">26.3 给你的位置</w:t>
-      </w:r>
-      <w:bookmarkEnd w:id="101"/>
-    </w:p>
-    <w:p>
-      <w:pPr>
-        <w:spacing w:after="140" w:line="336"/>
-        <w:ind w:firstLine="480"/>
-        <w:jc w:val="both"/>
-      </w:pPr>
-      <w:r>
-        <w:rPr>
-          <w:rFonts w:ascii="Times New Roman" w:eastAsia="SimSun"/>
-          <w:color w:val="262626"/>
-          <w:sz w:val="24"/>
-          <w:szCs w:val="24"/>
-        </w:rPr>
-        <w:t xml:space="preserve">看懂了布局，再想你能站在哪：喜欢动手——第 18~23 章的造模链路加上第 25 章的设备地图，足够你做出第一个“自己的 AI 产品”；喜欢研究——附录 C 的 266 篇论文里挑一条线（视觉／时序／医学）深挖；喜欢工程——附录 G 高阶路线的算子和推理引擎方向，社区项目永远欢迎新血。生态的野心，要靠一代代新人的手上功夫来兑现。</w:t>
+        <w:t xml:space="preserve">一句话总结：评测是罗盘，应用侧是轻装骑兵（快、便宜、随时改），模型侧是重装步兵（慢、贵、一锤定音）。先让骑兵探路，骑兵过不去的坎，把坐标报给步兵——失败案例回流成训练数据——下一版模型自然强。RWKV-Agent 从 G1i 到 G1l 的三连跳，走的就是这条路；你的项目无论大小，闭环逻辑一模一样。</w:t>
       </w:r>
     </w:p>
     <w:tbl>
@@ -29177,7 +29299,7 @@
                 <w:sz w:val="21"/>
                 <w:szCs w:val="21"/>
               </w:rPr>
-              <w:t xml:space="preserve">【选择】“AI 时代的安卓”比喻的核心是？A. 造最快模型  B. 开放生态全布局  C. 只做手机系统</w:t>
+              <w:t xml:space="preserve">【选择】输出乱码最常见的原因是？A. 显卡太差  B. 分词器与模型不配套  C. 温度设太高</w:t>
             </w:r>
           </w:p>
           <w:p>
@@ -29192,12 +29314,12 @@
                 <w:sz w:val="21"/>
                 <w:szCs w:val="21"/>
               </w:rPr>
-              <w:t xml:space="preserve">【简答】RWKV 开源用 Apache 2.0 协议，对生态扩张意味着什么？（对比“闭源收费”）</w:t>
-            </w:r>
-          </w:p>
-          <w:p>
-            <w:pPr>
-              <w:spacing w:after="0" w:line="300"/>
+              <w:t xml:space="preserve">【简答】为什么论文要专门写“数值稳定版公式”？用 fp16 溢出解释。</w:t>
+            </w:r>
+          </w:p>
+          <w:p>
+            <w:pPr>
+              <w:spacing w:after="50" w:line="300"/>
               <w:ind w:left="200" w:hanging="200"/>
             </w:pPr>
             <w:r>
@@ -29207,7 +29329,67 @@
                 <w:sz w:val="21"/>
                 <w:szCs w:val="21"/>
               </w:rPr>
-              <w:t xml:space="preserve">【动手】对照 26.1 的五条战线，各写一句你最感兴趣的具体项目/论文/方向，圈出其中一个作为你的“入门切入点”。</w:t>
+              <w:t xml:space="preserve">【简答】`Assistant:` 后多一个空格，为什么英文题会变成中文回答？用第 19 章分词器的“前导空格”知识解释。</w:t>
+            </w:r>
+          </w:p>
+          <w:p>
+            <w:pPr>
+              <w:spacing w:after="50" w:line="300"/>
+              <w:ind w:left="200" w:hanging="200"/>
+            </w:pPr>
+            <w:r>
+              <w:rPr>
+                <w:rFonts w:ascii="Times New Roman" w:eastAsia="SimSun"/>
+                <w:color w:val="1F2933"/>
+                <w:sz w:val="21"/>
+                <w:szCs w:val="21"/>
+              </w:rPr>
+              <w:t xml:space="preserve">【动手】把 24.4 的四步排坑法抄在便签上，贴到你的电脑边上——下次出 bug 按顺序走一遍。</w:t>
+            </w:r>
+          </w:p>
+          <w:p>
+            <w:pPr>
+              <w:spacing w:after="50" w:line="300"/>
+              <w:ind w:left="200" w:hanging="200"/>
+            </w:pPr>
+            <w:r>
+              <w:rPr>
+                <w:rFonts w:ascii="Times New Roman" w:eastAsia="SimSun"/>
+                <w:color w:val="1F2933"/>
+                <w:sz w:val="21"/>
+                <w:szCs w:val="21"/>
+              </w:rPr>
+              <w:t xml:space="preserve">【选择】模型照抄上一次工具调用，最对症的治法是？A. 提示词里加“别重复”  B. 轨迹反例进训练集  C. 温度调到 1.0</w:t>
+            </w:r>
+          </w:p>
+          <w:p>
+            <w:pPr>
+              <w:spacing w:after="50" w:line="300"/>
+              <w:ind w:left="200" w:hanging="200"/>
+            </w:pPr>
+            <w:r>
+              <w:rPr>
+                <w:rFonts w:ascii="Times New Roman" w:eastAsia="SimSun"/>
+                <w:color w:val="1F2933"/>
+                <w:sz w:val="21"/>
+                <w:szCs w:val="21"/>
+              </w:rPr>
+              <w:t xml:space="preserve">【简答】为什么 Agent 训练数据里的格式必须和推理时的格式一模一样？用 24.5 的空格坑举例。</w:t>
+            </w:r>
+          </w:p>
+          <w:p>
+            <w:pPr>
+              <w:spacing w:after="0" w:line="300"/>
+              <w:ind w:left="200" w:hanging="200"/>
+            </w:pPr>
+            <w:r>
+              <w:rPr>
+                <w:rFonts w:ascii="Times New Roman" w:eastAsia="SimSun"/>
+                <w:color w:val="1F2933"/>
+                <w:sz w:val="21"/>
+                <w:szCs w:val="21"/>
+              </w:rPr>
+              <w:t xml:space="preserve">【动手】给你身边的一个小工具（查天气/记事本）设计一张 10 题的迷你考卷：写出题目、判分规则和三个仪表盘指标。</w:t>
             </w:r>
           </w:p>
           <w:p>
@@ -29243,7 +29425,7 @@
         <w:spacing w:after="240" w:before="480" w:line="340"/>
         <w:outlineLvl w:val="0"/>
       </w:pPr>
-      <w:bookmarkStart w:name="_Toc102" w:id="102"/>
+      <w:bookmarkStart w:name="_Toc96" w:id="96"/>
       <w:r>
         <w:rPr>
           <w:rFonts w:ascii="Arial" w:eastAsia="SimHei"/>
@@ -29253,9 +29435,1923 @@
           <w:sz w:val="32"/>
           <w:szCs w:val="32"/>
         </w:rPr>
+        <w:t xml:space="preserve">第 25 章 全设备地图：RWKV 能跑在哪里</w:t>
+      </w:r>
+      <w:bookmarkEnd w:id="96"/>
+    </w:p>
+    <w:p>
+      <w:pPr>
+        <w:spacing w:after="140" w:line="336"/>
+        <w:ind w:firstLine="480"/>
+        <w:jc w:val="both"/>
+      </w:pPr>
+      <w:r>
+        <w:rPr>
+          <w:rFonts w:ascii="Times New Roman" w:eastAsia="SimSun"/>
+          <w:color w:val="262626"/>
+          <w:sz w:val="24"/>
+          <w:szCs w:val="24"/>
+        </w:rPr>
+        <w:t xml:space="preserve">RWKV 的“小本本”架构（推理内存恒定、无 KV 缓存）让它天生适合“哪里都能跑”。本章是一张全家福：从你兜里的手机到云上的算力集群，每一类设备都有现成的社区项目可用。</w:t>
+      </w:r>
+    </w:p>
+    <w:p>
+      <w:pPr>
+        <w:pStyle w:val="Heading2"/>
+        <w:pBdr>
+          <w:left w:val="single" w:color="4E8CAD" w:sz="22" w:space="10"/>
+        </w:pBdr>
+        <w:spacing w:after="170" w:before="340" w:line="320"/>
+        <w:outlineLvl w:val="1"/>
+      </w:pPr>
+      <w:bookmarkStart w:name="_Toc97" w:id="97"/>
+      <w:r>
+        <w:rPr>
+          <w:rFonts w:ascii="Arial" w:eastAsia="SimHei"/>
+          <w:b/>
+          <w:bCs/>
+          <w:color w:val="2C3E50"/>
+          <w:sz w:val="27"/>
+          <w:szCs w:val="27"/>
+        </w:rPr>
+        <w:t xml:space="preserve">25.1 六类终端 × 可用项目</w:t>
+      </w:r>
+      <w:bookmarkEnd w:id="97"/>
+    </w:p>
+    <w:tbl>
+      <w:tblPr>
+        <w:tblW w:type="pct" w:w="5000"/>
+        <w:tblBorders>
+          <w:top w:val="single" w:color="1B6B7A" w:sz="8"/>
+          <w:left w:val="none" w:color="FFFFFF" w:sz="0"/>
+          <w:bottom w:val="single" w:color="1B6B7A" w:sz="8"/>
+          <w:right w:val="none" w:color="FFFFFF" w:sz="0"/>
+          <w:insideH w:val="single" w:color="C8DDE2" w:sz="4"/>
+          <w:insideV w:val="single" w:color="C8DDE2" w:sz="4"/>
+        </w:tblBorders>
+        <w:tblLayout w:type="fixed"/>
+      </w:tblPr>
+      <w:tblGrid>
+        <w:gridCol w:w="2929"/>
+        <w:gridCol w:w="2929"/>
+        <w:gridCol w:w="2929"/>
+      </w:tblGrid>
+      <w:tr>
+        <w:trPr>
+          <w:cantSplit/>
+          <w:tblHeader/>
+        </w:trPr>
+        <w:tc>
+          <w:tcPr>
+            <w:shd w:fill="1B6B7A" w:val="clear"/>
+            <w:tcMar>
+              <w:top w:type="dxa" w:w="80"/>
+              <w:left w:type="dxa" w:w="120"/>
+              <w:bottom w:type="dxa" w:w="80"/>
+              <w:right w:type="dxa" w:w="120"/>
+            </w:tcMar>
+            <w:vAlign w:val="center"/>
+          </w:tcPr>
+          <w:p>
+            <w:pPr>
+              <w:spacing w:after="0" w:line="280"/>
+              <w:jc w:val="center"/>
+            </w:pPr>
+            <w:r>
+              <w:rPr>
+                <w:rFonts w:ascii="Times New Roman" w:eastAsia="SimSun"/>
+                <w:b/>
+                <w:bCs/>
+                <w:color w:val="FFFFFF"/>
+                <w:sz w:val="21"/>
+                <w:szCs w:val="21"/>
+              </w:rPr>
+              <w:t xml:space="preserve">终端</w:t>
+            </w:r>
+          </w:p>
+        </w:tc>
+        <w:tc>
+          <w:tcPr>
+            <w:shd w:fill="1B6B7A" w:val="clear"/>
+            <w:tcMar>
+              <w:top w:type="dxa" w:w="80"/>
+              <w:left w:type="dxa" w:w="120"/>
+              <w:bottom w:type="dxa" w:w="80"/>
+              <w:right w:type="dxa" w:w="120"/>
+            </w:tcMar>
+            <w:vAlign w:val="center"/>
+          </w:tcPr>
+          <w:p>
+            <w:pPr>
+              <w:spacing w:after="0" w:line="280"/>
+              <w:jc w:val="center"/>
+            </w:pPr>
+            <w:r>
+              <w:rPr>
+                <w:rFonts w:ascii="Times New Roman" w:eastAsia="SimSun"/>
+                <w:b/>
+                <w:bCs/>
+                <w:color w:val="FFFFFF"/>
+                <w:sz w:val="21"/>
+                <w:szCs w:val="21"/>
+              </w:rPr>
+              <w:t xml:space="preserve">代表项目</w:t>
+            </w:r>
+          </w:p>
+        </w:tc>
+        <w:tc>
+          <w:tcPr>
+            <w:shd w:fill="1B6B7A" w:val="clear"/>
+            <w:tcMar>
+              <w:top w:type="dxa" w:w="80"/>
+              <w:left w:type="dxa" w:w="120"/>
+              <w:bottom w:type="dxa" w:w="80"/>
+              <w:right w:type="dxa" w:w="120"/>
+            </w:tcMar>
+            <w:vAlign w:val="center"/>
+          </w:tcPr>
+          <w:p>
+            <w:pPr>
+              <w:spacing w:after="0" w:line="280"/>
+              <w:jc w:val="center"/>
+            </w:pPr>
+            <w:r>
+              <w:rPr>
+                <w:rFonts w:ascii="Times New Roman" w:eastAsia="SimSun"/>
+                <w:b/>
+                <w:bCs/>
+                <w:color w:val="FFFFFF"/>
+                <w:sz w:val="21"/>
+                <w:szCs w:val="21"/>
+              </w:rPr>
+              <w:t xml:space="preserve">体验什么</w:t>
+            </w:r>
+          </w:p>
+        </w:tc>
+      </w:tr>
+      <w:tr>
+        <w:trPr>
+          <w:cantSplit/>
+        </w:trPr>
+        <w:tc>
+          <w:tcPr>
+            <w:shd w:fill="FFFFFF" w:val="clear"/>
+            <w:tcMar>
+              <w:top w:type="dxa" w:w="80"/>
+              <w:left w:type="dxa" w:w="120"/>
+              <w:bottom w:type="dxa" w:w="80"/>
+              <w:right w:type="dxa" w:w="120"/>
+            </w:tcMar>
+            <w:vAlign w:val="center"/>
+          </w:tcPr>
+          <w:p>
+            <w:pPr>
+              <w:spacing w:after="0" w:line="280"/>
+              <w:jc w:val="left"/>
+            </w:pPr>
+            <w:r>
+              <w:rPr>
+                <w:rFonts w:ascii="Times New Roman" w:eastAsia="SimSun"/>
+                <w:b w:val="false"/>
+                <w:bCs w:val="false"/>
+                <w:color w:val="262626"/>
+                <w:sz w:val="20"/>
+                <w:szCs w:val="20"/>
+              </w:rPr>
+              <w:t xml:space="preserve">浏览器（任何电脑）</w:t>
+            </w:r>
+          </w:p>
+        </w:tc>
+        <w:tc>
+          <w:tcPr>
+            <w:shd w:fill="FAFCFD" w:val="clear"/>
+            <w:tcMar>
+              <w:top w:type="dxa" w:w="80"/>
+              <w:left w:type="dxa" w:w="120"/>
+              <w:bottom w:type="dxa" w:w="80"/>
+              <w:right w:type="dxa" w:w="120"/>
+            </w:tcMar>
+            <w:vAlign w:val="center"/>
+          </w:tcPr>
+          <w:p>
+            <w:pPr>
+              <w:spacing w:after="0" w:line="280"/>
+              <w:jc w:val="left"/>
+            </w:pPr>
+            <w:r>
+              <w:rPr>
+                <w:rFonts w:ascii="Times New Roman" w:eastAsia="SimSun"/>
+                <w:b w:val="false"/>
+                <w:bCs w:val="false"/>
+                <w:color w:val="262626"/>
+                <w:sz w:val="20"/>
+                <w:szCs w:val="20"/>
+              </w:rPr>
+              <w:t xml:space="preserve">RWKV WebGPU Demo／WebLLM</w:t>
+            </w:r>
+          </w:p>
+        </w:tc>
+        <w:tc>
+          <w:tcPr>
+            <w:shd w:fill="FFFFFF" w:val="clear"/>
+            <w:tcMar>
+              <w:top w:type="dxa" w:w="80"/>
+              <w:left w:type="dxa" w:w="120"/>
+              <w:bottom w:type="dxa" w:w="80"/>
+              <w:right w:type="dxa" w:w="120"/>
+            </w:tcMar>
+            <w:vAlign w:val="center"/>
+          </w:tcPr>
+          <w:p>
+            <w:pPr>
+              <w:spacing w:after="0" w:line="280"/>
+              <w:jc w:val="left"/>
+            </w:pPr>
+            <w:r>
+              <w:rPr>
+                <w:rFonts w:ascii="Times New Roman" w:eastAsia="SimSun"/>
+                <w:b w:val="false"/>
+                <w:bCs w:val="false"/>
+                <w:color w:val="262626"/>
+                <w:sz w:val="20"/>
+                <w:szCs w:val="20"/>
+              </w:rPr>
+              <w:t xml:space="preserve">免下载，网页里本地跑 RWKV-7：聊天、华容道、作曲</w:t>
+            </w:r>
+          </w:p>
+        </w:tc>
+      </w:tr>
+      <w:tr>
+        <w:trPr>
+          <w:cantSplit/>
+        </w:trPr>
+        <w:tc>
+          <w:tcPr>
+            <w:shd w:fill="FFFFFF" w:val="clear"/>
+            <w:tcMar>
+              <w:top w:type="dxa" w:w="80"/>
+              <w:left w:type="dxa" w:w="120"/>
+              <w:bottom w:type="dxa" w:w="80"/>
+              <w:right w:type="dxa" w:w="120"/>
+            </w:tcMar>
+            <w:vAlign w:val="center"/>
+          </w:tcPr>
+          <w:p>
+            <w:pPr>
+              <w:spacing w:after="0" w:line="280"/>
+              <w:jc w:val="left"/>
+            </w:pPr>
+            <w:r>
+              <w:rPr>
+                <w:rFonts w:ascii="Times New Roman" w:eastAsia="SimSun"/>
+                <w:b w:val="false"/>
+                <w:bCs w:val="false"/>
+                <w:color w:val="262626"/>
+                <w:sz w:val="20"/>
+                <w:szCs w:val="20"/>
+              </w:rPr>
+              <w:t xml:space="preserve">Windows／Mac／Linux 桌面</w:t>
+            </w:r>
+          </w:p>
+        </w:tc>
+        <w:tc>
+          <w:tcPr>
+            <w:shd w:fill="FAFCFD" w:val="clear"/>
+            <w:tcMar>
+              <w:top w:type="dxa" w:w="80"/>
+              <w:left w:type="dxa" w:w="120"/>
+              <w:bottom w:type="dxa" w:w="80"/>
+              <w:right w:type="dxa" w:w="120"/>
+            </w:tcMar>
+            <w:vAlign w:val="center"/>
+          </w:tcPr>
+          <w:p>
+            <w:pPr>
+              <w:spacing w:after="0" w:line="280"/>
+              <w:jc w:val="left"/>
+            </w:pPr>
+            <w:r>
+              <w:rPr>
+                <w:rFonts w:ascii="Times New Roman" w:eastAsia="SimSun"/>
+                <w:b w:val="false"/>
+                <w:bCs w:val="false"/>
+                <w:color w:val="262626"/>
+                <w:sz w:val="20"/>
+                <w:szCs w:val="20"/>
+              </w:rPr>
+              <w:t xml:space="preserve">RWKV Runner（社区成员 josStorer 开发，仅 8MB）</w:t>
+            </w:r>
+          </w:p>
+        </w:tc>
+        <w:tc>
+          <w:tcPr>
+            <w:shd w:fill="FFFFFF" w:val="clear"/>
+            <w:tcMar>
+              <w:top w:type="dxa" w:w="80"/>
+              <w:left w:type="dxa" w:w="120"/>
+              <w:bottom w:type="dxa" w:w="80"/>
+              <w:right w:type="dxa" w:w="120"/>
+            </w:tcMar>
+            <w:vAlign w:val="center"/>
+          </w:tcPr>
+          <w:p>
+            <w:pPr>
+              <w:spacing w:after="0" w:line="280"/>
+              <w:jc w:val="left"/>
+            </w:pPr>
+            <w:r>
+              <w:rPr>
+                <w:rFonts w:ascii="Times New Roman" w:eastAsia="SimSun"/>
+                <w:b w:val="false"/>
+                <w:bCs w:val="false"/>
+                <w:color w:val="262626"/>
+                <w:sz w:val="20"/>
+                <w:szCs w:val="20"/>
+              </w:rPr>
+              <w:t xml:space="preserve">开箱即用：聊天、续写、作曲、MIDI 输入；一键 LoRA 微调</w:t>
+            </w:r>
+          </w:p>
+        </w:tc>
+      </w:tr>
+      <w:tr>
+        <w:trPr>
+          <w:cantSplit/>
+        </w:trPr>
+        <w:tc>
+          <w:tcPr>
+            <w:shd w:fill="FFFFFF" w:val="clear"/>
+            <w:tcMar>
+              <w:top w:type="dxa" w:w="80"/>
+              <w:left w:type="dxa" w:w="120"/>
+              <w:bottom w:type="dxa" w:w="80"/>
+              <w:right w:type="dxa" w:w="120"/>
+            </w:tcMar>
+            <w:vAlign w:val="center"/>
+          </w:tcPr>
+          <w:p>
+            <w:pPr>
+              <w:spacing w:after="0" w:line="280"/>
+              <w:jc w:val="left"/>
+            </w:pPr>
+            <w:r>
+              <w:rPr>
+                <w:rFonts w:ascii="Times New Roman" w:eastAsia="SimSun"/>
+                <w:b w:val="false"/>
+                <w:bCs w:val="false"/>
+                <w:color w:val="262626"/>
+                <w:sz w:val="20"/>
+                <w:szCs w:val="20"/>
+              </w:rPr>
+              <w:t xml:space="preserve">手机／平板</w:t>
+            </w:r>
+          </w:p>
+        </w:tc>
+        <w:tc>
+          <w:tcPr>
+            <w:shd w:fill="FAFCFD" w:val="clear"/>
+            <w:tcMar>
+              <w:top w:type="dxa" w:w="80"/>
+              <w:left w:type="dxa" w:w="120"/>
+              <w:bottom w:type="dxa" w:w="80"/>
+              <w:right w:type="dxa" w:w="120"/>
+            </w:tcMar>
+            <w:vAlign w:val="center"/>
+          </w:tcPr>
+          <w:p>
+            <w:pPr>
+              <w:spacing w:after="0" w:line="280"/>
+              <w:jc w:val="left"/>
+            </w:pPr>
+            <w:r>
+              <w:rPr>
+                <w:rFonts w:ascii="Times New Roman" w:eastAsia="SimSun"/>
+                <w:b w:val="false"/>
+                <w:bCs w:val="false"/>
+                <w:color w:val="262626"/>
+                <w:sz w:val="20"/>
+                <w:szCs w:val="20"/>
+              </w:rPr>
+              <w:t xml:space="preserve">RWKV APP（Flutter 跨平台）</w:t>
+            </w:r>
+          </w:p>
+        </w:tc>
+        <w:tc>
+          <w:tcPr>
+            <w:shd w:fill="FFFFFF" w:val="clear"/>
+            <w:tcMar>
+              <w:top w:type="dxa" w:w="80"/>
+              <w:left w:type="dxa" w:w="120"/>
+              <w:bottom w:type="dxa" w:w="80"/>
+              <w:right w:type="dxa" w:w="120"/>
+            </w:tcMar>
+            <w:vAlign w:val="center"/>
+          </w:tcPr>
+          <w:p>
+            <w:pPr>
+              <w:spacing w:after="0" w:line="280"/>
+              <w:jc w:val="left"/>
+            </w:pPr>
+            <w:r>
+              <w:rPr>
+                <w:rFonts w:ascii="Times New Roman" w:eastAsia="SimSun"/>
+                <w:b w:val="false"/>
+                <w:bCs w:val="false"/>
+                <w:color w:val="262626"/>
+                <w:sz w:val="20"/>
+                <w:szCs w:val="20"/>
+              </w:rPr>
+              <w:t xml:space="preserve">完全本地化运行，离线可用——把大模型装进口袋</w:t>
+            </w:r>
+          </w:p>
+        </w:tc>
+      </w:tr>
+      <w:tr>
+        <w:trPr>
+          <w:cantSplit/>
+        </w:trPr>
+        <w:tc>
+          <w:tcPr>
+            <w:shd w:fill="FFFFFF" w:val="clear"/>
+            <w:tcMar>
+              <w:top w:type="dxa" w:w="80"/>
+              <w:left w:type="dxa" w:w="120"/>
+              <w:bottom w:type="dxa" w:w="80"/>
+              <w:right w:type="dxa" w:w="120"/>
+            </w:tcMar>
+            <w:vAlign w:val="center"/>
+          </w:tcPr>
+          <w:p>
+            <w:pPr>
+              <w:spacing w:after="0" w:line="280"/>
+              <w:jc w:val="left"/>
+            </w:pPr>
+            <w:r>
+              <w:rPr>
+                <w:rFonts w:ascii="Times New Roman" w:eastAsia="SimSun"/>
+                <w:b w:val="false"/>
+                <w:bCs w:val="false"/>
+                <w:color w:val="262626"/>
+                <w:sz w:val="20"/>
+                <w:szCs w:val="20"/>
+              </w:rPr>
+              <w:t xml:space="preserve">低配电脑（无独显）</w:t>
+            </w:r>
+          </w:p>
+        </w:tc>
+        <w:tc>
+          <w:tcPr>
+            <w:shd w:fill="FAFCFD" w:val="clear"/>
+            <w:tcMar>
+              <w:top w:type="dxa" w:w="80"/>
+              <w:left w:type="dxa" w:w="120"/>
+              <w:bottom w:type="dxa" w:w="80"/>
+              <w:right w:type="dxa" w:w="120"/>
+            </w:tcMar>
+            <w:vAlign w:val="center"/>
+          </w:tcPr>
+          <w:p>
+            <w:pPr>
+              <w:spacing w:after="0" w:line="280"/>
+              <w:jc w:val="left"/>
+            </w:pPr>
+            <w:r>
+              <w:rPr>
+                <w:rFonts w:ascii="Times New Roman" w:eastAsia="SimSun"/>
+                <w:b w:val="false"/>
+                <w:bCs w:val="false"/>
+                <w:color w:val="262626"/>
+                <w:sz w:val="20"/>
+                <w:szCs w:val="20"/>
+              </w:rPr>
+              <w:t xml:space="preserve">rwkv.cpp（C++ 量化推理）</w:t>
+            </w:r>
+          </w:p>
+        </w:tc>
+        <w:tc>
+          <w:tcPr>
+            <w:shd w:fill="FFFFFF" w:val="clear"/>
+            <w:tcMar>
+              <w:top w:type="dxa" w:w="80"/>
+              <w:left w:type="dxa" w:w="120"/>
+              <w:bottom w:type="dxa" w:w="80"/>
+              <w:right w:type="dxa" w:w="120"/>
+            </w:tcMar>
+            <w:vAlign w:val="center"/>
+          </w:tcPr>
+          <w:p>
+            <w:pPr>
+              <w:spacing w:after="0" w:line="280"/>
+              <w:jc w:val="left"/>
+            </w:pPr>
+            <w:r>
+              <w:rPr>
+                <w:rFonts w:ascii="Times New Roman" w:eastAsia="SimSun"/>
+                <w:b w:val="false"/>
+                <w:bCs w:val="false"/>
+                <w:color w:val="262626"/>
+                <w:sz w:val="20"/>
+                <w:szCs w:val="20"/>
+              </w:rPr>
+              <w:t xml:space="preserve">CPU 也能流畅跑量化后的模型</w:t>
+            </w:r>
+          </w:p>
+        </w:tc>
+      </w:tr>
+      <w:tr>
+        <w:trPr>
+          <w:cantSplit/>
+        </w:trPr>
+        <w:tc>
+          <w:tcPr>
+            <w:shd w:fill="FFFFFF" w:val="clear"/>
+            <w:tcMar>
+              <w:top w:type="dxa" w:w="80"/>
+              <w:left w:type="dxa" w:w="120"/>
+              <w:bottom w:type="dxa" w:w="80"/>
+              <w:right w:type="dxa" w:w="120"/>
+            </w:tcMar>
+            <w:vAlign w:val="center"/>
+          </w:tcPr>
+          <w:p>
+            <w:pPr>
+              <w:spacing w:after="0" w:line="280"/>
+              <w:jc w:val="left"/>
+            </w:pPr>
+            <w:r>
+              <w:rPr>
+                <w:rFonts w:ascii="Times New Roman" w:eastAsia="SimSun"/>
+                <w:b w:val="false"/>
+                <w:bCs w:val="false"/>
+                <w:color w:val="262626"/>
+                <w:sz w:val="20"/>
+                <w:szCs w:val="20"/>
+              </w:rPr>
+              <w:t xml:space="preserve">家用游戏本／工作站</w:t>
+            </w:r>
+          </w:p>
+        </w:tc>
+        <w:tc>
+          <w:tcPr>
+            <w:shd w:fill="FAFCFD" w:val="clear"/>
+            <w:tcMar>
+              <w:top w:type="dxa" w:w="80"/>
+              <w:left w:type="dxa" w:w="120"/>
+              <w:bottom w:type="dxa" w:w="80"/>
+              <w:right w:type="dxa" w:w="120"/>
+            </w:tcMar>
+            <w:vAlign w:val="center"/>
+          </w:tcPr>
+          <w:p>
+            <w:pPr>
+              <w:spacing w:after="0" w:line="280"/>
+              <w:jc w:val="left"/>
+            </w:pPr>
+            <w:r>
+              <w:rPr>
+                <w:rFonts w:ascii="Times New Roman" w:eastAsia="SimSun"/>
+                <w:b w:val="false"/>
+                <w:bCs w:val="false"/>
+                <w:color w:val="262626"/>
+                <w:sz w:val="20"/>
+                <w:szCs w:val="20"/>
+              </w:rPr>
+              <w:t xml:space="preserve">ai00_server（本地推理服务）</w:t>
+            </w:r>
+          </w:p>
+        </w:tc>
+        <w:tc>
+          <w:tcPr>
+            <w:shd w:fill="FFFFFF" w:val="clear"/>
+            <w:tcMar>
+              <w:top w:type="dxa" w:w="80"/>
+              <w:left w:type="dxa" w:w="120"/>
+              <w:bottom w:type="dxa" w:w="80"/>
+              <w:right w:type="dxa" w:w="120"/>
+            </w:tcMar>
+            <w:vAlign w:val="center"/>
+          </w:tcPr>
+          <w:p>
+            <w:pPr>
+              <w:spacing w:after="0" w:line="280"/>
+              <w:jc w:val="left"/>
+            </w:pPr>
+            <w:r>
+              <w:rPr>
+                <w:rFonts w:ascii="Times New Roman" w:eastAsia="SimSun"/>
+                <w:b w:val="false"/>
+                <w:bCs w:val="false"/>
+                <w:color w:val="262626"/>
+                <w:sz w:val="20"/>
+                <w:szCs w:val="20"/>
+              </w:rPr>
+              <w:t xml:space="preserve">显卡直跑，速度快；可搭自己的本地聊天服务</w:t>
+            </w:r>
+          </w:p>
+        </w:tc>
+      </w:tr>
+      <w:tr>
+        <w:trPr>
+          <w:cantSplit/>
+        </w:trPr>
+        <w:tc>
+          <w:tcPr>
+            <w:shd w:fill="FFFFFF" w:val="clear"/>
+            <w:tcMar>
+              <w:top w:type="dxa" w:w="80"/>
+              <w:left w:type="dxa" w:w="120"/>
+              <w:bottom w:type="dxa" w:w="80"/>
+              <w:right w:type="dxa" w:w="120"/>
+            </w:tcMar>
+            <w:vAlign w:val="center"/>
+          </w:tcPr>
+          <w:p>
+            <w:pPr>
+              <w:spacing w:after="0" w:line="280"/>
+              <w:jc w:val="left"/>
+            </w:pPr>
+            <w:r>
+              <w:rPr>
+                <w:rFonts w:ascii="Times New Roman" w:eastAsia="SimSun"/>
+                <w:b w:val="false"/>
+                <w:bCs w:val="false"/>
+                <w:color w:val="262626"/>
+                <w:sz w:val="20"/>
+                <w:szCs w:val="20"/>
+              </w:rPr>
+              <w:t xml:space="preserve">边缘模组（农机、物联网）</w:t>
+            </w:r>
+          </w:p>
+        </w:tc>
+        <w:tc>
+          <w:tcPr>
+            <w:shd w:fill="FAFCFD" w:val="clear"/>
+            <w:tcMar>
+              <w:top w:type="dxa" w:w="80"/>
+              <w:left w:type="dxa" w:w="120"/>
+              <w:bottom w:type="dxa" w:w="80"/>
+              <w:right w:type="dxa" w:w="120"/>
+            </w:tcMar>
+            <w:vAlign w:val="center"/>
+          </w:tcPr>
+          <w:p>
+            <w:pPr>
+              <w:spacing w:after="0" w:line="280"/>
+              <w:jc w:val="left"/>
+            </w:pPr>
+            <w:r>
+              <w:rPr>
+                <w:rFonts w:ascii="Times New Roman" w:eastAsia="SimSun"/>
+                <w:b w:val="false"/>
+                <w:bCs w:val="false"/>
+                <w:color w:val="262626"/>
+                <w:sz w:val="20"/>
+                <w:szCs w:val="20"/>
+              </w:rPr>
+              <w:t xml:space="preserve">移远通信高算力模组（WAIC 2025 已亮相）</w:t>
+            </w:r>
+          </w:p>
+        </w:tc>
+        <w:tc>
+          <w:tcPr>
+            <w:shd w:fill="FFFFFF" w:val="clear"/>
+            <w:tcMar>
+              <w:top w:type="dxa" w:w="80"/>
+              <w:left w:type="dxa" w:w="120"/>
+              <w:bottom w:type="dxa" w:w="80"/>
+              <w:right w:type="dxa" w:w="120"/>
+            </w:tcMar>
+            <w:vAlign w:val="center"/>
+          </w:tcPr>
+          <w:p>
+            <w:pPr>
+              <w:spacing w:after="0" w:line="280"/>
+              <w:jc w:val="left"/>
+            </w:pPr>
+            <w:r>
+              <w:rPr>
+                <w:rFonts w:ascii="Times New Roman" w:eastAsia="SimSun"/>
+                <w:b w:val="false"/>
+                <w:bCs w:val="false"/>
+                <w:color w:val="262626"/>
+                <w:sz w:val="20"/>
+                <w:szCs w:val="20"/>
+              </w:rPr>
+              <w:t xml:space="preserve">把 RWKV 装进拖拉机、摄像头、传感器</w:t>
+            </w:r>
+          </w:p>
+        </w:tc>
+      </w:tr>
+    </w:tbl>
+    <w:p>
+      <w:pPr>
+        <w:spacing w:after="120"/>
+      </w:pPr>
+    </w:p>
+    <w:p>
+      <w:pPr>
+        <w:pStyle w:val="Heading2"/>
+        <w:pBdr>
+          <w:left w:val="single" w:color="4E8CAD" w:sz="22" w:space="10"/>
+        </w:pBdr>
+        <w:spacing w:after="170" w:before="340" w:line="320"/>
+        <w:outlineLvl w:val="1"/>
+      </w:pPr>
+      <w:bookmarkStart w:name="_Toc98" w:id="98"/>
+      <w:r>
+        <w:rPr>
+          <w:rFonts w:ascii="Arial" w:eastAsia="SimHei"/>
+          <w:b/>
+          <w:bCs/>
+          <w:color w:val="2C3E50"/>
+          <w:sz w:val="27"/>
+          <w:szCs w:val="27"/>
+        </w:rPr>
+        <w:t xml:space="preserve">25.2 为什么 RWKV 是“端侧之王”</w:t>
+      </w:r>
+      <w:bookmarkEnd w:id="98"/>
+    </w:p>
+    <w:p>
+      <w:pPr>
+        <w:spacing w:after="140" w:line="336"/>
+        <w:ind w:firstLine="480"/>
+        <w:jc w:val="both"/>
+      </w:pPr>
+      <w:r>
+        <w:rPr>
+          <w:rFonts w:ascii="Times New Roman" w:eastAsia="SimSun"/>
+          <w:color w:val="262626"/>
+          <w:sz w:val="24"/>
+          <w:szCs w:val="24"/>
+        </w:rPr>
+        <w:t xml:space="preserve">把第 9 章的三条优势放到设备地图上看：内存恒定——手机 4GB 内存也敢跑长对话；无 KV 缓存——浏览器标签页不会越聊越卡；串行推理——不需要海量并行算力，CPU 和边缘芯片就能伺候。对比：Transformer 的显存账单随长度线性膨胀（图 4），端侧设备最缺的恰恰是内存。这就是为什么端侧合作（移远）和芯片计划（RPU，第 17 章）都选择了 RWKV。</w:t>
+      </w:r>
+    </w:p>
+    <w:p>
+      <w:pPr>
+        <w:pStyle w:val="Heading2"/>
+        <w:pBdr>
+          <w:left w:val="single" w:color="4E8CAD" w:sz="22" w:space="10"/>
+        </w:pBdr>
+        <w:spacing w:after="170" w:before="340" w:line="320"/>
+        <w:outlineLvl w:val="1"/>
+      </w:pPr>
+      <w:bookmarkStart w:name="_Toc99" w:id="99"/>
+      <w:r>
+        <w:rPr>
+          <w:rFonts w:ascii="Arial" w:eastAsia="SimHei"/>
+          <w:b/>
+          <w:bCs/>
+          <w:color w:val="2C3E50"/>
+          <w:sz w:val="27"/>
+          <w:szCs w:val="27"/>
+        </w:rPr>
+        <w:t xml:space="preserve">25.3 体验路线推荐（从易到难）</w:t>
+      </w:r>
+      <w:bookmarkEnd w:id="99"/>
+    </w:p>
+    <w:p>
+      <w:pPr>
+        <w:spacing w:after="80" w:line="312"/>
+        <w:ind w:left="640" w:hanging="240"/>
+      </w:pPr>
+      <w:r>
+        <w:rPr>
+          <w:rFonts w:ascii="Times New Roman" w:eastAsia="SimSun"/>
+          <w:b/>
+          <w:bCs/>
+          <w:color w:val="1B6B7A"/>
+          <w:sz w:val="24"/>
+          <w:szCs w:val="24"/>
+        </w:rPr>
+        <w:t xml:space="preserve">• </w:t>
+      </w:r>
+      <w:r>
+        <w:rPr>
+          <w:rFonts w:ascii="Times New Roman" w:eastAsia="SimSun"/>
+          <w:color w:val="262626"/>
+          <w:sz w:val="24"/>
+          <w:szCs w:val="24"/>
+        </w:rPr>
+        <w:t xml:space="preserve">第一站（5 分钟）：浏览器打开 WebGPU Demo——零安装，先看看“网页里的大模型”长什么样。</w:t>
+      </w:r>
+    </w:p>
+    <w:p>
+      <w:pPr>
+        <w:spacing w:after="80" w:line="312"/>
+        <w:ind w:left="640" w:hanging="240"/>
+      </w:pPr>
+      <w:r>
+        <w:rPr>
+          <w:rFonts w:ascii="Times New Roman" w:eastAsia="SimSun"/>
+          <w:b/>
+          <w:bCs/>
+          <w:color w:val="1B6B7A"/>
+          <w:sz w:val="24"/>
+          <w:szCs w:val="24"/>
+        </w:rPr>
+        <w:t xml:space="preserve">• </w:t>
+      </w:r>
+      <w:r>
+        <w:rPr>
+          <w:rFonts w:ascii="Times New Roman" w:eastAsia="SimSun"/>
+          <w:color w:val="262626"/>
+          <w:sz w:val="24"/>
+          <w:szCs w:val="24"/>
+        </w:rPr>
+        <w:t xml:space="preserve">第二站（半小时）：下载 RWKV Runner，自动下载模型，开始本地聊天。</w:t>
+      </w:r>
+    </w:p>
+    <w:p>
+      <w:pPr>
+        <w:spacing w:after="80" w:line="312"/>
+        <w:ind w:left="640" w:hanging="240"/>
+      </w:pPr>
+      <w:r>
+        <w:rPr>
+          <w:rFonts w:ascii="Times New Roman" w:eastAsia="SimSun"/>
+          <w:b/>
+          <w:bCs/>
+          <w:color w:val="1B6B7A"/>
+          <w:sz w:val="24"/>
+          <w:szCs w:val="24"/>
+        </w:rPr>
+        <w:t xml:space="preserve">• </w:t>
+      </w:r>
+      <w:r>
+        <w:rPr>
+          <w:rFonts w:ascii="Times New Roman" w:eastAsia="SimSun"/>
+          <w:color w:val="262626"/>
+          <w:sz w:val="24"/>
+          <w:szCs w:val="24"/>
+        </w:rPr>
+        <w:t xml:space="preserve">第三站（一个下午）：用 ai00 或 rwkv.cpp 换着跑同一个模型，对比速度差异，体会“推理引擎”的价值。</w:t>
+      </w:r>
+    </w:p>
+    <w:p>
+      <w:pPr>
+        <w:spacing w:after="80" w:line="312"/>
+        <w:ind w:left="640" w:hanging="240"/>
+      </w:pPr>
+      <w:r>
+        <w:rPr>
+          <w:rFonts w:ascii="Times New Roman" w:eastAsia="SimSun"/>
+          <w:b/>
+          <w:bCs/>
+          <w:color w:val="1B6B7A"/>
+          <w:sz w:val="24"/>
+          <w:szCs w:val="24"/>
+        </w:rPr>
+        <w:t xml:space="preserve">• </w:t>
+      </w:r>
+      <w:r>
+        <w:rPr>
+          <w:rFonts w:ascii="Times New Roman" w:eastAsia="SimSun"/>
+          <w:color w:val="262626"/>
+          <w:sz w:val="24"/>
+          <w:szCs w:val="24"/>
+        </w:rPr>
+        <w:t xml:space="preserve">第四站（一个周末）：跟着第 20~21 章训练自己的迷你模型，再用自己的 Runner 加载它——全链路闭环。</w:t>
+      </w:r>
+    </w:p>
+    <w:tbl>
+      <w:tblPr>
+        <w:tblW w:type="pct" w:w="5000"/>
+        <w:tblBorders>
+          <w:top w:val="none" w:color="FFFFFF" w:sz="0"/>
+          <w:left w:val="single" w:color="1B6B7A" w:sz="18"/>
+          <w:bottom w:val="none" w:color="FFFFFF" w:sz="0"/>
+          <w:right w:val="none" w:color="FFFFFF" w:sz="0"/>
+          <w:insideH w:val="none" w:color="FFFFFF" w:sz="0"/>
+          <w:insideV w:val="none" w:color="FFFFFF" w:sz="0"/>
+        </w:tblBorders>
+        <w:tblLayout w:type="fixed"/>
+      </w:tblPr>
+      <w:tblGrid>
+        <w:gridCol w:w="8788"/>
+      </w:tblGrid>
+      <w:tr>
+        <w:tc>
+          <w:tcPr>
+            <w:shd w:fill="EEF4F7" w:val="clear"/>
+            <w:tcMar>
+              <w:top w:type="dxa" w:w="120"/>
+              <w:left w:type="dxa" w:w="200"/>
+              <w:bottom w:type="dxa" w:w="120"/>
+              <w:right w:type="dxa" w:w="200"/>
+            </w:tcMar>
+          </w:tcPr>
+          <w:p>
+            <w:pPr>
+              <w:spacing w:after="60" w:line="300"/>
+            </w:pPr>
+            <w:r>
+              <w:rPr>
+                <w:rFonts w:ascii="Arial" w:eastAsia="SimHei"/>
+                <w:b/>
+                <w:bCs/>
+                <w:color w:val="0F3A44"/>
+                <w:sz w:val="24"/>
+                <w:szCs w:val="24"/>
+              </w:rPr>
+              <w:t xml:space="preserve">随堂测试</w:t>
+            </w:r>
+          </w:p>
+          <w:p>
+            <w:pPr>
+              <w:spacing w:after="50" w:line="300"/>
+              <w:ind w:left="200" w:hanging="200"/>
+            </w:pPr>
+            <w:r>
+              <w:rPr>
+                <w:rFonts w:ascii="Times New Roman" w:eastAsia="SimSun"/>
+                <w:color w:val="1F2933"/>
+                <w:sz w:val="21"/>
+                <w:szCs w:val="21"/>
+              </w:rPr>
+              <w:t xml:space="preserve">【选择】哪类设备最能体现 RWKV 相对 Transformer 的端侧优势？A. 云端千卡集群  B. 内存受限的手机／边缘设备  C. 量子计算机</w:t>
+            </w:r>
+          </w:p>
+          <w:p>
+            <w:pPr>
+              <w:spacing w:after="50" w:line="300"/>
+              <w:ind w:left="200" w:hanging="200"/>
+            </w:pPr>
+            <w:r>
+              <w:rPr>
+                <w:rFonts w:ascii="Times New Roman" w:eastAsia="SimSun"/>
+                <w:color w:val="1F2933"/>
+                <w:sz w:val="21"/>
+                <w:szCs w:val="21"/>
+              </w:rPr>
+              <w:t xml:space="preserve">【简答】用“内存恒定 + 无 KV 缓存”解释：为什么浏览器标签页跑 RWKV 不会越聊越卡？</w:t>
+            </w:r>
+          </w:p>
+          <w:p>
+            <w:pPr>
+              <w:spacing w:after="0" w:line="300"/>
+              <w:ind w:left="200" w:hanging="200"/>
+            </w:pPr>
+            <w:r>
+              <w:rPr>
+                <w:rFonts w:ascii="Times New Roman" w:eastAsia="SimSun"/>
+                <w:color w:val="1F2933"/>
+                <w:sz w:val="21"/>
+                <w:szCs w:val="21"/>
+              </w:rPr>
+              <w:t xml:space="preserve">【动手】走完 25.3 的第一站和第二站，各截一张图，写三句话体验笔记（速度／质量／惊喜或不足）。</w:t>
+            </w:r>
+          </w:p>
+          <w:p>
+            <w:pPr>
+              <w:spacing w:after="0" w:before="60" w:line="280"/>
+            </w:pPr>
+            <w:r>
+              <w:rPr>
+                <w:rFonts w:ascii="Times New Roman" w:eastAsia="SimSun"/>
+                <w:i/>
+                <w:iCs/>
+                <w:color w:val="8A9BA8"/>
+                <w:sz w:val="18"/>
+                <w:szCs w:val="18"/>
+              </w:rPr>
+              <w:t xml:space="preserve">（参考答案见附录 F；动手题以跑通代码为通过标准）</w:t>
+            </w:r>
+          </w:p>
+        </w:tc>
+      </w:tr>
+    </w:tbl>
+    <w:p>
+      <w:pPr>
+        <w:spacing w:after="120"/>
+      </w:pPr>
+    </w:p>
+    <w:p>
+      <w:pPr>
+        <w:pStyle w:val="Heading1"/>
+        <w:pBdr>
+          <w:bottom w:val="single" w:color="9FB6C6" w:sz="12" w:space="6"/>
+        </w:pBdr>
+        <w:spacing w:after="240" w:before="480" w:line="340"/>
+        <w:outlineLvl w:val="0"/>
+      </w:pPr>
+      <w:bookmarkStart w:name="_Toc100" w:id="100"/>
+      <w:r>
+        <w:rPr>
+          <w:rFonts w:ascii="Arial" w:eastAsia="SimHei"/>
+          <w:b/>
+          <w:bCs/>
+          <w:color w:val="1B6B7A"/>
+          <w:sz w:val="32"/>
+          <w:szCs w:val="32"/>
+        </w:rPr>
+        <w:t xml:space="preserve">第 26 章 RWKV 的全景布局：一个人的实验，一个生态的野心</w:t>
+      </w:r>
+      <w:bookmarkEnd w:id="100"/>
+    </w:p>
+    <w:p>
+      <w:pPr>
+        <w:pStyle w:val="Heading2"/>
+        <w:pBdr>
+          <w:left w:val="single" w:color="4E8CAD" w:sz="22" w:space="10"/>
+        </w:pBdr>
+        <w:spacing w:after="170" w:before="340" w:line="320"/>
+        <w:outlineLvl w:val="1"/>
+      </w:pPr>
+      <w:bookmarkStart w:name="_Toc101" w:id="101"/>
+      <w:r>
+        <w:rPr>
+          <w:rFonts w:ascii="Arial" w:eastAsia="SimHei"/>
+          <w:b/>
+          <w:bCs/>
+          <w:color w:val="2C3E50"/>
+          <w:sz w:val="27"/>
+          <w:szCs w:val="27"/>
+        </w:rPr>
+        <w:t xml:space="preserve">26.1 五条战线</w:t>
+      </w:r>
+      <w:bookmarkEnd w:id="101"/>
+    </w:p>
+    <w:tbl>
+      <w:tblPr>
+        <w:tblW w:type="pct" w:w="5000"/>
+        <w:tblBorders>
+          <w:top w:val="single" w:color="1B6B7A" w:sz="8"/>
+          <w:left w:val="none" w:color="FFFFFF" w:sz="0"/>
+          <w:bottom w:val="single" w:color="1B6B7A" w:sz="8"/>
+          <w:right w:val="none" w:color="FFFFFF" w:sz="0"/>
+          <w:insideH w:val="single" w:color="C8DDE2" w:sz="4"/>
+          <w:insideV w:val="single" w:color="C8DDE2" w:sz="4"/>
+        </w:tblBorders>
+        <w:tblLayout w:type="fixed"/>
+      </w:tblPr>
+      <w:tblGrid>
+        <w:gridCol w:w="2929"/>
+        <w:gridCol w:w="2929"/>
+        <w:gridCol w:w="2929"/>
+      </w:tblGrid>
+      <w:tr>
+        <w:trPr>
+          <w:cantSplit/>
+          <w:tblHeader/>
+        </w:trPr>
+        <w:tc>
+          <w:tcPr>
+            <w:shd w:fill="1B6B7A" w:val="clear"/>
+            <w:tcMar>
+              <w:top w:type="dxa" w:w="80"/>
+              <w:left w:type="dxa" w:w="120"/>
+              <w:bottom w:type="dxa" w:w="80"/>
+              <w:right w:type="dxa" w:w="120"/>
+            </w:tcMar>
+            <w:vAlign w:val="center"/>
+          </w:tcPr>
+          <w:p>
+            <w:pPr>
+              <w:spacing w:after="0" w:line="280"/>
+              <w:jc w:val="center"/>
+            </w:pPr>
+            <w:r>
+              <w:rPr>
+                <w:rFonts w:ascii="Times New Roman" w:eastAsia="SimSun"/>
+                <w:b/>
+                <w:bCs/>
+                <w:color w:val="FFFFFF"/>
+                <w:sz w:val="21"/>
+                <w:szCs w:val="21"/>
+              </w:rPr>
+              <w:t xml:space="preserve">战线</w:t>
+            </w:r>
+          </w:p>
+        </w:tc>
+        <w:tc>
+          <w:tcPr>
+            <w:shd w:fill="1B6B7A" w:val="clear"/>
+            <w:tcMar>
+              <w:top w:type="dxa" w:w="80"/>
+              <w:left w:type="dxa" w:w="120"/>
+              <w:bottom w:type="dxa" w:w="80"/>
+              <w:right w:type="dxa" w:w="120"/>
+            </w:tcMar>
+            <w:vAlign w:val="center"/>
+          </w:tcPr>
+          <w:p>
+            <w:pPr>
+              <w:spacing w:after="0" w:line="280"/>
+              <w:jc w:val="center"/>
+            </w:pPr>
+            <w:r>
+              <w:rPr>
+                <w:rFonts w:ascii="Times New Roman" w:eastAsia="SimSun"/>
+                <w:b/>
+                <w:bCs/>
+                <w:color w:val="FFFFFF"/>
+                <w:sz w:val="21"/>
+                <w:szCs w:val="21"/>
+              </w:rPr>
+              <w:t xml:space="preserve">现状</w:t>
+            </w:r>
+          </w:p>
+        </w:tc>
+        <w:tc>
+          <w:tcPr>
+            <w:shd w:fill="1B6B7A" w:val="clear"/>
+            <w:tcMar>
+              <w:top w:type="dxa" w:w="80"/>
+              <w:left w:type="dxa" w:w="120"/>
+              <w:bottom w:type="dxa" w:w="80"/>
+              <w:right w:type="dxa" w:w="120"/>
+            </w:tcMar>
+            <w:vAlign w:val="center"/>
+          </w:tcPr>
+          <w:p>
+            <w:pPr>
+              <w:spacing w:after="0" w:line="280"/>
+              <w:jc w:val="center"/>
+            </w:pPr>
+            <w:r>
+              <w:rPr>
+                <w:rFonts w:ascii="Times New Roman" w:eastAsia="SimSun"/>
+                <w:b/>
+                <w:bCs/>
+                <w:color w:val="FFFFFF"/>
+                <w:sz w:val="21"/>
+                <w:szCs w:val="21"/>
+              </w:rPr>
+              <w:t xml:space="preserve">关键节点</w:t>
+            </w:r>
+          </w:p>
+        </w:tc>
+      </w:tr>
+      <w:tr>
+        <w:trPr>
+          <w:cantSplit/>
+        </w:trPr>
+        <w:tc>
+          <w:tcPr>
+            <w:shd w:fill="FFFFFF" w:val="clear"/>
+            <w:tcMar>
+              <w:top w:type="dxa" w:w="80"/>
+              <w:left w:type="dxa" w:w="120"/>
+              <w:bottom w:type="dxa" w:w="80"/>
+              <w:right w:type="dxa" w:w="120"/>
+            </w:tcMar>
+            <w:vAlign w:val="center"/>
+          </w:tcPr>
+          <w:p>
+            <w:pPr>
+              <w:spacing w:after="0" w:line="280"/>
+              <w:jc w:val="left"/>
+            </w:pPr>
+            <w:r>
+              <w:rPr>
+                <w:rFonts w:ascii="Times New Roman" w:eastAsia="SimSun"/>
+                <w:b w:val="false"/>
+                <w:bCs w:val="false"/>
+                <w:color w:val="262626"/>
+                <w:sz w:val="20"/>
+                <w:szCs w:val="20"/>
+              </w:rPr>
+              <w:t xml:space="preserve">模型</w:t>
+            </w:r>
+          </w:p>
+        </w:tc>
+        <w:tc>
+          <w:tcPr>
+            <w:shd w:fill="FAFCFD" w:val="clear"/>
+            <w:tcMar>
+              <w:top w:type="dxa" w:w="80"/>
+              <w:left w:type="dxa" w:w="120"/>
+              <w:bottom w:type="dxa" w:w="80"/>
+              <w:right w:type="dxa" w:w="120"/>
+            </w:tcMar>
+            <w:vAlign w:val="center"/>
+          </w:tcPr>
+          <w:p>
+            <w:pPr>
+              <w:spacing w:after="0" w:line="280"/>
+              <w:jc w:val="left"/>
+            </w:pPr>
+            <w:r>
+              <w:rPr>
+                <w:rFonts w:ascii="Times New Roman" w:eastAsia="SimSun"/>
+                <w:b w:val="false"/>
+                <w:bCs w:val="false"/>
+                <w:color w:val="262626"/>
+                <w:sz w:val="20"/>
+                <w:szCs w:val="20"/>
+              </w:rPr>
+              <w:t xml:space="preserve">语言（World 系列）＋多模态（ModRWKV）＋基底模型 G1（推理／代码／数学）</w:t>
+            </w:r>
+          </w:p>
+        </w:tc>
+        <w:tc>
+          <w:tcPr>
+            <w:shd w:fill="FFFFFF" w:val="clear"/>
+            <w:tcMar>
+              <w:top w:type="dxa" w:w="80"/>
+              <w:left w:type="dxa" w:w="120"/>
+              <w:bottom w:type="dxa" w:w="80"/>
+              <w:right w:type="dxa" w:w="120"/>
+            </w:tcMar>
+            <w:vAlign w:val="center"/>
+          </w:tcPr>
+          <w:p>
+            <w:pPr>
+              <w:spacing w:after="0" w:line="280"/>
+              <w:jc w:val="left"/>
+            </w:pPr>
+            <w:r>
+              <w:rPr>
+                <w:rFonts w:ascii="Times New Roman" w:eastAsia="SimSun"/>
+                <w:b w:val="false"/>
+                <w:bCs w:val="false"/>
+                <w:color w:val="262626"/>
+                <w:sz w:val="20"/>
+                <w:szCs w:val="20"/>
+              </w:rPr>
+              <w:t xml:space="preserve">RWKV-7 发布 G1 系列，持续更新</w:t>
+            </w:r>
+          </w:p>
+        </w:tc>
+      </w:tr>
+      <w:tr>
+        <w:trPr>
+          <w:cantSplit/>
+        </w:trPr>
+        <w:tc>
+          <w:tcPr>
+            <w:shd w:fill="FFFFFF" w:val="clear"/>
+            <w:tcMar>
+              <w:top w:type="dxa" w:w="80"/>
+              <w:left w:type="dxa" w:w="120"/>
+              <w:bottom w:type="dxa" w:w="80"/>
+              <w:right w:type="dxa" w:w="120"/>
+            </w:tcMar>
+            <w:vAlign w:val="center"/>
+          </w:tcPr>
+          <w:p>
+            <w:pPr>
+              <w:spacing w:after="0" w:line="280"/>
+              <w:jc w:val="left"/>
+            </w:pPr>
+            <w:r>
+              <w:rPr>
+                <w:rFonts w:ascii="Times New Roman" w:eastAsia="SimSun"/>
+                <w:b w:val="false"/>
+                <w:bCs w:val="false"/>
+                <w:color w:val="262626"/>
+                <w:sz w:val="20"/>
+                <w:szCs w:val="20"/>
+              </w:rPr>
+              <w:t xml:space="preserve">学术</w:t>
+            </w:r>
+          </w:p>
+        </w:tc>
+        <w:tc>
+          <w:tcPr>
+            <w:shd w:fill="FAFCFD" w:val="clear"/>
+            <w:tcMar>
+              <w:top w:type="dxa" w:w="80"/>
+              <w:left w:type="dxa" w:w="120"/>
+              <w:bottom w:type="dxa" w:w="80"/>
+              <w:right w:type="dxa" w:w="120"/>
+            </w:tcMar>
+            <w:vAlign w:val="center"/>
+          </w:tcPr>
+          <w:p>
+            <w:pPr>
+              <w:spacing w:after="0" w:line="280"/>
+              <w:jc w:val="left"/>
+            </w:pPr>
+            <w:r>
+              <w:rPr>
+                <w:rFonts w:ascii="Times New Roman" w:eastAsia="SimSun"/>
+                <w:b w:val="false"/>
+                <w:bCs w:val="false"/>
+                <w:color w:val="262626"/>
+                <w:sz w:val="20"/>
+                <w:szCs w:val="20"/>
+              </w:rPr>
+              <w:t xml:space="preserve">266 篇相关论文；架构论文登上 EMNLP／TMLR／ICLR／IJCAI／EMNLP 五个舞台</w:t>
+            </w:r>
+          </w:p>
+        </w:tc>
+        <w:tc>
+          <w:tcPr>
+            <w:shd w:fill="FFFFFF" w:val="clear"/>
+            <w:tcMar>
+              <w:top w:type="dxa" w:w="80"/>
+              <w:left w:type="dxa" w:w="120"/>
+              <w:bottom w:type="dxa" w:w="80"/>
+              <w:right w:type="dxa" w:w="120"/>
+            </w:tcMar>
+            <w:vAlign w:val="center"/>
+          </w:tcPr>
+          <w:p>
+            <w:pPr>
+              <w:spacing w:after="0" w:line="280"/>
+              <w:jc w:val="left"/>
+            </w:pPr>
+            <w:r>
+              <w:rPr>
+                <w:rFonts w:ascii="Times New Roman" w:eastAsia="SimSun"/>
+                <w:b w:val="false"/>
+                <w:bCs w:val="false"/>
+                <w:color w:val="262626"/>
+                <w:sz w:val="20"/>
+                <w:szCs w:val="20"/>
+              </w:rPr>
+              <w:t xml:space="preserve">RWKV-7 获 ICLR 2025 认可（第 14 章表达力金牌）</w:t>
+            </w:r>
+          </w:p>
+        </w:tc>
+      </w:tr>
+      <w:tr>
+        <w:trPr>
+          <w:cantSplit/>
+        </w:trPr>
+        <w:tc>
+          <w:tcPr>
+            <w:shd w:fill="FFFFFF" w:val="clear"/>
+            <w:tcMar>
+              <w:top w:type="dxa" w:w="80"/>
+              <w:left w:type="dxa" w:w="120"/>
+              <w:bottom w:type="dxa" w:w="80"/>
+              <w:right w:type="dxa" w:w="120"/>
+            </w:tcMar>
+            <w:vAlign w:val="center"/>
+          </w:tcPr>
+          <w:p>
+            <w:pPr>
+              <w:spacing w:after="0" w:line="280"/>
+              <w:jc w:val="left"/>
+            </w:pPr>
+            <w:r>
+              <w:rPr>
+                <w:rFonts w:ascii="Times New Roman" w:eastAsia="SimSun"/>
+                <w:b w:val="false"/>
+                <w:bCs w:val="false"/>
+                <w:color w:val="262626"/>
+                <w:sz w:val="20"/>
+                <w:szCs w:val="20"/>
+              </w:rPr>
+              <w:t xml:space="preserve">开源社区</w:t>
+            </w:r>
+          </w:p>
+        </w:tc>
+        <w:tc>
+          <w:tcPr>
+            <w:shd w:fill="FAFCFD" w:val="clear"/>
+            <w:tcMar>
+              <w:top w:type="dxa" w:w="80"/>
+              <w:left w:type="dxa" w:w="120"/>
+              <w:bottom w:type="dxa" w:w="80"/>
+              <w:right w:type="dxa" w:w="120"/>
+            </w:tcMar>
+            <w:vAlign w:val="center"/>
+          </w:tcPr>
+          <w:p>
+            <w:pPr>
+              <w:spacing w:after="0" w:line="280"/>
+              <w:jc w:val="left"/>
+            </w:pPr>
+            <w:r>
+              <w:rPr>
+                <w:rFonts w:ascii="Times New Roman" w:eastAsia="SimSun"/>
+                <w:b w:val="false"/>
+                <w:bCs w:val="false"/>
+                <w:color w:val="262626"/>
+                <w:sz w:val="20"/>
+                <w:szCs w:val="20"/>
+              </w:rPr>
+              <w:t xml:space="preserve">Apache 2.0 协议全开放；LFAI &amp; Data 基金会孵化项目；全球志愿者接力</w:t>
+            </w:r>
+          </w:p>
+        </w:tc>
+        <w:tc>
+          <w:tcPr>
+            <w:shd w:fill="FFFFFF" w:val="clear"/>
+            <w:tcMar>
+              <w:top w:type="dxa" w:w="80"/>
+              <w:left w:type="dxa" w:w="120"/>
+              <w:bottom w:type="dxa" w:w="80"/>
+              <w:right w:type="dxa" w:w="120"/>
+            </w:tcMar>
+            <w:vAlign w:val="center"/>
+          </w:tcPr>
+          <w:p>
+            <w:pPr>
+              <w:spacing w:after="0" w:line="280"/>
+              <w:jc w:val="left"/>
+            </w:pPr>
+            <w:r>
+              <w:rPr>
+                <w:rFonts w:ascii="Times New Roman" w:eastAsia="SimSun"/>
+                <w:b w:val="false"/>
+                <w:bCs w:val="false"/>
+                <w:color w:val="262626"/>
+                <w:sz w:val="20"/>
+                <w:szCs w:val="20"/>
+              </w:rPr>
+              <w:t xml:space="preserve">RWKV-Runner／ai00／rwkv.cpp 等项目自发涌现</w:t>
+            </w:r>
+          </w:p>
+        </w:tc>
+      </w:tr>
+      <w:tr>
+        <w:trPr>
+          <w:cantSplit/>
+        </w:trPr>
+        <w:tc>
+          <w:tcPr>
+            <w:shd w:fill="FFFFFF" w:val="clear"/>
+            <w:tcMar>
+              <w:top w:type="dxa" w:w="80"/>
+              <w:left w:type="dxa" w:w="120"/>
+              <w:bottom w:type="dxa" w:w="80"/>
+              <w:right w:type="dxa" w:w="120"/>
+            </w:tcMar>
+            <w:vAlign w:val="center"/>
+          </w:tcPr>
+          <w:p>
+            <w:pPr>
+              <w:spacing w:after="0" w:line="280"/>
+              <w:jc w:val="left"/>
+            </w:pPr>
+            <w:r>
+              <w:rPr>
+                <w:rFonts w:ascii="Times New Roman" w:eastAsia="SimSun"/>
+                <w:b w:val="false"/>
+                <w:bCs w:val="false"/>
+                <w:color w:val="262626"/>
+                <w:sz w:val="20"/>
+                <w:szCs w:val="20"/>
+              </w:rPr>
+              <w:t xml:space="preserve">产业（端侧）</w:t>
+            </w:r>
+          </w:p>
+        </w:tc>
+        <w:tc>
+          <w:tcPr>
+            <w:shd w:fill="FAFCFD" w:val="clear"/>
+            <w:tcMar>
+              <w:top w:type="dxa" w:w="80"/>
+              <w:left w:type="dxa" w:w="120"/>
+              <w:bottom w:type="dxa" w:w="80"/>
+              <w:right w:type="dxa" w:w="120"/>
+            </w:tcMar>
+            <w:vAlign w:val="center"/>
+          </w:tcPr>
+          <w:p>
+            <w:pPr>
+              <w:spacing w:after="0" w:line="280"/>
+              <w:jc w:val="left"/>
+            </w:pPr>
+            <w:r>
+              <w:rPr>
+                <w:rFonts w:ascii="Times New Roman" w:eastAsia="SimSun"/>
+                <w:b w:val="false"/>
+                <w:bCs w:val="false"/>
+                <w:color w:val="262626"/>
+                <w:sz w:val="20"/>
+                <w:szCs w:val="20"/>
+              </w:rPr>
+              <w:t xml:space="preserve">移远通信合作模组落地物联网；Flutter APP 覆盖手机桌面</w:t>
+            </w:r>
+          </w:p>
+        </w:tc>
+        <w:tc>
+          <w:tcPr>
+            <w:shd w:fill="FFFFFF" w:val="clear"/>
+            <w:tcMar>
+              <w:top w:type="dxa" w:w="80"/>
+              <w:left w:type="dxa" w:w="120"/>
+              <w:bottom w:type="dxa" w:w="80"/>
+              <w:right w:type="dxa" w:w="120"/>
+            </w:tcMar>
+            <w:vAlign w:val="center"/>
+          </w:tcPr>
+          <w:p>
+            <w:pPr>
+              <w:spacing w:after="0" w:line="280"/>
+              <w:jc w:val="left"/>
+            </w:pPr>
+            <w:r>
+              <w:rPr>
+                <w:rFonts w:ascii="Times New Roman" w:eastAsia="SimSun"/>
+                <w:b w:val="false"/>
+                <w:bCs w:val="false"/>
+                <w:color w:val="262626"/>
+                <w:sz w:val="20"/>
+                <w:szCs w:val="20"/>
+              </w:rPr>
+              <w:t xml:space="preserve">WAIC 2025 亮相端侧方案</w:t>
+            </w:r>
+          </w:p>
+        </w:tc>
+      </w:tr>
+      <w:tr>
+        <w:trPr>
+          <w:cantSplit/>
+        </w:trPr>
+        <w:tc>
+          <w:tcPr>
+            <w:shd w:fill="FFFFFF" w:val="clear"/>
+            <w:tcMar>
+              <w:top w:type="dxa" w:w="80"/>
+              <w:left w:type="dxa" w:w="120"/>
+              <w:bottom w:type="dxa" w:w="80"/>
+              <w:right w:type="dxa" w:w="120"/>
+            </w:tcMar>
+            <w:vAlign w:val="center"/>
+          </w:tcPr>
+          <w:p>
+            <w:pPr>
+              <w:spacing w:after="0" w:line="280"/>
+              <w:jc w:val="left"/>
+            </w:pPr>
+            <w:r>
+              <w:rPr>
+                <w:rFonts w:ascii="Times New Roman" w:eastAsia="SimSun"/>
+                <w:b w:val="false"/>
+                <w:bCs w:val="false"/>
+                <w:color w:val="262626"/>
+                <w:sz w:val="20"/>
+                <w:szCs w:val="20"/>
+              </w:rPr>
+              <w:t xml:space="preserve">产业（芯片）</w:t>
+            </w:r>
+          </w:p>
+        </w:tc>
+        <w:tc>
+          <w:tcPr>
+            <w:shd w:fill="FAFCFD" w:val="clear"/>
+            <w:tcMar>
+              <w:top w:type="dxa" w:w="80"/>
+              <w:left w:type="dxa" w:w="120"/>
+              <w:bottom w:type="dxa" w:w="80"/>
+              <w:right w:type="dxa" w:w="120"/>
+            </w:tcMar>
+            <w:vAlign w:val="center"/>
+          </w:tcPr>
+          <w:p>
+            <w:pPr>
+              <w:spacing w:after="0" w:line="280"/>
+              <w:jc w:val="left"/>
+            </w:pPr>
+            <w:r>
+              <w:rPr>
+                <w:rFonts w:ascii="Times New Roman" w:eastAsia="SimSun"/>
+                <w:b w:val="false"/>
+                <w:bCs w:val="false"/>
+                <w:color w:val="262626"/>
+                <w:sz w:val="20"/>
+                <w:szCs w:val="20"/>
+              </w:rPr>
+              <w:t xml:space="preserve">RPU 专用芯片计划推进中</w:t>
+            </w:r>
+          </w:p>
+        </w:tc>
+        <w:tc>
+          <w:tcPr>
+            <w:shd w:fill="FFFFFF" w:val="clear"/>
+            <w:tcMar>
+              <w:top w:type="dxa" w:w="80"/>
+              <w:left w:type="dxa" w:w="120"/>
+              <w:bottom w:type="dxa" w:w="80"/>
+              <w:right w:type="dxa" w:w="120"/>
+            </w:tcMar>
+            <w:vAlign w:val="center"/>
+          </w:tcPr>
+          <w:p>
+            <w:pPr>
+              <w:spacing w:after="0" w:line="280"/>
+              <w:jc w:val="left"/>
+            </w:pPr>
+            <w:r>
+              <w:rPr>
+                <w:rFonts w:ascii="Times New Roman" w:eastAsia="SimSun"/>
+                <w:b w:val="false"/>
+                <w:bCs w:val="false"/>
+                <w:color w:val="262626"/>
+                <w:sz w:val="20"/>
+                <w:szCs w:val="20"/>
+              </w:rPr>
+              <w:t xml:space="preserve">彭博 2023 年的“决战在硬件”宣言正在兑现（第 17 章）</w:t>
+            </w:r>
+          </w:p>
+        </w:tc>
+      </w:tr>
+      <w:tr>
+        <w:trPr>
+          <w:cantSplit/>
+        </w:trPr>
+        <w:tc>
+          <w:tcPr>
+            <w:shd w:fill="FFFFFF" w:val="clear"/>
+            <w:tcMar>
+              <w:top w:type="dxa" w:w="80"/>
+              <w:left w:type="dxa" w:w="120"/>
+              <w:bottom w:type="dxa" w:w="80"/>
+              <w:right w:type="dxa" w:w="120"/>
+            </w:tcMar>
+            <w:vAlign w:val="center"/>
+          </w:tcPr>
+          <w:p>
+            <w:pPr>
+              <w:spacing w:after="0" w:line="280"/>
+              <w:jc w:val="left"/>
+            </w:pPr>
+            <w:r>
+              <w:rPr>
+                <w:rFonts w:ascii="Times New Roman" w:eastAsia="SimSun"/>
+                <w:b w:val="false"/>
+                <w:bCs w:val="false"/>
+                <w:color w:val="262626"/>
+                <w:sz w:val="20"/>
+                <w:szCs w:val="20"/>
+              </w:rPr>
+              <w:t xml:space="preserve">Agent 生态</w:t>
+            </w:r>
+          </w:p>
+        </w:tc>
+        <w:tc>
+          <w:tcPr>
+            <w:shd w:fill="FAFCFD" w:val="clear"/>
+            <w:tcMar>
+              <w:top w:type="dxa" w:w="80"/>
+              <w:left w:type="dxa" w:w="120"/>
+              <w:bottom w:type="dxa" w:w="80"/>
+              <w:right w:type="dxa" w:w="120"/>
+            </w:tcMar>
+            <w:vAlign w:val="center"/>
+          </w:tcPr>
+          <w:p>
+            <w:pPr>
+              <w:spacing w:after="0" w:line="280"/>
+              <w:jc w:val="left"/>
+            </w:pPr>
+            <w:r>
+              <w:rPr>
+                <w:rFonts w:ascii="Times New Roman" w:eastAsia="SimSun"/>
+                <w:b w:val="false"/>
+                <w:bCs w:val="false"/>
+                <w:color w:val="262626"/>
+                <w:sz w:val="20"/>
+                <w:szCs w:val="20"/>
+              </w:rPr>
+              <w:t xml:space="preserve">RWKV-Agent 等社区项目让 G1 系列学会用工具：读文件、搜网页、写文件</w:t>
+            </w:r>
+          </w:p>
+        </w:tc>
+        <w:tc>
+          <w:tcPr>
+            <w:shd w:fill="FFFFFF" w:val="clear"/>
+            <w:tcMar>
+              <w:top w:type="dxa" w:w="80"/>
+              <w:left w:type="dxa" w:w="120"/>
+              <w:bottom w:type="dxa" w:w="80"/>
+              <w:right w:type="dxa" w:w="120"/>
+            </w:tcMar>
+            <w:vAlign w:val="center"/>
+          </w:tcPr>
+          <w:p>
+            <w:pPr>
+              <w:spacing w:after="0" w:line="280"/>
+              <w:jc w:val="left"/>
+            </w:pPr>
+            <w:r>
+              <w:rPr>
+                <w:rFonts w:ascii="Times New Roman" w:eastAsia="SimSun"/>
+                <w:b w:val="false"/>
+                <w:bCs w:val="false"/>
+                <w:color w:val="262626"/>
+                <w:sz w:val="20"/>
+                <w:szCs w:val="20"/>
+              </w:rPr>
+              <w:t xml:space="preserve">2026.10 的 568 题实测把提示词格式与采样调成了科学（第 24.5 节）</w:t>
+            </w:r>
+          </w:p>
+        </w:tc>
+      </w:tr>
+    </w:tbl>
+    <w:p>
+      <w:pPr>
+        <w:spacing w:after="120"/>
+      </w:pPr>
+    </w:p>
+    <w:p>
+      <w:pPr>
+        <w:pStyle w:val="Heading2"/>
+        <w:pBdr>
+          <w:left w:val="single" w:color="4E8CAD" w:sz="22" w:space="10"/>
+        </w:pBdr>
+        <w:spacing w:after="170" w:before="340" w:line="320"/>
+        <w:outlineLvl w:val="1"/>
+      </w:pPr>
+      <w:bookmarkStart w:name="_Toc102" w:id="102"/>
+      <w:r>
+        <w:rPr>
+          <w:rFonts w:ascii="Arial" w:eastAsia="SimHei"/>
+          <w:b/>
+          <w:bCs/>
+          <w:color w:val="2C3E50"/>
+          <w:sz w:val="27"/>
+          <w:szCs w:val="27"/>
+        </w:rPr>
+        <w:t xml:space="preserve">26.2 “AI 时代的安卓”</w:t>
+      </w:r>
+      <w:bookmarkEnd w:id="102"/>
+    </w:p>
+    <w:p>
+      <w:pPr>
+        <w:spacing w:after="140" w:line="336"/>
+        <w:ind w:firstLine="480"/>
+        <w:jc w:val="both"/>
+      </w:pPr>
+      <w:r>
+        <w:rPr>
+          <w:rFonts w:ascii="Times New Roman" w:eastAsia="SimSun"/>
+          <w:color w:val="262626"/>
+          <w:sz w:val="24"/>
+          <w:szCs w:val="24"/>
+        </w:rPr>
+        <w:t xml:space="preserve">2023 年彭博接受采访时说过一个野心：做“AI 时代的安卓”。安卓的打法不是造最快的手机，而是把系统开源给所有厂商，让生态自己长。RWKV 走的是同一条路：架构与模型全部 Apache 2.0 开源，任何人可以免费商用；端侧、云侧、芯片侧全布局；多语言公平（World 数据覆盖 100+ 语言，不偏科英语）。当 Transformer 的训练和推理账单越堆越高时，“又快又省又开放”的路线就有了自己的生存空间。</w:t>
+      </w:r>
+    </w:p>
+    <w:p>
+      <w:pPr>
+        <w:pStyle w:val="Heading2"/>
+        <w:pBdr>
+          <w:left w:val="single" w:color="4E8CAD" w:sz="22" w:space="10"/>
+        </w:pBdr>
+        <w:spacing w:after="170" w:before="340" w:line="320"/>
+        <w:outlineLvl w:val="1"/>
+      </w:pPr>
+      <w:bookmarkStart w:name="_Toc103" w:id="103"/>
+      <w:r>
+        <w:rPr>
+          <w:rFonts w:ascii="Arial" w:eastAsia="SimHei"/>
+          <w:b/>
+          <w:bCs/>
+          <w:color w:val="2C3E50"/>
+          <w:sz w:val="27"/>
+          <w:szCs w:val="27"/>
+        </w:rPr>
+        <w:t xml:space="preserve">26.3 给你的位置</w:t>
+      </w:r>
+      <w:bookmarkEnd w:id="103"/>
+    </w:p>
+    <w:p>
+      <w:pPr>
+        <w:spacing w:after="140" w:line="336"/>
+        <w:ind w:firstLine="480"/>
+        <w:jc w:val="both"/>
+      </w:pPr>
+      <w:r>
+        <w:rPr>
+          <w:rFonts w:ascii="Times New Roman" w:eastAsia="SimSun"/>
+          <w:color w:val="262626"/>
+          <w:sz w:val="24"/>
+          <w:szCs w:val="24"/>
+        </w:rPr>
+        <w:t xml:space="preserve">看懂了布局，再想你能站在哪：喜欢动手——第 18~23 章的造模链路加上第 25 章的设备地图，足够你做出第一个“自己的 AI 产品”；喜欢研究——附录 C 的 266 篇论文里挑一条线（视觉／时序／医学）深挖；喜欢工程——附录 G 高阶路线的算子和推理引擎方向，社区项目永远欢迎新血。生态的野心，要靠一代代新人的手上功夫来兑现。</w:t>
+      </w:r>
+    </w:p>
+    <w:tbl>
+      <w:tblPr>
+        <w:tblW w:type="pct" w:w="5000"/>
+        <w:tblBorders>
+          <w:top w:val="none" w:color="FFFFFF" w:sz="0"/>
+          <w:left w:val="single" w:color="1B6B7A" w:sz="18"/>
+          <w:bottom w:val="none" w:color="FFFFFF" w:sz="0"/>
+          <w:right w:val="none" w:color="FFFFFF" w:sz="0"/>
+          <w:insideH w:val="none" w:color="FFFFFF" w:sz="0"/>
+          <w:insideV w:val="none" w:color="FFFFFF" w:sz="0"/>
+        </w:tblBorders>
+        <w:tblLayout w:type="fixed"/>
+      </w:tblPr>
+      <w:tblGrid>
+        <w:gridCol w:w="8788"/>
+      </w:tblGrid>
+      <w:tr>
+        <w:tc>
+          <w:tcPr>
+            <w:shd w:fill="EEF4F7" w:val="clear"/>
+            <w:tcMar>
+              <w:top w:type="dxa" w:w="120"/>
+              <w:left w:type="dxa" w:w="200"/>
+              <w:bottom w:type="dxa" w:w="120"/>
+              <w:right w:type="dxa" w:w="200"/>
+            </w:tcMar>
+          </w:tcPr>
+          <w:p>
+            <w:pPr>
+              <w:spacing w:after="60" w:line="300"/>
+            </w:pPr>
+            <w:r>
+              <w:rPr>
+                <w:rFonts w:ascii="Arial" w:eastAsia="SimHei"/>
+                <w:b/>
+                <w:bCs/>
+                <w:color w:val="0F3A44"/>
+                <w:sz w:val="24"/>
+                <w:szCs w:val="24"/>
+              </w:rPr>
+              <w:t xml:space="preserve">随堂测试</w:t>
+            </w:r>
+          </w:p>
+          <w:p>
+            <w:pPr>
+              <w:spacing w:after="50" w:line="300"/>
+              <w:ind w:left="200" w:hanging="200"/>
+            </w:pPr>
+            <w:r>
+              <w:rPr>
+                <w:rFonts w:ascii="Times New Roman" w:eastAsia="SimSun"/>
+                <w:color w:val="1F2933"/>
+                <w:sz w:val="21"/>
+                <w:szCs w:val="21"/>
+              </w:rPr>
+              <w:t xml:space="preserve">【选择】“AI 时代的安卓”比喻的核心是？A. 造最快模型  B. 开放生态全布局  C. 只做手机系统</w:t>
+            </w:r>
+          </w:p>
+          <w:p>
+            <w:pPr>
+              <w:spacing w:after="50" w:line="300"/>
+              <w:ind w:left="200" w:hanging="200"/>
+            </w:pPr>
+            <w:r>
+              <w:rPr>
+                <w:rFonts w:ascii="Times New Roman" w:eastAsia="SimSun"/>
+                <w:color w:val="1F2933"/>
+                <w:sz w:val="21"/>
+                <w:szCs w:val="21"/>
+              </w:rPr>
+              <w:t xml:space="preserve">【简答】RWKV 开源用 Apache 2.0 协议，对生态扩张意味着什么？（对比“闭源收费”）</w:t>
+            </w:r>
+          </w:p>
+          <w:p>
+            <w:pPr>
+              <w:spacing w:after="0" w:line="300"/>
+              <w:ind w:left="200" w:hanging="200"/>
+            </w:pPr>
+            <w:r>
+              <w:rPr>
+                <w:rFonts w:ascii="Times New Roman" w:eastAsia="SimSun"/>
+                <w:color w:val="1F2933"/>
+                <w:sz w:val="21"/>
+                <w:szCs w:val="21"/>
+              </w:rPr>
+              <w:t xml:space="preserve">【动手】对照 26.1 的五条战线，各写一句你最感兴趣的具体项目/论文/方向，圈出其中一个作为你的“入门切入点”。</w:t>
+            </w:r>
+          </w:p>
+          <w:p>
+            <w:pPr>
+              <w:spacing w:after="0" w:before="60" w:line="280"/>
+            </w:pPr>
+            <w:r>
+              <w:rPr>
+                <w:rFonts w:ascii="Times New Roman" w:eastAsia="SimSun"/>
+                <w:i/>
+                <w:iCs/>
+                <w:color w:val="8A9BA8"/>
+                <w:sz w:val="18"/>
+                <w:szCs w:val="18"/>
+              </w:rPr>
+              <w:t xml:space="preserve">（参考答案见附录 F；动手题以跑通代码为通过标准）</w:t>
+            </w:r>
+          </w:p>
+        </w:tc>
+      </w:tr>
+    </w:tbl>
+    <w:p>
+      <w:pPr>
+        <w:spacing w:after="120"/>
+      </w:pPr>
+    </w:p>
+    <w:p>
+      <w:pPr>
+        <w:pStyle w:val="Heading1"/>
+        <w:pBdr>
+          <w:bottom w:val="single" w:color="9FB6C6" w:sz="12" w:space="6"/>
+        </w:pBdr>
+        <w:spacing w:after="240" w:before="480" w:line="340"/>
+        <w:outlineLvl w:val="0"/>
+      </w:pPr>
+      <w:bookmarkStart w:name="_Toc104" w:id="104"/>
+      <w:r>
+        <w:rPr>
+          <w:rFonts w:ascii="Arial" w:eastAsia="SimHei"/>
+          <w:b/>
+          <w:bCs/>
+          <w:color w:val="1B6B7A"/>
+          <w:sz w:val="32"/>
+          <w:szCs w:val="32"/>
+        </w:rPr>
         <w:t xml:space="preserve">附录 A：核心论文速查表</w:t>
       </w:r>
-      <w:bookmarkEnd w:id="102"/>
+      <w:bookmarkEnd w:id="104"/>
     </w:p>
     <w:tbl>
       <w:tblPr>
@@ -30509,7 +32605,7 @@
         <w:spacing w:after="240" w:before="480" w:line="340"/>
         <w:outlineLvl w:val="0"/>
       </w:pPr>
-      <w:bookmarkStart w:name="_Toc103" w:id="103"/>
+      <w:bookmarkStart w:name="_Toc105" w:id="105"/>
       <w:r>
         <w:rPr>
           <w:rFonts w:ascii="Arial" w:eastAsia="SimHei"/>
@@ -30521,7 +32617,7 @@
         </w:rPr>
         <w:t xml:space="preserve">附录 B：术语表（按拼音排序）</w:t>
       </w:r>
-      <w:bookmarkEnd w:id="103"/>
+      <w:bookmarkEnd w:id="105"/>
     </w:p>
     <w:tbl>
       <w:tblPr>
@@ -31753,7 +33849,7 @@
         <w:spacing w:after="240" w:before="480" w:line="340"/>
         <w:outlineLvl w:val="0"/>
       </w:pPr>
-      <w:bookmarkStart w:name="_Toc104" w:id="104"/>
+      <w:bookmarkStart w:name="_Toc106" w:id="106"/>
       <w:r>
         <w:rPr>
           <w:rFonts w:ascii="Arial" w:eastAsia="SimHei"/>
@@ -31765,7 +33861,7 @@
         </w:rPr>
         <w:t xml:space="preserve">附录 C：266 篇生态论文分类索引（每类代表）</w:t>
       </w:r>
-      <w:bookmarkEnd w:id="104"/>
+      <w:bookmarkEnd w:id="106"/>
     </w:p>
     <w:p>
       <w:pPr>
@@ -32829,7 +34925,7 @@
         <w:spacing w:after="240" w:before="480" w:line="340"/>
         <w:outlineLvl w:val="0"/>
       </w:pPr>
-      <w:bookmarkStart w:name="_Toc105" w:id="105"/>
+      <w:bookmarkStart w:name="_Toc107" w:id="107"/>
       <w:r>
         <w:rPr>
           <w:rFonts w:ascii="Arial" w:eastAsia="SimHei"/>
@@ -32841,7 +34937,7 @@
         </w:rPr>
         <w:t xml:space="preserve">附录 D：四个实验的预期输出参考</w:t>
       </w:r>
-      <w:bookmarkEnd w:id="105"/>
+      <w:bookmarkEnd w:id="107"/>
     </w:p>
     <w:p>
       <w:pPr>
@@ -32868,7 +34964,7 @@
         <w:spacing w:after="240" w:before="480" w:line="340"/>
         <w:outlineLvl w:val="0"/>
       </w:pPr>
-      <w:bookmarkStart w:name="_Toc106" w:id="106"/>
+      <w:bookmarkStart w:name="_Toc108" w:id="108"/>
       <w:r>
         <w:rPr>
           <w:rFonts w:ascii="Arial" w:eastAsia="SimHei"/>
@@ -32880,7 +34976,7 @@
         </w:rPr>
         <w:t xml:space="preserve">附录 E：公式手册（训练与推理全公式 · 逐个验算）</w:t>
       </w:r>
-      <w:bookmarkEnd w:id="106"/>
+      <w:bookmarkEnd w:id="108"/>
     </w:p>
     <w:p>
       <w:pPr>
@@ -32907,7 +35003,7 @@
         <w:spacing w:after="170" w:before="340" w:line="320"/>
         <w:outlineLvl w:val="1"/>
       </w:pPr>
-      <w:bookmarkStart w:name="_Toc107" w:id="107"/>
+      <w:bookmarkStart w:name="_Toc109" w:id="109"/>
       <w:r>
         <w:rPr>
           <w:rFonts w:ascii="Arial" w:eastAsia="SimHei"/>
@@ -32919,7 +35015,7 @@
         </w:rPr>
         <w:t xml:space="preserve">E.1 softmax：把分数变概率</w:t>
       </w:r>
-      <w:bookmarkEnd w:id="107"/>
+      <w:bookmarkEnd w:id="109"/>
     </w:p>
     <w:tbl>
       <w:tblPr>
@@ -32998,7 +35094,7 @@
         <w:spacing w:after="170" w:before="340" w:line="320"/>
         <w:outlineLvl w:val="1"/>
       </w:pPr>
-      <w:bookmarkStart w:name="_Toc108" w:id="108"/>
+      <w:bookmarkStart w:name="_Toc110" w:id="110"/>
       <w:r>
         <w:rPr>
           <w:rFonts w:ascii="Arial" w:eastAsia="SimHei"/>
@@ -33010,7 +35106,7 @@
         </w:rPr>
         <w:t xml:space="preserve">E.2 交叉熵：罚错的力度</w:t>
       </w:r>
-      <w:bookmarkEnd w:id="108"/>
+      <w:bookmarkEnd w:id="110"/>
     </w:p>
     <w:tbl>
       <w:tblPr>
@@ -33089,7 +35185,7 @@
         <w:spacing w:after="170" w:before="340" w:line="320"/>
         <w:outlineLvl w:val="1"/>
       </w:pPr>
-      <w:bookmarkStart w:name="_Toc109" w:id="109"/>
+      <w:bookmarkStart w:name="_Toc111" w:id="111"/>
       <w:r>
         <w:rPr>
           <w:rFonts w:ascii="Arial" w:eastAsia="SimHei"/>
@@ -33101,7 +35197,7 @@
         </w:rPr>
         <w:t xml:space="preserve">E.3 困惑度：体温计</w:t>
       </w:r>
-      <w:bookmarkEnd w:id="109"/>
+      <w:bookmarkEnd w:id="111"/>
     </w:p>
     <w:tbl>
       <w:tblPr>
@@ -33180,7 +35276,7 @@
         <w:spacing w:after="170" w:before="340" w:line="320"/>
         <w:outlineLvl w:val="1"/>
       </w:pPr>
-      <w:bookmarkStart w:name="_Toc110" w:id="110"/>
+      <w:bookmarkStart w:name="_Toc112" w:id="112"/>
       <w:r>
         <w:rPr>
           <w:rFonts w:ascii="Arial" w:eastAsia="SimHei"/>
@@ -33192,7 +35288,7 @@
         </w:rPr>
         <w:t xml:space="preserve">E.4 Token-Shift：新旧混搭</w:t>
       </w:r>
-      <w:bookmarkEnd w:id="110"/>
+      <w:bookmarkEnd w:id="112"/>
     </w:p>
     <w:tbl>
       <w:tblPr>
@@ -33271,7 +35367,7 @@
         <w:spacing w:after="170" w:before="340" w:line="320"/>
         <w:outlineLvl w:val="1"/>
       </w:pPr>
-      <w:bookmarkStart w:name="_Toc111" w:id="111"/>
+      <w:bookmarkStart w:name="_Toc113" w:id="113"/>
       <w:r>
         <w:rPr>
           <w:rFonts w:ascii="Arial" w:eastAsia="SimHei"/>
@@ -33283,7 +35379,7 @@
         </w:rPr>
         <w:t xml:space="preserve">E.5 时间混合·读账（输出）</w:t>
       </w:r>
-      <w:bookmarkEnd w:id="111"/>
+      <w:bookmarkEnd w:id="113"/>
     </w:p>
     <w:tbl>
       <w:tblPr>
@@ -33362,7 +35458,7 @@
         <w:spacing w:after="170" w:before="340" w:line="320"/>
         <w:outlineLvl w:val="1"/>
       </w:pPr>
-      <w:bookmarkStart w:name="_Toc112" w:id="112"/>
+      <w:bookmarkStart w:name="_Toc114" w:id="114"/>
       <w:r>
         <w:rPr>
           <w:rFonts w:ascii="Arial" w:eastAsia="SimHei"/>
@@ -33374,7 +35470,7 @@
         </w:rPr>
         <w:t xml:space="preserve">E.6 时间混合·记账（状态更新）</w:t>
       </w:r>
-      <w:bookmarkEnd w:id="112"/>
+      <w:bookmarkEnd w:id="114"/>
     </w:p>
     <w:tbl>
       <w:tblPr>
@@ -33453,7 +35549,7 @@
         <w:spacing w:after="170" w:before="340" w:line="320"/>
         <w:outlineLvl w:val="1"/>
       </w:pPr>
-      <w:bookmarkStart w:name="_Toc113" w:id="113"/>
+      <w:bookmarkStart w:name="_Toc115" w:id="115"/>
       <w:r>
         <w:rPr>
           <w:rFonts w:ascii="Arial" w:eastAsia="SimHei"/>
@@ -33465,7 +35561,7 @@
         </w:rPr>
         <w:t xml:space="preserve">E.7 时间混合·并行形式（训练脸）</w:t>
       </w:r>
-      <w:bookmarkEnd w:id="113"/>
+      <w:bookmarkEnd w:id="115"/>
     </w:p>
     <w:tbl>
       <w:tblPr>
@@ -33767,7 +35863,7 @@
         <w:spacing w:after="170" w:before="340" w:line="320"/>
         <w:outlineLvl w:val="1"/>
       </w:pPr>
-      <w:bookmarkStart w:name="_Toc114" w:id="114"/>
+      <w:bookmarkStart w:name="_Toc116" w:id="116"/>
       <w:r>
         <w:rPr>
           <w:rFonts w:ascii="Arial" w:eastAsia="SimHei"/>
@@ -33779,7 +35875,7 @@
         </w:rPr>
         <w:t xml:space="preserve">E.8 通道混合·三个零件</w:t>
       </w:r>
-      <w:bookmarkEnd w:id="114"/>
+      <w:bookmarkEnd w:id="116"/>
     </w:p>
     <w:tbl>
       <w:tblPr>
@@ -33858,7 +35954,7 @@
         <w:spacing w:after="170" w:before="340" w:line="320"/>
         <w:outlineLvl w:val="1"/>
       </w:pPr>
-      <w:bookmarkStart w:name="_Toc115" w:id="115"/>
+      <w:bookmarkStart w:name="_Toc117" w:id="117"/>
       <w:r>
         <w:rPr>
           <w:rFonts w:ascii="Arial" w:eastAsia="SimHei"/>
@@ -33870,7 +35966,7 @@
         </w:rPr>
         <w:t xml:space="preserve">E.9 Sigmoid 与 SiLU</w:t>
       </w:r>
-      <w:bookmarkEnd w:id="115"/>
+      <w:bookmarkEnd w:id="117"/>
     </w:p>
     <w:tbl>
       <w:tblPr>
@@ -33949,7 +36045,7 @@
         <w:spacing w:after="170" w:before="340" w:line="320"/>
         <w:outlineLvl w:val="1"/>
       </w:pPr>
-      <w:bookmarkStart w:name="_Toc116" w:id="116"/>
+      <w:bookmarkStart w:name="_Toc118" w:id="118"/>
       <w:r>
         <w:rPr>
           <w:rFonts w:ascii="Arial" w:eastAsia="SimHei"/>
@@ -33961,7 +36057,7 @@
         </w:rPr>
         <w:t xml:space="preserve">E.10 外积：标签×内容生卡片</w:t>
       </w:r>
-      <w:bookmarkEnd w:id="116"/>
+      <w:bookmarkEnd w:id="118"/>
     </w:p>
     <w:tbl>
       <w:tblPr>
@@ -34040,7 +36136,7 @@
         <w:spacing w:after="170" w:before="340" w:line="320"/>
         <w:outlineLvl w:val="1"/>
       </w:pPr>
-      <w:bookmarkStart w:name="_Toc117" w:id="117"/>
+      <w:bookmarkStart w:name="_Toc119" w:id="119"/>
       <w:r>
         <w:rPr>
           <w:rFonts w:ascii="Arial" w:eastAsia="SimHei"/>
@@ -34052,7 +36148,7 @@
         </w:rPr>
         <w:t xml:space="preserve">E.11 Eagle 矩阵状态更新</w:t>
       </w:r>
-      <w:bookmarkEnd w:id="117"/>
+      <w:bookmarkEnd w:id="119"/>
     </w:p>
     <w:tbl>
       <w:tblPr>
@@ -34131,7 +36227,7 @@
         <w:spacing w:after="170" w:before="340" w:line="320"/>
         <w:outlineLvl w:val="1"/>
       </w:pPr>
-      <w:bookmarkStart w:name="_Toc118" w:id="118"/>
+      <w:bookmarkStart w:name="_Toc120" w:id="120"/>
       <w:r>
         <w:rPr>
           <w:rFonts w:ascii="Arial" w:eastAsia="SimHei"/>
@@ -34143,7 +36239,7 @@
         </w:rPr>
         <w:t xml:space="preserve">E.12 Finch 数据依赖折扣</w:t>
       </w:r>
-      <w:bookmarkEnd w:id="118"/>
+      <w:bookmarkEnd w:id="120"/>
     </w:p>
     <w:tbl>
       <w:tblPr>
@@ -34222,7 +36318,7 @@
         <w:spacing w:after="170" w:before="340" w:line="320"/>
         <w:outlineLvl w:val="1"/>
       </w:pPr>
-      <w:bookmarkStart w:name="_Toc119" w:id="119"/>
+      <w:bookmarkStart w:name="_Toc121" w:id="121"/>
       <w:r>
         <w:rPr>
           <w:rFonts w:ascii="Arial" w:eastAsia="SimHei"/>
@@ -34234,7 +36330,7 @@
         </w:rPr>
         <w:t xml:space="preserve">E.13 RWKV-7 广义 Delta（简化可算版）</w:t>
       </w:r>
-      <w:bookmarkEnd w:id="119"/>
+      <w:bookmarkEnd w:id="121"/>
     </w:p>
     <w:tbl>
       <w:tblPr>
@@ -34313,7 +36409,7 @@
         <w:spacing w:after="170" w:before="340" w:line="320"/>
         <w:outlineLvl w:val="1"/>
       </w:pPr>
-      <w:bookmarkStart w:name="_Toc120" w:id="120"/>
+      <w:bookmarkStart w:name="_Toc122" w:id="122"/>
       <w:r>
         <w:rPr>
           <w:rFonts w:ascii="Arial" w:eastAsia="SimHei"/>
@@ -34325,7 +36421,7 @@
         </w:rPr>
         <w:t xml:space="preserve">E.14 Chinchilla 配比</w:t>
       </w:r>
-      <w:bookmarkEnd w:id="120"/>
+      <w:bookmarkEnd w:id="122"/>
     </w:p>
     <w:tbl>
       <w:tblPr>
@@ -34404,7 +36500,7 @@
         <w:spacing w:after="170" w:before="340" w:line="320"/>
         <w:outlineLvl w:val="1"/>
       </w:pPr>
-      <w:bookmarkStart w:name="_Toc121" w:id="121"/>
+      <w:bookmarkStart w:name="_Toc123" w:id="123"/>
       <w:r>
         <w:rPr>
           <w:rFonts w:ascii="Arial" w:eastAsia="SimHei"/>
@@ -34416,7 +36512,7 @@
         </w:rPr>
         <w:t xml:space="preserve">E.15 学习率三段式</w:t>
       </w:r>
-      <w:bookmarkEnd w:id="121"/>
+      <w:bookmarkEnd w:id="123"/>
     </w:p>
     <w:tbl>
       <w:tblPr>
@@ -34495,7 +36591,7 @@
         <w:spacing w:after="170" w:before="340" w:line="320"/>
         <w:outlineLvl w:val="1"/>
       </w:pPr>
-      <w:bookmarkStart w:name="_Toc122" w:id="122"/>
+      <w:bookmarkStart w:name="_Toc124" w:id="124"/>
       <w:r>
         <w:rPr>
           <w:rFonts w:ascii="Arial" w:eastAsia="SimHei"/>
@@ -34507,7 +36603,7 @@
         </w:rPr>
         <w:t xml:space="preserve">E.16 AdamW 更新（简版）</w:t>
       </w:r>
-      <w:bookmarkEnd w:id="122"/>
+      <w:bookmarkEnd w:id="124"/>
     </w:p>
     <w:tbl>
       <w:tblPr>
@@ -34586,7 +36682,7 @@
         <w:spacing w:after="170" w:before="340" w:line="320"/>
         <w:outlineLvl w:val="1"/>
       </w:pPr>
-      <w:bookmarkStart w:name="_Toc123" w:id="123"/>
+      <w:bookmarkStart w:name="_Toc125" w:id="125"/>
       <w:r>
         <w:rPr>
           <w:rFonts w:ascii="Arial" w:eastAsia="SimHei"/>
@@ -34598,7 +36694,7 @@
         </w:rPr>
         <w:t xml:space="preserve">E.17 温度采样</w:t>
       </w:r>
-      <w:bookmarkEnd w:id="123"/>
+      <w:bookmarkEnd w:id="125"/>
     </w:p>
     <w:tbl>
       <w:tblPr>
@@ -34677,7 +36773,7 @@
         <w:spacing w:after="170" w:before="340" w:line="320"/>
         <w:outlineLvl w:val="1"/>
       </w:pPr>
-      <w:bookmarkStart w:name="_Toc124" w:id="124"/>
+      <w:bookmarkStart w:name="_Toc126" w:id="126"/>
       <w:r>
         <w:rPr>
           <w:rFonts w:ascii="Arial" w:eastAsia="SimHei"/>
@@ -34689,7 +36785,7 @@
         </w:rPr>
         <w:t xml:space="preserve">E.18 验算总则</w:t>
       </w:r>
-      <w:bookmarkEnd w:id="124"/>
+      <w:bookmarkEnd w:id="126"/>
     </w:p>
     <w:p>
       <w:pPr>
@@ -34804,7 +36900,7 @@
         <w:spacing w:after="240" w:before="480" w:line="340"/>
         <w:outlineLvl w:val="0"/>
       </w:pPr>
-      <w:bookmarkStart w:name="_Toc125" w:id="125"/>
+      <w:bookmarkStart w:name="_Toc127" w:id="127"/>
       <w:r>
         <w:rPr>
           <w:rFonts w:ascii="Arial" w:eastAsia="SimHei"/>
@@ -34816,7 +36912,7 @@
         </w:rPr>
         <w:t xml:space="preserve">附录 F：随堂测试参考答案</w:t>
       </w:r>
-      <w:bookmarkEnd w:id="125"/>
+      <w:bookmarkEnd w:id="127"/>
     </w:p>
     <w:p>
       <w:pPr>
@@ -34843,7 +36939,7 @@
         <w:spacing w:after="170" w:before="340" w:line="320"/>
         <w:outlineLvl w:val="1"/>
       </w:pPr>
-      <w:bookmarkStart w:name="_Toc126" w:id="126"/>
+      <w:bookmarkStart w:name="_Toc128" w:id="128"/>
       <w:r>
         <w:rPr>
           <w:rFonts w:ascii="Arial" w:eastAsia="SimHei"/>
@@ -34855,7 +36951,7 @@
         </w:rPr>
         <w:t xml:space="preserve">第 1~9 章</w:t>
       </w:r>
-      <w:bookmarkEnd w:id="126"/>
+      <w:bookmarkEnd w:id="128"/>
     </w:p>
     <w:p>
       <w:pPr>
@@ -35100,7 +37196,7 @@
         <w:spacing w:after="170" w:before="340" w:line="320"/>
         <w:outlineLvl w:val="1"/>
       </w:pPr>
-      <w:bookmarkStart w:name="_Toc127" w:id="127"/>
+      <w:bookmarkStart w:name="_Toc129" w:id="129"/>
       <w:r>
         <w:rPr>
           <w:rFonts w:ascii="Arial" w:eastAsia="SimHei"/>
@@ -35112,7 +37208,7 @@
         </w:rPr>
         <w:t xml:space="preserve">第 10~17 章</w:t>
       </w:r>
-      <w:bookmarkEnd w:id="127"/>
+      <w:bookmarkEnd w:id="129"/>
     </w:p>
     <w:p>
       <w:pPr>
@@ -35331,7 +37427,7 @@
         <w:spacing w:after="170" w:before="340" w:line="320"/>
         <w:outlineLvl w:val="1"/>
       </w:pPr>
-      <w:bookmarkStart w:name="_Toc128" w:id="128"/>
+      <w:bookmarkStart w:name="_Toc130" w:id="130"/>
       <w:r>
         <w:rPr>
           <w:rFonts w:ascii="Arial" w:eastAsia="SimHei"/>
@@ -35343,7 +37439,7 @@
         </w:rPr>
         <w:t xml:space="preserve">第 18~23 章</w:t>
       </w:r>
-      <w:bookmarkEnd w:id="128"/>
+      <w:bookmarkEnd w:id="130"/>
     </w:p>
     <w:p>
       <w:pPr>
@@ -35510,7 +37606,7 @@
         <w:spacing w:after="170" w:before="340" w:line="320"/>
         <w:outlineLvl w:val="1"/>
       </w:pPr>
-      <w:bookmarkStart w:name="_Toc129" w:id="129"/>
+      <w:bookmarkStart w:name="_Toc131" w:id="131"/>
       <w:r>
         <w:rPr>
           <w:rFonts w:ascii="Arial" w:eastAsia="SimHei"/>
@@ -35522,7 +37618,7 @@
         </w:rPr>
         <w:t xml:space="preserve">第 24~26 章</w:t>
       </w:r>
-      <w:bookmarkEnd w:id="129"/>
+      <w:bookmarkEnd w:id="131"/>
     </w:p>
     <w:p>
       <w:pPr>
@@ -35611,7 +37707,7 @@
         <w:spacing w:after="240" w:before="480" w:line="340"/>
         <w:outlineLvl w:val="0"/>
       </w:pPr>
-      <w:bookmarkStart w:name="_Toc130" w:id="130"/>
+      <w:bookmarkStart w:name="_Toc132" w:id="132"/>
       <w:r>
         <w:rPr>
           <w:rFonts w:ascii="Arial" w:eastAsia="SimHei"/>
@@ -35623,7 +37719,7 @@
         </w:rPr>
         <w:t xml:space="preserve">附录 G：学完这本之后——进阶与高阶路线图</w:t>
       </w:r>
-      <w:bookmarkEnd w:id="130"/>
+      <w:bookmarkEnd w:id="132"/>
     </w:p>
     <w:p>
       <w:pPr>
@@ -35634,7 +37730,7 @@
         <w:spacing w:after="170" w:before="340" w:line="320"/>
         <w:outlineLvl w:val="1"/>
       </w:pPr>
-      <w:bookmarkStart w:name="_Toc131" w:id="131"/>
+      <w:bookmarkStart w:name="_Toc133" w:id="133"/>
       <w:r>
         <w:rPr>
           <w:rFonts w:ascii="Arial" w:eastAsia="SimHei"/>
@@ -35646,7 +37742,7 @@
         </w:rPr>
         <w:t xml:space="preserve">G.1 进阶课程：让模型变得“好用”</w:t>
       </w:r>
-      <w:bookmarkEnd w:id="131"/>
+      <w:bookmarkEnd w:id="133"/>
     </w:p>
     <w:tbl>
       <w:tblPr>
@@ -36234,7 +38330,7 @@
         <w:spacing w:after="170" w:before="340" w:line="320"/>
         <w:outlineLvl w:val="1"/>
       </w:pPr>
-      <w:bookmarkStart w:name="_Toc132" w:id="132"/>
+      <w:bookmarkStart w:name="_Toc134" w:id="134"/>
       <w:r>
         <w:rPr>
           <w:rFonts w:ascii="Arial" w:eastAsia="SimHei"/>
@@ -36246,7 +38342,7 @@
         </w:rPr>
         <w:t xml:space="preserve">G.2 高阶教材：向底层进军</w:t>
       </w:r>
-      <w:bookmarkEnd w:id="132"/>
+      <w:bookmarkEnd w:id="134"/>
     </w:p>
     <w:tbl>
       <w:tblPr>

--- a/01_教材_Textbooks/RWKV大模型入门教材_初中生版.docx
+++ b/01_教材_Textbooks/RWKV大模型入门教材_初中生版.docx
@@ -2169,6 +2169,25 @@
         </w:p>
         <w:p>
           <w:pPr>
+            <w:pStyle w:val="11"/>
+            <w:ind w:left="360"/>
+            <w:tabs>
+              <w:tab w:val="right" w:leader="dot" w:pos="9026"/>
+            </w:tabs>
+            <w:spacing w:before="120" w:after="60"/>
+          </w:pPr>
+          <w:r>
+            <w:t>25.4 HTMLNLM：一个 HTML 文件＝一间训练工厂（2026.10）</w:t>
+          </w:r>
+          <w:r>
+            <w:tab/>
+          </w:r>
+          <w:r>
+            <w:t>50</w:t>
+          </w:r>
+        </w:p>
+        <w:p>
+          <w:pPr>
             <w:pStyle w:val="9"/>
             <w:tabs>
               <w:tab w:val="right" w:leader="dot" w:pos="9026"/>
@@ -2182,7 +2201,7 @@
             <w:tab/>
           </w:r>
           <w:r>
-            <w:t>50</w:t>
+            <w:t>51</w:t>
           </w:r>
         </w:p>
         <w:p>
@@ -2220,7 +2239,7 @@
             <w:tab/>
           </w:r>
           <w:r>
-            <w:t>51</w:t>
+            <w:t>52</w:t>
           </w:r>
         </w:p>
         <w:p>
@@ -2239,7 +2258,7 @@
             <w:tab/>
           </w:r>
           <w:r>
-            <w:t>51</w:t>
+            <w:t>52</w:t>
           </w:r>
         </w:p>
         <w:p>
@@ -2257,7 +2276,7 @@
             <w:tab/>
           </w:r>
           <w:r>
-            <w:t>51</w:t>
+            <w:t>52</w:t>
           </w:r>
         </w:p>
         <w:p>
@@ -2275,7 +2294,7 @@
             <w:tab/>
           </w:r>
           <w:r>
-            <w:t>52</w:t>
+            <w:t>53</w:t>
           </w:r>
         </w:p>
         <w:p>
@@ -2293,7 +2312,7 @@
             <w:tab/>
           </w:r>
           <w:r>
-            <w:t>52</w:t>
+            <w:t>53</w:t>
           </w:r>
         </w:p>
         <w:p>
@@ -2311,7 +2330,7 @@
             <w:tab/>
           </w:r>
           <w:r>
-            <w:t>52</w:t>
+            <w:t>53</w:t>
           </w:r>
         </w:p>
         <w:p>
@@ -2329,7 +2348,7 @@
             <w:tab/>
           </w:r>
           <w:r>
-            <w:t>53</w:t>
+            <w:t>54</w:t>
           </w:r>
         </w:p>
         <w:p>
@@ -2348,7 +2367,7 @@
             <w:tab/>
           </w:r>
           <w:r>
-            <w:t>53</w:t>
+            <w:t>54</w:t>
           </w:r>
         </w:p>
         <w:p>
@@ -2367,7 +2386,7 @@
             <w:tab/>
           </w:r>
           <w:r>
-            <w:t>53</w:t>
+            <w:t>54</w:t>
           </w:r>
         </w:p>
         <w:p>
@@ -2386,7 +2405,7 @@
             <w:tab/>
           </w:r>
           <w:r>
-            <w:t>54</w:t>
+            <w:t>55</w:t>
           </w:r>
         </w:p>
         <w:p>
@@ -2405,7 +2424,7 @@
             <w:tab/>
           </w:r>
           <w:r>
-            <w:t>54</w:t>
+            <w:t>55</w:t>
           </w:r>
         </w:p>
         <w:p>
@@ -2424,7 +2443,7 @@
             <w:tab/>
           </w:r>
           <w:r>
-            <w:t>54</w:t>
+            <w:t>55</w:t>
           </w:r>
         </w:p>
         <w:p>
@@ -2443,7 +2462,7 @@
             <w:tab/>
           </w:r>
           <w:r>
-            <w:t>55</w:t>
+            <w:t>56</w:t>
           </w:r>
         </w:p>
         <w:p>
@@ -2462,7 +2481,7 @@
             <w:tab/>
           </w:r>
           <w:r>
-            <w:t>55</w:t>
+            <w:t>56</w:t>
           </w:r>
         </w:p>
         <w:p>
@@ -2481,7 +2500,7 @@
             <w:tab/>
           </w:r>
           <w:r>
-            <w:t>56</w:t>
+            <w:t>57</w:t>
           </w:r>
         </w:p>
         <w:p>
@@ -2500,7 +2519,7 @@
             <w:tab/>
           </w:r>
           <w:r>
-            <w:t>56</w:t>
+            <w:t>57</w:t>
           </w:r>
         </w:p>
         <w:p>
@@ -2538,7 +2557,7 @@
             <w:tab/>
           </w:r>
           <w:r>
-            <w:t>57</w:t>
+            <w:t>58</w:t>
           </w:r>
         </w:p>
         <w:p>
@@ -2557,7 +2576,7 @@
             <w:tab/>
           </w:r>
           <w:r>
-            <w:t>57</w:t>
+            <w:t>58</w:t>
           </w:r>
         </w:p>
         <w:p>
@@ -2576,7 +2595,7 @@
             <w:tab/>
           </w:r>
           <w:r>
-            <w:t>58</w:t>
+            <w:t>59</w:t>
           </w:r>
         </w:p>
         <w:p>
@@ -2595,7 +2614,7 @@
             <w:tab/>
           </w:r>
           <w:r>
-            <w:t>58</w:t>
+            <w:t>59</w:t>
           </w:r>
         </w:p>
         <w:p>
@@ -2614,7 +2633,7 @@
             <w:tab/>
           </w:r>
           <w:r>
-            <w:t>58</w:t>
+            <w:t>59</w:t>
           </w:r>
         </w:p>
         <w:p>
@@ -2633,7 +2652,7 @@
             <w:tab/>
           </w:r>
           <w:r>
-            <w:t>59</w:t>
+            <w:t>60</w:t>
           </w:r>
         </w:p>
         <w:p>
@@ -2652,7 +2671,7 @@
             <w:tab/>
           </w:r>
           <w:r>
-            <w:t>59</w:t>
+            <w:t>60</w:t>
           </w:r>
         </w:p>
         <w:p>
@@ -2689,7 +2708,7 @@
             <w:tab/>
           </w:r>
           <w:r>
-            <w:t>60</w:t>
+            <w:t>61</w:t>
           </w:r>
         </w:p>
         <w:p>
@@ -2708,7 +2727,7 @@
             <w:tab/>
           </w:r>
           <w:r>
-            <w:t>60</w:t>
+            <w:t>61</w:t>
           </w:r>
         </w:p>
         <w:p>
@@ -2727,7 +2746,7 @@
             <w:tab/>
           </w:r>
           <w:r>
-            <w:t>62</w:t>
+            <w:t>63</w:t>
           </w:r>
         </w:p>
         <w:p>
@@ -2746,7 +2765,7 @@
             <w:tab/>
           </w:r>
           <w:r>
-            <w:t>63</w:t>
+            <w:t>64</w:t>
           </w:r>
         </w:p>
         <w:p>
@@ -2765,7 +2784,7 @@
             <w:tab/>
           </w:r>
           <w:r>
-            <w:t>64</w:t>
+            <w:t>65</w:t>
           </w:r>
         </w:p>
         <w:p>
@@ -2783,7 +2802,7 @@
             <w:tab/>
           </w:r>
           <w:r>
-            <w:t>64</w:t>
+            <w:t>65</w:t>
           </w:r>
         </w:p>
         <w:p>
@@ -2802,7 +2821,7 @@
             <w:tab/>
           </w:r>
           <w:r>
-            <w:t>64</w:t>
+            <w:t>65</w:t>
           </w:r>
         </w:p>
         <w:p>
@@ -18197,7 +18216,7 @@
           <w:sz w:val="24"/>
           <w:szCs w:val="24"/>
         </w:rPr>
-        <w:t xml:space="preserve">社区仓库里已经出现了 RWKV-8 的实验代码（如 4bit 量化的 ROSA 演示模型），这代架构正在从图纸走向现实。</w:t>
+        <w:t xml:space="preserve">社区仓库里已经出现了 RWKV-8 的实验代码（如 4bit 量化的 ROSA 演示模型），这代架构正在从图纸走向现实。最激进的抢跑是 ConsciousNode 的 Simulacra（2026，第 25.4 节 HTMLNLM 的同门）——它自称“RWKV-v8 的 clean break”：把 WKV 整个换掉，用 ROSA 当唯一的序列机制，号称已在浏览器里可运行。官方图纸和社区抢跑互相追赶，正是开源生态的活力所在。</w:t>
       </w:r>
     </w:p>
     <w:p>
@@ -29647,7 +29666,7 @@
                 <w:sz w:val="20"/>
                 <w:szCs w:val="20"/>
               </w:rPr>
-              <w:t xml:space="preserve">RWKV WebGPU Demo／WebLLM</w:t>
+              <w:t xml:space="preserve">RWKV WebGPU Demo／WebLLM／HTMLNLM</w:t>
             </w:r>
           </w:p>
         </w:tc>
@@ -29676,7 +29695,7 @@
                 <w:sz w:val="20"/>
                 <w:szCs w:val="20"/>
               </w:rPr>
-              <w:t xml:space="preserve">免下载，网页里本地跑 RWKV-7：聊天、华容道、作曲</w:t>
+              <w:t xml:space="preserve">免下载，网页里本地跑 RWKV-7：聊天、华容道、作曲；进阶用 HTMLNLM 从零训练（25.4）</w:t>
             </w:r>
           </w:p>
         </w:tc>
@@ -30313,140 +30332,31 @@
         <w:t xml:space="preserve">第四站（一个周末）：跟着第 20~21 章训练自己的迷你模型，再用自己的 Runner 加载它——全链路闭环。</w:t>
       </w:r>
     </w:p>
-    <w:tbl>
-      <w:tblPr>
-        <w:tblW w:type="pct" w:w="5000"/>
-        <w:tblBorders>
-          <w:top w:val="none" w:color="FFFFFF" w:sz="0"/>
-          <w:left w:val="single" w:color="1B6B7A" w:sz="18"/>
-          <w:bottom w:val="none" w:color="FFFFFF" w:sz="0"/>
-          <w:right w:val="none" w:color="FFFFFF" w:sz="0"/>
-          <w:insideH w:val="none" w:color="FFFFFF" w:sz="0"/>
-          <w:insideV w:val="none" w:color="FFFFFF" w:sz="0"/>
-        </w:tblBorders>
-        <w:tblLayout w:type="fixed"/>
-      </w:tblPr>
-      <w:tblGrid>
-        <w:gridCol w:w="8788"/>
-      </w:tblGrid>
-      <w:tr>
-        <w:tc>
-          <w:tcPr>
-            <w:shd w:fill="EEF4F7" w:val="clear"/>
-            <w:tcMar>
-              <w:top w:type="dxa" w:w="120"/>
-              <w:left w:type="dxa" w:w="200"/>
-              <w:bottom w:type="dxa" w:w="120"/>
-              <w:right w:type="dxa" w:w="200"/>
-            </w:tcMar>
-          </w:tcPr>
-          <w:p>
-            <w:pPr>
-              <w:spacing w:after="60" w:line="300"/>
-            </w:pPr>
-            <w:r>
-              <w:rPr>
-                <w:rFonts w:ascii="Arial" w:eastAsia="SimHei"/>
-                <w:b/>
-                <w:bCs/>
-                <w:color w:val="0F3A44"/>
-                <w:sz w:val="24"/>
-                <w:szCs w:val="24"/>
-              </w:rPr>
-              <w:t xml:space="preserve">随堂测试</w:t>
-            </w:r>
-          </w:p>
-          <w:p>
-            <w:pPr>
-              <w:spacing w:after="50" w:line="300"/>
-              <w:ind w:left="200" w:hanging="200"/>
-            </w:pPr>
-            <w:r>
-              <w:rPr>
-                <w:rFonts w:ascii="Times New Roman" w:eastAsia="SimSun"/>
-                <w:color w:val="1F2933"/>
-                <w:sz w:val="21"/>
-                <w:szCs w:val="21"/>
-              </w:rPr>
-              <w:t xml:space="preserve">【选择】哪类设备最能体现 RWKV 相对 Transformer 的端侧优势？A. 云端千卡集群  B. 内存受限的手机／边缘设备  C. 量子计算机</w:t>
-            </w:r>
-          </w:p>
-          <w:p>
-            <w:pPr>
-              <w:spacing w:after="50" w:line="300"/>
-              <w:ind w:left="200" w:hanging="200"/>
-            </w:pPr>
-            <w:r>
-              <w:rPr>
-                <w:rFonts w:ascii="Times New Roman" w:eastAsia="SimSun"/>
-                <w:color w:val="1F2933"/>
-                <w:sz w:val="21"/>
-                <w:szCs w:val="21"/>
-              </w:rPr>
-              <w:t xml:space="preserve">【简答】用“内存恒定 + 无 KV 缓存”解释：为什么浏览器标签页跑 RWKV 不会越聊越卡？</w:t>
-            </w:r>
-          </w:p>
-          <w:p>
-            <w:pPr>
-              <w:spacing w:after="0" w:line="300"/>
-              <w:ind w:left="200" w:hanging="200"/>
-            </w:pPr>
-            <w:r>
-              <w:rPr>
-                <w:rFonts w:ascii="Times New Roman" w:eastAsia="SimSun"/>
-                <w:color w:val="1F2933"/>
-                <w:sz w:val="21"/>
-                <w:szCs w:val="21"/>
-              </w:rPr>
-              <w:t xml:space="preserve">【动手】走完 25.3 的第一站和第二站，各截一张图，写三句话体验笔记（速度／质量／惊喜或不足）。</w:t>
-            </w:r>
-          </w:p>
-          <w:p>
-            <w:pPr>
-              <w:spacing w:after="0" w:before="60" w:line="280"/>
-            </w:pPr>
-            <w:r>
-              <w:rPr>
-                <w:rFonts w:ascii="Times New Roman" w:eastAsia="SimSun"/>
-                <w:i/>
-                <w:iCs/>
-                <w:color w:val="8A9BA8"/>
-                <w:sz w:val="18"/>
-                <w:szCs w:val="18"/>
-              </w:rPr>
-              <w:t xml:space="preserve">（参考答案见附录 F；动手题以跑通代码为通过标准）</w:t>
-            </w:r>
-          </w:p>
-        </w:tc>
-      </w:tr>
-    </w:tbl>
-    <w:p>
-      <w:pPr>
-        <w:spacing w:after="120"/>
-      </w:pPr>
-    </w:p>
-    <w:p>
-      <w:pPr>
-        <w:pStyle w:val="Heading1"/>
-        <w:pBdr>
-          <w:bottom w:val="single" w:color="9FB6C6" w:sz="12" w:space="6"/>
-        </w:pBdr>
-        <w:spacing w:after="240" w:before="480" w:line="340"/>
-        <w:outlineLvl w:val="0"/>
-      </w:pPr>
-      <w:bookmarkStart w:name="_Toc100" w:id="100"/>
-      <w:r>
-        <w:rPr>
-          <w:rFonts w:ascii="Arial" w:eastAsia="SimHei"/>
+    <w:p>
+      <w:pPr>
+        <w:spacing w:after="80" w:line="312"/>
+        <w:ind w:left="640" w:hanging="240"/>
+      </w:pPr>
+      <w:r>
+        <w:rPr>
+          <w:rFonts w:ascii="Times New Roman" w:eastAsia="SimSun"/>
           <w:b/>
           <w:bCs/>
           <w:color w:val="1B6B7A"/>
-          <w:sz w:val="32"/>
-          <w:szCs w:val="32"/>
-        </w:rPr>
-        <w:t xml:space="preserve">第 26 章 RWKV 的全景布局：一个人的实验，一个生态的野心</w:t>
-      </w:r>
-      <w:bookmarkEnd w:id="100"/>
+          <w:sz w:val="24"/>
+          <w:szCs w:val="24"/>
+        </w:rPr>
+        <w:t xml:space="preserve">• </w:t>
+      </w:r>
+      <w:r>
+        <w:rPr>
+          <w:rFonts w:ascii="Times New Roman" w:eastAsia="SimSun"/>
+          <w:color w:val="262626"/>
+          <w:sz w:val="24"/>
+          <w:szCs w:val="24"/>
+        </w:rPr>
+        <w:t xml:space="preserve">第五站（不服气就试试）：打开 HTMLNLM（25.4）——在浏览器里点几下按钮，看一个 RWKV-v7 从零开始学会说话，连 Python 都不用装。</w:t>
+      </w:r>
     </w:p>
     <w:p>
       <w:pPr>
@@ -30457,7 +30367,7 @@
         <w:spacing w:after="170" w:before="340" w:line="320"/>
         <w:outlineLvl w:val="1"/>
       </w:pPr>
-      <w:bookmarkStart w:name="_Toc101" w:id="101"/>
+      <w:bookmarkStart w:name="_Toc100" w:id="100"/>
       <w:r>
         <w:rPr>
           <w:rFonts w:ascii="Arial" w:eastAsia="SimHei"/>
@@ -30467,9 +30377,25 @@
           <w:sz w:val="27"/>
           <w:szCs w:val="27"/>
         </w:rPr>
-        <w:t xml:space="preserve">26.1 五条战线</w:t>
-      </w:r>
-      <w:bookmarkEnd w:id="101"/>
+        <w:t xml:space="preserve">25.4 HTMLNLM：一个 HTML 文件＝一间训练工厂（2026.10）</w:t>
+      </w:r>
+      <w:bookmarkEnd w:id="100"/>
+    </w:p>
+    <w:p>
+      <w:pPr>
+        <w:spacing w:after="140" w:line="336"/>
+        <w:ind w:firstLine="480"/>
+        <w:jc w:val="both"/>
+      </w:pPr>
+      <w:r>
+        <w:rPr>
+          <w:rFonts w:ascii="Times New Roman" w:eastAsia="SimSun"/>
+          <w:color w:val="262626"/>
+          <w:sz w:val="24"/>
+          <w:szCs w:val="24"/>
+        </w:rPr>
+        <w:t xml:space="preserve">2026 年 10 月，ConsciousNode 团队（Kham、Kehai、Ed 三人）发布了一个“叛逆”到极致的项目：HTMLNLM。它把完整的 RWKV-v7 训练＋推理全部装进一个 HTML 文件——没有服务器、没有 Python、没有 CUDA、没有安装步骤，浏览器打开就能从零训练一个模型。他们的口号是“xinu 原则：浏览器就是裸机”。这本书第 18~23 章教你的整条造模链路（数据→分词→训练→推理），它用一个文件走完了。</w:t>
+      </w:r>
     </w:p>
     <w:tbl>
       <w:tblPr>
@@ -30519,7 +30445,7 @@
                 <w:sz w:val="21"/>
                 <w:szCs w:val="21"/>
               </w:rPr>
-              <w:t xml:space="preserve">战线</w:t>
+              <w:t xml:space="preserve">组件</w:t>
             </w:r>
           </w:p>
         </w:tc>
@@ -30548,7 +30474,7 @@
                 <w:sz w:val="21"/>
                 <w:szCs w:val="21"/>
               </w:rPr>
-              <w:t xml:space="preserve">现状</w:t>
+              <w:t xml:space="preserve">干什么</w:t>
             </w:r>
           </w:p>
         </w:tc>
@@ -30577,7 +30503,7 @@
                 <w:sz w:val="21"/>
                 <w:szCs w:val="21"/>
               </w:rPr>
-              <w:t xml:space="preserve">关键节点</w:t>
+              <w:t xml:space="preserve">初中生翻译</w:t>
             </w:r>
           </w:p>
         </w:tc>
@@ -30611,7 +30537,7 @@
                 <w:sz w:val="20"/>
                 <w:szCs w:val="20"/>
               </w:rPr>
-              <w:t xml:space="preserve">模型</w:t>
+              <w:t xml:space="preserve">RWKV-v7 骨干</w:t>
             </w:r>
           </w:p>
         </w:tc>
@@ -30640,7 +30566,7 @@
                 <w:sz w:val="20"/>
                 <w:szCs w:val="20"/>
               </w:rPr>
-              <w:t xml:space="preserve">语言（World 系列）＋多模态（ModRWKV）＋基底模型 G1（推理／代码／数学）</w:t>
+              <w:t xml:space="preserve">线性时间循环架构，O(1) 推理内存</w:t>
             </w:r>
           </w:p>
         </w:tc>
@@ -30669,7 +30595,7 @@
                 <w:sz w:val="20"/>
                 <w:szCs w:val="20"/>
               </w:rPr>
-              <w:t xml:space="preserve">RWKV-7 发布 G1 系列，持续更新</w:t>
+              <w:t xml:space="preserve">你第 12~14 章学的那个账本本尊</w:t>
             </w:r>
           </w:p>
         </w:tc>
@@ -30703,7 +30629,7 @@
                 <w:sz w:val="20"/>
                 <w:szCs w:val="20"/>
               </w:rPr>
-              <w:t xml:space="preserve">学术</w:t>
+              <w:t xml:space="preserve">BitNet b1.58</w:t>
             </w:r>
           </w:p>
         </w:tc>
@@ -30732,7 +30658,7 @@
                 <w:sz w:val="20"/>
                 <w:szCs w:val="20"/>
               </w:rPr>
-              <w:t xml:space="preserve">266 篇相关论文；架构论文登上 EMNLP／TMLR／ICLR／IJCAI／EMNLP 五个舞台</w:t>
+              <w:t xml:space="preserve">三值权重 {-1, 0, +1}，用 T-MAC 查表微内核替代矩阵乘法</w:t>
             </w:r>
           </w:p>
         </w:tc>
@@ -30761,7 +30687,7 @@
                 <w:sz w:val="20"/>
                 <w:szCs w:val="20"/>
               </w:rPr>
-              <w:t xml:space="preserve">RWKV-7 获 ICLR 2025 认可（第 14 章表达力金牌）</w:t>
+              <w:t xml:space="preserve">把乘法换成“查字典”：权重只存 -1/0/+1，矩阵乘变成查一张小表</w:t>
             </w:r>
           </w:p>
         </w:tc>
@@ -30795,7 +30721,7 @@
                 <w:sz w:val="20"/>
                 <w:szCs w:val="20"/>
               </w:rPr>
-              <w:t xml:space="preserve">开源社区</w:t>
+              <w:t xml:space="preserve">OOMB 反向传播</w:t>
             </w:r>
           </w:p>
         </w:tc>
@@ -30824,7 +30750,7 @@
                 <w:sz w:val="20"/>
                 <w:szCs w:val="20"/>
               </w:rPr>
-              <w:t xml:space="preserve">Apache 2.0 协议全开放；LFAI &amp; Data 基金会孵化项目；全球志愿者接力</w:t>
+              <w:t xml:space="preserve">激活值现场重算的“分块循环”反传，任意序列长度内存恒定</w:t>
             </w:r>
           </w:p>
         </w:tc>
@@ -30853,7 +30779,7 @@
                 <w:sz w:val="20"/>
                 <w:szCs w:val="20"/>
               </w:rPr>
-              <w:t xml:space="preserve">RWKV-Runner／ai00／rwkv.cpp 等项目自发涌现</w:t>
+              <w:t xml:space="preserve">不把草稿纸全留着，要用哪页现重算哪页——序列再长内存也不涨</w:t>
             </w:r>
           </w:p>
         </w:tc>
@@ -30887,7 +30813,7 @@
                 <w:sz w:val="20"/>
                 <w:szCs w:val="20"/>
               </w:rPr>
-              <w:t xml:space="preserve">产业（端侧）</w:t>
+              <w:t xml:space="preserve">MuonOptimizer</w:t>
             </w:r>
           </w:p>
         </w:tc>
@@ -30916,7 +30842,7 @@
                 <w:sz w:val="20"/>
                 <w:szCs w:val="20"/>
               </w:rPr>
-              <w:t xml:space="preserve">移远通信合作模组落地物联网；Flutter APP 覆盖手机桌面</w:t>
+              <w:t xml:space="preserve">五次 Newton-Schulz 正交化，让权重矩阵保持“健康”</w:t>
             </w:r>
           </w:p>
         </w:tc>
@@ -30945,7 +30871,7 @@
                 <w:sz w:val="20"/>
                 <w:szCs w:val="20"/>
               </w:rPr>
-              <w:t xml:space="preserve">WAIC 2025 亮相端侧方案</w:t>
+              <w:t xml:space="preserve">给梯度更新加一套防走偏的体操（第 21 章 warmup 的远亲）</w:t>
             </w:r>
           </w:p>
         </w:tc>
@@ -30979,7 +30905,7 @@
                 <w:sz w:val="20"/>
                 <w:szCs w:val="20"/>
               </w:rPr>
-              <w:t xml:space="preserve">产业（芯片）</w:t>
+              <w:t xml:space="preserve">GRPO 对齐</w:t>
             </w:r>
           </w:p>
         </w:tc>
@@ -31008,7 +30934,7 @@
                 <w:sz w:val="20"/>
                 <w:szCs w:val="20"/>
               </w:rPr>
-              <w:t xml:space="preserve">RPU 专用芯片计划推进中</w:t>
+              <w:t xml:space="preserve">无 critic 的强化学习对齐，Z 分数标准化优势＋KL 约束</w:t>
             </w:r>
           </w:p>
         </w:tc>
@@ -31037,7 +30963,7 @@
                 <w:sz w:val="20"/>
                 <w:szCs w:val="20"/>
               </w:rPr>
-              <w:t xml:space="preserve">彭博 2023 年的“决战在硬件”宣言正在兑现（第 17 章）</w:t>
+              <w:t xml:space="preserve">第 15 章 RLHF 的轻量亲戚：不用雇第二个模型当裁判</w:t>
             </w:r>
           </w:p>
         </w:tc>
@@ -31071,7 +30997,7 @@
                 <w:sz w:val="20"/>
                 <w:szCs w:val="20"/>
               </w:rPr>
-              <w:t xml:space="preserve">Agent 生态</w:t>
+              <w:t xml:space="preserve">BPE 分词器</w:t>
             </w:r>
           </w:p>
         </w:tc>
@@ -31100,7 +31026,7 @@
                 <w:sz w:val="20"/>
                 <w:szCs w:val="20"/>
               </w:rPr>
-              <w:t xml:space="preserve">RWKV-Agent 等社区项目让 G1 系列学会用工具：读文件、搜网页、写文件</w:t>
+              <w:t xml:space="preserve">编译进 WebWorker，不卡界面</w:t>
             </w:r>
           </w:p>
         </w:tc>
@@ -31129,7 +31055,7 @@
                 <w:sz w:val="20"/>
                 <w:szCs w:val="20"/>
               </w:rPr>
-              <w:t xml:space="preserve">2026.10 的 568 题实测把提示词格式与采样调成了科学（第 24.5 节）</w:t>
+              <w:t xml:space="preserve">第 19 章的 BPE 跑在“后台小工”里，边训练你还能继续点页面</w:t>
             </w:r>
           </w:p>
         </w:tc>
@@ -31139,29 +31065,6 @@
       <w:pPr>
         <w:spacing w:after="120"/>
       </w:pPr>
-    </w:p>
-    <w:p>
-      <w:pPr>
-        <w:pStyle w:val="Heading2"/>
-        <w:pBdr>
-          <w:left w:val="single" w:color="4E8CAD" w:sz="22" w:space="10"/>
-        </w:pBdr>
-        <w:spacing w:after="170" w:before="340" w:line="320"/>
-        <w:outlineLvl w:val="1"/>
-      </w:pPr>
-      <w:bookmarkStart w:name="_Toc102" w:id="102"/>
-      <w:r>
-        <w:rPr>
-          <w:rFonts w:ascii="Arial" w:eastAsia="SimHei"/>
-          <w:b/>
-          <w:bCs/>
-          <w:color w:val="2C3E50"/>
-          <w:sz w:val="27"/>
-          <w:szCs w:val="27"/>
-        </w:rPr>
-        <w:t xml:space="preserve">26.2 “AI 时代的安卓”</w:t>
-      </w:r>
-      <w:bookmarkEnd w:id="102"/>
     </w:p>
     <w:p>
       <w:pPr>
@@ -31176,31 +31079,8 @@
           <w:sz w:val="24"/>
           <w:szCs w:val="24"/>
         </w:rPr>
-        <w:t xml:space="preserve">2023 年彭博接受采访时说过一个野心：做“AI 时代的安卓”。安卓的打法不是造最快的手机，而是把系统开源给所有厂商，让生态自己长。RWKV 走的是同一条路：架构与模型全部 Apache 2.0 开源，任何人可以免费商用；端侧、云侧、芯片侧全布局；多语言公平（World 数据覆盖 100+ 语言，不偏科英语）。当 Transformer 的训练和推理账单越堆越高时，“又快又省又开放”的路线就有了自己的生存空间。</w:t>
-      </w:r>
-    </w:p>
-    <w:p>
-      <w:pPr>
-        <w:pStyle w:val="Heading2"/>
-        <w:pBdr>
-          <w:left w:val="single" w:color="4E8CAD" w:sz="22" w:space="10"/>
-        </w:pBdr>
-        <w:spacing w:after="170" w:before="340" w:line="320"/>
-        <w:outlineLvl w:val="1"/>
-      </w:pPr>
-      <w:bookmarkStart w:name="_Toc103" w:id="103"/>
-      <w:r>
-        <w:rPr>
-          <w:rFonts w:ascii="Arial" w:eastAsia="SimHei"/>
-          <w:b/>
-          <w:bCs/>
-          <w:color w:val="2C3E50"/>
-          <w:sz w:val="27"/>
-          <w:szCs w:val="27"/>
-        </w:rPr>
-        <w:t xml:space="preserve">26.3 给你的位置</w:t>
-      </w:r>
-      <w:bookmarkEnd w:id="103"/>
+        <w:t xml:space="preserve">用法像点菜一样：打开 HTMLNLM.html → 在 ARCHITECTURE 里配好模型大小（推荐起步：词表 2048、隐藏 256、4 层、块长 128）→ 丢一个 .txt 语料进去 → 点 COMPILE BPE → ALLOCATE VM → 切到 PRE-TRAIN → START LOOP，然后看它学。更厉害的是它不只吃自训模型：官方 RWKV-7 Goose（x070）的 .pth 权重从 BlinkDL 的发布页下载后可以直接拖进去（不需要 PyTorch、不需要转换），.safetensors 和 13 种 llama.cpp 量化格式（Q4_K_M/Q8_0 等）也通吃。实测数字：0.1B（约 1.9 亿参数）在浏览器标签页里约占 760MB 内存，云端单线程 CPU 约 360 毫秒/token；0.4B 用 Q4_K_M 量化后约 752MB、767 毫秒/token——比 0.1B 的原始 .pth 还省。这个项目还护食：下载损坏的权重（全零文件）会被拒绝加载，直接提示重新下载。</w:t>
+      </w:r>
     </w:p>
     <w:p>
       <w:pPr>
@@ -31215,7 +31095,7 @@
           <w:sz w:val="24"/>
           <w:szCs w:val="24"/>
         </w:rPr>
-        <w:t xml:space="preserve">看懂了布局，再想你能站在哪：喜欢动手——第 18~23 章的造模链路加上第 25 章的设备地图，足够你做出第一个“自己的 AI 产品”；喜欢研究——附录 C 的 266 篇论文里挑一条线（视觉／时序／医学）深挖；喜欢工程——附录 G 高阶路线的算子和推理引擎方向，社区项目永远欢迎新血。生态的野心，要靠一代代新人的手上功夫来兑现。</w:t>
+        <w:t xml:space="preserve">这个团队的产品线本身就是一张 RWKV 前沿地图：HTMLNLM（文本稳定版）之上长出了 Evangelion（全模态：视觉/音频/空间＋SheafMemory）、OmniVocal（浏览器 TTS）、RAG-Time（浏览器 RAG）、EvaROSA（神经符号“内心独白”）、Brymar College（能对真 RWKV-7 做 LoRA 微调的教学版）和 Pip Suite（多模型对话工坊）；其中最值得你记住的是 Simulacra——它自称“RWKV-v8 的 clean break”：用 ROSA 彻底替换 WKV 作为序列机制。第 17.3 节说 RWKV-8 还在图纸上？社区已经有人把图纸抢跑成了能跑的东西。对这本书的读者，HTMLNLM 是最便宜的“全链路实验室”：想亲眼看着损失曲线下降、想体会第 21 章的每一步在浏览器里长什么样，去 consciousnode.github.io/HTMLNLM 点开就是。</w:t>
       </w:r>
     </w:p>
     <w:tbl>
@@ -31273,7 +31153,7 @@
                 <w:sz w:val="21"/>
                 <w:szCs w:val="21"/>
               </w:rPr>
-              <w:t xml:space="preserve">【选择】“AI 时代的安卓”比喻的核心是？A. 造最快模型  B. 开放生态全布局  C. 只做手机系统</w:t>
+              <w:t xml:space="preserve">【选择】哪类设备最能体现 RWKV 相对 Transformer 的端侧优势？A. 云端千卡集群  B. 内存受限的手机／边缘设备  C. 量子计算机</w:t>
             </w:r>
           </w:p>
           <w:p>
@@ -31288,12 +31168,12 @@
                 <w:sz w:val="21"/>
                 <w:szCs w:val="21"/>
               </w:rPr>
-              <w:t xml:space="preserve">【简答】RWKV 开源用 Apache 2.0 协议，对生态扩张意味着什么？（对比“闭源收费”）</w:t>
-            </w:r>
-          </w:p>
-          <w:p>
-            <w:pPr>
-              <w:spacing w:after="0" w:line="300"/>
+              <w:t xml:space="preserve">【简答】用“内存恒定 + 无 KV 缓存”解释：为什么浏览器标签页跑 RWKV 不会越聊越卡？</w:t>
+            </w:r>
+          </w:p>
+          <w:p>
+            <w:pPr>
+              <w:spacing w:after="50" w:line="300"/>
               <w:ind w:left="200" w:hanging="200"/>
             </w:pPr>
             <w:r>
@@ -31303,7 +31183,37 @@
                 <w:sz w:val="21"/>
                 <w:szCs w:val="21"/>
               </w:rPr>
-              <w:t xml:space="preserve">【动手】对照 26.1 的五条战线，各写一句你最感兴趣的具体项目/论文/方向，圈出其中一个作为你的“入门切入点”。</w:t>
+              <w:t xml:space="preserve">【动手】走完 25.3 的第一站和第二站，各截一张图，写三句话体验笔记（速度／质量／惊喜或不足）。</w:t>
+            </w:r>
+          </w:p>
+          <w:p>
+            <w:pPr>
+              <w:spacing w:after="50" w:line="300"/>
+              <w:ind w:left="200" w:hanging="200"/>
+            </w:pPr>
+            <w:r>
+              <w:rPr>
+                <w:rFonts w:ascii="Times New Roman" w:eastAsia="SimSun"/>
+                <w:color w:val="1F2933"/>
+                <w:sz w:val="21"/>
+                <w:szCs w:val="21"/>
+              </w:rPr>
+              <w:t xml:space="preserve">【简答】HTMLNLM 用“三值权重＋查表”替代矩阵乘法。用第 22 章量化的思路解释：为什么权重只存 {-1, 0, +1} 能大幅省内存和计算？</w:t>
+            </w:r>
+          </w:p>
+          <w:p>
+            <w:pPr>
+              <w:spacing w:after="0" w:line="300"/>
+              <w:ind w:left="200" w:hanging="200"/>
+            </w:pPr>
+            <w:r>
+              <w:rPr>
+                <w:rFonts w:ascii="Times New Roman" w:eastAsia="SimSun"/>
+                <w:color w:val="1F2933"/>
+                <w:sz w:val="21"/>
+                <w:szCs w:val="21"/>
+              </w:rPr>
+              <w:t xml:space="preserve">【动手】打开 HTMLNLM，用附录 E 的迷你语料（或自己写 100 行中文）走完 COMPILE BPE → PRE-TRAIN，把损失曲线截图，标出前 100 步和第 1000 步的 loss 值。</w:t>
             </w:r>
           </w:p>
           <w:p>
@@ -31339,7 +31249,7 @@
         <w:spacing w:after="240" w:before="480" w:line="340"/>
         <w:outlineLvl w:val="0"/>
       </w:pPr>
-      <w:bookmarkStart w:name="_Toc104" w:id="104"/>
+      <w:bookmarkStart w:name="_Toc101" w:id="101"/>
       <w:r>
         <w:rPr>
           <w:rFonts w:ascii="Arial" w:eastAsia="SimHei"/>
@@ -31349,9 +31259,914 @@
           <w:sz w:val="32"/>
           <w:szCs w:val="32"/>
         </w:rPr>
+        <w:t xml:space="preserve">第 26 章 RWKV 的全景布局：一个人的实验，一个生态的野心</w:t>
+      </w:r>
+      <w:bookmarkEnd w:id="101"/>
+    </w:p>
+    <w:p>
+      <w:pPr>
+        <w:pStyle w:val="Heading2"/>
+        <w:pBdr>
+          <w:left w:val="single" w:color="4E8CAD" w:sz="22" w:space="10"/>
+        </w:pBdr>
+        <w:spacing w:after="170" w:before="340" w:line="320"/>
+        <w:outlineLvl w:val="1"/>
+      </w:pPr>
+      <w:bookmarkStart w:name="_Toc102" w:id="102"/>
+      <w:r>
+        <w:rPr>
+          <w:rFonts w:ascii="Arial" w:eastAsia="SimHei"/>
+          <w:b/>
+          <w:bCs/>
+          <w:color w:val="2C3E50"/>
+          <w:sz w:val="27"/>
+          <w:szCs w:val="27"/>
+        </w:rPr>
+        <w:t xml:space="preserve">26.1 五条战线</w:t>
+      </w:r>
+      <w:bookmarkEnd w:id="102"/>
+    </w:p>
+    <w:tbl>
+      <w:tblPr>
+        <w:tblW w:type="pct" w:w="5000"/>
+        <w:tblBorders>
+          <w:top w:val="single" w:color="1B6B7A" w:sz="8"/>
+          <w:left w:val="none" w:color="FFFFFF" w:sz="0"/>
+          <w:bottom w:val="single" w:color="1B6B7A" w:sz="8"/>
+          <w:right w:val="none" w:color="FFFFFF" w:sz="0"/>
+          <w:insideH w:val="single" w:color="C8DDE2" w:sz="4"/>
+          <w:insideV w:val="single" w:color="C8DDE2" w:sz="4"/>
+        </w:tblBorders>
+        <w:tblLayout w:type="fixed"/>
+      </w:tblPr>
+      <w:tblGrid>
+        <w:gridCol w:w="2929"/>
+        <w:gridCol w:w="2929"/>
+        <w:gridCol w:w="2929"/>
+      </w:tblGrid>
+      <w:tr>
+        <w:trPr>
+          <w:cantSplit/>
+          <w:tblHeader/>
+        </w:trPr>
+        <w:tc>
+          <w:tcPr>
+            <w:shd w:fill="1B6B7A" w:val="clear"/>
+            <w:tcMar>
+              <w:top w:type="dxa" w:w="80"/>
+              <w:left w:type="dxa" w:w="120"/>
+              <w:bottom w:type="dxa" w:w="80"/>
+              <w:right w:type="dxa" w:w="120"/>
+            </w:tcMar>
+            <w:vAlign w:val="center"/>
+          </w:tcPr>
+          <w:p>
+            <w:pPr>
+              <w:spacing w:after="0" w:line="280"/>
+              <w:jc w:val="center"/>
+            </w:pPr>
+            <w:r>
+              <w:rPr>
+                <w:rFonts w:ascii="Times New Roman" w:eastAsia="SimSun"/>
+                <w:b/>
+                <w:bCs/>
+                <w:color w:val="FFFFFF"/>
+                <w:sz w:val="21"/>
+                <w:szCs w:val="21"/>
+              </w:rPr>
+              <w:t xml:space="preserve">战线</w:t>
+            </w:r>
+          </w:p>
+        </w:tc>
+        <w:tc>
+          <w:tcPr>
+            <w:shd w:fill="1B6B7A" w:val="clear"/>
+            <w:tcMar>
+              <w:top w:type="dxa" w:w="80"/>
+              <w:left w:type="dxa" w:w="120"/>
+              <w:bottom w:type="dxa" w:w="80"/>
+              <w:right w:type="dxa" w:w="120"/>
+            </w:tcMar>
+            <w:vAlign w:val="center"/>
+          </w:tcPr>
+          <w:p>
+            <w:pPr>
+              <w:spacing w:after="0" w:line="280"/>
+              <w:jc w:val="center"/>
+            </w:pPr>
+            <w:r>
+              <w:rPr>
+                <w:rFonts w:ascii="Times New Roman" w:eastAsia="SimSun"/>
+                <w:b/>
+                <w:bCs/>
+                <w:color w:val="FFFFFF"/>
+                <w:sz w:val="21"/>
+                <w:szCs w:val="21"/>
+              </w:rPr>
+              <w:t xml:space="preserve">现状</w:t>
+            </w:r>
+          </w:p>
+        </w:tc>
+        <w:tc>
+          <w:tcPr>
+            <w:shd w:fill="1B6B7A" w:val="clear"/>
+            <w:tcMar>
+              <w:top w:type="dxa" w:w="80"/>
+              <w:left w:type="dxa" w:w="120"/>
+              <w:bottom w:type="dxa" w:w="80"/>
+              <w:right w:type="dxa" w:w="120"/>
+            </w:tcMar>
+            <w:vAlign w:val="center"/>
+          </w:tcPr>
+          <w:p>
+            <w:pPr>
+              <w:spacing w:after="0" w:line="280"/>
+              <w:jc w:val="center"/>
+            </w:pPr>
+            <w:r>
+              <w:rPr>
+                <w:rFonts w:ascii="Times New Roman" w:eastAsia="SimSun"/>
+                <w:b/>
+                <w:bCs/>
+                <w:color w:val="FFFFFF"/>
+                <w:sz w:val="21"/>
+                <w:szCs w:val="21"/>
+              </w:rPr>
+              <w:t xml:space="preserve">关键节点</w:t>
+            </w:r>
+          </w:p>
+        </w:tc>
+      </w:tr>
+      <w:tr>
+        <w:trPr>
+          <w:cantSplit/>
+        </w:trPr>
+        <w:tc>
+          <w:tcPr>
+            <w:shd w:fill="FFFFFF" w:val="clear"/>
+            <w:tcMar>
+              <w:top w:type="dxa" w:w="80"/>
+              <w:left w:type="dxa" w:w="120"/>
+              <w:bottom w:type="dxa" w:w="80"/>
+              <w:right w:type="dxa" w:w="120"/>
+            </w:tcMar>
+            <w:vAlign w:val="center"/>
+          </w:tcPr>
+          <w:p>
+            <w:pPr>
+              <w:spacing w:after="0" w:line="280"/>
+              <w:jc w:val="left"/>
+            </w:pPr>
+            <w:r>
+              <w:rPr>
+                <w:rFonts w:ascii="Times New Roman" w:eastAsia="SimSun"/>
+                <w:b w:val="false"/>
+                <w:bCs w:val="false"/>
+                <w:color w:val="262626"/>
+                <w:sz w:val="20"/>
+                <w:szCs w:val="20"/>
+              </w:rPr>
+              <w:t xml:space="preserve">模型</w:t>
+            </w:r>
+          </w:p>
+        </w:tc>
+        <w:tc>
+          <w:tcPr>
+            <w:shd w:fill="FAFCFD" w:val="clear"/>
+            <w:tcMar>
+              <w:top w:type="dxa" w:w="80"/>
+              <w:left w:type="dxa" w:w="120"/>
+              <w:bottom w:type="dxa" w:w="80"/>
+              <w:right w:type="dxa" w:w="120"/>
+            </w:tcMar>
+            <w:vAlign w:val="center"/>
+          </w:tcPr>
+          <w:p>
+            <w:pPr>
+              <w:spacing w:after="0" w:line="280"/>
+              <w:jc w:val="left"/>
+            </w:pPr>
+            <w:r>
+              <w:rPr>
+                <w:rFonts w:ascii="Times New Roman" w:eastAsia="SimSun"/>
+                <w:b w:val="false"/>
+                <w:bCs w:val="false"/>
+                <w:color w:val="262626"/>
+                <w:sz w:val="20"/>
+                <w:szCs w:val="20"/>
+              </w:rPr>
+              <w:t xml:space="preserve">语言（World 系列）＋多模态（ModRWKV）＋基底模型 G1（推理／代码／数学）</w:t>
+            </w:r>
+          </w:p>
+        </w:tc>
+        <w:tc>
+          <w:tcPr>
+            <w:shd w:fill="FFFFFF" w:val="clear"/>
+            <w:tcMar>
+              <w:top w:type="dxa" w:w="80"/>
+              <w:left w:type="dxa" w:w="120"/>
+              <w:bottom w:type="dxa" w:w="80"/>
+              <w:right w:type="dxa" w:w="120"/>
+            </w:tcMar>
+            <w:vAlign w:val="center"/>
+          </w:tcPr>
+          <w:p>
+            <w:pPr>
+              <w:spacing w:after="0" w:line="280"/>
+              <w:jc w:val="left"/>
+            </w:pPr>
+            <w:r>
+              <w:rPr>
+                <w:rFonts w:ascii="Times New Roman" w:eastAsia="SimSun"/>
+                <w:b w:val="false"/>
+                <w:bCs w:val="false"/>
+                <w:color w:val="262626"/>
+                <w:sz w:val="20"/>
+                <w:szCs w:val="20"/>
+              </w:rPr>
+              <w:t xml:space="preserve">RWKV-7 发布 G1 系列，持续更新</w:t>
+            </w:r>
+          </w:p>
+        </w:tc>
+      </w:tr>
+      <w:tr>
+        <w:trPr>
+          <w:cantSplit/>
+        </w:trPr>
+        <w:tc>
+          <w:tcPr>
+            <w:shd w:fill="FFFFFF" w:val="clear"/>
+            <w:tcMar>
+              <w:top w:type="dxa" w:w="80"/>
+              <w:left w:type="dxa" w:w="120"/>
+              <w:bottom w:type="dxa" w:w="80"/>
+              <w:right w:type="dxa" w:w="120"/>
+            </w:tcMar>
+            <w:vAlign w:val="center"/>
+          </w:tcPr>
+          <w:p>
+            <w:pPr>
+              <w:spacing w:after="0" w:line="280"/>
+              <w:jc w:val="left"/>
+            </w:pPr>
+            <w:r>
+              <w:rPr>
+                <w:rFonts w:ascii="Times New Roman" w:eastAsia="SimSun"/>
+                <w:b w:val="false"/>
+                <w:bCs w:val="false"/>
+                <w:color w:val="262626"/>
+                <w:sz w:val="20"/>
+                <w:szCs w:val="20"/>
+              </w:rPr>
+              <w:t xml:space="preserve">学术</w:t>
+            </w:r>
+          </w:p>
+        </w:tc>
+        <w:tc>
+          <w:tcPr>
+            <w:shd w:fill="FAFCFD" w:val="clear"/>
+            <w:tcMar>
+              <w:top w:type="dxa" w:w="80"/>
+              <w:left w:type="dxa" w:w="120"/>
+              <w:bottom w:type="dxa" w:w="80"/>
+              <w:right w:type="dxa" w:w="120"/>
+            </w:tcMar>
+            <w:vAlign w:val="center"/>
+          </w:tcPr>
+          <w:p>
+            <w:pPr>
+              <w:spacing w:after="0" w:line="280"/>
+              <w:jc w:val="left"/>
+            </w:pPr>
+            <w:r>
+              <w:rPr>
+                <w:rFonts w:ascii="Times New Roman" w:eastAsia="SimSun"/>
+                <w:b w:val="false"/>
+                <w:bCs w:val="false"/>
+                <w:color w:val="262626"/>
+                <w:sz w:val="20"/>
+                <w:szCs w:val="20"/>
+              </w:rPr>
+              <w:t xml:space="preserve">266 篇相关论文；架构论文登上 EMNLP／TMLR／ICLR／IJCAI／EMNLP 五个舞台</w:t>
+            </w:r>
+          </w:p>
+        </w:tc>
+        <w:tc>
+          <w:tcPr>
+            <w:shd w:fill="FFFFFF" w:val="clear"/>
+            <w:tcMar>
+              <w:top w:type="dxa" w:w="80"/>
+              <w:left w:type="dxa" w:w="120"/>
+              <w:bottom w:type="dxa" w:w="80"/>
+              <w:right w:type="dxa" w:w="120"/>
+            </w:tcMar>
+            <w:vAlign w:val="center"/>
+          </w:tcPr>
+          <w:p>
+            <w:pPr>
+              <w:spacing w:after="0" w:line="280"/>
+              <w:jc w:val="left"/>
+            </w:pPr>
+            <w:r>
+              <w:rPr>
+                <w:rFonts w:ascii="Times New Roman" w:eastAsia="SimSun"/>
+                <w:b w:val="false"/>
+                <w:bCs w:val="false"/>
+                <w:color w:val="262626"/>
+                <w:sz w:val="20"/>
+                <w:szCs w:val="20"/>
+              </w:rPr>
+              <w:t xml:space="preserve">RWKV-7 获 ICLR 2025 认可（第 14 章表达力金牌）</w:t>
+            </w:r>
+          </w:p>
+        </w:tc>
+      </w:tr>
+      <w:tr>
+        <w:trPr>
+          <w:cantSplit/>
+        </w:trPr>
+        <w:tc>
+          <w:tcPr>
+            <w:shd w:fill="FFFFFF" w:val="clear"/>
+            <w:tcMar>
+              <w:top w:type="dxa" w:w="80"/>
+              <w:left w:type="dxa" w:w="120"/>
+              <w:bottom w:type="dxa" w:w="80"/>
+              <w:right w:type="dxa" w:w="120"/>
+            </w:tcMar>
+            <w:vAlign w:val="center"/>
+          </w:tcPr>
+          <w:p>
+            <w:pPr>
+              <w:spacing w:after="0" w:line="280"/>
+              <w:jc w:val="left"/>
+            </w:pPr>
+            <w:r>
+              <w:rPr>
+                <w:rFonts w:ascii="Times New Roman" w:eastAsia="SimSun"/>
+                <w:b w:val="false"/>
+                <w:bCs w:val="false"/>
+                <w:color w:val="262626"/>
+                <w:sz w:val="20"/>
+                <w:szCs w:val="20"/>
+              </w:rPr>
+              <w:t xml:space="preserve">开源社区</w:t>
+            </w:r>
+          </w:p>
+        </w:tc>
+        <w:tc>
+          <w:tcPr>
+            <w:shd w:fill="FAFCFD" w:val="clear"/>
+            <w:tcMar>
+              <w:top w:type="dxa" w:w="80"/>
+              <w:left w:type="dxa" w:w="120"/>
+              <w:bottom w:type="dxa" w:w="80"/>
+              <w:right w:type="dxa" w:w="120"/>
+            </w:tcMar>
+            <w:vAlign w:val="center"/>
+          </w:tcPr>
+          <w:p>
+            <w:pPr>
+              <w:spacing w:after="0" w:line="280"/>
+              <w:jc w:val="left"/>
+            </w:pPr>
+            <w:r>
+              <w:rPr>
+                <w:rFonts w:ascii="Times New Roman" w:eastAsia="SimSun"/>
+                <w:b w:val="false"/>
+                <w:bCs w:val="false"/>
+                <w:color w:val="262626"/>
+                <w:sz w:val="20"/>
+                <w:szCs w:val="20"/>
+              </w:rPr>
+              <w:t xml:space="preserve">Apache 2.0 协议全开放；LFAI &amp; Data 基金会孵化项目；全球志愿者接力</w:t>
+            </w:r>
+          </w:p>
+        </w:tc>
+        <w:tc>
+          <w:tcPr>
+            <w:shd w:fill="FFFFFF" w:val="clear"/>
+            <w:tcMar>
+              <w:top w:type="dxa" w:w="80"/>
+              <w:left w:type="dxa" w:w="120"/>
+              <w:bottom w:type="dxa" w:w="80"/>
+              <w:right w:type="dxa" w:w="120"/>
+            </w:tcMar>
+            <w:vAlign w:val="center"/>
+          </w:tcPr>
+          <w:p>
+            <w:pPr>
+              <w:spacing w:after="0" w:line="280"/>
+              <w:jc w:val="left"/>
+            </w:pPr>
+            <w:r>
+              <w:rPr>
+                <w:rFonts w:ascii="Times New Roman" w:eastAsia="SimSun"/>
+                <w:b w:val="false"/>
+                <w:bCs w:val="false"/>
+                <w:color w:val="262626"/>
+                <w:sz w:val="20"/>
+                <w:szCs w:val="20"/>
+              </w:rPr>
+              <w:t xml:space="preserve">RWKV-Runner／ai00／rwkv.cpp 等项目自发涌现</w:t>
+            </w:r>
+          </w:p>
+        </w:tc>
+      </w:tr>
+      <w:tr>
+        <w:trPr>
+          <w:cantSplit/>
+        </w:trPr>
+        <w:tc>
+          <w:tcPr>
+            <w:shd w:fill="FFFFFF" w:val="clear"/>
+            <w:tcMar>
+              <w:top w:type="dxa" w:w="80"/>
+              <w:left w:type="dxa" w:w="120"/>
+              <w:bottom w:type="dxa" w:w="80"/>
+              <w:right w:type="dxa" w:w="120"/>
+            </w:tcMar>
+            <w:vAlign w:val="center"/>
+          </w:tcPr>
+          <w:p>
+            <w:pPr>
+              <w:spacing w:after="0" w:line="280"/>
+              <w:jc w:val="left"/>
+            </w:pPr>
+            <w:r>
+              <w:rPr>
+                <w:rFonts w:ascii="Times New Roman" w:eastAsia="SimSun"/>
+                <w:b w:val="false"/>
+                <w:bCs w:val="false"/>
+                <w:color w:val="262626"/>
+                <w:sz w:val="20"/>
+                <w:szCs w:val="20"/>
+              </w:rPr>
+              <w:t xml:space="preserve">产业（端侧）</w:t>
+            </w:r>
+          </w:p>
+        </w:tc>
+        <w:tc>
+          <w:tcPr>
+            <w:shd w:fill="FAFCFD" w:val="clear"/>
+            <w:tcMar>
+              <w:top w:type="dxa" w:w="80"/>
+              <w:left w:type="dxa" w:w="120"/>
+              <w:bottom w:type="dxa" w:w="80"/>
+              <w:right w:type="dxa" w:w="120"/>
+            </w:tcMar>
+            <w:vAlign w:val="center"/>
+          </w:tcPr>
+          <w:p>
+            <w:pPr>
+              <w:spacing w:after="0" w:line="280"/>
+              <w:jc w:val="left"/>
+            </w:pPr>
+            <w:r>
+              <w:rPr>
+                <w:rFonts w:ascii="Times New Roman" w:eastAsia="SimSun"/>
+                <w:b w:val="false"/>
+                <w:bCs w:val="false"/>
+                <w:color w:val="262626"/>
+                <w:sz w:val="20"/>
+                <w:szCs w:val="20"/>
+              </w:rPr>
+              <w:t xml:space="preserve">移远通信合作模组落地物联网；Flutter APP 覆盖手机桌面</w:t>
+            </w:r>
+          </w:p>
+        </w:tc>
+        <w:tc>
+          <w:tcPr>
+            <w:shd w:fill="FFFFFF" w:val="clear"/>
+            <w:tcMar>
+              <w:top w:type="dxa" w:w="80"/>
+              <w:left w:type="dxa" w:w="120"/>
+              <w:bottom w:type="dxa" w:w="80"/>
+              <w:right w:type="dxa" w:w="120"/>
+            </w:tcMar>
+            <w:vAlign w:val="center"/>
+          </w:tcPr>
+          <w:p>
+            <w:pPr>
+              <w:spacing w:after="0" w:line="280"/>
+              <w:jc w:val="left"/>
+            </w:pPr>
+            <w:r>
+              <w:rPr>
+                <w:rFonts w:ascii="Times New Roman" w:eastAsia="SimSun"/>
+                <w:b w:val="false"/>
+                <w:bCs w:val="false"/>
+                <w:color w:val="262626"/>
+                <w:sz w:val="20"/>
+                <w:szCs w:val="20"/>
+              </w:rPr>
+              <w:t xml:space="preserve">WAIC 2025 亮相端侧方案</w:t>
+            </w:r>
+          </w:p>
+        </w:tc>
+      </w:tr>
+      <w:tr>
+        <w:trPr>
+          <w:cantSplit/>
+        </w:trPr>
+        <w:tc>
+          <w:tcPr>
+            <w:shd w:fill="FFFFFF" w:val="clear"/>
+            <w:tcMar>
+              <w:top w:type="dxa" w:w="80"/>
+              <w:left w:type="dxa" w:w="120"/>
+              <w:bottom w:type="dxa" w:w="80"/>
+              <w:right w:type="dxa" w:w="120"/>
+            </w:tcMar>
+            <w:vAlign w:val="center"/>
+          </w:tcPr>
+          <w:p>
+            <w:pPr>
+              <w:spacing w:after="0" w:line="280"/>
+              <w:jc w:val="left"/>
+            </w:pPr>
+            <w:r>
+              <w:rPr>
+                <w:rFonts w:ascii="Times New Roman" w:eastAsia="SimSun"/>
+                <w:b w:val="false"/>
+                <w:bCs w:val="false"/>
+                <w:color w:val="262626"/>
+                <w:sz w:val="20"/>
+                <w:szCs w:val="20"/>
+              </w:rPr>
+              <w:t xml:space="preserve">产业（芯片）</w:t>
+            </w:r>
+          </w:p>
+        </w:tc>
+        <w:tc>
+          <w:tcPr>
+            <w:shd w:fill="FAFCFD" w:val="clear"/>
+            <w:tcMar>
+              <w:top w:type="dxa" w:w="80"/>
+              <w:left w:type="dxa" w:w="120"/>
+              <w:bottom w:type="dxa" w:w="80"/>
+              <w:right w:type="dxa" w:w="120"/>
+            </w:tcMar>
+            <w:vAlign w:val="center"/>
+          </w:tcPr>
+          <w:p>
+            <w:pPr>
+              <w:spacing w:after="0" w:line="280"/>
+              <w:jc w:val="left"/>
+            </w:pPr>
+            <w:r>
+              <w:rPr>
+                <w:rFonts w:ascii="Times New Roman" w:eastAsia="SimSun"/>
+                <w:b w:val="false"/>
+                <w:bCs w:val="false"/>
+                <w:color w:val="262626"/>
+                <w:sz w:val="20"/>
+                <w:szCs w:val="20"/>
+              </w:rPr>
+              <w:t xml:space="preserve">RPU 专用芯片计划推进中</w:t>
+            </w:r>
+          </w:p>
+        </w:tc>
+        <w:tc>
+          <w:tcPr>
+            <w:shd w:fill="FFFFFF" w:val="clear"/>
+            <w:tcMar>
+              <w:top w:type="dxa" w:w="80"/>
+              <w:left w:type="dxa" w:w="120"/>
+              <w:bottom w:type="dxa" w:w="80"/>
+              <w:right w:type="dxa" w:w="120"/>
+            </w:tcMar>
+            <w:vAlign w:val="center"/>
+          </w:tcPr>
+          <w:p>
+            <w:pPr>
+              <w:spacing w:after="0" w:line="280"/>
+              <w:jc w:val="left"/>
+            </w:pPr>
+            <w:r>
+              <w:rPr>
+                <w:rFonts w:ascii="Times New Roman" w:eastAsia="SimSun"/>
+                <w:b w:val="false"/>
+                <w:bCs w:val="false"/>
+                <w:color w:val="262626"/>
+                <w:sz w:val="20"/>
+                <w:szCs w:val="20"/>
+              </w:rPr>
+              <w:t xml:space="preserve">彭博 2023 年的“决战在硬件”宣言正在兑现（第 17 章）</w:t>
+            </w:r>
+          </w:p>
+        </w:tc>
+      </w:tr>
+      <w:tr>
+        <w:trPr>
+          <w:cantSplit/>
+        </w:trPr>
+        <w:tc>
+          <w:tcPr>
+            <w:shd w:fill="FFFFFF" w:val="clear"/>
+            <w:tcMar>
+              <w:top w:type="dxa" w:w="80"/>
+              <w:left w:type="dxa" w:w="120"/>
+              <w:bottom w:type="dxa" w:w="80"/>
+              <w:right w:type="dxa" w:w="120"/>
+            </w:tcMar>
+            <w:vAlign w:val="center"/>
+          </w:tcPr>
+          <w:p>
+            <w:pPr>
+              <w:spacing w:after="0" w:line="280"/>
+              <w:jc w:val="left"/>
+            </w:pPr>
+            <w:r>
+              <w:rPr>
+                <w:rFonts w:ascii="Times New Roman" w:eastAsia="SimSun"/>
+                <w:b w:val="false"/>
+                <w:bCs w:val="false"/>
+                <w:color w:val="262626"/>
+                <w:sz w:val="20"/>
+                <w:szCs w:val="20"/>
+              </w:rPr>
+              <w:t xml:space="preserve">Agent 生态</w:t>
+            </w:r>
+          </w:p>
+        </w:tc>
+        <w:tc>
+          <w:tcPr>
+            <w:shd w:fill="FAFCFD" w:val="clear"/>
+            <w:tcMar>
+              <w:top w:type="dxa" w:w="80"/>
+              <w:left w:type="dxa" w:w="120"/>
+              <w:bottom w:type="dxa" w:w="80"/>
+              <w:right w:type="dxa" w:w="120"/>
+            </w:tcMar>
+            <w:vAlign w:val="center"/>
+          </w:tcPr>
+          <w:p>
+            <w:pPr>
+              <w:spacing w:after="0" w:line="280"/>
+              <w:jc w:val="left"/>
+            </w:pPr>
+            <w:r>
+              <w:rPr>
+                <w:rFonts w:ascii="Times New Roman" w:eastAsia="SimSun"/>
+                <w:b w:val="false"/>
+                <w:bCs w:val="false"/>
+                <w:color w:val="262626"/>
+                <w:sz w:val="20"/>
+                <w:szCs w:val="20"/>
+              </w:rPr>
+              <w:t xml:space="preserve">RWKV-Agent 等社区项目让 G1 系列学会用工具：读文件、搜网页、写文件</w:t>
+            </w:r>
+          </w:p>
+        </w:tc>
+        <w:tc>
+          <w:tcPr>
+            <w:shd w:fill="FFFFFF" w:val="clear"/>
+            <w:tcMar>
+              <w:top w:type="dxa" w:w="80"/>
+              <w:left w:type="dxa" w:w="120"/>
+              <w:bottom w:type="dxa" w:w="80"/>
+              <w:right w:type="dxa" w:w="120"/>
+            </w:tcMar>
+            <w:vAlign w:val="center"/>
+          </w:tcPr>
+          <w:p>
+            <w:pPr>
+              <w:spacing w:after="0" w:line="280"/>
+              <w:jc w:val="left"/>
+            </w:pPr>
+            <w:r>
+              <w:rPr>
+                <w:rFonts w:ascii="Times New Roman" w:eastAsia="SimSun"/>
+                <w:b w:val="false"/>
+                <w:bCs w:val="false"/>
+                <w:color w:val="262626"/>
+                <w:sz w:val="20"/>
+                <w:szCs w:val="20"/>
+              </w:rPr>
+              <w:t xml:space="preserve">2026.10 的 568 题实测把提示词格式与采样调成了科学（第 24.5 节）</w:t>
+            </w:r>
+          </w:p>
+        </w:tc>
+      </w:tr>
+    </w:tbl>
+    <w:p>
+      <w:pPr>
+        <w:spacing w:after="120"/>
+      </w:pPr>
+    </w:p>
+    <w:p>
+      <w:pPr>
+        <w:pStyle w:val="Heading2"/>
+        <w:pBdr>
+          <w:left w:val="single" w:color="4E8CAD" w:sz="22" w:space="10"/>
+        </w:pBdr>
+        <w:spacing w:after="170" w:before="340" w:line="320"/>
+        <w:outlineLvl w:val="1"/>
+      </w:pPr>
+      <w:bookmarkStart w:name="_Toc103" w:id="103"/>
+      <w:r>
+        <w:rPr>
+          <w:rFonts w:ascii="Arial" w:eastAsia="SimHei"/>
+          <w:b/>
+          <w:bCs/>
+          <w:color w:val="2C3E50"/>
+          <w:sz w:val="27"/>
+          <w:szCs w:val="27"/>
+        </w:rPr>
+        <w:t xml:space="preserve">26.2 “AI 时代的安卓”</w:t>
+      </w:r>
+      <w:bookmarkEnd w:id="103"/>
+    </w:p>
+    <w:p>
+      <w:pPr>
+        <w:spacing w:after="140" w:line="336"/>
+        <w:ind w:firstLine="480"/>
+        <w:jc w:val="both"/>
+      </w:pPr>
+      <w:r>
+        <w:rPr>
+          <w:rFonts w:ascii="Times New Roman" w:eastAsia="SimSun"/>
+          <w:color w:val="262626"/>
+          <w:sz w:val="24"/>
+          <w:szCs w:val="24"/>
+        </w:rPr>
+        <w:t xml:space="preserve">2023 年彭博接受采访时说过一个野心：做“AI 时代的安卓”。安卓的打法不是造最快的手机，而是把系统开源给所有厂商，让生态自己长。RWKV 走的是同一条路：架构与模型全部 Apache 2.0 开源，任何人可以免费商用；端侧、云侧、芯片侧全布局；多语言公平（World 数据覆盖 100+ 语言，不偏科英语）。当 Transformer 的训练和推理账单越堆越高时，“又快又省又开放”的路线就有了自己的生存空间。</w:t>
+      </w:r>
+    </w:p>
+    <w:p>
+      <w:pPr>
+        <w:pStyle w:val="Heading2"/>
+        <w:pBdr>
+          <w:left w:val="single" w:color="4E8CAD" w:sz="22" w:space="10"/>
+        </w:pBdr>
+        <w:spacing w:after="170" w:before="340" w:line="320"/>
+        <w:outlineLvl w:val="1"/>
+      </w:pPr>
+      <w:bookmarkStart w:name="_Toc104" w:id="104"/>
+      <w:r>
+        <w:rPr>
+          <w:rFonts w:ascii="Arial" w:eastAsia="SimHei"/>
+          <w:b/>
+          <w:bCs/>
+          <w:color w:val="2C3E50"/>
+          <w:sz w:val="27"/>
+          <w:szCs w:val="27"/>
+        </w:rPr>
+        <w:t xml:space="preserve">26.3 给你的位置</w:t>
+      </w:r>
+      <w:bookmarkEnd w:id="104"/>
+    </w:p>
+    <w:p>
+      <w:pPr>
+        <w:spacing w:after="140" w:line="336"/>
+        <w:ind w:firstLine="480"/>
+        <w:jc w:val="both"/>
+      </w:pPr>
+      <w:r>
+        <w:rPr>
+          <w:rFonts w:ascii="Times New Roman" w:eastAsia="SimSun"/>
+          <w:color w:val="262626"/>
+          <w:sz w:val="24"/>
+          <w:szCs w:val="24"/>
+        </w:rPr>
+        <w:t xml:space="preserve">看懂了布局，再想你能站在哪：喜欢动手——第 18~23 章的造模链路加上第 25 章的设备地图，足够你做出第一个“自己的 AI 产品”；喜欢研究——附录 C 的 266 篇论文里挑一条线（视觉／时序／医学）深挖；喜欢工程——附录 G 高阶路线的算子和推理引擎方向，社区项目永远欢迎新血。生态的野心，要靠一代代新人的手上功夫来兑现。</w:t>
+      </w:r>
+    </w:p>
+    <w:tbl>
+      <w:tblPr>
+        <w:tblW w:type="pct" w:w="5000"/>
+        <w:tblBorders>
+          <w:top w:val="none" w:color="FFFFFF" w:sz="0"/>
+          <w:left w:val="single" w:color="1B6B7A" w:sz="18"/>
+          <w:bottom w:val="none" w:color="FFFFFF" w:sz="0"/>
+          <w:right w:val="none" w:color="FFFFFF" w:sz="0"/>
+          <w:insideH w:val="none" w:color="FFFFFF" w:sz="0"/>
+          <w:insideV w:val="none" w:color="FFFFFF" w:sz="0"/>
+        </w:tblBorders>
+        <w:tblLayout w:type="fixed"/>
+      </w:tblPr>
+      <w:tblGrid>
+        <w:gridCol w:w="8788"/>
+      </w:tblGrid>
+      <w:tr>
+        <w:tc>
+          <w:tcPr>
+            <w:shd w:fill="EEF4F7" w:val="clear"/>
+            <w:tcMar>
+              <w:top w:type="dxa" w:w="120"/>
+              <w:left w:type="dxa" w:w="200"/>
+              <w:bottom w:type="dxa" w:w="120"/>
+              <w:right w:type="dxa" w:w="200"/>
+            </w:tcMar>
+          </w:tcPr>
+          <w:p>
+            <w:pPr>
+              <w:spacing w:after="60" w:line="300"/>
+            </w:pPr>
+            <w:r>
+              <w:rPr>
+                <w:rFonts w:ascii="Arial" w:eastAsia="SimHei"/>
+                <w:b/>
+                <w:bCs/>
+                <w:color w:val="0F3A44"/>
+                <w:sz w:val="24"/>
+                <w:szCs w:val="24"/>
+              </w:rPr>
+              <w:t xml:space="preserve">随堂测试</w:t>
+            </w:r>
+          </w:p>
+          <w:p>
+            <w:pPr>
+              <w:spacing w:after="50" w:line="300"/>
+              <w:ind w:left="200" w:hanging="200"/>
+            </w:pPr>
+            <w:r>
+              <w:rPr>
+                <w:rFonts w:ascii="Times New Roman" w:eastAsia="SimSun"/>
+                <w:color w:val="1F2933"/>
+                <w:sz w:val="21"/>
+                <w:szCs w:val="21"/>
+              </w:rPr>
+              <w:t xml:space="preserve">【选择】“AI 时代的安卓”比喻的核心是？A. 造最快模型  B. 开放生态全布局  C. 只做手机系统</w:t>
+            </w:r>
+          </w:p>
+          <w:p>
+            <w:pPr>
+              <w:spacing w:after="50" w:line="300"/>
+              <w:ind w:left="200" w:hanging="200"/>
+            </w:pPr>
+            <w:r>
+              <w:rPr>
+                <w:rFonts w:ascii="Times New Roman" w:eastAsia="SimSun"/>
+                <w:color w:val="1F2933"/>
+                <w:sz w:val="21"/>
+                <w:szCs w:val="21"/>
+              </w:rPr>
+              <w:t xml:space="preserve">【简答】RWKV 开源用 Apache 2.0 协议，对生态扩张意味着什么？（对比“闭源收费”）</w:t>
+            </w:r>
+          </w:p>
+          <w:p>
+            <w:pPr>
+              <w:spacing w:after="0" w:line="300"/>
+              <w:ind w:left="200" w:hanging="200"/>
+            </w:pPr>
+            <w:r>
+              <w:rPr>
+                <w:rFonts w:ascii="Times New Roman" w:eastAsia="SimSun"/>
+                <w:color w:val="1F2933"/>
+                <w:sz w:val="21"/>
+                <w:szCs w:val="21"/>
+              </w:rPr>
+              <w:t xml:space="preserve">【动手】对照 26.1 的五条战线，各写一句你最感兴趣的具体项目/论文/方向，圈出其中一个作为你的“入门切入点”。</w:t>
+            </w:r>
+          </w:p>
+          <w:p>
+            <w:pPr>
+              <w:spacing w:after="0" w:before="60" w:line="280"/>
+            </w:pPr>
+            <w:r>
+              <w:rPr>
+                <w:rFonts w:ascii="Times New Roman" w:eastAsia="SimSun"/>
+                <w:i/>
+                <w:iCs/>
+                <w:color w:val="8A9BA8"/>
+                <w:sz w:val="18"/>
+                <w:szCs w:val="18"/>
+              </w:rPr>
+              <w:t xml:space="preserve">（参考答案见附录 F；动手题以跑通代码为通过标准）</w:t>
+            </w:r>
+          </w:p>
+        </w:tc>
+      </w:tr>
+    </w:tbl>
+    <w:p>
+      <w:pPr>
+        <w:spacing w:after="120"/>
+      </w:pPr>
+    </w:p>
+    <w:p>
+      <w:pPr>
+        <w:pStyle w:val="Heading1"/>
+        <w:pBdr>
+          <w:bottom w:val="single" w:color="9FB6C6" w:sz="12" w:space="6"/>
+        </w:pBdr>
+        <w:spacing w:after="240" w:before="480" w:line="340"/>
+        <w:outlineLvl w:val="0"/>
+      </w:pPr>
+      <w:bookmarkStart w:name="_Toc105" w:id="105"/>
+      <w:r>
+        <w:rPr>
+          <w:rFonts w:ascii="Arial" w:eastAsia="SimHei"/>
+          <w:b/>
+          <w:bCs/>
+          <w:color w:val="1B6B7A"/>
+          <w:sz w:val="32"/>
+          <w:szCs w:val="32"/>
+        </w:rPr>
         <w:t xml:space="preserve">附录 A：核心论文速查表</w:t>
       </w:r>
-      <w:bookmarkEnd w:id="104"/>
+      <w:bookmarkEnd w:id="105"/>
     </w:p>
     <w:tbl>
       <w:tblPr>
@@ -32598,6 +33413,22 @@
     </w:p>
     <w:p>
       <w:pPr>
+        <w:spacing w:after="140" w:line="336"/>
+        <w:ind w:firstLine="480"/>
+        <w:jc w:val="both"/>
+      </w:pPr>
+      <w:r>
+        <w:rPr>
+          <w:rFonts w:ascii="Times New Roman" w:eastAsia="SimSun"/>
+          <w:color w:val="262626"/>
+          <w:sz w:val="24"/>
+          <w:szCs w:val="24"/>
+        </w:rPr>
+        <w:t xml:space="preserve">补充资料（社区项目）：HTMLNLM（ConsciousNode SoftWorks，2026.10，github.com/ConsciousNode/HTMLNLM）——单 HTML 文件零依赖的 RWKV-v7 完整训练＋推理运行时（BitNet 三值化、T-MAC 查表、OOMB 常数内存反传、Muon 优化器、GRPO）；可直载官方 Goose x070 权重与 GGUF；同门 Simulacra 是社区对 RWKV-v8 的抢跑实现。第 25.4 节的完整介绍来自它。</w:t>
+      </w:r>
+    </w:p>
+    <w:p>
+      <w:pPr>
         <w:pStyle w:val="Heading1"/>
         <w:pBdr>
           <w:bottom w:val="single" w:color="9FB6C6" w:sz="12" w:space="6"/>
@@ -32605,7 +33436,7 @@
         <w:spacing w:after="240" w:before="480" w:line="340"/>
         <w:outlineLvl w:val="0"/>
       </w:pPr>
-      <w:bookmarkStart w:name="_Toc105" w:id="105"/>
+      <w:bookmarkStart w:name="_Toc106" w:id="106"/>
       <w:r>
         <w:rPr>
           <w:rFonts w:ascii="Arial" w:eastAsia="SimHei"/>
@@ -32617,7 +33448,7 @@
         </w:rPr>
         <w:t xml:space="preserve">附录 B：术语表（按拼音排序）</w:t>
       </w:r>
-      <w:bookmarkEnd w:id="105"/>
+      <w:bookmarkEnd w:id="106"/>
     </w:p>
     <w:tbl>
       <w:tblPr>
@@ -33849,7 +34680,7 @@
         <w:spacing w:after="240" w:before="480" w:line="340"/>
         <w:outlineLvl w:val="0"/>
       </w:pPr>
-      <w:bookmarkStart w:name="_Toc106" w:id="106"/>
+      <w:bookmarkStart w:name="_Toc107" w:id="107"/>
       <w:r>
         <w:rPr>
           <w:rFonts w:ascii="Arial" w:eastAsia="SimHei"/>
@@ -33861,7 +34692,7 @@
         </w:rPr>
         <w:t xml:space="preserve">附录 C：266 篇生态论文分类索引（每类代表）</w:t>
       </w:r>
-      <w:bookmarkEnd w:id="106"/>
+      <w:bookmarkEnd w:id="107"/>
     </w:p>
     <w:p>
       <w:pPr>
@@ -34925,7 +35756,7 @@
         <w:spacing w:after="240" w:before="480" w:line="340"/>
         <w:outlineLvl w:val="0"/>
       </w:pPr>
-      <w:bookmarkStart w:name="_Toc107" w:id="107"/>
+      <w:bookmarkStart w:name="_Toc108" w:id="108"/>
       <w:r>
         <w:rPr>
           <w:rFonts w:ascii="Arial" w:eastAsia="SimHei"/>
@@ -34937,7 +35768,7 @@
         </w:rPr>
         <w:t xml:space="preserve">附录 D：四个实验的预期输出参考</w:t>
       </w:r>
-      <w:bookmarkEnd w:id="107"/>
+      <w:bookmarkEnd w:id="108"/>
     </w:p>
     <w:p>
       <w:pPr>
@@ -34964,7 +35795,7 @@
         <w:spacing w:after="240" w:before="480" w:line="340"/>
         <w:outlineLvl w:val="0"/>
       </w:pPr>
-      <w:bookmarkStart w:name="_Toc108" w:id="108"/>
+      <w:bookmarkStart w:name="_Toc109" w:id="109"/>
       <w:r>
         <w:rPr>
           <w:rFonts w:ascii="Arial" w:eastAsia="SimHei"/>
@@ -34976,7 +35807,7 @@
         </w:rPr>
         <w:t xml:space="preserve">附录 E：公式手册（训练与推理全公式 · 逐个验算）</w:t>
       </w:r>
-      <w:bookmarkEnd w:id="108"/>
+      <w:bookmarkEnd w:id="109"/>
     </w:p>
     <w:p>
       <w:pPr>
@@ -35003,7 +35834,7 @@
         <w:spacing w:after="170" w:before="340" w:line="320"/>
         <w:outlineLvl w:val="1"/>
       </w:pPr>
-      <w:bookmarkStart w:name="_Toc109" w:id="109"/>
+      <w:bookmarkStart w:name="_Toc110" w:id="110"/>
       <w:r>
         <w:rPr>
           <w:rFonts w:ascii="Arial" w:eastAsia="SimHei"/>
@@ -35015,7 +35846,7 @@
         </w:rPr>
         <w:t xml:space="preserve">E.1 softmax：把分数变概率</w:t>
       </w:r>
-      <w:bookmarkEnd w:id="109"/>
+      <w:bookmarkEnd w:id="110"/>
     </w:p>
     <w:tbl>
       <w:tblPr>
@@ -35094,7 +35925,7 @@
         <w:spacing w:after="170" w:before="340" w:line="320"/>
         <w:outlineLvl w:val="1"/>
       </w:pPr>
-      <w:bookmarkStart w:name="_Toc110" w:id="110"/>
+      <w:bookmarkStart w:name="_Toc111" w:id="111"/>
       <w:r>
         <w:rPr>
           <w:rFonts w:ascii="Arial" w:eastAsia="SimHei"/>
@@ -35106,7 +35937,7 @@
         </w:rPr>
         <w:t xml:space="preserve">E.2 交叉熵：罚错的力度</w:t>
       </w:r>
-      <w:bookmarkEnd w:id="110"/>
+      <w:bookmarkEnd w:id="111"/>
     </w:p>
     <w:tbl>
       <w:tblPr>
@@ -35185,7 +36016,7 @@
         <w:spacing w:after="170" w:before="340" w:line="320"/>
         <w:outlineLvl w:val="1"/>
       </w:pPr>
-      <w:bookmarkStart w:name="_Toc111" w:id="111"/>
+      <w:bookmarkStart w:name="_Toc112" w:id="112"/>
       <w:r>
         <w:rPr>
           <w:rFonts w:ascii="Arial" w:eastAsia="SimHei"/>
@@ -35197,7 +36028,7 @@
         </w:rPr>
         <w:t xml:space="preserve">E.3 困惑度：体温计</w:t>
       </w:r>
-      <w:bookmarkEnd w:id="111"/>
+      <w:bookmarkEnd w:id="112"/>
     </w:p>
     <w:tbl>
       <w:tblPr>
@@ -35276,7 +36107,7 @@
         <w:spacing w:after="170" w:before="340" w:line="320"/>
         <w:outlineLvl w:val="1"/>
       </w:pPr>
-      <w:bookmarkStart w:name="_Toc112" w:id="112"/>
+      <w:bookmarkStart w:name="_Toc113" w:id="113"/>
       <w:r>
         <w:rPr>
           <w:rFonts w:ascii="Arial" w:eastAsia="SimHei"/>
@@ -35288,7 +36119,7 @@
         </w:rPr>
         <w:t xml:space="preserve">E.4 Token-Shift：新旧混搭</w:t>
       </w:r>
-      <w:bookmarkEnd w:id="112"/>
+      <w:bookmarkEnd w:id="113"/>
     </w:p>
     <w:tbl>
       <w:tblPr>
@@ -35367,7 +36198,7 @@
         <w:spacing w:after="170" w:before="340" w:line="320"/>
         <w:outlineLvl w:val="1"/>
       </w:pPr>
-      <w:bookmarkStart w:name="_Toc113" w:id="113"/>
+      <w:bookmarkStart w:name="_Toc114" w:id="114"/>
       <w:r>
         <w:rPr>
           <w:rFonts w:ascii="Arial" w:eastAsia="SimHei"/>
@@ -35379,7 +36210,7 @@
         </w:rPr>
         <w:t xml:space="preserve">E.5 时间混合·读账（输出）</w:t>
       </w:r>
-      <w:bookmarkEnd w:id="113"/>
+      <w:bookmarkEnd w:id="114"/>
     </w:p>
     <w:tbl>
       <w:tblPr>
@@ -35458,7 +36289,7 @@
         <w:spacing w:after="170" w:before="340" w:line="320"/>
         <w:outlineLvl w:val="1"/>
       </w:pPr>
-      <w:bookmarkStart w:name="_Toc114" w:id="114"/>
+      <w:bookmarkStart w:name="_Toc115" w:id="115"/>
       <w:r>
         <w:rPr>
           <w:rFonts w:ascii="Arial" w:eastAsia="SimHei"/>
@@ -35470,7 +36301,7 @@
         </w:rPr>
         <w:t xml:space="preserve">E.6 时间混合·记账（状态更新）</w:t>
       </w:r>
-      <w:bookmarkEnd w:id="114"/>
+      <w:bookmarkEnd w:id="115"/>
     </w:p>
     <w:tbl>
       <w:tblPr>
@@ -35549,7 +36380,7 @@
         <w:spacing w:after="170" w:before="340" w:line="320"/>
         <w:outlineLvl w:val="1"/>
       </w:pPr>
-      <w:bookmarkStart w:name="_Toc115" w:id="115"/>
+      <w:bookmarkStart w:name="_Toc116" w:id="116"/>
       <w:r>
         <w:rPr>
           <w:rFonts w:ascii="Arial" w:eastAsia="SimHei"/>
@@ -35561,7 +36392,7 @@
         </w:rPr>
         <w:t xml:space="preserve">E.7 时间混合·并行形式（训练脸）</w:t>
       </w:r>
-      <w:bookmarkEnd w:id="115"/>
+      <w:bookmarkEnd w:id="116"/>
     </w:p>
     <w:tbl>
       <w:tblPr>
@@ -35863,7 +36694,7 @@
         <w:spacing w:after="170" w:before="340" w:line="320"/>
         <w:outlineLvl w:val="1"/>
       </w:pPr>
-      <w:bookmarkStart w:name="_Toc116" w:id="116"/>
+      <w:bookmarkStart w:name="_Toc117" w:id="117"/>
       <w:r>
         <w:rPr>
           <w:rFonts w:ascii="Arial" w:eastAsia="SimHei"/>
@@ -35875,7 +36706,7 @@
         </w:rPr>
         <w:t xml:space="preserve">E.8 通道混合·三个零件</w:t>
       </w:r>
-      <w:bookmarkEnd w:id="116"/>
+      <w:bookmarkEnd w:id="117"/>
     </w:p>
     <w:tbl>
       <w:tblPr>
@@ -35954,7 +36785,7 @@
         <w:spacing w:after="170" w:before="340" w:line="320"/>
         <w:outlineLvl w:val="1"/>
       </w:pPr>
-      <w:bookmarkStart w:name="_Toc117" w:id="117"/>
+      <w:bookmarkStart w:name="_Toc118" w:id="118"/>
       <w:r>
         <w:rPr>
           <w:rFonts w:ascii="Arial" w:eastAsia="SimHei"/>
@@ -35966,7 +36797,7 @@
         </w:rPr>
         <w:t xml:space="preserve">E.9 Sigmoid 与 SiLU</w:t>
       </w:r>
-      <w:bookmarkEnd w:id="117"/>
+      <w:bookmarkEnd w:id="118"/>
     </w:p>
     <w:tbl>
       <w:tblPr>
@@ -36045,7 +36876,7 @@
         <w:spacing w:after="170" w:before="340" w:line="320"/>
         <w:outlineLvl w:val="1"/>
       </w:pPr>
-      <w:bookmarkStart w:name="_Toc118" w:id="118"/>
+      <w:bookmarkStart w:name="_Toc119" w:id="119"/>
       <w:r>
         <w:rPr>
           <w:rFonts w:ascii="Arial" w:eastAsia="SimHei"/>
@@ -36057,7 +36888,7 @@
         </w:rPr>
         <w:t xml:space="preserve">E.10 外积：标签×内容生卡片</w:t>
       </w:r>
-      <w:bookmarkEnd w:id="118"/>
+      <w:bookmarkEnd w:id="119"/>
     </w:p>
     <w:tbl>
       <w:tblPr>
@@ -36136,7 +36967,7 @@
         <w:spacing w:after="170" w:before="340" w:line="320"/>
         <w:outlineLvl w:val="1"/>
       </w:pPr>
-      <w:bookmarkStart w:name="_Toc119" w:id="119"/>
+      <w:bookmarkStart w:name="_Toc120" w:id="120"/>
       <w:r>
         <w:rPr>
           <w:rFonts w:ascii="Arial" w:eastAsia="SimHei"/>
@@ -36148,7 +36979,7 @@
         </w:rPr>
         <w:t xml:space="preserve">E.11 Eagle 矩阵状态更新</w:t>
       </w:r>
-      <w:bookmarkEnd w:id="119"/>
+      <w:bookmarkEnd w:id="120"/>
     </w:p>
     <w:tbl>
       <w:tblPr>
@@ -36227,7 +37058,7 @@
         <w:spacing w:after="170" w:before="340" w:line="320"/>
         <w:outlineLvl w:val="1"/>
       </w:pPr>
-      <w:bookmarkStart w:name="_Toc120" w:id="120"/>
+      <w:bookmarkStart w:name="_Toc121" w:id="121"/>
       <w:r>
         <w:rPr>
           <w:rFonts w:ascii="Arial" w:eastAsia="SimHei"/>
@@ -36239,7 +37070,7 @@
         </w:rPr>
         <w:t xml:space="preserve">E.12 Finch 数据依赖折扣</w:t>
       </w:r>
-      <w:bookmarkEnd w:id="120"/>
+      <w:bookmarkEnd w:id="121"/>
     </w:p>
     <w:tbl>
       <w:tblPr>
@@ -36318,7 +37149,7 @@
         <w:spacing w:after="170" w:before="340" w:line="320"/>
         <w:outlineLvl w:val="1"/>
       </w:pPr>
-      <w:bookmarkStart w:name="_Toc121" w:id="121"/>
+      <w:bookmarkStart w:name="_Toc122" w:id="122"/>
       <w:r>
         <w:rPr>
           <w:rFonts w:ascii="Arial" w:eastAsia="SimHei"/>
@@ -36330,7 +37161,7 @@
         </w:rPr>
         <w:t xml:space="preserve">E.13 RWKV-7 广义 Delta（简化可算版）</w:t>
       </w:r>
-      <w:bookmarkEnd w:id="121"/>
+      <w:bookmarkEnd w:id="122"/>
     </w:p>
     <w:tbl>
       <w:tblPr>
@@ -36409,7 +37240,7 @@
         <w:spacing w:after="170" w:before="340" w:line="320"/>
         <w:outlineLvl w:val="1"/>
       </w:pPr>
-      <w:bookmarkStart w:name="_Toc122" w:id="122"/>
+      <w:bookmarkStart w:name="_Toc123" w:id="123"/>
       <w:r>
         <w:rPr>
           <w:rFonts w:ascii="Arial" w:eastAsia="SimHei"/>
@@ -36421,7 +37252,7 @@
         </w:rPr>
         <w:t xml:space="preserve">E.14 Chinchilla 配比</w:t>
       </w:r>
-      <w:bookmarkEnd w:id="122"/>
+      <w:bookmarkEnd w:id="123"/>
     </w:p>
     <w:tbl>
       <w:tblPr>
@@ -36500,7 +37331,7 @@
         <w:spacing w:after="170" w:before="340" w:line="320"/>
         <w:outlineLvl w:val="1"/>
       </w:pPr>
-      <w:bookmarkStart w:name="_Toc123" w:id="123"/>
+      <w:bookmarkStart w:name="_Toc124" w:id="124"/>
       <w:r>
         <w:rPr>
           <w:rFonts w:ascii="Arial" w:eastAsia="SimHei"/>
@@ -36512,7 +37343,7 @@
         </w:rPr>
         <w:t xml:space="preserve">E.15 学习率三段式</w:t>
       </w:r>
-      <w:bookmarkEnd w:id="123"/>
+      <w:bookmarkEnd w:id="124"/>
     </w:p>
     <w:tbl>
       <w:tblPr>
@@ -36591,7 +37422,7 @@
         <w:spacing w:after="170" w:before="340" w:line="320"/>
         <w:outlineLvl w:val="1"/>
       </w:pPr>
-      <w:bookmarkStart w:name="_Toc124" w:id="124"/>
+      <w:bookmarkStart w:name="_Toc125" w:id="125"/>
       <w:r>
         <w:rPr>
           <w:rFonts w:ascii="Arial" w:eastAsia="SimHei"/>
@@ -36603,7 +37434,7 @@
         </w:rPr>
         <w:t xml:space="preserve">E.16 AdamW 更新（简版）</w:t>
       </w:r>
-      <w:bookmarkEnd w:id="124"/>
+      <w:bookmarkEnd w:id="125"/>
     </w:p>
     <w:tbl>
       <w:tblPr>
@@ -36682,7 +37513,7 @@
         <w:spacing w:after="170" w:before="340" w:line="320"/>
         <w:outlineLvl w:val="1"/>
       </w:pPr>
-      <w:bookmarkStart w:name="_Toc125" w:id="125"/>
+      <w:bookmarkStart w:name="_Toc126" w:id="126"/>
       <w:r>
         <w:rPr>
           <w:rFonts w:ascii="Arial" w:eastAsia="SimHei"/>
@@ -36694,7 +37525,7 @@
         </w:rPr>
         <w:t xml:space="preserve">E.17 温度采样</w:t>
       </w:r>
-      <w:bookmarkEnd w:id="125"/>
+      <w:bookmarkEnd w:id="126"/>
     </w:p>
     <w:tbl>
       <w:tblPr>
@@ -36773,7 +37604,7 @@
         <w:spacing w:after="170" w:before="340" w:line="320"/>
         <w:outlineLvl w:val="1"/>
       </w:pPr>
-      <w:bookmarkStart w:name="_Toc126" w:id="126"/>
+      <w:bookmarkStart w:name="_Toc127" w:id="127"/>
       <w:r>
         <w:rPr>
           <w:rFonts w:ascii="Arial" w:eastAsia="SimHei"/>
@@ -36785,7 +37616,7 @@
         </w:rPr>
         <w:t xml:space="preserve">E.18 验算总则</w:t>
       </w:r>
-      <w:bookmarkEnd w:id="126"/>
+      <w:bookmarkEnd w:id="127"/>
     </w:p>
     <w:p>
       <w:pPr>
@@ -36900,7 +37731,7 @@
         <w:spacing w:after="240" w:before="480" w:line="340"/>
         <w:outlineLvl w:val="0"/>
       </w:pPr>
-      <w:bookmarkStart w:name="_Toc127" w:id="127"/>
+      <w:bookmarkStart w:name="_Toc128" w:id="128"/>
       <w:r>
         <w:rPr>
           <w:rFonts w:ascii="Arial" w:eastAsia="SimHei"/>
@@ -36912,7 +37743,7 @@
         </w:rPr>
         <w:t xml:space="preserve">附录 F：随堂测试参考答案</w:t>
       </w:r>
-      <w:bookmarkEnd w:id="127"/>
+      <w:bookmarkEnd w:id="128"/>
     </w:p>
     <w:p>
       <w:pPr>
@@ -36939,7 +37770,7 @@
         <w:spacing w:after="170" w:before="340" w:line="320"/>
         <w:outlineLvl w:val="1"/>
       </w:pPr>
-      <w:bookmarkStart w:name="_Toc128" w:id="128"/>
+      <w:bookmarkStart w:name="_Toc129" w:id="129"/>
       <w:r>
         <w:rPr>
           <w:rFonts w:ascii="Arial" w:eastAsia="SimHei"/>
@@ -36951,7 +37782,7 @@
         </w:rPr>
         <w:t xml:space="preserve">第 1~9 章</w:t>
       </w:r>
-      <w:bookmarkEnd w:id="128"/>
+      <w:bookmarkEnd w:id="129"/>
     </w:p>
     <w:p>
       <w:pPr>
@@ -37196,7 +38027,7 @@
         <w:spacing w:after="170" w:before="340" w:line="320"/>
         <w:outlineLvl w:val="1"/>
       </w:pPr>
-      <w:bookmarkStart w:name="_Toc129" w:id="129"/>
+      <w:bookmarkStart w:name="_Toc130" w:id="130"/>
       <w:r>
         <w:rPr>
           <w:rFonts w:ascii="Arial" w:eastAsia="SimHei"/>
@@ -37208,7 +38039,7 @@
         </w:rPr>
         <w:t xml:space="preserve">第 10~17 章</w:t>
       </w:r>
-      <w:bookmarkEnd w:id="129"/>
+      <w:bookmarkEnd w:id="130"/>
     </w:p>
     <w:p>
       <w:pPr>
@@ -37427,7 +38258,7 @@
         <w:spacing w:after="170" w:before="340" w:line="320"/>
         <w:outlineLvl w:val="1"/>
       </w:pPr>
-      <w:bookmarkStart w:name="_Toc130" w:id="130"/>
+      <w:bookmarkStart w:name="_Toc131" w:id="131"/>
       <w:r>
         <w:rPr>
           <w:rFonts w:ascii="Arial" w:eastAsia="SimHei"/>
@@ -37439,7 +38270,7 @@
         </w:rPr>
         <w:t xml:space="preserve">第 18~23 章</w:t>
       </w:r>
-      <w:bookmarkEnd w:id="130"/>
+      <w:bookmarkEnd w:id="131"/>
     </w:p>
     <w:p>
       <w:pPr>
@@ -37606,7 +38437,7 @@
         <w:spacing w:after="170" w:before="340" w:line="320"/>
         <w:outlineLvl w:val="1"/>
       </w:pPr>
-      <w:bookmarkStart w:name="_Toc131" w:id="131"/>
+      <w:bookmarkStart w:name="_Toc132" w:id="132"/>
       <w:r>
         <w:rPr>
           <w:rFonts w:ascii="Arial" w:eastAsia="SimHei"/>
@@ -37618,7 +38449,7 @@
         </w:rPr>
         <w:t xml:space="preserve">第 24~26 章</w:t>
       </w:r>
-      <w:bookmarkEnd w:id="131"/>
+      <w:bookmarkEnd w:id="132"/>
     </w:p>
     <w:p>
       <w:pPr>
@@ -37707,7 +38538,7 @@
         <w:spacing w:after="240" w:before="480" w:line="340"/>
         <w:outlineLvl w:val="0"/>
       </w:pPr>
-      <w:bookmarkStart w:name="_Toc132" w:id="132"/>
+      <w:bookmarkStart w:name="_Toc133" w:id="133"/>
       <w:r>
         <w:rPr>
           <w:rFonts w:ascii="Arial" w:eastAsia="SimHei"/>
@@ -37719,7 +38550,7 @@
         </w:rPr>
         <w:t xml:space="preserve">附录 G：学完这本之后——进阶与高阶路线图</w:t>
       </w:r>
-      <w:bookmarkEnd w:id="132"/>
+      <w:bookmarkEnd w:id="133"/>
     </w:p>
     <w:p>
       <w:pPr>
@@ -37730,7 +38561,7 @@
         <w:spacing w:after="170" w:before="340" w:line="320"/>
         <w:outlineLvl w:val="1"/>
       </w:pPr>
-      <w:bookmarkStart w:name="_Toc133" w:id="133"/>
+      <w:bookmarkStart w:name="_Toc134" w:id="134"/>
       <w:r>
         <w:rPr>
           <w:rFonts w:ascii="Arial" w:eastAsia="SimHei"/>
@@ -37742,7 +38573,7 @@
         </w:rPr>
         <w:t xml:space="preserve">G.1 进阶课程：让模型变得“好用”</w:t>
       </w:r>
-      <w:bookmarkEnd w:id="133"/>
+      <w:bookmarkEnd w:id="134"/>
     </w:p>
     <w:tbl>
       <w:tblPr>
@@ -38330,7 +39161,7 @@
         <w:spacing w:after="170" w:before="340" w:line="320"/>
         <w:outlineLvl w:val="1"/>
       </w:pPr>
-      <w:bookmarkStart w:name="_Toc134" w:id="134"/>
+      <w:bookmarkStart w:name="_Toc135" w:id="135"/>
       <w:r>
         <w:rPr>
           <w:rFonts w:ascii="Arial" w:eastAsia="SimHei"/>
@@ -38342,7 +39173,7 @@
         </w:rPr>
         <w:t xml:space="preserve">G.2 高阶教材：向底层进军</w:t>
       </w:r>
-      <w:bookmarkEnd w:id="134"/>
+      <w:bookmarkEnd w:id="135"/>
     </w:p>
     <w:tbl>
       <w:tblPr>
